--- a/00-首页/题组Word/第一轮·综合套卷/第一轮综合卷06（教师版）.docx
+++ b/00-首页/题组Word/第一轮·综合套卷/第一轮综合卷06（教师版）.docx
@@ -1516,66 +1516,6 @@
           <w:rFonts w:hint="eastAsia" w:ascii="Times New Roman" w:hAnsi="Times New Roman" w:eastAsia="FangSong" w:cs="Times New Roman"/>
         </w:rPr>
         <w:t>届初赛</w:t>
-      </w:r>
-      <w:r>
-        <w:rPr>
-          <w:rFonts w:ascii="Times New Roman" w:hAnsi="Times New Roman" w:eastAsia="Times New Roman" w:cs="Times New Roman"/>
-        </w:rPr>
-        <w:t xml:space="preserve"> </w:t>
-      </w:r>
-      <w:r>
-        <w:rPr>
-          <w:rFonts w:hint="eastAsia" w:ascii="Times New Roman" w:hAnsi="Times New Roman" w:eastAsia="FangSong" w:cs="Times New Roman"/>
-        </w:rPr>
-        <w:t>曾用于</w:t>
-      </w:r>
-      <w:r>
-        <w:rPr>
-          <w:rFonts w:hint="eastAsia" w:ascii="Times New Roman" w:hAnsi="Times New Roman" w:eastAsia="Times New Roman" w:cs="Times New Roman"/>
-        </w:rPr>
-        <w:t>：</w:t>
-      </w:r>
-      <w:r>
-        <w:rPr>
-          <w:rFonts w:hint="eastAsia" w:ascii="Times New Roman" w:hAnsi="Times New Roman" w:eastAsia="FangSong" w:cs="Times New Roman"/>
-        </w:rPr>
-        <w:t>化学原理阶段测试卷</w:t>
-      </w:r>
-      <w:r>
-        <w:rPr>
-          <w:rFonts w:hint="eastAsia" w:ascii="Times New Roman" w:hAnsi="Times New Roman" w:eastAsia="Times New Roman" w:cs="Times New Roman"/>
-        </w:rPr>
-        <w:t>,</w:t>
-      </w:r>
-      <w:r>
-        <w:rPr>
-          <w:rFonts w:ascii="Times New Roman" w:hAnsi="Times New Roman" w:eastAsia="Times New Roman" w:cs="Times New Roman"/>
-        </w:rPr>
-        <w:t xml:space="preserve"> </w:t>
-      </w:r>
-      <w:r>
-        <w:rPr>
-          <w:rFonts w:hint="eastAsia" w:ascii="Times New Roman" w:hAnsi="Times New Roman" w:eastAsia="FangSong" w:cs="Times New Roman"/>
-        </w:rPr>
-        <w:t>第一轮综合卷</w:t>
-      </w:r>
-      <w:r>
-        <w:rPr>
-          <w:rFonts w:hint="eastAsia" w:ascii="Times New Roman" w:hAnsi="Times New Roman" w:eastAsia="Times New Roman" w:cs="Times New Roman"/>
-        </w:rPr>
-        <w:t>06（</w:t>
-      </w:r>
-      <w:r>
-        <w:rPr>
-          <w:rFonts w:hint="eastAsia" w:ascii="Times New Roman" w:hAnsi="Times New Roman" w:eastAsia="FangSong" w:cs="Times New Roman"/>
-        </w:rPr>
-        <w:t>教师版</w:t>
-      </w:r>
-      <w:r>
-        <w:rPr>
-          <w:rFonts w:hint="eastAsia" w:ascii="Times New Roman" w:hAnsi="Times New Roman" w:eastAsia="Times New Roman" w:cs="Times New Roman"/>
-        </w:rPr>
-        <w:t>）</w:t>
       </w:r>
     </w:p>
     <w:p>
@@ -7634,48 +7574,6 @@
         </w:rPr>
         <w:t>赵鑫光竞赛笔记</w:t>
       </w:r>
-      <w:r>
-        <w:rPr>
-          <w:rFonts w:ascii="Times New Roman" w:hAnsi="Times New Roman" w:eastAsia="Times New Roman" w:cs="Times New Roman"/>
-        </w:rPr>
-        <w:t xml:space="preserve"> </w:t>
-      </w:r>
-      <w:r>
-        <w:rPr>
-          <w:rFonts w:hint="eastAsia" w:ascii="Times New Roman" w:hAnsi="Times New Roman" w:eastAsia="FangSong" w:cs="Times New Roman"/>
-        </w:rPr>
-        <w:t>曾用于</w:t>
-      </w:r>
-      <w:r>
-        <w:rPr>
-          <w:rFonts w:hint="eastAsia" w:ascii="Times New Roman" w:hAnsi="Times New Roman" w:eastAsia="Times New Roman" w:cs="Times New Roman"/>
-        </w:rPr>
-        <w:t>：</w:t>
-      </w:r>
-      <w:r>
-        <w:rPr>
-          <w:rFonts w:hint="eastAsia" w:ascii="Times New Roman" w:hAnsi="Times New Roman" w:eastAsia="FangSong" w:cs="Times New Roman"/>
-        </w:rPr>
-        <w:t>第一轮综合卷</w:t>
-      </w:r>
-      <w:r>
-        <w:rPr>
-          <w:rFonts w:hint="eastAsia" w:ascii="Times New Roman" w:hAnsi="Times New Roman" w:eastAsia="Times New Roman" w:cs="Times New Roman"/>
-        </w:rPr>
-        <w:t>02（</w:t>
-      </w:r>
-      <w:r>
-        <w:rPr>
-          <w:rFonts w:hint="eastAsia" w:ascii="Times New Roman" w:hAnsi="Times New Roman" w:eastAsia="FangSong" w:cs="Times New Roman"/>
-        </w:rPr>
-        <w:t>教师版</w:t>
-      </w:r>
-      <w:r>
-        <w:rPr>
-          <w:rFonts w:hint="eastAsia" w:ascii="Times New Roman" w:hAnsi="Times New Roman" w:eastAsia="Times New Roman" w:cs="Times New Roman"/>
-        </w:rPr>
-        <w:t>）</w:t>
-      </w:r>
     </w:p>
     <w:p>
       <w:pPr>
@@ -8035,66 +7933,6 @@
           <w:rFonts w:hint="eastAsia" w:ascii="Times New Roman" w:hAnsi="Times New Roman" w:eastAsia="Times New Roman" w:cs="Times New Roman"/>
         </w:rPr>
         <w:t>2022</w:t>
-      </w:r>
-      <w:r>
-        <w:rPr>
-          <w:rFonts w:ascii="Times New Roman" w:hAnsi="Times New Roman" w:eastAsia="Times New Roman" w:cs="Times New Roman"/>
-        </w:rPr>
-        <w:t xml:space="preserve"> </w:t>
-      </w:r>
-      <w:r>
-        <w:rPr>
-          <w:rFonts w:hint="eastAsia" w:ascii="Times New Roman" w:hAnsi="Times New Roman" w:eastAsia="FangSong" w:cs="Times New Roman"/>
-        </w:rPr>
-        <w:t>曾用于</w:t>
-      </w:r>
-      <w:r>
-        <w:rPr>
-          <w:rFonts w:hint="eastAsia" w:ascii="Times New Roman" w:hAnsi="Times New Roman" w:eastAsia="Times New Roman" w:cs="Times New Roman"/>
-        </w:rPr>
-        <w:t>：</w:t>
-      </w:r>
-      <w:r>
-        <w:rPr>
-          <w:rFonts w:hint="eastAsia" w:ascii="Times New Roman" w:hAnsi="Times New Roman" w:eastAsia="FangSong" w:cs="Times New Roman"/>
-        </w:rPr>
-        <w:t>预赛基础卷</w:t>
-      </w:r>
-      <w:r>
-        <w:rPr>
-          <w:rFonts w:hint="eastAsia" w:ascii="Times New Roman" w:hAnsi="Times New Roman" w:eastAsia="Times New Roman" w:cs="Times New Roman"/>
-        </w:rPr>
-        <w:t>I,</w:t>
-      </w:r>
-      <w:r>
-        <w:rPr>
-          <w:rFonts w:ascii="Times New Roman" w:hAnsi="Times New Roman" w:eastAsia="Times New Roman" w:cs="Times New Roman"/>
-        </w:rPr>
-        <w:t xml:space="preserve"> </w:t>
-      </w:r>
-      <w:r>
-        <w:rPr>
-          <w:rFonts w:hint="eastAsia" w:ascii="Times New Roman" w:hAnsi="Times New Roman" w:eastAsia="FangSong" w:cs="Times New Roman"/>
-        </w:rPr>
-        <w:t>第一轮综合卷</w:t>
-      </w:r>
-      <w:r>
-        <w:rPr>
-          <w:rFonts w:hint="eastAsia" w:ascii="Times New Roman" w:hAnsi="Times New Roman" w:eastAsia="Times New Roman" w:cs="Times New Roman"/>
-        </w:rPr>
-        <w:t>03（</w:t>
-      </w:r>
-      <w:r>
-        <w:rPr>
-          <w:rFonts w:hint="eastAsia" w:ascii="Times New Roman" w:hAnsi="Times New Roman" w:eastAsia="FangSong" w:cs="Times New Roman"/>
-        </w:rPr>
-        <w:t>教师版</w:t>
-      </w:r>
-      <w:r>
-        <w:rPr>
-          <w:rFonts w:hint="eastAsia" w:ascii="Times New Roman" w:hAnsi="Times New Roman" w:eastAsia="Times New Roman" w:cs="Times New Roman"/>
-        </w:rPr>
-        <w:t>）</w:t>
       </w:r>
     </w:p>
     <w:p>
@@ -8637,66 +8475,6 @@
         </w:rPr>
         <w:t>2023</w:t>
       </w:r>
-      <w:r>
-        <w:rPr>
-          <w:rFonts w:ascii="Times New Roman" w:hAnsi="Times New Roman" w:eastAsia="Times New Roman" w:cs="Times New Roman"/>
-        </w:rPr>
-        <w:t xml:space="preserve"> </w:t>
-      </w:r>
-      <w:r>
-        <w:rPr>
-          <w:rFonts w:hint="eastAsia" w:ascii="Times New Roman" w:hAnsi="Times New Roman" w:eastAsia="FangSong" w:cs="Times New Roman"/>
-        </w:rPr>
-        <w:t>曾用于</w:t>
-      </w:r>
-      <w:r>
-        <w:rPr>
-          <w:rFonts w:hint="eastAsia" w:ascii="Times New Roman" w:hAnsi="Times New Roman" w:eastAsia="Times New Roman" w:cs="Times New Roman"/>
-        </w:rPr>
-        <w:t>：</w:t>
-      </w:r>
-      <w:r>
-        <w:rPr>
-          <w:rFonts w:hint="eastAsia" w:ascii="Times New Roman" w:hAnsi="Times New Roman" w:eastAsia="FangSong" w:cs="Times New Roman"/>
-        </w:rPr>
-        <w:t>省预赛专项卷</w:t>
-      </w:r>
-      <w:r>
-        <w:rPr>
-          <w:rFonts w:hint="eastAsia" w:ascii="Times New Roman" w:hAnsi="Times New Roman" w:eastAsia="Times New Roman" w:cs="Times New Roman"/>
-        </w:rPr>
-        <w:t>I,</w:t>
-      </w:r>
-      <w:r>
-        <w:rPr>
-          <w:rFonts w:ascii="Times New Roman" w:hAnsi="Times New Roman" w:eastAsia="Times New Roman" w:cs="Times New Roman"/>
-        </w:rPr>
-        <w:t xml:space="preserve"> </w:t>
-      </w:r>
-      <w:r>
-        <w:rPr>
-          <w:rFonts w:hint="eastAsia" w:ascii="Times New Roman" w:hAnsi="Times New Roman" w:eastAsia="FangSong" w:cs="Times New Roman"/>
-        </w:rPr>
-        <w:t>第一轮综合卷</w:t>
-      </w:r>
-      <w:r>
-        <w:rPr>
-          <w:rFonts w:hint="eastAsia" w:ascii="Times New Roman" w:hAnsi="Times New Roman" w:eastAsia="Times New Roman" w:cs="Times New Roman"/>
-        </w:rPr>
-        <w:t>04（</w:t>
-      </w:r>
-      <w:r>
-        <w:rPr>
-          <w:rFonts w:hint="eastAsia" w:ascii="Times New Roman" w:hAnsi="Times New Roman" w:eastAsia="FangSong" w:cs="Times New Roman"/>
-        </w:rPr>
-        <w:t>教师版</w:t>
-      </w:r>
-      <w:r>
-        <w:rPr>
-          <w:rFonts w:hint="eastAsia" w:ascii="Times New Roman" w:hAnsi="Times New Roman" w:eastAsia="Times New Roman" w:cs="Times New Roman"/>
-        </w:rPr>
-        <w:t>）</w:t>
-      </w:r>
     </w:p>
     <w:p>
       <w:pPr>
@@ -9120,66 +8898,6 @@
         </w:rPr>
         <w:t>2023</w:t>
       </w:r>
-      <w:r>
-        <w:rPr>
-          <w:rFonts w:ascii="Times New Roman" w:hAnsi="Times New Roman" w:eastAsia="Times New Roman" w:cs="Times New Roman"/>
-        </w:rPr>
-        <w:t xml:space="preserve"> </w:t>
-      </w:r>
-      <w:r>
-        <w:rPr>
-          <w:rFonts w:hint="eastAsia" w:ascii="Times New Roman" w:hAnsi="Times New Roman" w:eastAsia="FangSong" w:cs="Times New Roman"/>
-        </w:rPr>
-        <w:t>曾用于</w:t>
-      </w:r>
-      <w:r>
-        <w:rPr>
-          <w:rFonts w:hint="eastAsia" w:ascii="Times New Roman" w:hAnsi="Times New Roman" w:eastAsia="Times New Roman" w:cs="Times New Roman"/>
-        </w:rPr>
-        <w:t>：</w:t>
-      </w:r>
-      <w:r>
-        <w:rPr>
-          <w:rFonts w:hint="eastAsia" w:ascii="Times New Roman" w:hAnsi="Times New Roman" w:eastAsia="FangSong" w:cs="Times New Roman"/>
-        </w:rPr>
-        <w:t>预赛基础卷</w:t>
-      </w:r>
-      <w:r>
-        <w:rPr>
-          <w:rFonts w:hint="eastAsia" w:ascii="Times New Roman" w:hAnsi="Times New Roman" w:eastAsia="Times New Roman" w:cs="Times New Roman"/>
-        </w:rPr>
-        <w:t>III,</w:t>
-      </w:r>
-      <w:r>
-        <w:rPr>
-          <w:rFonts w:ascii="Times New Roman" w:hAnsi="Times New Roman" w:eastAsia="Times New Roman" w:cs="Times New Roman"/>
-        </w:rPr>
-        <w:t xml:space="preserve"> </w:t>
-      </w:r>
-      <w:r>
-        <w:rPr>
-          <w:rFonts w:hint="eastAsia" w:ascii="Times New Roman" w:hAnsi="Times New Roman" w:eastAsia="FangSong" w:cs="Times New Roman"/>
-        </w:rPr>
-        <w:t>第一轮综合卷</w:t>
-      </w:r>
-      <w:r>
-        <w:rPr>
-          <w:rFonts w:hint="eastAsia" w:ascii="Times New Roman" w:hAnsi="Times New Roman" w:eastAsia="Times New Roman" w:cs="Times New Roman"/>
-        </w:rPr>
-        <w:t>04（</w:t>
-      </w:r>
-      <w:r>
-        <w:rPr>
-          <w:rFonts w:hint="eastAsia" w:ascii="Times New Roman" w:hAnsi="Times New Roman" w:eastAsia="FangSong" w:cs="Times New Roman"/>
-        </w:rPr>
-        <w:t>教师版</w:t>
-      </w:r>
-      <w:r>
-        <w:rPr>
-          <w:rFonts w:hint="eastAsia" w:ascii="Times New Roman" w:hAnsi="Times New Roman" w:eastAsia="Times New Roman" w:cs="Times New Roman"/>
-        </w:rPr>
-        <w:t>）</w:t>
-      </w:r>
     </w:p>
     <w:p>
       <w:pPr>
@@ -9524,60 +9242,6 @@
         </w:rPr>
         <w:t>2023</w:t>
       </w:r>
-      <w:r>
-        <w:rPr>
-          <w:rFonts w:ascii="Times New Roman" w:hAnsi="Times New Roman" w:eastAsia="Times New Roman" w:cs="Times New Roman"/>
-        </w:rPr>
-        <w:t xml:space="preserve"> </w:t>
-      </w:r>
-      <w:r>
-        <w:rPr>
-          <w:rFonts w:hint="eastAsia" w:ascii="Times New Roman" w:hAnsi="Times New Roman" w:eastAsia="FangSong" w:cs="Times New Roman"/>
-        </w:rPr>
-        <w:t>曾用于</w:t>
-      </w:r>
-      <w:r>
-        <w:rPr>
-          <w:rFonts w:hint="eastAsia" w:ascii="Times New Roman" w:hAnsi="Times New Roman" w:eastAsia="Times New Roman" w:cs="Times New Roman"/>
-        </w:rPr>
-        <w:t>：</w:t>
-      </w:r>
-      <w:r>
-        <w:rPr>
-          <w:rFonts w:hint="eastAsia" w:ascii="Times New Roman" w:hAnsi="Times New Roman" w:eastAsia="FangSong" w:cs="Times New Roman"/>
-        </w:rPr>
-        <w:t>第一轮结构</w:t>
-      </w:r>
-      <w:r>
-        <w:rPr>
-          <w:rFonts w:hint="eastAsia" w:ascii="Times New Roman" w:hAnsi="Times New Roman" w:eastAsia="Times New Roman" w:cs="Times New Roman"/>
-        </w:rPr>
-        <w:t>·4-</w:t>
-      </w:r>
-      <w:r>
-        <w:rPr>
-          <w:rFonts w:hint="eastAsia" w:ascii="Times New Roman" w:hAnsi="Times New Roman" w:eastAsia="FangSong" w:cs="Times New Roman"/>
-        </w:rPr>
-        <w:t>晶体结构</w:t>
-      </w:r>
-      <w:r>
-        <w:rPr>
-          <w:rFonts w:hint="eastAsia" w:ascii="Times New Roman" w:hAnsi="Times New Roman" w:eastAsia="Times New Roman" w:cs="Times New Roman"/>
-        </w:rPr>
-        <w:t>（</w:t>
-      </w:r>
-      <w:r>
-        <w:rPr>
-          <w:rFonts w:hint="eastAsia" w:ascii="Times New Roman" w:hAnsi="Times New Roman" w:eastAsia="FangSong" w:cs="Times New Roman"/>
-        </w:rPr>
-        <w:t>教师版</w:t>
-      </w:r>
-      <w:r>
-        <w:rPr>
-          <w:rFonts w:hint="eastAsia" w:ascii="Times New Roman" w:hAnsi="Times New Roman" w:eastAsia="Times New Roman" w:cs="Times New Roman"/>
-        </w:rPr>
-        <w:t>）</w:t>
-      </w:r>
     </w:p>
     <w:p>
       <w:pPr>
@@ -10106,60 +9770,6 @@
           <w:rFonts w:hint="eastAsia" w:ascii="Times New Roman" w:hAnsi="Times New Roman" w:eastAsia="FangSong" w:cs="Times New Roman"/>
         </w:rPr>
         <w:t>届初赛</w:t>
-      </w:r>
-      <w:r>
-        <w:rPr>
-          <w:rFonts w:ascii="Times New Roman" w:hAnsi="Times New Roman" w:eastAsia="Times New Roman" w:cs="Times New Roman"/>
-        </w:rPr>
-        <w:t xml:space="preserve"> </w:t>
-      </w:r>
-      <w:r>
-        <w:rPr>
-          <w:rFonts w:hint="eastAsia" w:ascii="Times New Roman" w:hAnsi="Times New Roman" w:eastAsia="FangSong" w:cs="Times New Roman"/>
-        </w:rPr>
-        <w:t>曾用于</w:t>
-      </w:r>
-      <w:r>
-        <w:rPr>
-          <w:rFonts w:hint="eastAsia" w:ascii="Times New Roman" w:hAnsi="Times New Roman" w:eastAsia="Times New Roman" w:cs="Times New Roman"/>
-        </w:rPr>
-        <w:t>：</w:t>
-      </w:r>
-      <w:r>
-        <w:rPr>
-          <w:rFonts w:hint="eastAsia" w:ascii="Times New Roman" w:hAnsi="Times New Roman" w:eastAsia="FangSong" w:cs="Times New Roman"/>
-        </w:rPr>
-        <w:t>第一轮结构</w:t>
-      </w:r>
-      <w:r>
-        <w:rPr>
-          <w:rFonts w:hint="eastAsia" w:ascii="Times New Roman" w:hAnsi="Times New Roman" w:eastAsia="Times New Roman" w:cs="Times New Roman"/>
-        </w:rPr>
-        <w:t>·5-</w:t>
-      </w:r>
-      <w:r>
-        <w:rPr>
-          <w:rFonts w:hint="eastAsia" w:ascii="Times New Roman" w:hAnsi="Times New Roman" w:eastAsia="FangSong" w:cs="Times New Roman"/>
-        </w:rPr>
-        <w:t>配位化学</w:t>
-      </w:r>
-      <w:r>
-        <w:rPr>
-          <w:rFonts w:hint="eastAsia" w:ascii="Times New Roman" w:hAnsi="Times New Roman" w:eastAsia="Times New Roman" w:cs="Times New Roman"/>
-        </w:rPr>
-        <w:t>（</w:t>
-      </w:r>
-      <w:r>
-        <w:rPr>
-          <w:rFonts w:hint="eastAsia" w:ascii="Times New Roman" w:hAnsi="Times New Roman" w:eastAsia="FangSong" w:cs="Times New Roman"/>
-        </w:rPr>
-        <w:t>教师版</w:t>
-      </w:r>
-      <w:r>
-        <w:rPr>
-          <w:rFonts w:hint="eastAsia" w:ascii="Times New Roman" w:hAnsi="Times New Roman" w:eastAsia="Times New Roman" w:cs="Times New Roman"/>
-        </w:rPr>
-        <w:t>）</w:t>
       </w:r>
     </w:p>
     <w:p>
@@ -14544,60 +14154,6 @@
         </w:rPr>
         <w:t>化学竞赛初赛讲义</w:t>
       </w:r>
-      <w:r>
-        <w:rPr>
-          <w:rFonts w:ascii="Times New Roman" w:hAnsi="Times New Roman" w:eastAsia="Times New Roman" w:cs="Times New Roman"/>
-        </w:rPr>
-        <w:t xml:space="preserve"> </w:t>
-      </w:r>
-      <w:r>
-        <w:rPr>
-          <w:rFonts w:hint="eastAsia" w:ascii="Times New Roman" w:hAnsi="Times New Roman" w:eastAsia="FangSong" w:cs="Times New Roman"/>
-        </w:rPr>
-        <w:t>曾用于</w:t>
-      </w:r>
-      <w:r>
-        <w:rPr>
-          <w:rFonts w:hint="eastAsia" w:ascii="Times New Roman" w:hAnsi="Times New Roman" w:eastAsia="Times New Roman" w:cs="Times New Roman"/>
-        </w:rPr>
-        <w:t>：</w:t>
-      </w:r>
-      <w:r>
-        <w:rPr>
-          <w:rFonts w:hint="eastAsia" w:ascii="Times New Roman" w:hAnsi="Times New Roman" w:eastAsia="FangSong" w:cs="Times New Roman"/>
-        </w:rPr>
-        <w:t>第一轮结构</w:t>
-      </w:r>
-      <w:r>
-        <w:rPr>
-          <w:rFonts w:hint="eastAsia" w:ascii="Times New Roman" w:hAnsi="Times New Roman" w:eastAsia="Times New Roman" w:cs="Times New Roman"/>
-        </w:rPr>
-        <w:t>·1-</w:t>
-      </w:r>
-      <w:r>
-        <w:rPr>
-          <w:rFonts w:hint="eastAsia" w:ascii="Times New Roman" w:hAnsi="Times New Roman" w:eastAsia="FangSong" w:cs="Times New Roman"/>
-        </w:rPr>
-        <w:t>原子结构</w:t>
-      </w:r>
-      <w:r>
-        <w:rPr>
-          <w:rFonts w:hint="eastAsia" w:ascii="Times New Roman" w:hAnsi="Times New Roman" w:eastAsia="Times New Roman" w:cs="Times New Roman"/>
-        </w:rPr>
-        <w:t>（</w:t>
-      </w:r>
-      <w:r>
-        <w:rPr>
-          <w:rFonts w:hint="eastAsia" w:ascii="Times New Roman" w:hAnsi="Times New Roman" w:eastAsia="FangSong" w:cs="Times New Roman"/>
-        </w:rPr>
-        <w:t>教师版</w:t>
-      </w:r>
-      <w:r>
-        <w:rPr>
-          <w:rFonts w:hint="eastAsia" w:ascii="Times New Roman" w:hAnsi="Times New Roman" w:eastAsia="Times New Roman" w:cs="Times New Roman"/>
-        </w:rPr>
-        <w:t>）</w:t>
-      </w:r>
     </w:p>
     <w:p>
       <w:pPr>
@@ -14923,60 +14479,6 @@
         </w:rPr>
         <w:t>化学竞赛初赛讲义</w:t>
       </w:r>
-      <w:r>
-        <w:rPr>
-          <w:rFonts w:ascii="Times New Roman" w:hAnsi="Times New Roman" w:eastAsia="Times New Roman" w:cs="Times New Roman"/>
-        </w:rPr>
-        <w:t xml:space="preserve"> </w:t>
-      </w:r>
-      <w:r>
-        <w:rPr>
-          <w:rFonts w:hint="eastAsia" w:ascii="Times New Roman" w:hAnsi="Times New Roman" w:eastAsia="FangSong" w:cs="Times New Roman"/>
-        </w:rPr>
-        <w:t>曾用于</w:t>
-      </w:r>
-      <w:r>
-        <w:rPr>
-          <w:rFonts w:hint="eastAsia" w:ascii="Times New Roman" w:hAnsi="Times New Roman" w:eastAsia="Times New Roman" w:cs="Times New Roman"/>
-        </w:rPr>
-        <w:t>：</w:t>
-      </w:r>
-      <w:r>
-        <w:rPr>
-          <w:rFonts w:hint="eastAsia" w:ascii="Times New Roman" w:hAnsi="Times New Roman" w:eastAsia="FangSong" w:cs="Times New Roman"/>
-        </w:rPr>
-        <w:t>第一轮结构</w:t>
-      </w:r>
-      <w:r>
-        <w:rPr>
-          <w:rFonts w:hint="eastAsia" w:ascii="Times New Roman" w:hAnsi="Times New Roman" w:eastAsia="Times New Roman" w:cs="Times New Roman"/>
-        </w:rPr>
-        <w:t>·1-</w:t>
-      </w:r>
-      <w:r>
-        <w:rPr>
-          <w:rFonts w:hint="eastAsia" w:ascii="Times New Roman" w:hAnsi="Times New Roman" w:eastAsia="FangSong" w:cs="Times New Roman"/>
-        </w:rPr>
-        <w:t>原子结构</w:t>
-      </w:r>
-      <w:r>
-        <w:rPr>
-          <w:rFonts w:hint="eastAsia" w:ascii="Times New Roman" w:hAnsi="Times New Roman" w:eastAsia="Times New Roman" w:cs="Times New Roman"/>
-        </w:rPr>
-        <w:t>（</w:t>
-      </w:r>
-      <w:r>
-        <w:rPr>
-          <w:rFonts w:hint="eastAsia" w:ascii="Times New Roman" w:hAnsi="Times New Roman" w:eastAsia="FangSong" w:cs="Times New Roman"/>
-        </w:rPr>
-        <w:t>教师版</w:t>
-      </w:r>
-      <w:r>
-        <w:rPr>
-          <w:rFonts w:hint="eastAsia" w:ascii="Times New Roman" w:hAnsi="Times New Roman" w:eastAsia="Times New Roman" w:cs="Times New Roman"/>
-        </w:rPr>
-        <w:t>）</w:t>
-      </w:r>
     </w:p>
     <w:p>
       <w:pPr>
@@ -16305,48 +15807,6 @@
           <w:rFonts w:hint="eastAsia" w:ascii="Times New Roman" w:hAnsi="Times New Roman" w:eastAsia="FangSong" w:cs="Times New Roman"/>
         </w:rPr>
         <w:t>化学竞赛初赛讲义</w:t>
-      </w:r>
-      <w:r>
-        <w:rPr>
-          <w:rFonts w:ascii="Times New Roman" w:hAnsi="Times New Roman" w:eastAsia="Times New Roman" w:cs="Times New Roman"/>
-        </w:rPr>
-        <w:t xml:space="preserve"> </w:t>
-      </w:r>
-      <w:r>
-        <w:rPr>
-          <w:rFonts w:hint="eastAsia" w:ascii="Times New Roman" w:hAnsi="Times New Roman" w:eastAsia="FangSong" w:cs="Times New Roman"/>
-        </w:rPr>
-        <w:t>曾用于</w:t>
-      </w:r>
-      <w:r>
-        <w:rPr>
-          <w:rFonts w:hint="eastAsia" w:ascii="Times New Roman" w:hAnsi="Times New Roman" w:eastAsia="Times New Roman" w:cs="Times New Roman"/>
-        </w:rPr>
-        <w:t>：</w:t>
-      </w:r>
-      <w:r>
-        <w:rPr>
-          <w:rFonts w:hint="eastAsia" w:ascii="Times New Roman" w:hAnsi="Times New Roman" w:eastAsia="FangSong" w:cs="Times New Roman"/>
-        </w:rPr>
-        <w:t>第一轮综合卷</w:t>
-      </w:r>
-      <w:r>
-        <w:rPr>
-          <w:rFonts w:hint="eastAsia" w:ascii="Times New Roman" w:hAnsi="Times New Roman" w:eastAsia="Times New Roman" w:cs="Times New Roman"/>
-        </w:rPr>
-        <w:t>02（</w:t>
-      </w:r>
-      <w:r>
-        <w:rPr>
-          <w:rFonts w:hint="eastAsia" w:ascii="Times New Roman" w:hAnsi="Times New Roman" w:eastAsia="FangSong" w:cs="Times New Roman"/>
-        </w:rPr>
-        <w:t>教师版</w:t>
-      </w:r>
-      <w:r>
-        <w:rPr>
-          <w:rFonts w:hint="eastAsia" w:ascii="Times New Roman" w:hAnsi="Times New Roman" w:eastAsia="Times New Roman" w:cs="Times New Roman"/>
-        </w:rPr>
-        <w:t>）</w:t>
       </w:r>
     </w:p>
     <w:p>
@@ -17053,48 +16513,6 @@
           <w:rFonts w:hint="eastAsia" w:ascii="Times New Roman" w:hAnsi="Times New Roman" w:eastAsia="FangSong" w:cs="Times New Roman"/>
         </w:rPr>
         <w:t>化学竞赛初赛讲义</w:t>
-      </w:r>
-      <w:r>
-        <w:rPr>
-          <w:rFonts w:ascii="Times New Roman" w:hAnsi="Times New Roman" w:eastAsia="Times New Roman" w:cs="Times New Roman"/>
-        </w:rPr>
-        <w:t xml:space="preserve"> </w:t>
-      </w:r>
-      <w:r>
-        <w:rPr>
-          <w:rFonts w:hint="eastAsia" w:ascii="Times New Roman" w:hAnsi="Times New Roman" w:eastAsia="FangSong" w:cs="Times New Roman"/>
-        </w:rPr>
-        <w:t>曾用于</w:t>
-      </w:r>
-      <w:r>
-        <w:rPr>
-          <w:rFonts w:hint="eastAsia" w:ascii="Times New Roman" w:hAnsi="Times New Roman" w:eastAsia="Times New Roman" w:cs="Times New Roman"/>
-        </w:rPr>
-        <w:t>：</w:t>
-      </w:r>
-      <w:r>
-        <w:rPr>
-          <w:rFonts w:hint="eastAsia" w:ascii="Times New Roman" w:hAnsi="Times New Roman" w:eastAsia="FangSong" w:cs="Times New Roman"/>
-        </w:rPr>
-        <w:t>第一轮综合卷</w:t>
-      </w:r>
-      <w:r>
-        <w:rPr>
-          <w:rFonts w:hint="eastAsia" w:ascii="Times New Roman" w:hAnsi="Times New Roman" w:eastAsia="Times New Roman" w:cs="Times New Roman"/>
-        </w:rPr>
-        <w:t>02（</w:t>
-      </w:r>
-      <w:r>
-        <w:rPr>
-          <w:rFonts w:hint="eastAsia" w:ascii="Times New Roman" w:hAnsi="Times New Roman" w:eastAsia="FangSong" w:cs="Times New Roman"/>
-        </w:rPr>
-        <w:t>教师版</w:t>
-      </w:r>
-      <w:r>
-        <w:rPr>
-          <w:rFonts w:hint="eastAsia" w:ascii="Times New Roman" w:hAnsi="Times New Roman" w:eastAsia="Times New Roman" w:cs="Times New Roman"/>
-        </w:rPr>
-        <w:t>）</w:t>
       </w:r>
     </w:p>
     <w:p>
@@ -19975,48 +19393,6 @@
         </w:rPr>
         <w:t>化学竞赛初赛讲义</w:t>
       </w:r>
-      <w:r>
-        <w:rPr>
-          <w:rFonts w:ascii="Times New Roman" w:hAnsi="Times New Roman" w:eastAsia="Times New Roman" w:cs="Times New Roman"/>
-        </w:rPr>
-        <w:t xml:space="preserve"> </w:t>
-      </w:r>
-      <w:r>
-        <w:rPr>
-          <w:rFonts w:hint="eastAsia" w:ascii="Times New Roman" w:hAnsi="Times New Roman" w:eastAsia="FangSong" w:cs="Times New Roman"/>
-        </w:rPr>
-        <w:t>曾用于</w:t>
-      </w:r>
-      <w:r>
-        <w:rPr>
-          <w:rFonts w:hint="eastAsia" w:ascii="Times New Roman" w:hAnsi="Times New Roman" w:eastAsia="Times New Roman" w:cs="Times New Roman"/>
-        </w:rPr>
-        <w:t>：</w:t>
-      </w:r>
-      <w:r>
-        <w:rPr>
-          <w:rFonts w:hint="eastAsia" w:ascii="Times New Roman" w:hAnsi="Times New Roman" w:eastAsia="FangSong" w:cs="Times New Roman"/>
-        </w:rPr>
-        <w:t>第一轮综合卷</w:t>
-      </w:r>
-      <w:r>
-        <w:rPr>
-          <w:rFonts w:hint="eastAsia" w:ascii="Times New Roman" w:hAnsi="Times New Roman" w:eastAsia="Times New Roman" w:cs="Times New Roman"/>
-        </w:rPr>
-        <w:t>02（</w:t>
-      </w:r>
-      <w:r>
-        <w:rPr>
-          <w:rFonts w:hint="eastAsia" w:ascii="Times New Roman" w:hAnsi="Times New Roman" w:eastAsia="FangSong" w:cs="Times New Roman"/>
-        </w:rPr>
-        <w:t>教师版</w:t>
-      </w:r>
-      <w:r>
-        <w:rPr>
-          <w:rFonts w:hint="eastAsia" w:ascii="Times New Roman" w:hAnsi="Times New Roman" w:eastAsia="Times New Roman" w:cs="Times New Roman"/>
-        </w:rPr>
-        <w:t>）</w:t>
-      </w:r>
     </w:p>
     <w:p>
       <w:pPr>
@@ -20733,48 +20109,6 @@
         </w:rPr>
         <w:t>化学竞赛初赛讲义</w:t>
       </w:r>
-      <w:r>
-        <w:rPr>
-          <w:rFonts w:ascii="Times New Roman" w:hAnsi="Times New Roman" w:eastAsia="Times New Roman" w:cs="Times New Roman"/>
-        </w:rPr>
-        <w:t xml:space="preserve"> </w:t>
-      </w:r>
-      <w:r>
-        <w:rPr>
-          <w:rFonts w:hint="eastAsia" w:ascii="Times New Roman" w:hAnsi="Times New Roman" w:eastAsia="FangSong" w:cs="Times New Roman"/>
-        </w:rPr>
-        <w:t>曾用于</w:t>
-      </w:r>
-      <w:r>
-        <w:rPr>
-          <w:rFonts w:hint="eastAsia" w:ascii="Times New Roman" w:hAnsi="Times New Roman" w:eastAsia="Times New Roman" w:cs="Times New Roman"/>
-        </w:rPr>
-        <w:t>：</w:t>
-      </w:r>
-      <w:r>
-        <w:rPr>
-          <w:rFonts w:hint="eastAsia" w:ascii="Times New Roman" w:hAnsi="Times New Roman" w:eastAsia="FangSong" w:cs="Times New Roman"/>
-        </w:rPr>
-        <w:t>第一轮综合卷</w:t>
-      </w:r>
-      <w:r>
-        <w:rPr>
-          <w:rFonts w:hint="eastAsia" w:ascii="Times New Roman" w:hAnsi="Times New Roman" w:eastAsia="Times New Roman" w:cs="Times New Roman"/>
-        </w:rPr>
-        <w:t>03（</w:t>
-      </w:r>
-      <w:r>
-        <w:rPr>
-          <w:rFonts w:hint="eastAsia" w:ascii="Times New Roman" w:hAnsi="Times New Roman" w:eastAsia="FangSong" w:cs="Times New Roman"/>
-        </w:rPr>
-        <w:t>教师版</w:t>
-      </w:r>
-      <w:r>
-        <w:rPr>
-          <w:rFonts w:hint="eastAsia" w:ascii="Times New Roman" w:hAnsi="Times New Roman" w:eastAsia="Times New Roman" w:cs="Times New Roman"/>
-        </w:rPr>
-        <w:t>）</w:t>
-      </w:r>
     </w:p>
     <w:p>
       <w:pPr>
@@ -22953,60 +22287,6 @@
           <w:rFonts w:hint="eastAsia" w:ascii="Times New Roman" w:hAnsi="Times New Roman" w:eastAsia="FangSong" w:cs="Times New Roman"/>
         </w:rPr>
         <w:t>化学竞赛初赛讲义</w:t>
-      </w:r>
-      <w:r>
-        <w:rPr>
-          <w:rFonts w:ascii="Times New Roman" w:hAnsi="Times New Roman" w:eastAsia="Times New Roman" w:cs="Times New Roman"/>
-        </w:rPr>
-        <w:t xml:space="preserve"> </w:t>
-      </w:r>
-      <w:r>
-        <w:rPr>
-          <w:rFonts w:hint="eastAsia" w:ascii="Times New Roman" w:hAnsi="Times New Roman" w:eastAsia="FangSong" w:cs="Times New Roman"/>
-        </w:rPr>
-        <w:t>曾用于</w:t>
-      </w:r>
-      <w:r>
-        <w:rPr>
-          <w:rFonts w:hint="eastAsia" w:ascii="Times New Roman" w:hAnsi="Times New Roman" w:eastAsia="Times New Roman" w:cs="Times New Roman"/>
-        </w:rPr>
-        <w:t>：</w:t>
-      </w:r>
-      <w:r>
-        <w:rPr>
-          <w:rFonts w:hint="eastAsia" w:ascii="Times New Roman" w:hAnsi="Times New Roman" w:eastAsia="FangSong" w:cs="Times New Roman"/>
-        </w:rPr>
-        <w:t>第一轮原理</w:t>
-      </w:r>
-      <w:r>
-        <w:rPr>
-          <w:rFonts w:hint="eastAsia" w:ascii="Times New Roman" w:hAnsi="Times New Roman" w:eastAsia="Times New Roman" w:cs="Times New Roman"/>
-        </w:rPr>
-        <w:t>·6-</w:t>
-      </w:r>
-      <w:r>
-        <w:rPr>
-          <w:rFonts w:hint="eastAsia" w:ascii="Times New Roman" w:hAnsi="Times New Roman" w:eastAsia="FangSong" w:cs="Times New Roman"/>
-        </w:rPr>
-        <w:t>酸碱理论</w:t>
-      </w:r>
-      <w:r>
-        <w:rPr>
-          <w:rFonts w:hint="eastAsia" w:ascii="Times New Roman" w:hAnsi="Times New Roman" w:eastAsia="Times New Roman" w:cs="Times New Roman"/>
-        </w:rPr>
-        <w:t>（</w:t>
-      </w:r>
-      <w:r>
-        <w:rPr>
-          <w:rFonts w:hint="eastAsia" w:ascii="Times New Roman" w:hAnsi="Times New Roman" w:eastAsia="FangSong" w:cs="Times New Roman"/>
-        </w:rPr>
-        <w:t>教师版</w:t>
-      </w:r>
-      <w:r>
-        <w:rPr>
-          <w:rFonts w:hint="eastAsia" w:ascii="Times New Roman" w:hAnsi="Times New Roman" w:eastAsia="Times New Roman" w:cs="Times New Roman"/>
-        </w:rPr>
-        <w:t>）</w:t>
       </w:r>
     </w:p>
     <w:p>
@@ -24124,60 +23404,6 @@
         </w:rPr>
         <w:t>化学竞赛初赛讲义</w:t>
       </w:r>
-      <w:r>
-        <w:rPr>
-          <w:rFonts w:ascii="Times New Roman" w:hAnsi="Times New Roman" w:eastAsia="Times New Roman" w:cs="Times New Roman"/>
-        </w:rPr>
-        <w:t xml:space="preserve"> </w:t>
-      </w:r>
-      <w:r>
-        <w:rPr>
-          <w:rFonts w:hint="eastAsia" w:ascii="Times New Roman" w:hAnsi="Times New Roman" w:eastAsia="FangSong" w:cs="Times New Roman"/>
-        </w:rPr>
-        <w:t>曾用于</w:t>
-      </w:r>
-      <w:r>
-        <w:rPr>
-          <w:rFonts w:hint="eastAsia" w:ascii="Times New Roman" w:hAnsi="Times New Roman" w:eastAsia="Times New Roman" w:cs="Times New Roman"/>
-        </w:rPr>
-        <w:t>：</w:t>
-      </w:r>
-      <w:r>
-        <w:rPr>
-          <w:rFonts w:hint="eastAsia" w:ascii="Times New Roman" w:hAnsi="Times New Roman" w:eastAsia="FangSong" w:cs="Times New Roman"/>
-        </w:rPr>
-        <w:t>第一轮原理</w:t>
-      </w:r>
-      <w:r>
-        <w:rPr>
-          <w:rFonts w:hint="eastAsia" w:ascii="Times New Roman" w:hAnsi="Times New Roman" w:eastAsia="Times New Roman" w:cs="Times New Roman"/>
-        </w:rPr>
-        <w:t>·9-</w:t>
-      </w:r>
-      <w:r>
-        <w:rPr>
-          <w:rFonts w:hint="eastAsia" w:ascii="Times New Roman" w:hAnsi="Times New Roman" w:eastAsia="FangSong" w:cs="Times New Roman"/>
-        </w:rPr>
-        <w:t>方程式与离子反应</w:t>
-      </w:r>
-      <w:r>
-        <w:rPr>
-          <w:rFonts w:hint="eastAsia" w:ascii="Times New Roman" w:hAnsi="Times New Roman" w:eastAsia="Times New Roman" w:cs="Times New Roman"/>
-        </w:rPr>
-        <w:t>（</w:t>
-      </w:r>
-      <w:r>
-        <w:rPr>
-          <w:rFonts w:hint="eastAsia" w:ascii="Times New Roman" w:hAnsi="Times New Roman" w:eastAsia="FangSong" w:cs="Times New Roman"/>
-        </w:rPr>
-        <w:t>教师版</w:t>
-      </w:r>
-      <w:r>
-        <w:rPr>
-          <w:rFonts w:hint="eastAsia" w:ascii="Times New Roman" w:hAnsi="Times New Roman" w:eastAsia="Times New Roman" w:cs="Times New Roman"/>
-        </w:rPr>
-        <w:t>）</w:t>
-      </w:r>
     </w:p>
     <w:p>
       <w:pPr>
@@ -24814,66 +24040,6 @@
         </w:rPr>
         <w:t>第一分册</w:t>
       </w:r>
-      <w:r>
-        <w:rPr>
-          <w:rFonts w:ascii="Times New Roman" w:hAnsi="Times New Roman" w:eastAsia="Times New Roman" w:cs="Times New Roman"/>
-        </w:rPr>
-        <w:t xml:space="preserve"> </w:t>
-      </w:r>
-      <w:r>
-        <w:rPr>
-          <w:rFonts w:hint="eastAsia" w:ascii="Times New Roman" w:hAnsi="Times New Roman" w:eastAsia="FangSong" w:cs="Times New Roman"/>
-        </w:rPr>
-        <w:t>曾用于</w:t>
-      </w:r>
-      <w:r>
-        <w:rPr>
-          <w:rFonts w:hint="eastAsia" w:ascii="Times New Roman" w:hAnsi="Times New Roman" w:eastAsia="Times New Roman" w:cs="Times New Roman"/>
-        </w:rPr>
-        <w:t>：</w:t>
-      </w:r>
-      <w:r>
-        <w:rPr>
-          <w:rFonts w:hint="eastAsia" w:ascii="Times New Roman" w:hAnsi="Times New Roman" w:eastAsia="FangSong" w:cs="Times New Roman"/>
-        </w:rPr>
-        <w:t>一分册专项卷</w:t>
-      </w:r>
-      <w:r>
-        <w:rPr>
-          <w:rFonts w:hint="eastAsia" w:ascii="Times New Roman" w:hAnsi="Times New Roman" w:eastAsia="Times New Roman" w:cs="Times New Roman"/>
-        </w:rPr>
-        <w:t>IX,</w:t>
-      </w:r>
-      <w:r>
-        <w:rPr>
-          <w:rFonts w:ascii="Times New Roman" w:hAnsi="Times New Roman" w:eastAsia="Times New Roman" w:cs="Times New Roman"/>
-        </w:rPr>
-        <w:t xml:space="preserve"> </w:t>
-      </w:r>
-      <w:r>
-        <w:rPr>
-          <w:rFonts w:hint="eastAsia" w:ascii="Times New Roman" w:hAnsi="Times New Roman" w:eastAsia="FangSong" w:cs="Times New Roman"/>
-        </w:rPr>
-        <w:t>第一轮综合卷</w:t>
-      </w:r>
-      <w:r>
-        <w:rPr>
-          <w:rFonts w:hint="eastAsia" w:ascii="Times New Roman" w:hAnsi="Times New Roman" w:eastAsia="Times New Roman" w:cs="Times New Roman"/>
-        </w:rPr>
-        <w:t>12（</w:t>
-      </w:r>
-      <w:r>
-        <w:rPr>
-          <w:rFonts w:hint="eastAsia" w:ascii="Times New Roman" w:hAnsi="Times New Roman" w:eastAsia="FangSong" w:cs="Times New Roman"/>
-        </w:rPr>
-        <w:t>教师版</w:t>
-      </w:r>
-      <w:r>
-        <w:rPr>
-          <w:rFonts w:hint="eastAsia" w:ascii="Times New Roman" w:hAnsi="Times New Roman" w:eastAsia="Times New Roman" w:cs="Times New Roman"/>
-        </w:rPr>
-        <w:t>）</w:t>
-      </w:r>
     </w:p>
     <w:p>
       <w:pPr>
@@ -25835,66 +25001,6 @@
         </w:rPr>
         <w:t>第二分册</w:t>
       </w:r>
-      <w:r>
-        <w:rPr>
-          <w:rFonts w:ascii="Times New Roman" w:hAnsi="Times New Roman" w:eastAsia="Times New Roman" w:cs="Times New Roman"/>
-        </w:rPr>
-        <w:t xml:space="preserve"> </w:t>
-      </w:r>
-      <w:r>
-        <w:rPr>
-          <w:rFonts w:hint="eastAsia" w:ascii="Times New Roman" w:hAnsi="Times New Roman" w:eastAsia="FangSong" w:cs="Times New Roman"/>
-        </w:rPr>
-        <w:t>曾用于</w:t>
-      </w:r>
-      <w:r>
-        <w:rPr>
-          <w:rFonts w:hint="eastAsia" w:ascii="Times New Roman" w:hAnsi="Times New Roman" w:eastAsia="Times New Roman" w:cs="Times New Roman"/>
-        </w:rPr>
-        <w:t>：</w:t>
-      </w:r>
-      <w:r>
-        <w:rPr>
-          <w:rFonts w:hint="eastAsia" w:ascii="Times New Roman" w:hAnsi="Times New Roman" w:eastAsia="FangSong" w:cs="Times New Roman"/>
-        </w:rPr>
-        <w:t>二分册专项卷</w:t>
-      </w:r>
-      <w:r>
-        <w:rPr>
-          <w:rFonts w:hint="eastAsia" w:ascii="Times New Roman" w:hAnsi="Times New Roman" w:eastAsia="Times New Roman" w:cs="Times New Roman"/>
-        </w:rPr>
-        <w:t>VI,</w:t>
-      </w:r>
-      <w:r>
-        <w:rPr>
-          <w:rFonts w:ascii="Times New Roman" w:hAnsi="Times New Roman" w:eastAsia="Times New Roman" w:cs="Times New Roman"/>
-        </w:rPr>
-        <w:t xml:space="preserve"> </w:t>
-      </w:r>
-      <w:r>
-        <w:rPr>
-          <w:rFonts w:hint="eastAsia" w:ascii="Times New Roman" w:hAnsi="Times New Roman" w:eastAsia="FangSong" w:cs="Times New Roman"/>
-        </w:rPr>
-        <w:t>第一轮综合卷</w:t>
-      </w:r>
-      <w:r>
-        <w:rPr>
-          <w:rFonts w:hint="eastAsia" w:ascii="Times New Roman" w:hAnsi="Times New Roman" w:eastAsia="Times New Roman" w:cs="Times New Roman"/>
-        </w:rPr>
-        <w:t>12（</w:t>
-      </w:r>
-      <w:r>
-        <w:rPr>
-          <w:rFonts w:hint="eastAsia" w:ascii="Times New Roman" w:hAnsi="Times New Roman" w:eastAsia="FangSong" w:cs="Times New Roman"/>
-        </w:rPr>
-        <w:t>教师版</w:t>
-      </w:r>
-      <w:r>
-        <w:rPr>
-          <w:rFonts w:hint="eastAsia" w:ascii="Times New Roman" w:hAnsi="Times New Roman" w:eastAsia="Times New Roman" w:cs="Times New Roman"/>
-        </w:rPr>
-        <w:t>）</w:t>
-      </w:r>
     </w:p>
     <w:p>
       <w:pPr>
@@ -27414,60 +26520,6 @@
         </w:rPr>
         <w:t>赵鑫光竞赛笔记</w:t>
       </w:r>
-      <w:r>
-        <w:rPr>
-          <w:rFonts w:ascii="Times New Roman" w:hAnsi="Times New Roman" w:eastAsia="Times New Roman" w:cs="Times New Roman"/>
-        </w:rPr>
-        <w:t xml:space="preserve"> </w:t>
-      </w:r>
-      <w:r>
-        <w:rPr>
-          <w:rFonts w:hint="eastAsia" w:ascii="Times New Roman" w:hAnsi="Times New Roman" w:eastAsia="FangSong" w:cs="Times New Roman"/>
-        </w:rPr>
-        <w:t>曾用于</w:t>
-      </w:r>
-      <w:r>
-        <w:rPr>
-          <w:rFonts w:hint="eastAsia" w:ascii="Times New Roman" w:hAnsi="Times New Roman" w:eastAsia="Times New Roman" w:cs="Times New Roman"/>
-        </w:rPr>
-        <w:t>：</w:t>
-      </w:r>
-      <w:r>
-        <w:rPr>
-          <w:rFonts w:hint="eastAsia" w:ascii="Times New Roman" w:hAnsi="Times New Roman" w:eastAsia="FangSong" w:cs="Times New Roman"/>
-        </w:rPr>
-        <w:t>第一轮原理</w:t>
-      </w:r>
-      <w:r>
-        <w:rPr>
-          <w:rFonts w:hint="eastAsia" w:ascii="Times New Roman" w:hAnsi="Times New Roman" w:eastAsia="Times New Roman" w:cs="Times New Roman"/>
-        </w:rPr>
-        <w:t>·4-</w:t>
-      </w:r>
-      <w:r>
-        <w:rPr>
-          <w:rFonts w:hint="eastAsia" w:ascii="Times New Roman" w:hAnsi="Times New Roman" w:eastAsia="FangSong" w:cs="Times New Roman"/>
-        </w:rPr>
-        <w:t>化学动力学</w:t>
-      </w:r>
-      <w:r>
-        <w:rPr>
-          <w:rFonts w:hint="eastAsia" w:ascii="Times New Roman" w:hAnsi="Times New Roman" w:eastAsia="Times New Roman" w:cs="Times New Roman"/>
-        </w:rPr>
-        <w:t>（</w:t>
-      </w:r>
-      <w:r>
-        <w:rPr>
-          <w:rFonts w:hint="eastAsia" w:ascii="Times New Roman" w:hAnsi="Times New Roman" w:eastAsia="FangSong" w:cs="Times New Roman"/>
-        </w:rPr>
-        <w:t>教师版</w:t>
-      </w:r>
-      <w:r>
-        <w:rPr>
-          <w:rFonts w:hint="eastAsia" w:ascii="Times New Roman" w:hAnsi="Times New Roman" w:eastAsia="Times New Roman" w:cs="Times New Roman"/>
-        </w:rPr>
-        <w:t>）</w:t>
-      </w:r>
     </w:p>
     <w:p>
       <w:pPr>
@@ -27761,48 +26813,6 @@
           <w:rFonts w:hint="eastAsia" w:ascii="Times New Roman" w:hAnsi="Times New Roman" w:eastAsia="FangSong" w:cs="Times New Roman"/>
         </w:rPr>
         <w:t>一分册能力测试</w:t>
-      </w:r>
-      <w:r>
-        <w:rPr>
-          <w:rFonts w:ascii="Times New Roman" w:hAnsi="Times New Roman" w:eastAsia="Times New Roman" w:cs="Times New Roman"/>
-        </w:rPr>
-        <w:t xml:space="preserve"> </w:t>
-      </w:r>
-      <w:r>
-        <w:rPr>
-          <w:rFonts w:hint="eastAsia" w:ascii="Times New Roman" w:hAnsi="Times New Roman" w:eastAsia="FangSong" w:cs="Times New Roman"/>
-        </w:rPr>
-        <w:t>曾用于</w:t>
-      </w:r>
-      <w:r>
-        <w:rPr>
-          <w:rFonts w:hint="eastAsia" w:ascii="Times New Roman" w:hAnsi="Times New Roman" w:eastAsia="Times New Roman" w:cs="Times New Roman"/>
-        </w:rPr>
-        <w:t>：</w:t>
-      </w:r>
-      <w:r>
-        <w:rPr>
-          <w:rFonts w:hint="eastAsia" w:ascii="Times New Roman" w:hAnsi="Times New Roman" w:eastAsia="FangSong" w:cs="Times New Roman"/>
-        </w:rPr>
-        <w:t>第一轮综合卷</w:t>
-      </w:r>
-      <w:r>
-        <w:rPr>
-          <w:rFonts w:hint="eastAsia" w:ascii="Times New Roman" w:hAnsi="Times New Roman" w:eastAsia="Times New Roman" w:cs="Times New Roman"/>
-        </w:rPr>
-        <w:t>06（</w:t>
-      </w:r>
-      <w:r>
-        <w:rPr>
-          <w:rFonts w:hint="eastAsia" w:ascii="Times New Roman" w:hAnsi="Times New Roman" w:eastAsia="FangSong" w:cs="Times New Roman"/>
-        </w:rPr>
-        <w:t>教师版</w:t>
-      </w:r>
-      <w:r>
-        <w:rPr>
-          <w:rFonts w:hint="eastAsia" w:ascii="Times New Roman" w:hAnsi="Times New Roman" w:eastAsia="Times New Roman" w:cs="Times New Roman"/>
-        </w:rPr>
-        <w:t>）</w:t>
       </w:r>
     </w:p>
     <w:p>
@@ -36008,48 +35018,6 @@
           <w:rFonts w:hint="eastAsia" w:ascii="Times New Roman" w:hAnsi="Times New Roman" w:eastAsia="FangSong" w:cs="Times New Roman"/>
         </w:rPr>
         <w:t>化学竞赛初赛讲义</w:t>
-      </w:r>
-      <w:r>
-        <w:rPr>
-          <w:rFonts w:ascii="Times New Roman" w:hAnsi="Times New Roman" w:eastAsia="Times New Roman" w:cs="Times New Roman"/>
-        </w:rPr>
-        <w:t xml:space="preserve"> </w:t>
-      </w:r>
-      <w:r>
-        <w:rPr>
-          <w:rFonts w:hint="eastAsia" w:ascii="Times New Roman" w:hAnsi="Times New Roman" w:eastAsia="FangSong" w:cs="Times New Roman"/>
-        </w:rPr>
-        <w:t>曾用于</w:t>
-      </w:r>
-      <w:r>
-        <w:rPr>
-          <w:rFonts w:hint="eastAsia" w:ascii="Times New Roman" w:hAnsi="Times New Roman" w:eastAsia="Times New Roman" w:cs="Times New Roman"/>
-        </w:rPr>
-        <w:t>：</w:t>
-      </w:r>
-      <w:r>
-        <w:rPr>
-          <w:rFonts w:hint="eastAsia" w:ascii="Times New Roman" w:hAnsi="Times New Roman" w:eastAsia="FangSong" w:cs="Times New Roman"/>
-        </w:rPr>
-        <w:t>第一轮综合卷</w:t>
-      </w:r>
-      <w:r>
-        <w:rPr>
-          <w:rFonts w:hint="eastAsia" w:ascii="Times New Roman" w:hAnsi="Times New Roman" w:eastAsia="Times New Roman" w:cs="Times New Roman"/>
-        </w:rPr>
-        <w:t>12（</w:t>
-      </w:r>
-      <w:r>
-        <w:rPr>
-          <w:rFonts w:hint="eastAsia" w:ascii="Times New Roman" w:hAnsi="Times New Roman" w:eastAsia="FangSong" w:cs="Times New Roman"/>
-        </w:rPr>
-        <w:t>教师版</w:t>
-      </w:r>
-      <w:r>
-        <w:rPr>
-          <w:rFonts w:hint="eastAsia" w:ascii="Times New Roman" w:hAnsi="Times New Roman" w:eastAsia="Times New Roman" w:cs="Times New Roman"/>
-        </w:rPr>
-        <w:t>）</w:t>
       </w:r>
     </w:p>
     <w:p>
@@ -36890,60 +35858,6 @@
         </w:rPr>
         <w:t>化学能力测试</w:t>
       </w:r>
-      <w:r>
-        <w:rPr>
-          <w:rFonts w:ascii="Times New Roman" w:hAnsi="Times New Roman" w:eastAsia="Times New Roman" w:cs="Times New Roman"/>
-        </w:rPr>
-        <w:t xml:space="preserve"> </w:t>
-      </w:r>
-      <w:r>
-        <w:rPr>
-          <w:rFonts w:hint="eastAsia" w:ascii="Times New Roman" w:hAnsi="Times New Roman" w:eastAsia="FangSong" w:cs="Times New Roman"/>
-        </w:rPr>
-        <w:t>曾用于</w:t>
-      </w:r>
-      <w:r>
-        <w:rPr>
-          <w:rFonts w:hint="eastAsia" w:ascii="Times New Roman" w:hAnsi="Times New Roman" w:eastAsia="Times New Roman" w:cs="Times New Roman"/>
-        </w:rPr>
-        <w:t>：</w:t>
-      </w:r>
-      <w:r>
-        <w:rPr>
-          <w:rFonts w:hint="eastAsia" w:ascii="Times New Roman" w:hAnsi="Times New Roman" w:eastAsia="FangSong" w:cs="Times New Roman"/>
-        </w:rPr>
-        <w:t>第一轮原理</w:t>
-      </w:r>
-      <w:r>
-        <w:rPr>
-          <w:rFonts w:hint="eastAsia" w:ascii="Times New Roman" w:hAnsi="Times New Roman" w:eastAsia="Times New Roman" w:cs="Times New Roman"/>
-        </w:rPr>
-        <w:t>·7-</w:t>
-      </w:r>
-      <w:r>
-        <w:rPr>
-          <w:rFonts w:hint="eastAsia" w:ascii="Times New Roman" w:hAnsi="Times New Roman" w:eastAsia="FangSong" w:cs="Times New Roman"/>
-        </w:rPr>
-        <w:t>沉淀溶解平衡</w:t>
-      </w:r>
-      <w:r>
-        <w:rPr>
-          <w:rFonts w:hint="eastAsia" w:ascii="Times New Roman" w:hAnsi="Times New Roman" w:eastAsia="Times New Roman" w:cs="Times New Roman"/>
-        </w:rPr>
-        <w:t>（</w:t>
-      </w:r>
-      <w:r>
-        <w:rPr>
-          <w:rFonts w:hint="eastAsia" w:ascii="Times New Roman" w:hAnsi="Times New Roman" w:eastAsia="FangSong" w:cs="Times New Roman"/>
-        </w:rPr>
-        <w:t>教师版</w:t>
-      </w:r>
-      <w:r>
-        <w:rPr>
-          <w:rFonts w:hint="eastAsia" w:ascii="Times New Roman" w:hAnsi="Times New Roman" w:eastAsia="Times New Roman" w:cs="Times New Roman"/>
-        </w:rPr>
-        <w:t>）</w:t>
-      </w:r>
     </w:p>
     <w:p>
       <w:pPr>
@@ -44182,36 +43096,6 @@
         </w:rPr>
         <w:t>第二分册</w:t>
       </w:r>
-      <w:r>
-        <w:rPr>
-          <w:rFonts w:ascii="Times New Roman" w:hAnsi="Times New Roman" w:eastAsia="Times New Roman" w:cs="Times New Roman"/>
-        </w:rPr>
-        <w:t xml:space="preserve"> </w:t>
-      </w:r>
-      <w:r>
-        <w:rPr>
-          <w:rFonts w:hint="eastAsia" w:ascii="Times New Roman" w:hAnsi="Times New Roman" w:eastAsia="FangSong" w:cs="Times New Roman"/>
-        </w:rPr>
-        <w:t>曾用于</w:t>
-      </w:r>
-      <w:r>
-        <w:rPr>
-          <w:rFonts w:hint="eastAsia" w:ascii="Times New Roman" w:hAnsi="Times New Roman" w:eastAsia="Times New Roman" w:cs="Times New Roman"/>
-        </w:rPr>
-        <w:t>：</w:t>
-      </w:r>
-      <w:r>
-        <w:rPr>
-          <w:rFonts w:hint="eastAsia" w:ascii="Times New Roman" w:hAnsi="Times New Roman" w:eastAsia="FangSong" w:cs="Times New Roman"/>
-        </w:rPr>
-        <w:t>二分册专项卷</w:t>
-      </w:r>
-      <w:r>
-        <w:rPr>
-          <w:rFonts w:hint="eastAsia" w:ascii="Times New Roman" w:hAnsi="Times New Roman" w:eastAsia="Times New Roman" w:cs="Times New Roman"/>
-        </w:rPr>
-        <w:t>VII</w:t>
-      </w:r>
     </w:p>
     <w:p>
       <w:pPr>
@@ -45056,48 +43940,6 @@
           <w:rFonts w:hint="eastAsia" w:ascii="Times New Roman" w:hAnsi="Times New Roman" w:eastAsia="FangSong" w:cs="Times New Roman"/>
         </w:rPr>
         <w:t>第二分册</w:t>
-      </w:r>
-      <w:r>
-        <w:rPr>
-          <w:rFonts w:ascii="Times New Roman" w:hAnsi="Times New Roman" w:eastAsia="Times New Roman" w:cs="Times New Roman"/>
-        </w:rPr>
-        <w:t xml:space="preserve"> </w:t>
-      </w:r>
-      <w:r>
-        <w:rPr>
-          <w:rFonts w:hint="eastAsia" w:ascii="Times New Roman" w:hAnsi="Times New Roman" w:eastAsia="FangSong" w:cs="Times New Roman"/>
-        </w:rPr>
-        <w:t>曾用于</w:t>
-      </w:r>
-      <w:r>
-        <w:rPr>
-          <w:rFonts w:hint="eastAsia" w:ascii="Times New Roman" w:hAnsi="Times New Roman" w:eastAsia="Times New Roman" w:cs="Times New Roman"/>
-        </w:rPr>
-        <w:t>：</w:t>
-      </w:r>
-      <w:r>
-        <w:rPr>
-          <w:rFonts w:hint="eastAsia" w:ascii="Times New Roman" w:hAnsi="Times New Roman" w:eastAsia="FangSong" w:cs="Times New Roman"/>
-        </w:rPr>
-        <w:t>第一轮综合卷</w:t>
-      </w:r>
-      <w:r>
-        <w:rPr>
-          <w:rFonts w:hint="eastAsia" w:ascii="Times New Roman" w:hAnsi="Times New Roman" w:eastAsia="Times New Roman" w:cs="Times New Roman"/>
-        </w:rPr>
-        <w:t>06（</w:t>
-      </w:r>
-      <w:r>
-        <w:rPr>
-          <w:rFonts w:hint="eastAsia" w:ascii="Times New Roman" w:hAnsi="Times New Roman" w:eastAsia="FangSong" w:cs="Times New Roman"/>
-        </w:rPr>
-        <w:t>教师版</w:t>
-      </w:r>
-      <w:r>
-        <w:rPr>
-          <w:rFonts w:hint="eastAsia" w:ascii="Times New Roman" w:hAnsi="Times New Roman" w:eastAsia="Times New Roman" w:cs="Times New Roman"/>
-        </w:rPr>
-        <w:t>）</w:t>
       </w:r>
     </w:p>
     <w:p>

--- a/00-首页/题组Word/第一轮·综合套卷/第一轮综合卷06（教师版）.docx
+++ b/00-首页/题组Word/第一轮·综合套卷/第一轮综合卷06（教师版）.docx
@@ -8047,14 +8047,14 @@
         </w:rPr>
         <w:drawing>
           <wp:inline>
-            <wp:extent cx="3240000" cy="4584609"/>
+            <wp:extent cx="3600000" cy="1747480"/>
             <wp:effectExtent b="0" l="0" r="0" t="0"/>
             <wp:docPr descr="" title="" id="17" name="Picture"/>
             <a:graphic>
               <a:graphicData uri="http://schemas.openxmlformats.org/drawingml/2006/picture">
                 <pic:pic>
                   <pic:nvPicPr>
-                    <pic:cNvPr descr="2022-浙江预赛_p13.png" id="18" name="Picture"/>
+                    <pic:cNvPr descr="86c66c1fcf8fa650.png" id="18" name="Picture"/>
                     <pic:cNvPicPr>
                       <a:picLocks noChangeArrowheads="1" noChangeAspect="1"/>
                     </pic:cNvPicPr>
@@ -8068,7 +8068,7 @@
                   <pic:spPr bwMode="auto">
                     <a:xfrm>
                       <a:off x="0" y="0"/>
-                      <a:ext cx="3240000" cy="4584609"/>
+                      <a:ext cx="3600000" cy="1747480"/>
                     </a:xfrm>
                     <a:prstGeom prst="rect">
                       <a:avLst/>
@@ -8551,14 +8551,14 @@
         </w:rPr>
         <w:drawing>
           <wp:inline>
-            <wp:extent cx="3240000" cy="4584609"/>
+            <wp:extent cx="3600000" cy="678081"/>
             <wp:effectExtent b="0" l="0" r="0" t="0"/>
             <wp:docPr descr="" title="" id="21" name="Picture"/>
             <a:graphic>
               <a:graphicData uri="http://schemas.openxmlformats.org/drawingml/2006/picture">
                 <pic:pic>
                   <pic:nvPicPr>
-                    <pic:cNvPr descr="2023-浙江预赛_p03.png" id="22" name="Picture"/>
+                    <pic:cNvPr descr="6d10b593593f6443.png" id="22" name="Picture"/>
                     <pic:cNvPicPr>
                       <a:picLocks noChangeArrowheads="1" noChangeAspect="1"/>
                     </pic:cNvPicPr>
@@ -8572,7 +8572,7 @@
                   <pic:spPr bwMode="auto">
                     <a:xfrm>
                       <a:off x="0" y="0"/>
-                      <a:ext cx="3240000" cy="4584609"/>
+                      <a:ext cx="3600000" cy="678081"/>
                     </a:xfrm>
                     <a:prstGeom prst="rect">
                       <a:avLst/>

--- a/00-首页/题组Word/第一轮·综合套卷/第一轮综合卷06（教师版）.docx
+++ b/00-首页/题组Word/第一轮·综合套卷/第一轮综合卷06（教师版）.docx
@@ -334,6 +334,8 @@
     <w:p>
       <w:pPr>
         <w:pStyle w:val="FirstParagraph"/>
+        <w:ind w:left="480" w:hanging="480"/>
+        <w:spacing w:after="0"/>
       </w:pPr>
       <w:r>
         <w:rPr>
@@ -365,6 +367,13 @@
         </w:rPr>
         <w:t xml:space="preserve"> </w:t>
       </w:r>
+    </w:p>
+    <w:p>
+      <w:pPr>
+        <w:pStyle w:val="FirstParagraph"/>
+        <w:ind w:left="480" w:hanging="480"/>
+        <w:spacing w:before="0" w:after="0"/>
+      </w:pPr>
       <w:r>
         <w:rPr>
           <w:rFonts w:ascii="Times New Roman" w:hAnsi="Times New Roman" w:eastAsia="Times New Roman" w:cs="Times New Roman"/>
@@ -460,6 +469,13 @@
         </w:rPr>
         <w:t xml:space="preserve"> </w:t>
       </w:r>
+    </w:p>
+    <w:p>
+      <w:pPr>
+        <w:pStyle w:val="FirstParagraph"/>
+        <w:ind w:left="480" w:hanging="480"/>
+        <w:spacing w:before="0" w:after="0"/>
+      </w:pPr>
       <w:r>
         <w:rPr>
           <w:rFonts w:ascii="Times New Roman" w:hAnsi="Times New Roman" w:eastAsia="Times New Roman" w:cs="Times New Roman"/>
@@ -555,6 +571,13 @@
         </w:rPr>
         <w:t xml:space="preserve"> </w:t>
       </w:r>
+    </w:p>
+    <w:p>
+      <w:pPr>
+        <w:pStyle w:val="FirstParagraph"/>
+        <w:ind w:left="480" w:hanging="480"/>
+        <w:spacing w:before="0" w:after="0"/>
+      </w:pPr>
       <w:r>
         <w:rPr>
           <w:rFonts w:ascii="Times New Roman" w:hAnsi="Times New Roman" w:eastAsia="Times New Roman" w:cs="Times New Roman"/>
@@ -650,6 +673,13 @@
         </w:rPr>
         <w:t xml:space="preserve"> </w:t>
       </w:r>
+    </w:p>
+    <w:p>
+      <w:pPr>
+        <w:pStyle w:val="FirstParagraph"/>
+        <w:ind w:left="480" w:hanging="480"/>
+        <w:spacing w:before="0" w:after="180"/>
+      </w:pPr>
       <w:r>
         <w:rPr>
           <w:rFonts w:ascii="Times New Roman" w:hAnsi="Times New Roman" w:eastAsia="Times New Roman" w:cs="Times New Roman"/>
@@ -842,6 +872,8 @@
     <w:p>
       <w:pPr>
         <w:pStyle w:val="FirstParagraph"/>
+        <w:ind w:left="480" w:hanging="480"/>
+        <w:spacing w:after="0"/>
       </w:pPr>
       <w:r>
         <w:rPr>
@@ -891,6 +923,13 @@
         </w:rPr>
         <w:t xml:space="preserve"> </w:t>
       </w:r>
+    </w:p>
+    <w:p>
+      <w:pPr>
+        <w:pStyle w:val="FirstParagraph"/>
+        <w:ind w:left="480" w:hanging="480"/>
+        <w:spacing w:before="0" w:after="0"/>
+      </w:pPr>
       <w:r>
         <w:rPr>
           <w:rFonts w:ascii="Times New Roman" w:hAnsi="Times New Roman" w:eastAsia="Times New Roman" w:cs="Times New Roman"/>
@@ -907,7 +946,20 @@
         <w:rPr>
           <w:rFonts w:ascii="Times New Roman" w:hAnsi="Times New Roman" w:eastAsia="Times New Roman" w:cs="Times New Roman"/>
         </w:rPr>
-        <w:t xml:space="preserve"> B. </w:t>
+        <w:t xml:space="preserve"> </w:t>
+      </w:r>
+    </w:p>
+    <w:p>
+      <w:pPr>
+        <w:pStyle w:val="FirstParagraph"/>
+        <w:ind w:left="480" w:hanging="480"/>
+        <w:spacing w:before="0" w:after="0"/>
+      </w:pPr>
+      <w:r>
+        <w:rPr>
+          <w:rFonts w:ascii="Times New Roman" w:hAnsi="Times New Roman" w:eastAsia="Times New Roman" w:cs="Times New Roman"/>
+        </w:rPr>
+        <w:t xml:space="preserve">B. </w:t>
       </w:r>
       <w:r>
         <w:rPr>
@@ -921,6 +973,13 @@
         </w:rPr>
         <w:t xml:space="preserve"> </w:t>
       </w:r>
+    </w:p>
+    <w:p>
+      <w:pPr>
+        <w:pStyle w:val="FirstParagraph"/>
+        <w:ind w:left="480" w:hanging="480"/>
+        <w:spacing w:before="0" w:after="0"/>
+      </w:pPr>
       <w:r>
         <w:rPr>
           <w:rFonts w:ascii="Times New Roman" w:hAnsi="Times New Roman" w:eastAsia="Times New Roman" w:cs="Times New Roman"/>
@@ -937,7 +996,20 @@
         <w:rPr>
           <w:rFonts w:ascii="Times New Roman" w:hAnsi="Times New Roman" w:eastAsia="Times New Roman" w:cs="Times New Roman"/>
         </w:rPr>
-        <w:t xml:space="preserve"> D. A、B、C </w:t>
+        <w:t xml:space="preserve"> </w:t>
+      </w:r>
+    </w:p>
+    <w:p>
+      <w:pPr>
+        <w:pStyle w:val="FirstParagraph"/>
+        <w:ind w:left="480" w:hanging="480"/>
+        <w:spacing w:before="0" w:after="180"/>
+      </w:pPr>
+      <w:r>
+        <w:rPr>
+          <w:rFonts w:ascii="Times New Roman" w:hAnsi="Times New Roman" w:eastAsia="Times New Roman" w:cs="Times New Roman"/>
+        </w:rPr>
+        <w:t xml:space="preserve">D. A、B、C </w:t>
       </w:r>
       <w:r>
         <w:rPr>
@@ -1048,6 +1120,8 @@
     <w:p>
       <w:pPr>
         <w:pStyle w:val="FirstParagraph"/>
+        <w:ind w:left="480" w:hanging="480"/>
+        <w:spacing w:after="0"/>
       </w:pPr>
       <w:r>
         <w:rPr>
@@ -1123,6 +1197,13 @@
         </w:rPr>
         <w:t xml:space="preserve"> </w:t>
       </w:r>
+    </w:p>
+    <w:p>
+      <w:pPr>
+        <w:pStyle w:val="FirstParagraph"/>
+        <w:ind w:left="480" w:hanging="480"/>
+        <w:spacing w:before="0" w:after="0"/>
+      </w:pPr>
       <w:r>
         <w:rPr>
           <w:rFonts w:ascii="Times New Roman" w:hAnsi="Times New Roman" w:eastAsia="Times New Roman" w:cs="Times New Roman"/>
@@ -1139,7 +1220,20 @@
         <w:rPr>
           <w:rFonts w:ascii="Times New Roman" w:hAnsi="Times New Roman" w:eastAsia="Times New Roman" w:cs="Times New Roman"/>
         </w:rPr>
-        <w:t xml:space="preserve"> B. </w:t>
+        <w:t xml:space="preserve"> </w:t>
+      </w:r>
+    </w:p>
+    <w:p>
+      <w:pPr>
+        <w:pStyle w:val="FirstParagraph"/>
+        <w:ind w:left="480" w:hanging="480"/>
+        <w:spacing w:before="0" w:after="0"/>
+      </w:pPr>
+      <w:r>
+        <w:rPr>
+          <w:rFonts w:ascii="Times New Roman" w:hAnsi="Times New Roman" w:eastAsia="Times New Roman" w:cs="Times New Roman"/>
+        </w:rPr>
+        <w:t xml:space="preserve">B. </w:t>
       </w:r>
       <w:r>
         <w:rPr>
@@ -1151,7 +1245,20 @@
         <w:rPr>
           <w:rFonts w:ascii="Times New Roman" w:hAnsi="Times New Roman" w:eastAsia="Times New Roman" w:cs="Times New Roman"/>
         </w:rPr>
-        <w:t xml:space="preserve"> C. </w:t>
+        <w:t xml:space="preserve"> </w:t>
+      </w:r>
+    </w:p>
+    <w:p>
+      <w:pPr>
+        <w:pStyle w:val="FirstParagraph"/>
+        <w:ind w:left="480" w:hanging="480"/>
+        <w:spacing w:before="0" w:after="0"/>
+      </w:pPr>
+      <w:r>
+        <w:rPr>
+          <w:rFonts w:ascii="Times New Roman" w:hAnsi="Times New Roman" w:eastAsia="Times New Roman" w:cs="Times New Roman"/>
+        </w:rPr>
+        <w:t xml:space="preserve">C. </w:t>
       </w:r>
       <w:r>
         <w:rPr>
@@ -1163,7 +1270,20 @@
         <w:rPr>
           <w:rFonts w:ascii="Times New Roman" w:hAnsi="Times New Roman" w:eastAsia="Times New Roman" w:cs="Times New Roman"/>
         </w:rPr>
-        <w:t xml:space="preserve"> D. T </w:t>
+        <w:t xml:space="preserve"> </w:t>
+      </w:r>
+    </w:p>
+    <w:p>
+      <w:pPr>
+        <w:pStyle w:val="FirstParagraph"/>
+        <w:ind w:left="480" w:hanging="480"/>
+        <w:spacing w:before="0" w:after="180"/>
+      </w:pPr>
+      <w:r>
+        <w:rPr>
+          <w:rFonts w:ascii="Times New Roman" w:hAnsi="Times New Roman" w:eastAsia="Times New Roman" w:cs="Times New Roman"/>
+        </w:rPr>
+        <w:t xml:space="preserve">D. T </w:t>
       </w:r>
       <w:r>
         <w:rPr>
@@ -1274,6 +1394,8 @@
     <w:p>
       <w:pPr>
         <w:pStyle w:val="FirstParagraph"/>
+        <w:ind w:left="480" w:hanging="480"/>
+        <w:spacing w:after="0"/>
       </w:pPr>
       <w:r>
         <w:rPr>
@@ -1311,11 +1433,31 @@
         </w:rPr>
         <w:t xml:space="preserve"> </w:t>
       </w:r>
-      <w:r>
-        <w:rPr>
-          <w:rFonts w:ascii="Times New Roman" w:hAnsi="Times New Roman" w:eastAsia="Times New Roman" w:cs="Times New Roman"/>
-        </w:rPr>
-        <w:t xml:space="preserve">A. K B.</w:t>
+    </w:p>
+    <w:p>
+      <w:pPr>
+        <w:pStyle w:val="FirstParagraph"/>
+        <w:ind w:left="480" w:hanging="480"/>
+        <w:spacing w:before="0" w:after="0"/>
+      </w:pPr>
+      <w:r>
+        <w:rPr>
+          <w:rFonts w:ascii="Times New Roman" w:hAnsi="Times New Roman" w:eastAsia="Times New Roman" w:cs="Times New Roman"/>
+        </w:rPr>
+        <w:t xml:space="preserve">A. K </w:t>
+      </w:r>
+    </w:p>
+    <w:p>
+      <w:pPr>
+        <w:pStyle w:val="FirstParagraph"/>
+        <w:ind w:left="480" w:hanging="480"/>
+        <w:spacing w:before="0" w:after="0"/>
+      </w:pPr>
+      <w:r>
+        <w:rPr>
+          <w:rFonts w:ascii="Times New Roman" w:hAnsi="Times New Roman" w:eastAsia="Times New Roman" w:cs="Times New Roman"/>
+        </w:rPr>
+        <w:t xml:space="preserve">B.</w:t>
       </w:r>
       <w:r>
         <w:rPr>
@@ -1346,11 +1488,31 @@
         </w:rPr>
         <w:t xml:space="preserve"> </w:t>
       </w:r>
-      <w:r>
-        <w:rPr>
-          <w:rFonts w:ascii="Times New Roman" w:hAnsi="Times New Roman" w:eastAsia="Times New Roman" w:cs="Times New Roman"/>
-        </w:rPr>
-        <w:t xml:space="preserve">C. SiC D.</w:t>
+    </w:p>
+    <w:p>
+      <w:pPr>
+        <w:pStyle w:val="FirstParagraph"/>
+        <w:ind w:left="480" w:hanging="480"/>
+        <w:spacing w:before="0" w:after="0"/>
+      </w:pPr>
+      <w:r>
+        <w:rPr>
+          <w:rFonts w:ascii="Times New Roman" w:hAnsi="Times New Roman" w:eastAsia="Times New Roman" w:cs="Times New Roman"/>
+        </w:rPr>
+        <w:t xml:space="preserve">C. SiC </w:t>
+      </w:r>
+    </w:p>
+    <w:p>
+      <w:pPr>
+        <w:pStyle w:val="FirstParagraph"/>
+        <w:ind w:left="480" w:hanging="480"/>
+        <w:spacing w:before="0" w:after="180"/>
+      </w:pPr>
+      <w:r>
+        <w:rPr>
+          <w:rFonts w:ascii="Times New Roman" w:hAnsi="Times New Roman" w:eastAsia="Times New Roman" w:cs="Times New Roman"/>
+        </w:rPr>
+        <w:t xml:space="preserve">D.</w:t>
       </w:r>
       <w:r>
         <w:rPr>
@@ -7562,6 +7724,8 @@
     <w:p>
       <w:pPr>
         <w:pStyle w:val="FirstParagraph"/>
+        <w:ind w:left="480" w:hanging="480"/>
+        <w:spacing w:after="0"/>
       </w:pPr>
       <w:r>
         <w:rPr>
@@ -7779,11 +7943,57 @@
         </w:rPr>
         <w:t xml:space="preserve"> </w:t>
       </w:r>
-      <w:r>
-        <w:rPr>
-          <w:rFonts w:ascii="Times New Roman" w:hAnsi="Times New Roman" w:eastAsia="Times New Roman" w:cs="Times New Roman"/>
-        </w:rPr>
-        <w:t xml:space="preserve">A. m-n B. m-3n C. n-m D. 3n-m</w:t>
+    </w:p>
+    <w:p>
+      <w:pPr>
+        <w:pStyle w:val="FirstParagraph"/>
+        <w:ind w:left="480" w:hanging="480"/>
+        <w:spacing w:before="0" w:after="0"/>
+      </w:pPr>
+      <w:r>
+        <w:rPr>
+          <w:rFonts w:ascii="Times New Roman" w:hAnsi="Times New Roman" w:eastAsia="Times New Roman" w:cs="Times New Roman"/>
+        </w:rPr>
+        <w:t xml:space="preserve">A. m-n </w:t>
+      </w:r>
+    </w:p>
+    <w:p>
+      <w:pPr>
+        <w:pStyle w:val="FirstParagraph"/>
+        <w:ind w:left="480" w:hanging="480"/>
+        <w:spacing w:before="0" w:after="0"/>
+      </w:pPr>
+      <w:r>
+        <w:rPr>
+          <w:rFonts w:ascii="Times New Roman" w:hAnsi="Times New Roman" w:eastAsia="Times New Roman" w:cs="Times New Roman"/>
+        </w:rPr>
+        <w:t xml:space="preserve">B. m-3n </w:t>
+      </w:r>
+    </w:p>
+    <w:p>
+      <w:pPr>
+        <w:pStyle w:val="FirstParagraph"/>
+        <w:ind w:left="480" w:hanging="480"/>
+        <w:spacing w:before="0" w:after="0"/>
+      </w:pPr>
+      <w:r>
+        <w:rPr>
+          <w:rFonts w:ascii="Times New Roman" w:hAnsi="Times New Roman" w:eastAsia="Times New Roman" w:cs="Times New Roman"/>
+        </w:rPr>
+        <w:t xml:space="preserve">C. n-m </w:t>
+      </w:r>
+    </w:p>
+    <w:p>
+      <w:pPr>
+        <w:pStyle w:val="FirstParagraph"/>
+        <w:ind w:left="480" w:hanging="480"/>
+        <w:spacing w:before="0" w:after="180"/>
+      </w:pPr>
+      <w:r>
+        <w:rPr>
+          <w:rFonts w:ascii="Times New Roman" w:hAnsi="Times New Roman" w:eastAsia="Times New Roman" w:cs="Times New Roman"/>
+        </w:rPr>
+        <w:t xml:space="preserve">D. 3n-m</w:t>
       </w:r>
     </w:p>
     <w:p>
@@ -8047,7 +8257,7 @@
         </w:rPr>
         <w:drawing>
           <wp:inline>
-            <wp:extent cx="3600000" cy="1747480"/>
+            <wp:extent cx="3393587" cy="1747480"/>
             <wp:effectExtent b="0" l="0" r="0" t="0"/>
             <wp:docPr descr="" title="" id="17" name="Picture"/>
             <a:graphic>
@@ -8068,7 +8278,7 @@
                   <pic:spPr bwMode="auto">
                     <a:xfrm>
                       <a:off x="0" y="0"/>
-                      <a:ext cx="3600000" cy="1747480"/>
+                      <a:ext cx="3393587" cy="1747480"/>
                     </a:xfrm>
                     <a:prstGeom prst="rect">
                       <a:avLst/>
@@ -8090,10 +8300,6 @@
     <w:p>
       <w:pPr>
         <w:pStyle w:val="Compact"/>
-        <w:numPr>
-          <w:ilvl w:val="0"/>
-          <w:numId w:val="1001"/>
-        </w:numPr>
       </w:pPr>
       <w:r>
         <w:rPr>
@@ -8143,10 +8349,6 @@
     <w:p>
       <w:pPr>
         <w:pStyle w:val="Compact"/>
-        <w:numPr>
-          <w:ilvl w:val="0"/>
-          <w:numId w:val="1001"/>
-        </w:numPr>
       </w:pPr>
       <w:r>
         <w:rPr>
@@ -8195,10 +8397,6 @@
     <w:p>
       <w:pPr>
         <w:pStyle w:val="Compact"/>
-        <w:numPr>
-          <w:ilvl w:val="0"/>
-          <w:numId w:val="1001"/>
-        </w:numPr>
       </w:pPr>
       <w:r>
         <w:rPr>
@@ -8284,10 +8482,6 @@
     <w:p>
       <w:pPr>
         <w:pStyle w:val="Compact"/>
-        <w:numPr>
-          <w:ilvl w:val="0"/>
-          <w:numId w:val="1001"/>
-        </w:numPr>
       </w:pPr>
       <w:r>
         <w:rPr>
@@ -8551,7 +8745,7 @@
         </w:rPr>
         <w:drawing>
           <wp:inline>
-            <wp:extent cx="3600000" cy="678081"/>
+            <wp:extent cx="2879995" cy="678081"/>
             <wp:effectExtent b="0" l="0" r="0" t="0"/>
             <wp:docPr descr="" title="" id="21" name="Picture"/>
             <a:graphic>
@@ -8572,7 +8766,7 @@
                   <pic:spPr bwMode="auto">
                     <a:xfrm>
                       <a:off x="0" y="0"/>
-                      <a:ext cx="3600000" cy="678081"/>
+                      <a:ext cx="2879995" cy="678081"/>
                     </a:xfrm>
                     <a:prstGeom prst="rect">
                       <a:avLst/>
@@ -8611,10 +8805,6 @@
     <w:p>
       <w:pPr>
         <w:pStyle w:val="Compact"/>
-        <w:numPr>
-          <w:ilvl w:val="0"/>
-          <w:numId w:val="1002"/>
-        </w:numPr>
       </w:pPr>
       <w:r>
         <w:rPr>
@@ -8658,10 +8848,6 @@
     <w:p>
       <w:pPr>
         <w:pStyle w:val="Compact"/>
-        <w:numPr>
-          <w:ilvl w:val="0"/>
-          <w:numId w:val="1002"/>
-        </w:numPr>
       </w:pPr>
       <w:r>
         <w:rPr>
@@ -8705,10 +8891,6 @@
     <w:p>
       <w:pPr>
         <w:pStyle w:val="Compact"/>
-        <w:numPr>
-          <w:ilvl w:val="0"/>
-          <w:numId w:val="1002"/>
-        </w:numPr>
       </w:pPr>
       <w:r>
         <w:rPr>
@@ -8726,10 +8908,6 @@
     <w:p>
       <w:pPr>
         <w:pStyle w:val="Compact"/>
-        <w:numPr>
-          <w:ilvl w:val="0"/>
-          <w:numId w:val="1002"/>
-        </w:numPr>
       </w:pPr>
       <w:r>
         <w:rPr>
@@ -15873,7 +16051,7 @@
         </w:rPr>
         <w:drawing>
           <wp:inline>
-            <wp:extent cx="3600000" cy="772742"/>
+            <wp:extent cx="3600000" cy="767918"/>
             <wp:effectExtent b="0" l="0" r="0" t="0"/>
             <wp:docPr descr="" title="" id="32" name="Picture"/>
             <a:graphic>
@@ -15894,7 +16072,7 @@
                   <pic:spPr bwMode="auto">
                     <a:xfrm>
                       <a:off x="0" y="0"/>
-                      <a:ext cx="3600000" cy="772742"/>
+                      <a:ext cx="3600000" cy="767918"/>
                     </a:xfrm>
                     <a:prstGeom prst="rect">
                       <a:avLst/>
@@ -16074,7 +16252,7 @@
         </w:rPr>
         <w:drawing>
           <wp:inline>
-            <wp:extent cx="3600000" cy="1953790"/>
+            <wp:extent cx="3600000" cy="1940794"/>
             <wp:effectExtent b="0" l="0" r="0" t="0"/>
             <wp:docPr descr="" title="" id="35" name="Picture"/>
             <a:graphic>
@@ -16095,7 +16273,7 @@
                   <pic:spPr bwMode="auto">
                     <a:xfrm>
                       <a:off x="0" y="0"/>
-                      <a:ext cx="3600000" cy="1953790"/>
+                      <a:ext cx="3600000" cy="1940794"/>
                     </a:xfrm>
                     <a:prstGeom prst="rect">
                       <a:avLst/>
@@ -24415,7 +24593,7 @@
         </w:rPr>
         <w:drawing>
           <wp:inline>
-            <wp:extent cx="3240000" cy="3104717"/>
+            <wp:extent cx="3240000" cy="3104151"/>
             <wp:effectExtent b="0" l="0" r="0" t="0"/>
             <wp:docPr descr="" title="" id="48" name="Picture"/>
             <a:graphic>
@@ -24436,7 +24614,7 @@
                   <pic:spPr bwMode="auto">
                     <a:xfrm>
                       <a:off x="0" y="0"/>
-                      <a:ext cx="3240000" cy="3104717"/>
+                      <a:ext cx="3240000" cy="3104151"/>
                     </a:xfrm>
                     <a:prstGeom prst="rect">
                       <a:avLst/>
@@ -25356,7 +25534,7 @@
         </w:rPr>
         <w:drawing>
           <wp:inline>
-            <wp:extent cx="3240000" cy="2926244"/>
+            <wp:extent cx="3240000" cy="2925000"/>
             <wp:effectExtent b="0" l="0" r="0" t="0"/>
             <wp:docPr descr="" title="" id="52" name="Picture"/>
             <a:graphic>
@@ -25377,7 +25555,7 @@
                   <pic:spPr bwMode="auto">
                     <a:xfrm>
                       <a:off x="0" y="0"/>
-                      <a:ext cx="3240000" cy="2926244"/>
+                      <a:ext cx="3240000" cy="2925000"/>
                     </a:xfrm>
                     <a:prstGeom prst="rect">
                       <a:avLst/>
@@ -27202,7 +27380,7 @@
         </w:rPr>
         <w:drawing>
           <wp:inline>
-            <wp:extent cx="3600000" cy="2426086"/>
+            <wp:extent cx="3600000" cy="2341667"/>
             <wp:effectExtent b="0" l="0" r="0" t="0"/>
             <wp:docPr descr="" title="" id="56" name="Picture"/>
             <a:graphic>
@@ -27223,7 +27401,7 @@
                   <pic:spPr bwMode="auto">
                     <a:xfrm>
                       <a:off x="0" y="0"/>
-                      <a:ext cx="3600000" cy="2426086"/>
+                      <a:ext cx="3600000" cy="2341667"/>
                     </a:xfrm>
                     <a:prstGeom prst="rect">
                       <a:avLst/>
@@ -35397,6 +35575,8 @@
     <w:p>
       <w:pPr>
         <w:pStyle w:val="FirstParagraph"/>
+        <w:ind w:left="480" w:hanging="480"/>
+        <w:spacing w:after="0"/>
       </w:pPr>
       <w:r>
         <w:rPr>
@@ -35488,6 +35668,13 @@
         </w:rPr>
         <w:t xml:space="preserve"> </w:t>
       </w:r>
+    </w:p>
+    <w:p>
+      <w:pPr>
+        <w:pStyle w:val="FirstParagraph"/>
+        <w:ind w:left="480" w:hanging="480"/>
+        <w:spacing w:before="0" w:after="0"/>
+      </w:pPr>
       <w:r>
         <w:rPr>
           <w:rFonts w:ascii="Times New Roman" w:hAnsi="Times New Roman" w:eastAsia="Times New Roman" w:cs="Times New Roman"/>
@@ -35506,6 +35693,13 @@
         </w:rPr>
         <w:t xml:space="preserve"> </w:t>
       </w:r>
+    </w:p>
+    <w:p>
+      <w:pPr>
+        <w:pStyle w:val="FirstParagraph"/>
+        <w:ind w:left="480" w:hanging="480"/>
+        <w:spacing w:before="0" w:after="0"/>
+      </w:pPr>
       <w:r>
         <w:rPr>
           <w:rFonts w:ascii="Times New Roman" w:hAnsi="Times New Roman" w:eastAsia="Times New Roman" w:cs="Times New Roman"/>
@@ -35524,6 +35718,13 @@
         </w:rPr>
         <w:t xml:space="preserve"> </w:t>
       </w:r>
+    </w:p>
+    <w:p>
+      <w:pPr>
+        <w:pStyle w:val="FirstParagraph"/>
+        <w:ind w:left="480" w:hanging="480"/>
+        <w:spacing w:before="0" w:after="0"/>
+      </w:pPr>
       <w:r>
         <w:rPr>
           <w:rFonts w:ascii="Times New Roman" w:hAnsi="Times New Roman" w:eastAsia="Times New Roman" w:cs="Times New Roman"/>
@@ -35542,6 +35743,13 @@
         </w:rPr>
         <w:t xml:space="preserve"> </w:t>
       </w:r>
+    </w:p>
+    <w:p>
+      <w:pPr>
+        <w:pStyle w:val="FirstParagraph"/>
+        <w:ind w:left="480" w:hanging="480"/>
+        <w:spacing w:before="0" w:after="180"/>
+      </w:pPr>
       <w:r>
         <w:rPr>
           <w:rFonts w:ascii="Times New Roman" w:hAnsi="Times New Roman" w:eastAsia="Times New Roman" w:cs="Times New Roman"/>
@@ -39382,7 +39590,7 @@
         </w:rPr>
         <w:drawing>
           <wp:inline>
-            <wp:extent cx="3600000" cy="1238008"/>
+            <wp:extent cx="3600000" cy="1221719"/>
             <wp:effectExtent b="0" l="0" r="0" t="0"/>
             <wp:docPr descr="" title="" id="72" name="Picture"/>
             <a:graphic>
@@ -39403,7 +39611,7 @@
                   <pic:spPr bwMode="auto">
                     <a:xfrm>
                       <a:off x="0" y="0"/>
-                      <a:ext cx="3600000" cy="1238008"/>
+                      <a:ext cx="3600000" cy="1221719"/>
                     </a:xfrm>
                     <a:prstGeom prst="rect">
                       <a:avLst/>

--- a/00-首页/题组Word/第一轮·综合套卷/第一轮综合卷06（教师版）.docx
+++ b/00-首页/题组Word/第一轮·综合套卷/第一轮综合卷06（教师版）.docx
@@ -22950,7 +22950,7 @@
         <m:sSubSup>
           <m:e>
             <m:r>
-              <m:t>​</m:t>
+              <m:t xml:space="preserve"> </m:t>
             </m:r>
           </m:e>
           <m:sub>
@@ -24207,7 +24207,7 @@
         <m:sSubSup>
           <m:e>
             <m:r>
-              <m:t>​</m:t>
+              <m:t xml:space="preserve"> </m:t>
             </m:r>
           </m:e>
           <m:sub>

--- a/00-首页/题组Word/第一轮·综合套卷/第一轮综合卷06（教师版）.docx
+++ b/00-首页/题组Word/第一轮·综合套卷/第一轮综合卷06（教师版）.docx
@@ -57,6 +57,14 @@
       <w:tblPr>
         <w:tblStyle w:val="Table"/>
         <w:tblW w:type="auto" w:w="0"/>
+        <w:tblBorders>
+          <w:top w:val="single" w:sz="12" w:space="0" w:color="000000"/>
+          <w:left w:val="none" w:sz="0" w:space="0" w:color="auto"/>
+          <w:bottom w:val="single" w:sz="12" w:space="0" w:color="000000"/>
+          <w:right w:val="none" w:sz="0" w:space="0" w:color="auto"/>
+          <w:insideH w:val="none" w:sz="0" w:space="0" w:color="auto"/>
+          <w:insideV w:val="none" w:sz="0" w:space="0" w:color="auto"/>
+        </w:tblBorders>
         <w:tblLook w:firstRow="1" w:lastRow="0" w:firstColumn="0" w:lastColumn="0" w:noHBand="0" w:noVBand="0" w:val="0020"/>
       </w:tblPr>
       <w:tblGrid>
@@ -69,7 +77,11 @@
           <w:tblHeader w:val="on"/>
         </w:trPr>
         <w:tc>
-          <w:tcPr/>
+          <w:tcPr>
+            <w:tcBorders>
+              <w:bottom w:val="single" w:sz="8" w:space="0" w:color="000000"/>
+            </w:tcBorders>
+          </w:tcPr>
           <w:p>
             <w:pPr>
               <w:pStyle w:val="Compact"/>
@@ -85,7 +97,11 @@
           </w:p>
         </w:tc>
         <w:tc>
-          <w:tcPr/>
+          <w:tcPr>
+            <w:tcBorders>
+              <w:bottom w:val="single" w:sz="8" w:space="0" w:color="000000"/>
+            </w:tcBorders>
+          </w:tcPr>
           <w:p>
             <w:pPr>
               <w:pStyle w:val="Compact"/>
@@ -101,7 +117,11 @@
           </w:p>
         </w:tc>
         <w:tc>
-          <w:tcPr/>
+          <w:tcPr>
+            <w:tcBorders>
+              <w:bottom w:val="single" w:sz="8" w:space="0" w:color="000000"/>
+            </w:tcBorders>
+          </w:tcPr>
           <w:p>
             <w:pPr>
               <w:pStyle w:val="Compact"/>
@@ -334,8 +354,8 @@
     <w:p>
       <w:pPr>
         <w:pStyle w:val="FirstParagraph"/>
+        <w:spacing w:before="0" w:after="0"/>
         <w:ind w:left="480" w:hanging="480"/>
-        <w:spacing w:after="0"/>
       </w:pPr>
       <w:r>
         <w:rPr>
@@ -371,8 +391,8 @@
     <w:p>
       <w:pPr>
         <w:pStyle w:val="FirstParagraph"/>
+        <w:spacing w:before="0" w:after="0"/>
         <w:ind w:left="480" w:hanging="480"/>
-        <w:spacing w:before="0" w:after="0"/>
       </w:pPr>
       <w:r>
         <w:rPr>
@@ -473,8 +493,8 @@
     <w:p>
       <w:pPr>
         <w:pStyle w:val="FirstParagraph"/>
+        <w:spacing w:before="0" w:after="0"/>
         <w:ind w:left="480" w:hanging="480"/>
-        <w:spacing w:before="0" w:after="0"/>
       </w:pPr>
       <w:r>
         <w:rPr>
@@ -575,8 +595,8 @@
     <w:p>
       <w:pPr>
         <w:pStyle w:val="FirstParagraph"/>
+        <w:spacing w:before="0" w:after="0"/>
         <w:ind w:left="480" w:hanging="480"/>
-        <w:spacing w:before="0" w:after="0"/>
       </w:pPr>
       <w:r>
         <w:rPr>
@@ -677,8 +697,8 @@
     <w:p>
       <w:pPr>
         <w:pStyle w:val="FirstParagraph"/>
+        <w:spacing w:before="0" w:after="0"/>
         <w:ind w:left="480" w:hanging="480"/>
-        <w:spacing w:before="0" w:after="180"/>
       </w:pPr>
       <w:r>
         <w:rPr>
@@ -872,8 +892,8 @@
     <w:p>
       <w:pPr>
         <w:pStyle w:val="FirstParagraph"/>
+        <w:spacing w:before="0" w:after="0"/>
         <w:ind w:left="480" w:hanging="480"/>
-        <w:spacing w:after="0"/>
       </w:pPr>
       <w:r>
         <w:rPr>
@@ -927,8 +947,8 @@
     <w:p>
       <w:pPr>
         <w:pStyle w:val="FirstParagraph"/>
+        <w:spacing w:before="0" w:after="0"/>
         <w:ind w:left="480" w:hanging="480"/>
-        <w:spacing w:before="0" w:after="0"/>
       </w:pPr>
       <w:r>
         <w:rPr>
@@ -952,8 +972,8 @@
     <w:p>
       <w:pPr>
         <w:pStyle w:val="FirstParagraph"/>
+        <w:spacing w:before="0" w:after="0"/>
         <w:ind w:left="480" w:hanging="480"/>
-        <w:spacing w:before="0" w:after="0"/>
       </w:pPr>
       <w:r>
         <w:rPr>
@@ -977,8 +997,8 @@
     <w:p>
       <w:pPr>
         <w:pStyle w:val="FirstParagraph"/>
+        <w:spacing w:before="0" w:after="0"/>
         <w:ind w:left="480" w:hanging="480"/>
-        <w:spacing w:before="0" w:after="0"/>
       </w:pPr>
       <w:r>
         <w:rPr>
@@ -1002,8 +1022,8 @@
     <w:p>
       <w:pPr>
         <w:pStyle w:val="FirstParagraph"/>
+        <w:spacing w:before="0" w:after="0"/>
         <w:ind w:left="480" w:hanging="480"/>
-        <w:spacing w:before="0" w:after="180"/>
       </w:pPr>
       <w:r>
         <w:rPr>
@@ -1120,8 +1140,8 @@
     <w:p>
       <w:pPr>
         <w:pStyle w:val="FirstParagraph"/>
+        <w:spacing w:before="0" w:after="0"/>
         <w:ind w:left="480" w:hanging="480"/>
-        <w:spacing w:after="0"/>
       </w:pPr>
       <w:r>
         <w:rPr>
@@ -1201,8 +1221,8 @@
     <w:p>
       <w:pPr>
         <w:pStyle w:val="FirstParagraph"/>
+        <w:spacing w:before="0" w:after="0"/>
         <w:ind w:left="480" w:hanging="480"/>
-        <w:spacing w:before="0" w:after="0"/>
       </w:pPr>
       <w:r>
         <w:rPr>
@@ -1226,8 +1246,8 @@
     <w:p>
       <w:pPr>
         <w:pStyle w:val="FirstParagraph"/>
+        <w:spacing w:before="0" w:after="0"/>
         <w:ind w:left="480" w:hanging="480"/>
-        <w:spacing w:before="0" w:after="0"/>
       </w:pPr>
       <w:r>
         <w:rPr>
@@ -1251,8 +1271,8 @@
     <w:p>
       <w:pPr>
         <w:pStyle w:val="FirstParagraph"/>
+        <w:spacing w:before="0" w:after="0"/>
         <w:ind w:left="480" w:hanging="480"/>
-        <w:spacing w:before="0" w:after="0"/>
       </w:pPr>
       <w:r>
         <w:rPr>
@@ -1276,8 +1296,8 @@
     <w:p>
       <w:pPr>
         <w:pStyle w:val="FirstParagraph"/>
+        <w:spacing w:before="0" w:after="0"/>
         <w:ind w:left="480" w:hanging="480"/>
-        <w:spacing w:before="0" w:after="180"/>
       </w:pPr>
       <w:r>
         <w:rPr>
@@ -1394,8 +1414,8 @@
     <w:p>
       <w:pPr>
         <w:pStyle w:val="FirstParagraph"/>
+        <w:spacing w:before="0" w:after="0"/>
         <w:ind w:left="480" w:hanging="480"/>
-        <w:spacing w:after="0"/>
       </w:pPr>
       <w:r>
         <w:rPr>
@@ -1437,8 +1457,8 @@
     <w:p>
       <w:pPr>
         <w:pStyle w:val="FirstParagraph"/>
+        <w:spacing w:before="0" w:after="0"/>
         <w:ind w:left="480" w:hanging="480"/>
-        <w:spacing w:before="0" w:after="0"/>
       </w:pPr>
       <w:r>
         <w:rPr>
@@ -1450,8 +1470,8 @@
     <w:p>
       <w:pPr>
         <w:pStyle w:val="FirstParagraph"/>
+        <w:spacing w:before="0" w:after="0"/>
         <w:ind w:left="480" w:hanging="480"/>
-        <w:spacing w:before="0" w:after="0"/>
       </w:pPr>
       <w:r>
         <w:rPr>
@@ -1492,8 +1512,8 @@
     <w:p>
       <w:pPr>
         <w:pStyle w:val="FirstParagraph"/>
+        <w:spacing w:before="0" w:after="0"/>
         <w:ind w:left="480" w:hanging="480"/>
-        <w:spacing w:before="0" w:after="0"/>
       </w:pPr>
       <w:r>
         <w:rPr>
@@ -1505,8 +1525,8 @@
     <w:p>
       <w:pPr>
         <w:pStyle w:val="FirstParagraph"/>
+        <w:spacing w:before="0" w:after="0"/>
         <w:ind w:left="480" w:hanging="480"/>
-        <w:spacing w:before="0" w:after="180"/>
       </w:pPr>
       <w:r>
         <w:rPr>
@@ -7724,8 +7744,8 @@
     <w:p>
       <w:pPr>
         <w:pStyle w:val="FirstParagraph"/>
+        <w:spacing w:before="0" w:after="0"/>
         <w:ind w:left="480" w:hanging="480"/>
-        <w:spacing w:after="0"/>
       </w:pPr>
       <w:r>
         <w:rPr>
@@ -7947,8 +7967,8 @@
     <w:p>
       <w:pPr>
         <w:pStyle w:val="FirstParagraph"/>
+        <w:spacing w:before="0" w:after="0"/>
         <w:ind w:left="480" w:hanging="480"/>
-        <w:spacing w:before="0" w:after="0"/>
       </w:pPr>
       <w:r>
         <w:rPr>
@@ -7960,8 +7980,8 @@
     <w:p>
       <w:pPr>
         <w:pStyle w:val="FirstParagraph"/>
+        <w:spacing w:before="0" w:after="0"/>
         <w:ind w:left="480" w:hanging="480"/>
-        <w:spacing w:before="0" w:after="0"/>
       </w:pPr>
       <w:r>
         <w:rPr>
@@ -7973,8 +7993,8 @@
     <w:p>
       <w:pPr>
         <w:pStyle w:val="FirstParagraph"/>
+        <w:spacing w:before="0" w:after="0"/>
         <w:ind w:left="480" w:hanging="480"/>
-        <w:spacing w:before="0" w:after="0"/>
       </w:pPr>
       <w:r>
         <w:rPr>
@@ -7986,8 +8006,8 @@
     <w:p>
       <w:pPr>
         <w:pStyle w:val="FirstParagraph"/>
+        <w:spacing w:before="0" w:after="0"/>
         <w:ind w:left="480" w:hanging="480"/>
-        <w:spacing w:before="0" w:after="180"/>
       </w:pPr>
       <w:r>
         <w:rPr>
@@ -8300,6 +8320,7 @@
     <w:p>
       <w:pPr>
         <w:pStyle w:val="Compact"/>
+        <w:spacing w:before="0" w:after="0"/>
       </w:pPr>
       <w:r>
         <w:rPr>
@@ -8349,6 +8370,7 @@
     <w:p>
       <w:pPr>
         <w:pStyle w:val="Compact"/>
+        <w:spacing w:before="0" w:after="0"/>
       </w:pPr>
       <w:r>
         <w:rPr>
@@ -8397,6 +8419,7 @@
     <w:p>
       <w:pPr>
         <w:pStyle w:val="Compact"/>
+        <w:spacing w:before="0" w:after="0"/>
       </w:pPr>
       <w:r>
         <w:rPr>
@@ -8482,6 +8505,7 @@
     <w:p>
       <w:pPr>
         <w:pStyle w:val="Compact"/>
+        <w:spacing w:before="0" w:after="0"/>
       </w:pPr>
       <w:r>
         <w:rPr>
@@ -8805,6 +8829,7 @@
     <w:p>
       <w:pPr>
         <w:pStyle w:val="Compact"/>
+        <w:spacing w:before="0" w:after="0"/>
       </w:pPr>
       <w:r>
         <w:rPr>
@@ -8848,6 +8873,7 @@
     <w:p>
       <w:pPr>
         <w:pStyle w:val="Compact"/>
+        <w:spacing w:before="0" w:after="0"/>
       </w:pPr>
       <w:r>
         <w:rPr>
@@ -8891,6 +8917,7 @@
     <w:p>
       <w:pPr>
         <w:pStyle w:val="Compact"/>
+        <w:spacing w:before="0" w:after="0"/>
       </w:pPr>
       <w:r>
         <w:rPr>
@@ -8908,6 +8935,7 @@
     <w:p>
       <w:pPr>
         <w:pStyle w:val="Compact"/>
+        <w:spacing w:before="0" w:after="0"/>
       </w:pPr>
       <w:r>
         <w:rPr>
@@ -35575,8 +35603,8 @@
     <w:p>
       <w:pPr>
         <w:pStyle w:val="FirstParagraph"/>
+        <w:spacing w:before="0" w:after="0"/>
         <w:ind w:left="480" w:hanging="480"/>
-        <w:spacing w:after="0"/>
       </w:pPr>
       <w:r>
         <w:rPr>
@@ -35672,8 +35700,8 @@
     <w:p>
       <w:pPr>
         <w:pStyle w:val="FirstParagraph"/>
+        <w:spacing w:before="0" w:after="0"/>
         <w:ind w:left="480" w:hanging="480"/>
-        <w:spacing w:before="0" w:after="0"/>
       </w:pPr>
       <w:r>
         <w:rPr>
@@ -35697,8 +35725,8 @@
     <w:p>
       <w:pPr>
         <w:pStyle w:val="FirstParagraph"/>
+        <w:spacing w:before="0" w:after="0"/>
         <w:ind w:left="480" w:hanging="480"/>
-        <w:spacing w:before="0" w:after="0"/>
       </w:pPr>
       <w:r>
         <w:rPr>
@@ -35722,8 +35750,8 @@
     <w:p>
       <w:pPr>
         <w:pStyle w:val="FirstParagraph"/>
+        <w:spacing w:before="0" w:after="0"/>
         <w:ind w:left="480" w:hanging="480"/>
-        <w:spacing w:before="0" w:after="0"/>
       </w:pPr>
       <w:r>
         <w:rPr>
@@ -35747,8 +35775,8 @@
     <w:p>
       <w:pPr>
         <w:pStyle w:val="FirstParagraph"/>
+        <w:spacing w:before="0" w:after="0"/>
         <w:ind w:left="480" w:hanging="480"/>
-        <w:spacing w:before="0" w:after="180"/>
       </w:pPr>
       <w:r>
         <w:rPr>
@@ -41641,6 +41669,14 @@
       <w:tblPr>
         <w:tblStyle w:val="Table"/>
         <w:tblW w:type="auto" w:w="0"/>
+        <w:tblBorders>
+          <w:top w:val="single" w:sz="12" w:space="0" w:color="000000"/>
+          <w:left w:val="none" w:sz="0" w:space="0" w:color="auto"/>
+          <w:bottom w:val="single" w:sz="12" w:space="0" w:color="000000"/>
+          <w:right w:val="none" w:sz="0" w:space="0" w:color="auto"/>
+          <w:insideH w:val="none" w:sz="0" w:space="0" w:color="auto"/>
+          <w:insideV w:val="none" w:sz="0" w:space="0" w:color="auto"/>
+        </w:tblBorders>
         <w:tblLook w:firstRow="1" w:lastRow="0" w:firstColumn="0" w:lastColumn="0" w:noHBand="0" w:noVBand="0" w:val="0020"/>
       </w:tblPr>
       <w:tblGrid>
@@ -41654,7 +41690,11 @@
           <w:tblHeader w:val="on"/>
         </w:trPr>
         <w:tc>
-          <w:tcPr/>
+          <w:tcPr>
+            <w:tcBorders>
+              <w:bottom w:val="single" w:sz="8" w:space="0" w:color="000000"/>
+            </w:tcBorders>
+          </w:tcPr>
           <w:p>
             <w:pPr>
               <w:pStyle w:val="Compact"/>
@@ -41670,7 +41710,11 @@
           </w:p>
         </w:tc>
         <w:tc>
-          <w:tcPr/>
+          <w:tcPr>
+            <w:tcBorders>
+              <w:bottom w:val="single" w:sz="8" w:space="0" w:color="000000"/>
+            </w:tcBorders>
+          </w:tcPr>
           <w:p>
             <w:pPr>
               <w:pStyle w:val="Compact"/>
@@ -41686,7 +41730,11 @@
           </w:p>
         </w:tc>
         <w:tc>
-          <w:tcPr/>
+          <w:tcPr>
+            <w:tcBorders>
+              <w:bottom w:val="single" w:sz="8" w:space="0" w:color="000000"/>
+            </w:tcBorders>
+          </w:tcPr>
           <w:p>
             <w:pPr>
               <w:pStyle w:val="Compact"/>
@@ -41702,7 +41750,11 @@
           </w:p>
         </w:tc>
         <w:tc>
-          <w:tcPr/>
+          <w:tcPr>
+            <w:tcBorders>
+              <w:bottom w:val="single" w:sz="8" w:space="0" w:color="000000"/>
+            </w:tcBorders>
+          </w:tcPr>
           <w:p>
             <w:pPr>
               <w:pStyle w:val="Compact"/>
@@ -42906,6 +42958,14 @@
       <w:tblPr>
         <w:tblStyle w:val="Table"/>
         <w:tblW w:type="auto" w:w="0"/>
+        <w:tblBorders>
+          <w:top w:val="single" w:sz="12" w:space="0" w:color="000000"/>
+          <w:left w:val="none" w:sz="0" w:space="0" w:color="auto"/>
+          <w:bottom w:val="single" w:sz="12" w:space="0" w:color="000000"/>
+          <w:right w:val="none" w:sz="0" w:space="0" w:color="auto"/>
+          <w:insideH w:val="none" w:sz="0" w:space="0" w:color="auto"/>
+          <w:insideV w:val="none" w:sz="0" w:space="0" w:color="auto"/>
+        </w:tblBorders>
         <w:tblLook w:firstRow="1" w:lastRow="0" w:firstColumn="0" w:lastColumn="0" w:noHBand="0" w:noVBand="0" w:val="0020"/>
       </w:tblPr>
       <w:tblGrid>
@@ -42918,7 +42978,11 @@
           <w:tblHeader w:val="on"/>
         </w:trPr>
         <w:tc>
-          <w:tcPr/>
+          <w:tcPr>
+            <w:tcBorders>
+              <w:bottom w:val="single" w:sz="8" w:space="0" w:color="000000"/>
+            </w:tcBorders>
+          </w:tcPr>
           <w:p>
             <w:pPr>
               <w:pStyle w:val="Compact"/>
@@ -42934,7 +42998,11 @@
           </w:p>
         </w:tc>
         <w:tc>
-          <w:tcPr/>
+          <w:tcPr>
+            <w:tcBorders>
+              <w:bottom w:val="single" w:sz="8" w:space="0" w:color="000000"/>
+            </w:tcBorders>
+          </w:tcPr>
           <w:p>
             <w:pPr>
               <w:pStyle w:val="Compact"/>
@@ -42950,7 +43018,11 @@
           </w:p>
         </w:tc>
         <w:tc>
-          <w:tcPr/>
+          <w:tcPr>
+            <w:tcBorders>
+              <w:bottom w:val="single" w:sz="8" w:space="0" w:color="000000"/>
+            </w:tcBorders>
+          </w:tcPr>
           <w:p>
             <w:pPr>
               <w:pStyle w:val="Compact"/>
@@ -47205,7 +47277,7 @@
     <ns0:rPr>
       <ns0:rFonts ns0:ascii="Times New Roman" ns0:cs="Times New Roman" ns0:eastAsia="SimHei" ns0:hAnsi="Times New Roman"/>
       <ns0:b/>
-      <ns0:color ns0:val="17324D"/>
+      <ns0:color ns0:val="000000"/>
       <ns0:sz ns0:val="44"/>
       <ns0:szCs ns0:val="56"/>
     </ns0:rPr>
@@ -47347,7 +47419,7 @@
     <ns0:rPr>
       <ns0:rFonts ns0:ascii="Times New Roman" ns0:cs="Times New Roman" ns0:eastAsia="SimHei" ns0:hAnsi="Times New Roman"/>
       <ns0:b/>
-      <ns0:color ns0:val="17324D"/>
+      <ns0:color ns0:val="000000"/>
       <ns0:sz ns0:val="32"/>
       <ns0:szCs ns0:val="40"/>
     </ns0:rPr>
@@ -47371,7 +47443,7 @@
     <ns0:rPr>
       <ns0:rFonts ns0:ascii="Times New Roman" ns0:cs="Times New Roman" ns0:eastAsia="SimHei" ns0:hAnsi="Times New Roman"/>
       <ns0:b/>
-      <ns0:color ns0:val="17324D"/>
+      <ns0:color ns0:val="000000"/>
       <ns0:sz ns0:val="28"/>
       <ns0:szCs ns0:val="32"/>
     </ns0:rPr>
@@ -47395,7 +47467,7 @@
     <ns0:rPr>
       <ns0:rFonts ns0:ascii="Times New Roman" ns0:cs="Times New Roman" ns0:eastAsia="SimHei" ns0:hAnsi="Times New Roman"/>
       <ns0:b/>
-      <ns0:color ns0:val="17324D"/>
+      <ns0:color ns0:val="000000"/>
       <ns0:sz ns0:val="25"/>
       <ns0:szCs ns0:val="28"/>
     </ns0:rPr>

--- a/00-首页/题组Word/第一轮·综合套卷/第一轮综合卷06（教师版）.docx
+++ b/00-首页/题组Word/第一轮·综合套卷/第一轮综合卷06（教师版）.docx
@@ -57,14 +57,6 @@
       <w:tblPr>
         <w:tblStyle w:val="Table"/>
         <w:tblW w:type="auto" w:w="0"/>
-        <w:tblBorders>
-          <w:top w:val="single" w:sz="12" w:space="0" w:color="000000"/>
-          <w:left w:val="none" w:sz="0" w:space="0" w:color="auto"/>
-          <w:bottom w:val="single" w:sz="12" w:space="0" w:color="000000"/>
-          <w:right w:val="none" w:sz="0" w:space="0" w:color="auto"/>
-          <w:insideH w:val="none" w:sz="0" w:space="0" w:color="auto"/>
-          <w:insideV w:val="none" w:sz="0" w:space="0" w:color="auto"/>
-        </w:tblBorders>
         <w:tblLook w:firstRow="1" w:lastRow="0" w:firstColumn="0" w:lastColumn="0" w:noHBand="0" w:noVBand="0" w:val="0020"/>
       </w:tblPr>
       <w:tblGrid>
@@ -77,11 +69,7 @@
           <w:tblHeader w:val="on"/>
         </w:trPr>
         <w:tc>
-          <w:tcPr>
-            <w:tcBorders>
-              <w:bottom w:val="single" w:sz="8" w:space="0" w:color="000000"/>
-            </w:tcBorders>
-          </w:tcPr>
+          <w:tcPr/>
           <w:p>
             <w:pPr>
               <w:pStyle w:val="Compact"/>
@@ -97,11 +85,7 @@
           </w:p>
         </w:tc>
         <w:tc>
-          <w:tcPr>
-            <w:tcBorders>
-              <w:bottom w:val="single" w:sz="8" w:space="0" w:color="000000"/>
-            </w:tcBorders>
-          </w:tcPr>
+          <w:tcPr/>
           <w:p>
             <w:pPr>
               <w:pStyle w:val="Compact"/>
@@ -117,11 +101,7 @@
           </w:p>
         </w:tc>
         <w:tc>
-          <w:tcPr>
-            <w:tcBorders>
-              <w:bottom w:val="single" w:sz="8" w:space="0" w:color="000000"/>
-            </w:tcBorders>
-          </w:tcPr>
+          <w:tcPr/>
           <w:p>
             <w:pPr>
               <w:pStyle w:val="Compact"/>
@@ -354,8 +334,6 @@
     <w:p>
       <w:pPr>
         <w:pStyle w:val="FirstParagraph"/>
-        <w:spacing w:before="0" w:after="0"/>
-        <w:ind w:left="480" w:hanging="480"/>
       </w:pPr>
       <w:r>
         <w:rPr>
@@ -387,13 +365,6 @@
         </w:rPr>
         <w:t xml:space="preserve"> </w:t>
       </w:r>
-    </w:p>
-    <w:p>
-      <w:pPr>
-        <w:pStyle w:val="FirstParagraph"/>
-        <w:spacing w:before="0" w:after="0"/>
-        <w:ind w:left="480" w:hanging="480"/>
-      </w:pPr>
       <w:r>
         <w:rPr>
           <w:rFonts w:ascii="Times New Roman" w:hAnsi="Times New Roman" w:eastAsia="Times New Roman" w:cs="Times New Roman"/>
@@ -489,13 +460,6 @@
         </w:rPr>
         <w:t xml:space="preserve"> </w:t>
       </w:r>
-    </w:p>
-    <w:p>
-      <w:pPr>
-        <w:pStyle w:val="FirstParagraph"/>
-        <w:spacing w:before="0" w:after="0"/>
-        <w:ind w:left="480" w:hanging="480"/>
-      </w:pPr>
       <w:r>
         <w:rPr>
           <w:rFonts w:ascii="Times New Roman" w:hAnsi="Times New Roman" w:eastAsia="Times New Roman" w:cs="Times New Roman"/>
@@ -591,13 +555,6 @@
         </w:rPr>
         <w:t xml:space="preserve"> </w:t>
       </w:r>
-    </w:p>
-    <w:p>
-      <w:pPr>
-        <w:pStyle w:val="FirstParagraph"/>
-        <w:spacing w:before="0" w:after="0"/>
-        <w:ind w:left="480" w:hanging="480"/>
-      </w:pPr>
       <w:r>
         <w:rPr>
           <w:rFonts w:ascii="Times New Roman" w:hAnsi="Times New Roman" w:eastAsia="Times New Roman" w:cs="Times New Roman"/>
@@ -693,13 +650,6 @@
         </w:rPr>
         <w:t xml:space="preserve"> </w:t>
       </w:r>
-    </w:p>
-    <w:p>
-      <w:pPr>
-        <w:pStyle w:val="FirstParagraph"/>
-        <w:spacing w:before="0" w:after="0"/>
-        <w:ind w:left="480" w:hanging="480"/>
-      </w:pPr>
       <w:r>
         <w:rPr>
           <w:rFonts w:ascii="Times New Roman" w:hAnsi="Times New Roman" w:eastAsia="Times New Roman" w:cs="Times New Roman"/>
@@ -892,8 +842,6 @@
     <w:p>
       <w:pPr>
         <w:pStyle w:val="FirstParagraph"/>
-        <w:spacing w:before="0" w:after="0"/>
-        <w:ind w:left="480" w:hanging="480"/>
       </w:pPr>
       <w:r>
         <w:rPr>
@@ -943,13 +891,6 @@
         </w:rPr>
         <w:t xml:space="preserve"> </w:t>
       </w:r>
-    </w:p>
-    <w:p>
-      <w:pPr>
-        <w:pStyle w:val="FirstParagraph"/>
-        <w:spacing w:before="0" w:after="0"/>
-        <w:ind w:left="480" w:hanging="480"/>
-      </w:pPr>
       <w:r>
         <w:rPr>
           <w:rFonts w:ascii="Times New Roman" w:hAnsi="Times New Roman" w:eastAsia="Times New Roman" w:cs="Times New Roman"/>
@@ -966,20 +907,7 @@
         <w:rPr>
           <w:rFonts w:ascii="Times New Roman" w:hAnsi="Times New Roman" w:eastAsia="Times New Roman" w:cs="Times New Roman"/>
         </w:rPr>
-        <w:t xml:space="preserve"> </w:t>
-      </w:r>
-    </w:p>
-    <w:p>
-      <w:pPr>
-        <w:pStyle w:val="FirstParagraph"/>
-        <w:spacing w:before="0" w:after="0"/>
-        <w:ind w:left="480" w:hanging="480"/>
-      </w:pPr>
-      <w:r>
-        <w:rPr>
-          <w:rFonts w:ascii="Times New Roman" w:hAnsi="Times New Roman" w:eastAsia="Times New Roman" w:cs="Times New Roman"/>
-        </w:rPr>
-        <w:t xml:space="preserve">B. </w:t>
+        <w:t xml:space="preserve"> B. </w:t>
       </w:r>
       <w:r>
         <w:rPr>
@@ -993,13 +921,6 @@
         </w:rPr>
         <w:t xml:space="preserve"> </w:t>
       </w:r>
-    </w:p>
-    <w:p>
-      <w:pPr>
-        <w:pStyle w:val="FirstParagraph"/>
-        <w:spacing w:before="0" w:after="0"/>
-        <w:ind w:left="480" w:hanging="480"/>
-      </w:pPr>
       <w:r>
         <w:rPr>
           <w:rFonts w:ascii="Times New Roman" w:hAnsi="Times New Roman" w:eastAsia="Times New Roman" w:cs="Times New Roman"/>
@@ -1016,20 +937,7 @@
         <w:rPr>
           <w:rFonts w:ascii="Times New Roman" w:hAnsi="Times New Roman" w:eastAsia="Times New Roman" w:cs="Times New Roman"/>
         </w:rPr>
-        <w:t xml:space="preserve"> </w:t>
-      </w:r>
-    </w:p>
-    <w:p>
-      <w:pPr>
-        <w:pStyle w:val="FirstParagraph"/>
-        <w:spacing w:before="0" w:after="0"/>
-        <w:ind w:left="480" w:hanging="480"/>
-      </w:pPr>
-      <w:r>
-        <w:rPr>
-          <w:rFonts w:ascii="Times New Roman" w:hAnsi="Times New Roman" w:eastAsia="Times New Roman" w:cs="Times New Roman"/>
-        </w:rPr>
-        <w:t xml:space="preserve">D. A、B、C </w:t>
+        <w:t xml:space="preserve"> D. A、B、C </w:t>
       </w:r>
       <w:r>
         <w:rPr>
@@ -1140,8 +1048,6 @@
     <w:p>
       <w:pPr>
         <w:pStyle w:val="FirstParagraph"/>
-        <w:spacing w:before="0" w:after="0"/>
-        <w:ind w:left="480" w:hanging="480"/>
       </w:pPr>
       <w:r>
         <w:rPr>
@@ -1217,13 +1123,6 @@
         </w:rPr>
         <w:t xml:space="preserve"> </w:t>
       </w:r>
-    </w:p>
-    <w:p>
-      <w:pPr>
-        <w:pStyle w:val="FirstParagraph"/>
-        <w:spacing w:before="0" w:after="0"/>
-        <w:ind w:left="480" w:hanging="480"/>
-      </w:pPr>
       <w:r>
         <w:rPr>
           <w:rFonts w:ascii="Times New Roman" w:hAnsi="Times New Roman" w:eastAsia="Times New Roman" w:cs="Times New Roman"/>
@@ -1240,20 +1139,7 @@
         <w:rPr>
           <w:rFonts w:ascii="Times New Roman" w:hAnsi="Times New Roman" w:eastAsia="Times New Roman" w:cs="Times New Roman"/>
         </w:rPr>
-        <w:t xml:space="preserve"> </w:t>
-      </w:r>
-    </w:p>
-    <w:p>
-      <w:pPr>
-        <w:pStyle w:val="FirstParagraph"/>
-        <w:spacing w:before="0" w:after="0"/>
-        <w:ind w:left="480" w:hanging="480"/>
-      </w:pPr>
-      <w:r>
-        <w:rPr>
-          <w:rFonts w:ascii="Times New Roman" w:hAnsi="Times New Roman" w:eastAsia="Times New Roman" w:cs="Times New Roman"/>
-        </w:rPr>
-        <w:t xml:space="preserve">B. </w:t>
+        <w:t xml:space="preserve"> B. </w:t>
       </w:r>
       <w:r>
         <w:rPr>
@@ -1265,20 +1151,7 @@
         <w:rPr>
           <w:rFonts w:ascii="Times New Roman" w:hAnsi="Times New Roman" w:eastAsia="Times New Roman" w:cs="Times New Roman"/>
         </w:rPr>
-        <w:t xml:space="preserve"> </w:t>
-      </w:r>
-    </w:p>
-    <w:p>
-      <w:pPr>
-        <w:pStyle w:val="FirstParagraph"/>
-        <w:spacing w:before="0" w:after="0"/>
-        <w:ind w:left="480" w:hanging="480"/>
-      </w:pPr>
-      <w:r>
-        <w:rPr>
-          <w:rFonts w:ascii="Times New Roman" w:hAnsi="Times New Roman" w:eastAsia="Times New Roman" w:cs="Times New Roman"/>
-        </w:rPr>
-        <w:t xml:space="preserve">C. </w:t>
+        <w:t xml:space="preserve"> C. </w:t>
       </w:r>
       <w:r>
         <w:rPr>
@@ -1290,20 +1163,7 @@
         <w:rPr>
           <w:rFonts w:ascii="Times New Roman" w:hAnsi="Times New Roman" w:eastAsia="Times New Roman" w:cs="Times New Roman"/>
         </w:rPr>
-        <w:t xml:space="preserve"> </w:t>
-      </w:r>
-    </w:p>
-    <w:p>
-      <w:pPr>
-        <w:pStyle w:val="FirstParagraph"/>
-        <w:spacing w:before="0" w:after="0"/>
-        <w:ind w:left="480" w:hanging="480"/>
-      </w:pPr>
-      <w:r>
-        <w:rPr>
-          <w:rFonts w:ascii="Times New Roman" w:hAnsi="Times New Roman" w:eastAsia="Times New Roman" w:cs="Times New Roman"/>
-        </w:rPr>
-        <w:t xml:space="preserve">D. T </w:t>
+        <w:t xml:space="preserve"> D. T </w:t>
       </w:r>
       <w:r>
         <w:rPr>
@@ -1414,8 +1274,6 @@
     <w:p>
       <w:pPr>
         <w:pStyle w:val="FirstParagraph"/>
-        <w:spacing w:before="0" w:after="0"/>
-        <w:ind w:left="480" w:hanging="480"/>
       </w:pPr>
       <w:r>
         <w:rPr>
@@ -1453,31 +1311,11 @@
         </w:rPr>
         <w:t xml:space="preserve"> </w:t>
       </w:r>
-    </w:p>
-    <w:p>
-      <w:pPr>
-        <w:pStyle w:val="FirstParagraph"/>
-        <w:spacing w:before="0" w:after="0"/>
-        <w:ind w:left="480" w:hanging="480"/>
-      </w:pPr>
-      <w:r>
-        <w:rPr>
-          <w:rFonts w:ascii="Times New Roman" w:hAnsi="Times New Roman" w:eastAsia="Times New Roman" w:cs="Times New Roman"/>
-        </w:rPr>
-        <w:t xml:space="preserve">A. K </w:t>
-      </w:r>
-    </w:p>
-    <w:p>
-      <w:pPr>
-        <w:pStyle w:val="FirstParagraph"/>
-        <w:spacing w:before="0" w:after="0"/>
-        <w:ind w:left="480" w:hanging="480"/>
-      </w:pPr>
-      <w:r>
-        <w:rPr>
-          <w:rFonts w:ascii="Times New Roman" w:hAnsi="Times New Roman" w:eastAsia="Times New Roman" w:cs="Times New Roman"/>
-        </w:rPr>
-        <w:t xml:space="preserve">B.</w:t>
+      <w:r>
+        <w:rPr>
+          <w:rFonts w:ascii="Times New Roman" w:hAnsi="Times New Roman" w:eastAsia="Times New Roman" w:cs="Times New Roman"/>
+        </w:rPr>
+        <w:t xml:space="preserve">A. K B.</w:t>
       </w:r>
       <w:r>
         <w:rPr>
@@ -1508,31 +1346,11 @@
         </w:rPr>
         <w:t xml:space="preserve"> </w:t>
       </w:r>
-    </w:p>
-    <w:p>
-      <w:pPr>
-        <w:pStyle w:val="FirstParagraph"/>
-        <w:spacing w:before="0" w:after="0"/>
-        <w:ind w:left="480" w:hanging="480"/>
-      </w:pPr>
-      <w:r>
-        <w:rPr>
-          <w:rFonts w:ascii="Times New Roman" w:hAnsi="Times New Roman" w:eastAsia="Times New Roman" w:cs="Times New Roman"/>
-        </w:rPr>
-        <w:t xml:space="preserve">C. SiC </w:t>
-      </w:r>
-    </w:p>
-    <w:p>
-      <w:pPr>
-        <w:pStyle w:val="FirstParagraph"/>
-        <w:spacing w:before="0" w:after="0"/>
-        <w:ind w:left="480" w:hanging="480"/>
-      </w:pPr>
-      <w:r>
-        <w:rPr>
-          <w:rFonts w:ascii="Times New Roman" w:hAnsi="Times New Roman" w:eastAsia="Times New Roman" w:cs="Times New Roman"/>
-        </w:rPr>
-        <w:t xml:space="preserve">D.</w:t>
+      <w:r>
+        <w:rPr>
+          <w:rFonts w:ascii="Times New Roman" w:hAnsi="Times New Roman" w:eastAsia="Times New Roman" w:cs="Times New Roman"/>
+        </w:rPr>
+        <w:t xml:space="preserve">C. SiC D.</w:t>
       </w:r>
       <w:r>
         <w:rPr>
@@ -7744,8 +7562,6 @@
     <w:p>
       <w:pPr>
         <w:pStyle w:val="FirstParagraph"/>
-        <w:spacing w:before="0" w:after="0"/>
-        <w:ind w:left="480" w:hanging="480"/>
       </w:pPr>
       <w:r>
         <w:rPr>
@@ -7963,57 +7779,11 @@
         </w:rPr>
         <w:t xml:space="preserve"> </w:t>
       </w:r>
-    </w:p>
-    <w:p>
-      <w:pPr>
-        <w:pStyle w:val="FirstParagraph"/>
-        <w:spacing w:before="0" w:after="0"/>
-        <w:ind w:left="480" w:hanging="480"/>
-      </w:pPr>
-      <w:r>
-        <w:rPr>
-          <w:rFonts w:ascii="Times New Roman" w:hAnsi="Times New Roman" w:eastAsia="Times New Roman" w:cs="Times New Roman"/>
-        </w:rPr>
-        <w:t xml:space="preserve">A. m-n </w:t>
-      </w:r>
-    </w:p>
-    <w:p>
-      <w:pPr>
-        <w:pStyle w:val="FirstParagraph"/>
-        <w:spacing w:before="0" w:after="0"/>
-        <w:ind w:left="480" w:hanging="480"/>
-      </w:pPr>
-      <w:r>
-        <w:rPr>
-          <w:rFonts w:ascii="Times New Roman" w:hAnsi="Times New Roman" w:eastAsia="Times New Roman" w:cs="Times New Roman"/>
-        </w:rPr>
-        <w:t xml:space="preserve">B. m-3n </w:t>
-      </w:r>
-    </w:p>
-    <w:p>
-      <w:pPr>
-        <w:pStyle w:val="FirstParagraph"/>
-        <w:spacing w:before="0" w:after="0"/>
-        <w:ind w:left="480" w:hanging="480"/>
-      </w:pPr>
-      <w:r>
-        <w:rPr>
-          <w:rFonts w:ascii="Times New Roman" w:hAnsi="Times New Roman" w:eastAsia="Times New Roman" w:cs="Times New Roman"/>
-        </w:rPr>
-        <w:t xml:space="preserve">C. n-m </w:t>
-      </w:r>
-    </w:p>
-    <w:p>
-      <w:pPr>
-        <w:pStyle w:val="FirstParagraph"/>
-        <w:spacing w:before="0" w:after="0"/>
-        <w:ind w:left="480" w:hanging="480"/>
-      </w:pPr>
-      <w:r>
-        <w:rPr>
-          <w:rFonts w:ascii="Times New Roman" w:hAnsi="Times New Roman" w:eastAsia="Times New Roman" w:cs="Times New Roman"/>
-        </w:rPr>
-        <w:t xml:space="preserve">D. 3n-m</w:t>
+      <w:r>
+        <w:rPr>
+          <w:rFonts w:ascii="Times New Roman" w:hAnsi="Times New Roman" w:eastAsia="Times New Roman" w:cs="Times New Roman"/>
+        </w:rPr>
+        <w:t xml:space="preserve">A. m-n B. m-3n C. n-m D. 3n-m</w:t>
       </w:r>
     </w:p>
     <w:p>
@@ -8277,7 +8047,7 @@
         </w:rPr>
         <w:drawing>
           <wp:inline>
-            <wp:extent cx="3393587" cy="1747480"/>
+            <wp:extent cx="3600000" cy="1747480"/>
             <wp:effectExtent b="0" l="0" r="0" t="0"/>
             <wp:docPr descr="" title="" id="17" name="Picture"/>
             <a:graphic>
@@ -8298,7 +8068,7 @@
                   <pic:spPr bwMode="auto">
                     <a:xfrm>
                       <a:off x="0" y="0"/>
-                      <a:ext cx="3393587" cy="1747480"/>
+                      <a:ext cx="3600000" cy="1747480"/>
                     </a:xfrm>
                     <a:prstGeom prst="rect">
                       <a:avLst/>
@@ -8320,7 +8090,10 @@
     <w:p>
       <w:pPr>
         <w:pStyle w:val="Compact"/>
-        <w:spacing w:before="0" w:after="0"/>
+        <w:numPr>
+          <w:ilvl w:val="0"/>
+          <w:numId w:val="1001"/>
+        </w:numPr>
       </w:pPr>
       <w:r>
         <w:rPr>
@@ -8370,7 +8143,10 @@
     <w:p>
       <w:pPr>
         <w:pStyle w:val="Compact"/>
-        <w:spacing w:before="0" w:after="0"/>
+        <w:numPr>
+          <w:ilvl w:val="0"/>
+          <w:numId w:val="1001"/>
+        </w:numPr>
       </w:pPr>
       <w:r>
         <w:rPr>
@@ -8419,7 +8195,10 @@
     <w:p>
       <w:pPr>
         <w:pStyle w:val="Compact"/>
-        <w:spacing w:before="0" w:after="0"/>
+        <w:numPr>
+          <w:ilvl w:val="0"/>
+          <w:numId w:val="1001"/>
+        </w:numPr>
       </w:pPr>
       <w:r>
         <w:rPr>
@@ -8505,7 +8284,10 @@
     <w:p>
       <w:pPr>
         <w:pStyle w:val="Compact"/>
-        <w:spacing w:before="0" w:after="0"/>
+        <w:numPr>
+          <w:ilvl w:val="0"/>
+          <w:numId w:val="1001"/>
+        </w:numPr>
       </w:pPr>
       <w:r>
         <w:rPr>
@@ -8769,7 +8551,7 @@
         </w:rPr>
         <w:drawing>
           <wp:inline>
-            <wp:extent cx="2879995" cy="678081"/>
+            <wp:extent cx="3600000" cy="678081"/>
             <wp:effectExtent b="0" l="0" r="0" t="0"/>
             <wp:docPr descr="" title="" id="21" name="Picture"/>
             <a:graphic>
@@ -8790,7 +8572,7 @@
                   <pic:spPr bwMode="auto">
                     <a:xfrm>
                       <a:off x="0" y="0"/>
-                      <a:ext cx="2879995" cy="678081"/>
+                      <a:ext cx="3600000" cy="678081"/>
                     </a:xfrm>
                     <a:prstGeom prst="rect">
                       <a:avLst/>
@@ -8829,7 +8611,10 @@
     <w:p>
       <w:pPr>
         <w:pStyle w:val="Compact"/>
-        <w:spacing w:before="0" w:after="0"/>
+        <w:numPr>
+          <w:ilvl w:val="0"/>
+          <w:numId w:val="1002"/>
+        </w:numPr>
       </w:pPr>
       <w:r>
         <w:rPr>
@@ -8873,7 +8658,10 @@
     <w:p>
       <w:pPr>
         <w:pStyle w:val="Compact"/>
-        <w:spacing w:before="0" w:after="0"/>
+        <w:numPr>
+          <w:ilvl w:val="0"/>
+          <w:numId w:val="1002"/>
+        </w:numPr>
       </w:pPr>
       <w:r>
         <w:rPr>
@@ -8917,7 +8705,10 @@
     <w:p>
       <w:pPr>
         <w:pStyle w:val="Compact"/>
-        <w:spacing w:before="0" w:after="0"/>
+        <w:numPr>
+          <w:ilvl w:val="0"/>
+          <w:numId w:val="1002"/>
+        </w:numPr>
       </w:pPr>
       <w:r>
         <w:rPr>
@@ -8935,7 +8726,10 @@
     <w:p>
       <w:pPr>
         <w:pStyle w:val="Compact"/>
-        <w:spacing w:before="0" w:after="0"/>
+        <w:numPr>
+          <w:ilvl w:val="0"/>
+          <w:numId w:val="1002"/>
+        </w:numPr>
       </w:pPr>
       <w:r>
         <w:rPr>
@@ -16079,7 +15873,7 @@
         </w:rPr>
         <w:drawing>
           <wp:inline>
-            <wp:extent cx="3600000" cy="767918"/>
+            <wp:extent cx="3600000" cy="772742"/>
             <wp:effectExtent b="0" l="0" r="0" t="0"/>
             <wp:docPr descr="" title="" id="32" name="Picture"/>
             <a:graphic>
@@ -16100,7 +15894,7 @@
                   <pic:spPr bwMode="auto">
                     <a:xfrm>
                       <a:off x="0" y="0"/>
-                      <a:ext cx="3600000" cy="767918"/>
+                      <a:ext cx="3600000" cy="772742"/>
                     </a:xfrm>
                     <a:prstGeom prst="rect">
                       <a:avLst/>
@@ -16280,7 +16074,7 @@
         </w:rPr>
         <w:drawing>
           <wp:inline>
-            <wp:extent cx="3600000" cy="1940794"/>
+            <wp:extent cx="3600000" cy="1953790"/>
             <wp:effectExtent b="0" l="0" r="0" t="0"/>
             <wp:docPr descr="" title="" id="35" name="Picture"/>
             <a:graphic>
@@ -16301,7 +16095,7 @@
                   <pic:spPr bwMode="auto">
                     <a:xfrm>
                       <a:off x="0" y="0"/>
-                      <a:ext cx="3600000" cy="1940794"/>
+                      <a:ext cx="3600000" cy="1953790"/>
                     </a:xfrm>
                     <a:prstGeom prst="rect">
                       <a:avLst/>
@@ -22978,7 +22772,7 @@
         <m:sSubSup>
           <m:e>
             <m:r>
-              <m:t xml:space="preserve"> </m:t>
+              <m:t>​</m:t>
             </m:r>
           </m:e>
           <m:sub>
@@ -24235,7 +24029,7 @@
         <m:sSubSup>
           <m:e>
             <m:r>
-              <m:t xml:space="preserve"> </m:t>
+              <m:t>​</m:t>
             </m:r>
           </m:e>
           <m:sub>
@@ -24621,7 +24415,7 @@
         </w:rPr>
         <w:drawing>
           <wp:inline>
-            <wp:extent cx="3240000" cy="3104151"/>
+            <wp:extent cx="3240000" cy="3104717"/>
             <wp:effectExtent b="0" l="0" r="0" t="0"/>
             <wp:docPr descr="" title="" id="48" name="Picture"/>
             <a:graphic>
@@ -24642,7 +24436,7 @@
                   <pic:spPr bwMode="auto">
                     <a:xfrm>
                       <a:off x="0" y="0"/>
-                      <a:ext cx="3240000" cy="3104151"/>
+                      <a:ext cx="3240000" cy="3104717"/>
                     </a:xfrm>
                     <a:prstGeom prst="rect">
                       <a:avLst/>
@@ -25562,7 +25356,7 @@
         </w:rPr>
         <w:drawing>
           <wp:inline>
-            <wp:extent cx="3240000" cy="2925000"/>
+            <wp:extent cx="3240000" cy="2926244"/>
             <wp:effectExtent b="0" l="0" r="0" t="0"/>
             <wp:docPr descr="" title="" id="52" name="Picture"/>
             <a:graphic>
@@ -25583,7 +25377,7 @@
                   <pic:spPr bwMode="auto">
                     <a:xfrm>
                       <a:off x="0" y="0"/>
-                      <a:ext cx="3240000" cy="2925000"/>
+                      <a:ext cx="3240000" cy="2926244"/>
                     </a:xfrm>
                     <a:prstGeom prst="rect">
                       <a:avLst/>
@@ -27408,7 +27202,7 @@
         </w:rPr>
         <w:drawing>
           <wp:inline>
-            <wp:extent cx="3600000" cy="2341667"/>
+            <wp:extent cx="3600000" cy="2426086"/>
             <wp:effectExtent b="0" l="0" r="0" t="0"/>
             <wp:docPr descr="" title="" id="56" name="Picture"/>
             <a:graphic>
@@ -27429,7 +27223,7 @@
                   <pic:spPr bwMode="auto">
                     <a:xfrm>
                       <a:off x="0" y="0"/>
-                      <a:ext cx="3600000" cy="2341667"/>
+                      <a:ext cx="3600000" cy="2426086"/>
                     </a:xfrm>
                     <a:prstGeom prst="rect">
                       <a:avLst/>
@@ -35603,8 +35397,6 @@
     <w:p>
       <w:pPr>
         <w:pStyle w:val="FirstParagraph"/>
-        <w:spacing w:before="0" w:after="0"/>
-        <w:ind w:left="480" w:hanging="480"/>
       </w:pPr>
       <w:r>
         <w:rPr>
@@ -35696,13 +35488,6 @@
         </w:rPr>
         <w:t xml:space="preserve"> </w:t>
       </w:r>
-    </w:p>
-    <w:p>
-      <w:pPr>
-        <w:pStyle w:val="FirstParagraph"/>
-        <w:spacing w:before="0" w:after="0"/>
-        <w:ind w:left="480" w:hanging="480"/>
-      </w:pPr>
       <w:r>
         <w:rPr>
           <w:rFonts w:ascii="Times New Roman" w:hAnsi="Times New Roman" w:eastAsia="Times New Roman" w:cs="Times New Roman"/>
@@ -35721,13 +35506,6 @@
         </w:rPr>
         <w:t xml:space="preserve"> </w:t>
       </w:r>
-    </w:p>
-    <w:p>
-      <w:pPr>
-        <w:pStyle w:val="FirstParagraph"/>
-        <w:spacing w:before="0" w:after="0"/>
-        <w:ind w:left="480" w:hanging="480"/>
-      </w:pPr>
       <w:r>
         <w:rPr>
           <w:rFonts w:ascii="Times New Roman" w:hAnsi="Times New Roman" w:eastAsia="Times New Roman" w:cs="Times New Roman"/>
@@ -35746,13 +35524,6 @@
         </w:rPr>
         <w:t xml:space="preserve"> </w:t>
       </w:r>
-    </w:p>
-    <w:p>
-      <w:pPr>
-        <w:pStyle w:val="FirstParagraph"/>
-        <w:spacing w:before="0" w:after="0"/>
-        <w:ind w:left="480" w:hanging="480"/>
-      </w:pPr>
       <w:r>
         <w:rPr>
           <w:rFonts w:ascii="Times New Roman" w:hAnsi="Times New Roman" w:eastAsia="Times New Roman" w:cs="Times New Roman"/>
@@ -35771,13 +35542,6 @@
         </w:rPr>
         <w:t xml:space="preserve"> </w:t>
       </w:r>
-    </w:p>
-    <w:p>
-      <w:pPr>
-        <w:pStyle w:val="FirstParagraph"/>
-        <w:spacing w:before="0" w:after="0"/>
-        <w:ind w:left="480" w:hanging="480"/>
-      </w:pPr>
       <w:r>
         <w:rPr>
           <w:rFonts w:ascii="Times New Roman" w:hAnsi="Times New Roman" w:eastAsia="Times New Roman" w:cs="Times New Roman"/>
@@ -39618,7 +39382,7 @@
         </w:rPr>
         <w:drawing>
           <wp:inline>
-            <wp:extent cx="3600000" cy="1221719"/>
+            <wp:extent cx="3600000" cy="1238008"/>
             <wp:effectExtent b="0" l="0" r="0" t="0"/>
             <wp:docPr descr="" title="" id="72" name="Picture"/>
             <a:graphic>
@@ -39639,7 +39403,7 @@
                   <pic:spPr bwMode="auto">
                     <a:xfrm>
                       <a:off x="0" y="0"/>
-                      <a:ext cx="3600000" cy="1221719"/>
+                      <a:ext cx="3600000" cy="1238008"/>
                     </a:xfrm>
                     <a:prstGeom prst="rect">
                       <a:avLst/>
@@ -41669,14 +41433,6 @@
       <w:tblPr>
         <w:tblStyle w:val="Table"/>
         <w:tblW w:type="auto" w:w="0"/>
-        <w:tblBorders>
-          <w:top w:val="single" w:sz="12" w:space="0" w:color="000000"/>
-          <w:left w:val="none" w:sz="0" w:space="0" w:color="auto"/>
-          <w:bottom w:val="single" w:sz="12" w:space="0" w:color="000000"/>
-          <w:right w:val="none" w:sz="0" w:space="0" w:color="auto"/>
-          <w:insideH w:val="none" w:sz="0" w:space="0" w:color="auto"/>
-          <w:insideV w:val="none" w:sz="0" w:space="0" w:color="auto"/>
-        </w:tblBorders>
         <w:tblLook w:firstRow="1" w:lastRow="0" w:firstColumn="0" w:lastColumn="0" w:noHBand="0" w:noVBand="0" w:val="0020"/>
       </w:tblPr>
       <w:tblGrid>
@@ -41690,11 +41446,7 @@
           <w:tblHeader w:val="on"/>
         </w:trPr>
         <w:tc>
-          <w:tcPr>
-            <w:tcBorders>
-              <w:bottom w:val="single" w:sz="8" w:space="0" w:color="000000"/>
-            </w:tcBorders>
-          </w:tcPr>
+          <w:tcPr/>
           <w:p>
             <w:pPr>
               <w:pStyle w:val="Compact"/>
@@ -41710,11 +41462,7 @@
           </w:p>
         </w:tc>
         <w:tc>
-          <w:tcPr>
-            <w:tcBorders>
-              <w:bottom w:val="single" w:sz="8" w:space="0" w:color="000000"/>
-            </w:tcBorders>
-          </w:tcPr>
+          <w:tcPr/>
           <w:p>
             <w:pPr>
               <w:pStyle w:val="Compact"/>
@@ -41730,11 +41478,7 @@
           </w:p>
         </w:tc>
         <w:tc>
-          <w:tcPr>
-            <w:tcBorders>
-              <w:bottom w:val="single" w:sz="8" w:space="0" w:color="000000"/>
-            </w:tcBorders>
-          </w:tcPr>
+          <w:tcPr/>
           <w:p>
             <w:pPr>
               <w:pStyle w:val="Compact"/>
@@ -41750,11 +41494,7 @@
           </w:p>
         </w:tc>
         <w:tc>
-          <w:tcPr>
-            <w:tcBorders>
-              <w:bottom w:val="single" w:sz="8" w:space="0" w:color="000000"/>
-            </w:tcBorders>
-          </w:tcPr>
+          <w:tcPr/>
           <w:p>
             <w:pPr>
               <w:pStyle w:val="Compact"/>
@@ -42958,14 +42698,6 @@
       <w:tblPr>
         <w:tblStyle w:val="Table"/>
         <w:tblW w:type="auto" w:w="0"/>
-        <w:tblBorders>
-          <w:top w:val="single" w:sz="12" w:space="0" w:color="000000"/>
-          <w:left w:val="none" w:sz="0" w:space="0" w:color="auto"/>
-          <w:bottom w:val="single" w:sz="12" w:space="0" w:color="000000"/>
-          <w:right w:val="none" w:sz="0" w:space="0" w:color="auto"/>
-          <w:insideH w:val="none" w:sz="0" w:space="0" w:color="auto"/>
-          <w:insideV w:val="none" w:sz="0" w:space="0" w:color="auto"/>
-        </w:tblBorders>
         <w:tblLook w:firstRow="1" w:lastRow="0" w:firstColumn="0" w:lastColumn="0" w:noHBand="0" w:noVBand="0" w:val="0020"/>
       </w:tblPr>
       <w:tblGrid>
@@ -42978,11 +42710,7 @@
           <w:tblHeader w:val="on"/>
         </w:trPr>
         <w:tc>
-          <w:tcPr>
-            <w:tcBorders>
-              <w:bottom w:val="single" w:sz="8" w:space="0" w:color="000000"/>
-            </w:tcBorders>
-          </w:tcPr>
+          <w:tcPr/>
           <w:p>
             <w:pPr>
               <w:pStyle w:val="Compact"/>
@@ -42998,11 +42726,7 @@
           </w:p>
         </w:tc>
         <w:tc>
-          <w:tcPr>
-            <w:tcBorders>
-              <w:bottom w:val="single" w:sz="8" w:space="0" w:color="000000"/>
-            </w:tcBorders>
-          </w:tcPr>
+          <w:tcPr/>
           <w:p>
             <w:pPr>
               <w:pStyle w:val="Compact"/>
@@ -43018,11 +42742,7 @@
           </w:p>
         </w:tc>
         <w:tc>
-          <w:tcPr>
-            <w:tcBorders>
-              <w:bottom w:val="single" w:sz="8" w:space="0" w:color="000000"/>
-            </w:tcBorders>
-          </w:tcPr>
+          <w:tcPr/>
           <w:p>
             <w:pPr>
               <w:pStyle w:val="Compact"/>
@@ -47277,7 +46997,7 @@
     <ns0:rPr>
       <ns0:rFonts ns0:ascii="Times New Roman" ns0:cs="Times New Roman" ns0:eastAsia="SimHei" ns0:hAnsi="Times New Roman"/>
       <ns0:b/>
-      <ns0:color ns0:val="000000"/>
+      <ns0:color ns0:val="17324D"/>
       <ns0:sz ns0:val="44"/>
       <ns0:szCs ns0:val="56"/>
     </ns0:rPr>
@@ -47419,7 +47139,7 @@
     <ns0:rPr>
       <ns0:rFonts ns0:ascii="Times New Roman" ns0:cs="Times New Roman" ns0:eastAsia="SimHei" ns0:hAnsi="Times New Roman"/>
       <ns0:b/>
-      <ns0:color ns0:val="000000"/>
+      <ns0:color ns0:val="17324D"/>
       <ns0:sz ns0:val="32"/>
       <ns0:szCs ns0:val="40"/>
     </ns0:rPr>
@@ -47443,7 +47163,7 @@
     <ns0:rPr>
       <ns0:rFonts ns0:ascii="Times New Roman" ns0:cs="Times New Roman" ns0:eastAsia="SimHei" ns0:hAnsi="Times New Roman"/>
       <ns0:b/>
-      <ns0:color ns0:val="000000"/>
+      <ns0:color ns0:val="17324D"/>
       <ns0:sz ns0:val="28"/>
       <ns0:szCs ns0:val="32"/>
     </ns0:rPr>
@@ -47467,7 +47187,7 @@
     <ns0:rPr>
       <ns0:rFonts ns0:ascii="Times New Roman" ns0:cs="Times New Roman" ns0:eastAsia="SimHei" ns0:hAnsi="Times New Roman"/>
       <ns0:b/>
-      <ns0:color ns0:val="000000"/>
+      <ns0:color ns0:val="17324D"/>
       <ns0:sz ns0:val="25"/>
       <ns0:szCs ns0:val="28"/>
     </ns0:rPr>

--- a/00-首页/题组Word/第一轮·综合套卷/第一轮综合卷06（教师版）.docx
+++ b/00-首页/题组Word/第一轮·综合套卷/第一轮综合卷06（教师版）.docx
@@ -40,6 +40,282 @@
         <w:t>卷</w:t>
       </w:r>
     </w:p>
+    <w:p>
+      <w:pPr>
+        <w:pStyle w:val="BlockText"/>
+        <w:ind w:firstLine="420"/>
+      </w:pPr>
+      <w:r>
+        <w:rPr>
+          <w:rFonts w:hint="eastAsia" w:ascii="Times New Roman" w:hAnsi="Times New Roman" w:eastAsia="FangSong" w:cs="Times New Roman"/>
+          <w:b/>
+          <w:bCs/>
+        </w:rPr>
+        <w:t xml:space="preserve">题源</w:t>
+      </w:r>
+      <w:r>
+        <w:rPr>
+          <w:rFonts w:hint="eastAsia" w:ascii="Times New Roman" w:hAnsi="Times New Roman" w:eastAsia="Times New Roman" w:cs="Times New Roman"/>
+        </w:rPr>
+        <w:t>：</w:t>
+      </w:r>
+      <w:r>
+        <w:rPr>
+          <w:rFonts w:hint="eastAsia" w:ascii="Times New Roman" w:hAnsi="Times New Roman" w:eastAsia="FangSong" w:cs="Times New Roman"/>
+        </w:rPr>
+        <w:t>竞赛导向题集</w:t>
+      </w:r>
+      <w:r>
+        <w:rPr>
+          <w:rFonts w:hint="eastAsia" w:ascii="Times New Roman" w:hAnsi="Times New Roman" w:eastAsia="Times New Roman" w:cs="Times New Roman"/>
+        </w:rPr>
+        <w:t>（</w:t>
+      </w:r>
+      <w:r>
+        <w:rPr>
+          <w:rFonts w:hint="eastAsia" w:ascii="Times New Roman" w:hAnsi="Times New Roman" w:eastAsia="FangSong" w:cs="Times New Roman"/>
+        </w:rPr>
+        <w:t>真题</w:t>
+      </w:r>
+      <w:r>
+        <w:rPr>
+          <w:rFonts w:hint="eastAsia" w:ascii="Times New Roman" w:hAnsi="Times New Roman" w:eastAsia="Times New Roman" w:cs="Times New Roman"/>
+        </w:rPr>
+        <w:t>／</w:t>
+      </w:r>
+      <w:r>
+        <w:rPr>
+          <w:rFonts w:hint="eastAsia" w:ascii="Times New Roman" w:hAnsi="Times New Roman" w:eastAsia="FangSong" w:cs="Times New Roman"/>
+        </w:rPr>
+        <w:t>专项卷</w:t>
+      </w:r>
+      <w:r>
+        <w:rPr>
+          <w:rFonts w:hint="eastAsia" w:ascii="Times New Roman" w:hAnsi="Times New Roman" w:eastAsia="Times New Roman" w:cs="Times New Roman"/>
+        </w:rPr>
+        <w:t>／</w:t>
+      </w:r>
+      <w:r>
+        <w:rPr>
+          <w:rFonts w:hint="eastAsia" w:ascii="Times New Roman" w:hAnsi="Times New Roman" w:eastAsia="FangSong" w:cs="Times New Roman"/>
+        </w:rPr>
+        <w:t>竞赛教程</w:t>
+      </w:r>
+      <w:r>
+        <w:rPr>
+          <w:rFonts w:hint="eastAsia" w:ascii="Times New Roman" w:hAnsi="Times New Roman" w:eastAsia="Times New Roman" w:cs="Times New Roman"/>
+        </w:rPr>
+        <w:t>／</w:t>
+      </w:r>
+      <w:r>
+        <w:rPr>
+          <w:rFonts w:hint="eastAsia" w:ascii="Times New Roman" w:hAnsi="Times New Roman" w:eastAsia="FangSong" w:cs="Times New Roman"/>
+        </w:rPr>
+        <w:t>竞赛讲义</w:t>
+      </w:r>
+      <w:r>
+        <w:rPr>
+          <w:rFonts w:hint="eastAsia" w:ascii="Times New Roman" w:hAnsi="Times New Roman" w:eastAsia="Times New Roman" w:cs="Times New Roman"/>
+        </w:rPr>
+        <w:t>），</w:t>
+      </w:r>
+      <w:r>
+        <w:rPr>
+          <w:rFonts w:hint="eastAsia" w:ascii="Times New Roman" w:hAnsi="Times New Roman" w:eastAsia="FangSong" w:cs="Times New Roman"/>
+        </w:rPr>
+        <w:t>不含大学教材课后习题</w:t>
+      </w:r>
+      <w:r>
+        <w:rPr>
+          <w:rFonts w:hint="eastAsia" w:ascii="Times New Roman" w:hAnsi="Times New Roman" w:eastAsia="Times New Roman" w:cs="Times New Roman"/>
+        </w:rPr>
+        <w:t>。</w:t>
+      </w:r>
+      <w:r>
+        <w:rPr>
+          <w:rFonts w:ascii="Times New Roman" w:hAnsi="Times New Roman" w:eastAsia="Times New Roman" w:cs="Times New Roman"/>
+        </w:rPr>
+        <w:t xml:space="preserve"> </w:t>
+      </w:r>
+      <w:r>
+        <w:rPr>
+          <w:rFonts w:hint="eastAsia" w:ascii="Times New Roman" w:hAnsi="Times New Roman" w:eastAsia="FangSong" w:cs="Times New Roman"/>
+          <w:b/>
+          <w:bCs/>
+        </w:rPr>
+        <w:t xml:space="preserve">构成</w:t>
+      </w:r>
+      <w:r>
+        <w:rPr>
+          <w:rFonts w:hint="eastAsia" w:ascii="Times New Roman" w:hAnsi="Times New Roman" w:eastAsia="Times New Roman" w:cs="Times New Roman"/>
+        </w:rPr>
+        <w:t>：</w:t>
+      </w:r>
+      <w:r>
+        <w:rPr>
+          <w:rFonts w:hint="eastAsia" w:ascii="Times New Roman" w:hAnsi="Times New Roman" w:eastAsia="FangSong" w:cs="Times New Roman"/>
+        </w:rPr>
+        <w:t>共</w:t>
+      </w:r>
+      <w:r>
+        <w:rPr>
+          <w:rFonts w:ascii="Times New Roman" w:hAnsi="Times New Roman" w:eastAsia="Times New Roman" w:cs="Times New Roman"/>
+        </w:rPr>
+        <w:t xml:space="preserve"> 26 </w:t>
+      </w:r>
+      <w:r>
+        <w:rPr>
+          <w:rFonts w:hint="eastAsia" w:ascii="Times New Roman" w:hAnsi="Times New Roman" w:eastAsia="FangSong" w:cs="Times New Roman"/>
+        </w:rPr>
+        <w:t>题</w:t>
+      </w:r>
+      <w:r>
+        <w:rPr>
+          <w:rFonts w:hint="eastAsia" w:ascii="Times New Roman" w:hAnsi="Times New Roman" w:eastAsia="Times New Roman" w:cs="Times New Roman"/>
+        </w:rPr>
+        <w:t>（</w:t>
+      </w:r>
+      <w:r>
+        <w:rPr>
+          <w:rFonts w:hint="eastAsia" w:ascii="Times New Roman" w:hAnsi="Times New Roman" w:eastAsia="FangSong" w:cs="Times New Roman"/>
+        </w:rPr>
+        <w:t>结构化学</w:t>
+      </w:r>
+      <w:r>
+        <w:rPr>
+          <w:rFonts w:ascii="Times New Roman" w:hAnsi="Times New Roman" w:eastAsia="Times New Roman" w:cs="Times New Roman"/>
+        </w:rPr>
+        <w:t xml:space="preserve"> 14 </w:t>
+      </w:r>
+      <w:r>
+        <w:rPr>
+          <w:rFonts w:hint="eastAsia" w:ascii="Times New Roman" w:hAnsi="Times New Roman" w:eastAsia="Times New Roman" w:cs="Times New Roman"/>
+        </w:rPr>
+        <w:t xml:space="preserve">＋</w:t>
+      </w:r>
+      <w:r>
+        <w:rPr>
+          <w:rFonts w:ascii="Times New Roman" w:hAnsi="Times New Roman" w:eastAsia="Times New Roman" w:cs="Times New Roman"/>
+        </w:rPr>
+        <w:t xml:space="preserve"> </w:t>
+      </w:r>
+      <w:r>
+        <w:rPr>
+          <w:rFonts w:hint="eastAsia" w:ascii="Times New Roman" w:hAnsi="Times New Roman" w:eastAsia="FangSong" w:cs="Times New Roman"/>
+        </w:rPr>
+        <w:t xml:space="preserve">化学原理</w:t>
+      </w:r>
+      <w:r>
+        <w:rPr>
+          <w:rFonts w:ascii="Times New Roman" w:hAnsi="Times New Roman" w:eastAsia="Times New Roman" w:cs="Times New Roman"/>
+        </w:rPr>
+        <w:t xml:space="preserve"> </w:t>
+      </w:r>
+      <w:r>
+        <w:rPr>
+          <w:rFonts w:hint="eastAsia" w:ascii="Times New Roman" w:hAnsi="Times New Roman" w:eastAsia="Times New Roman" w:cs="Times New Roman"/>
+        </w:rPr>
+        <w:t>12）；</w:t>
+      </w:r>
+      <w:r>
+        <w:rPr>
+          <w:rFonts w:hint="eastAsia" w:ascii="Times New Roman" w:hAnsi="Times New Roman" w:eastAsia="FangSong" w:cs="Times New Roman"/>
+        </w:rPr>
+        <w:t>基础</w:t>
+      </w:r>
+      <w:r>
+        <w:rPr>
+          <w:rFonts w:ascii="Times New Roman" w:hAnsi="Times New Roman" w:eastAsia="Times New Roman" w:cs="Times New Roman"/>
+        </w:rPr>
+        <w:t xml:space="preserve"> 6 </w:t>
+      </w:r>
+      <w:r>
+        <w:rPr>
+          <w:rFonts w:hint="eastAsia" w:ascii="Times New Roman" w:hAnsi="Times New Roman" w:eastAsia="Times New Roman" w:cs="Times New Roman"/>
+        </w:rPr>
+        <w:t xml:space="preserve">＋</w:t>
+      </w:r>
+      <w:r>
+        <w:rPr>
+          <w:rFonts w:ascii="Times New Roman" w:hAnsi="Times New Roman" w:eastAsia="Times New Roman" w:cs="Times New Roman"/>
+        </w:rPr>
+        <w:t xml:space="preserve"> </w:t>
+      </w:r>
+      <w:r>
+        <w:rPr>
+          <w:rFonts w:hint="eastAsia" w:ascii="Times New Roman" w:hAnsi="Times New Roman" w:eastAsia="FangSong" w:cs="Times New Roman"/>
+        </w:rPr>
+        <w:t xml:space="preserve">进阶</w:t>
+      </w:r>
+      <w:r>
+        <w:rPr>
+          <w:rFonts w:ascii="Times New Roman" w:hAnsi="Times New Roman" w:eastAsia="Times New Roman" w:cs="Times New Roman"/>
+        </w:rPr>
+        <w:t xml:space="preserve"> 16 </w:t>
+      </w:r>
+      <w:r>
+        <w:rPr>
+          <w:rFonts w:hint="eastAsia" w:ascii="Times New Roman" w:hAnsi="Times New Roman" w:eastAsia="Times New Roman" w:cs="Times New Roman"/>
+        </w:rPr>
+        <w:t xml:space="preserve">＋</w:t>
+      </w:r>
+      <w:r>
+        <w:rPr>
+          <w:rFonts w:ascii="Times New Roman" w:hAnsi="Times New Roman" w:eastAsia="Times New Roman" w:cs="Times New Roman"/>
+        </w:rPr>
+        <w:t xml:space="preserve"> </w:t>
+      </w:r>
+      <w:r>
+        <w:rPr>
+          <w:rFonts w:hint="eastAsia" w:ascii="Times New Roman" w:hAnsi="Times New Roman" w:eastAsia="FangSong" w:cs="Times New Roman"/>
+        </w:rPr>
+        <w:t xml:space="preserve">挑战</w:t>
+      </w:r>
+      <w:r>
+        <w:rPr>
+          <w:rFonts w:ascii="Times New Roman" w:hAnsi="Times New Roman" w:eastAsia="Times New Roman" w:cs="Times New Roman"/>
+        </w:rPr>
+        <w:t xml:space="preserve"> 4。</w:t>
+      </w:r>
+      <w:r>
+        <w:rPr>
+          <w:rFonts w:ascii="Times New Roman" w:hAnsi="Times New Roman" w:eastAsia="Times New Roman" w:cs="Times New Roman"/>
+        </w:rPr>
+        <w:t xml:space="preserve"> </w:t>
+      </w:r>
+      <w:r>
+        <w:rPr>
+          <w:rFonts w:hint="eastAsia" w:ascii="Times New Roman" w:hAnsi="Times New Roman" w:eastAsia="FangSong" w:cs="Times New Roman"/>
+          <w:b/>
+          <w:bCs/>
+        </w:rPr>
+        <w:t xml:space="preserve">学生版</w:t>
+      </w:r>
+      <w:r>
+        <w:rPr>
+          <w:rFonts w:hint="eastAsia" w:ascii="Times New Roman" w:hAnsi="Times New Roman" w:eastAsia="FangSong" w:cs="Times New Roman"/>
+        </w:rPr>
+        <w:t>同题号同序</w:t>
+      </w:r>
+      <w:r>
+        <w:rPr>
+          <w:rFonts w:hint="eastAsia" w:ascii="Times New Roman" w:hAnsi="Times New Roman" w:eastAsia="Times New Roman" w:cs="Times New Roman"/>
+        </w:rPr>
+        <w:t>，</w:t>
+      </w:r>
+      <w:r>
+        <w:rPr>
+          <w:rFonts w:hint="eastAsia" w:ascii="Times New Roman" w:hAnsi="Times New Roman" w:eastAsia="FangSong" w:cs="Times New Roman"/>
+        </w:rPr>
+        <w:t>可直接印发</w:t>
+      </w:r>
+      <w:r>
+        <w:rPr>
+          <w:rFonts w:hint="eastAsia" w:ascii="Times New Roman" w:hAnsi="Times New Roman" w:eastAsia="Times New Roman" w:cs="Times New Roman"/>
+        </w:rPr>
+        <w:t>。</w:t>
+      </w:r>
+    </w:p>
     <w:bookmarkStart w:id="9" w:name="难度总览"/>
     <w:p>
       <w:pPr>
@@ -58,6 +334,15 @@
         <w:tblStyle w:val="Table"/>
         <w:tblW w:type="auto" w:w="0"/>
         <w:tblLook w:firstRow="1" w:lastRow="0" w:firstColumn="0" w:lastColumn="0" w:noHBand="0" w:noVBand="0" w:val="0020"/>
+        <w:jc w:val="center"/>
+        <w:tblBorders>
+          <w:top w:val="single" w:sz="12" w:space="0" w:color="333333"/>
+          <w:bottom w:val="single" w:sz="12" w:space="0" w:color="333333"/>
+          <w:left w:val="none"/>
+          <w:right w:val="none"/>
+          <w:insideH w:val="none"/>
+          <w:insideV w:val="none"/>
+        </w:tblBorders>
       </w:tblPr>
       <w:tblGrid>
         <w:gridCol w:w="2640"/>
@@ -69,7 +354,11 @@
           <w:tblHeader w:val="on"/>
         </w:trPr>
         <w:tc>
-          <w:tcPr/>
+          <w:tcPr>
+            <w:tcBorders>
+              <w:bottom w:val="single" w:sz="6" w:space="0" w:color="333333"/>
+            </w:tcBorders>
+          </w:tcPr>
           <w:p>
             <w:pPr>
               <w:pStyle w:val="Compact"/>
@@ -85,7 +374,11 @@
           </w:p>
         </w:tc>
         <w:tc>
-          <w:tcPr/>
+          <w:tcPr>
+            <w:tcBorders>
+              <w:bottom w:val="single" w:sz="6" w:space="0" w:color="333333"/>
+            </w:tcBorders>
+          </w:tcPr>
           <w:p>
             <w:pPr>
               <w:pStyle w:val="Compact"/>
@@ -101,7 +394,11 @@
           </w:p>
         </w:tc>
         <w:tc>
-          <w:tcPr/>
+          <w:tcPr>
+            <w:tcBorders>
+              <w:bottom w:val="single" w:sz="6" w:space="0" w:color="333333"/>
+            </w:tcBorders>
+          </w:tcPr>
           <w:p>
             <w:pPr>
               <w:pStyle w:val="Compact"/>
@@ -311,6 +608,7 @@
     <w:p>
       <w:pPr>
         <w:pStyle w:val="BlockText"/>
+        <w:ind w:firstLine="420"/>
       </w:pPr>
       <w:r>
         <w:rPr>
@@ -334,6 +632,7 @@
     <w:p>
       <w:pPr>
         <w:pStyle w:val="FirstParagraph"/>
+        <w:ind w:firstLine="420"/>
       </w:pPr>
       <w:r>
         <w:rPr>
@@ -369,7 +668,7 @@
         <w:rPr>
           <w:rFonts w:ascii="Times New Roman" w:hAnsi="Times New Roman" w:eastAsia="Times New Roman" w:cs="Times New Roman"/>
         </w:rPr>
-        <w:t xml:space="preserve">A.</w:t>
+        <w:t xml:space="preserve">- A.</w:t>
       </w:r>
       <w:r>
         <w:rPr>
@@ -464,7 +763,7 @@
         <w:rPr>
           <w:rFonts w:ascii="Times New Roman" w:hAnsi="Times New Roman" w:eastAsia="Times New Roman" w:cs="Times New Roman"/>
         </w:rPr>
-        <w:t xml:space="preserve">B.</w:t>
+        <w:t xml:space="preserve">- B.</w:t>
       </w:r>
       <w:r>
         <w:rPr>
@@ -559,7 +858,7 @@
         <w:rPr>
           <w:rFonts w:ascii="Times New Roman" w:hAnsi="Times New Roman" w:eastAsia="Times New Roman" w:cs="Times New Roman"/>
         </w:rPr>
-        <w:t xml:space="preserve">C.</w:t>
+        <w:t xml:space="preserve">- C.</w:t>
       </w:r>
       <w:r>
         <w:rPr>
@@ -654,7 +953,7 @@
         <w:rPr>
           <w:rFonts w:ascii="Times New Roman" w:hAnsi="Times New Roman" w:eastAsia="Times New Roman" w:cs="Times New Roman"/>
         </w:rPr>
-        <w:t xml:space="preserve">D.</w:t>
+        <w:t xml:space="preserve">- D.</w:t>
       </w:r>
       <w:r>
         <w:rPr>
@@ -743,6 +1042,7 @@
     <w:p>
       <w:pPr>
         <w:pStyle w:val="BodyText"/>
+        <w:ind w:firstLine="420"/>
       </w:pPr>
       <w:r>
         <w:rPr>
@@ -762,6 +1062,7 @@
     <w:p>
       <w:pPr>
         <w:pStyle w:val="BodyText"/>
+        <w:ind w:firstLine="420"/>
       </w:pPr>
       <w:r>
         <w:rPr>
@@ -778,6 +1079,16 @@
           <w:bCs/>
         </w:rPr>
         <w:t>：B</w:t>
+      </w:r>
+    </w:p>
+    <w:p>
+      <w:pPr>
+        <w:spacing w:before="160" w:after="80"/>
+      </w:pPr>
+      <w:r>
+        <w:pict>
+          <v:rect style="width:0;height:1.5pt" o:hralign="center" o:hrstd="t" o:hr="t"/>
+        </w:pict>
       </w:r>
     </w:p>
     <w:p>
@@ -819,6 +1130,7 @@
     <w:p>
       <w:pPr>
         <w:pStyle w:val="BlockText"/>
+        <w:ind w:firstLine="420"/>
       </w:pPr>
       <w:r>
         <w:rPr>
@@ -842,6 +1154,7 @@
     <w:p>
       <w:pPr>
         <w:pStyle w:val="FirstParagraph"/>
+        <w:ind w:firstLine="420"/>
       </w:pPr>
       <w:r>
         <w:rPr>
@@ -949,6 +1262,7 @@
     <w:p>
       <w:pPr>
         <w:pStyle w:val="BodyText"/>
+        <w:ind w:firstLine="420"/>
       </w:pPr>
       <w:r>
         <w:rPr>
@@ -968,6 +1282,7 @@
     <w:p>
       <w:pPr>
         <w:pStyle w:val="BodyText"/>
+        <w:ind w:firstLine="420"/>
       </w:pPr>
       <w:r>
         <w:rPr>
@@ -984,6 +1299,16 @@
           <w:bCs/>
         </w:rPr>
         <w:t>：D</w:t>
+      </w:r>
+    </w:p>
+    <w:p>
+      <w:pPr>
+        <w:spacing w:before="160" w:after="80"/>
+      </w:pPr>
+      <w:r>
+        <w:pict>
+          <v:rect style="width:0;height:1.5pt" o:hralign="center" o:hrstd="t" o:hr="t"/>
+        </w:pict>
       </w:r>
     </w:p>
     <w:p>
@@ -1025,6 +1350,7 @@
     <w:p>
       <w:pPr>
         <w:pStyle w:val="BlockText"/>
+        <w:ind w:firstLine="420"/>
       </w:pPr>
       <w:r>
         <w:rPr>
@@ -1048,6 +1374,7 @@
     <w:p>
       <w:pPr>
         <w:pStyle w:val="FirstParagraph"/>
+        <w:ind w:firstLine="420"/>
       </w:pPr>
       <w:r>
         <w:rPr>
@@ -1127,7 +1454,7 @@
         <w:rPr>
           <w:rFonts w:ascii="Times New Roman" w:hAnsi="Times New Roman" w:eastAsia="Times New Roman" w:cs="Times New Roman"/>
         </w:rPr>
-        <w:t xml:space="preserve">A. </w:t>
+        <w:t xml:space="preserve">- A. </w:t>
       </w:r>
       <w:r>
         <w:rPr>
@@ -1139,7 +1466,13 @@
         <w:rPr>
           <w:rFonts w:ascii="Times New Roman" w:hAnsi="Times New Roman" w:eastAsia="Times New Roman" w:cs="Times New Roman"/>
         </w:rPr>
-        <w:t xml:space="preserve"> B. </w:t>
+        <w:t xml:space="preserve"> </w:t>
+      </w:r>
+      <w:r>
+        <w:rPr>
+          <w:rFonts w:ascii="Times New Roman" w:hAnsi="Times New Roman" w:eastAsia="Times New Roman" w:cs="Times New Roman"/>
+        </w:rPr>
+        <w:t xml:space="preserve">- B. </w:t>
       </w:r>
       <w:r>
         <w:rPr>
@@ -1151,7 +1484,13 @@
         <w:rPr>
           <w:rFonts w:ascii="Times New Roman" w:hAnsi="Times New Roman" w:eastAsia="Times New Roman" w:cs="Times New Roman"/>
         </w:rPr>
-        <w:t xml:space="preserve"> C. </w:t>
+        <w:t xml:space="preserve"> </w:t>
+      </w:r>
+      <w:r>
+        <w:rPr>
+          <w:rFonts w:ascii="Times New Roman" w:hAnsi="Times New Roman" w:eastAsia="Times New Roman" w:cs="Times New Roman"/>
+        </w:rPr>
+        <w:t xml:space="preserve">- C. </w:t>
       </w:r>
       <w:r>
         <w:rPr>
@@ -1163,7 +1502,13 @@
         <w:rPr>
           <w:rFonts w:ascii="Times New Roman" w:hAnsi="Times New Roman" w:eastAsia="Times New Roman" w:cs="Times New Roman"/>
         </w:rPr>
-        <w:t xml:space="preserve"> D. T </w:t>
+        <w:t xml:space="preserve"> </w:t>
+      </w:r>
+      <w:r>
+        <w:rPr>
+          <w:rFonts w:ascii="Times New Roman" w:hAnsi="Times New Roman" w:eastAsia="Times New Roman" w:cs="Times New Roman"/>
+        </w:rPr>
+        <w:t xml:space="preserve">- D. T </w:t>
       </w:r>
       <w:r>
         <w:rPr>
@@ -1175,6 +1520,7 @@
     <w:p>
       <w:pPr>
         <w:pStyle w:val="BodyText"/>
+        <w:ind w:firstLine="420"/>
       </w:pPr>
       <w:r>
         <w:rPr>
@@ -1194,6 +1540,7 @@
     <w:p>
       <w:pPr>
         <w:pStyle w:val="BodyText"/>
+        <w:ind w:firstLine="420"/>
       </w:pPr>
       <w:r>
         <w:rPr>
@@ -1210,6 +1557,16 @@
           <w:bCs/>
         </w:rPr>
         <w:t>：D</w:t>
+      </w:r>
+    </w:p>
+    <w:p>
+      <w:pPr>
+        <w:spacing w:before="160" w:after="80"/>
+      </w:pPr>
+      <w:r>
+        <w:pict>
+          <v:rect style="width:0;height:1.5pt" o:hralign="center" o:hrstd="t" o:hr="t"/>
+        </w:pict>
       </w:r>
     </w:p>
     <w:p>
@@ -1251,6 +1608,7 @@
     <w:p>
       <w:pPr>
         <w:pStyle w:val="BlockText"/>
+        <w:ind w:firstLine="420"/>
       </w:pPr>
       <w:r>
         <w:rPr>
@@ -1274,6 +1632,7 @@
     <w:p>
       <w:pPr>
         <w:pStyle w:val="FirstParagraph"/>
+        <w:ind w:firstLine="420"/>
       </w:pPr>
       <w:r>
         <w:rPr>
@@ -1315,7 +1674,19 @@
         <w:rPr>
           <w:rFonts w:ascii="Times New Roman" w:hAnsi="Times New Roman" w:eastAsia="Times New Roman" w:cs="Times New Roman"/>
         </w:rPr>
-        <w:t xml:space="preserve">A. K B.</w:t>
+        <w:t xml:space="preserve">- A. K</w:t>
+      </w:r>
+      <w:r>
+        <w:rPr>
+          <w:rFonts w:ascii="Times New Roman" w:hAnsi="Times New Roman" w:eastAsia="Times New Roman" w:cs="Times New Roman"/>
+        </w:rPr>
+        <w:t xml:space="preserve"> </w:t>
+      </w:r>
+      <w:r>
+        <w:rPr>
+          <w:rFonts w:ascii="Times New Roman" w:hAnsi="Times New Roman" w:eastAsia="Times New Roman" w:cs="Times New Roman"/>
+        </w:rPr>
+        <w:t xml:space="preserve">- B.</w:t>
       </w:r>
       <w:r>
         <w:rPr>
@@ -1350,7 +1721,19 @@
         <w:rPr>
           <w:rFonts w:ascii="Times New Roman" w:hAnsi="Times New Roman" w:eastAsia="Times New Roman" w:cs="Times New Roman"/>
         </w:rPr>
-        <w:t xml:space="preserve">C. SiC D.</w:t>
+        <w:t xml:space="preserve">- C. SiC</w:t>
+      </w:r>
+      <w:r>
+        <w:rPr>
+          <w:rFonts w:ascii="Times New Roman" w:hAnsi="Times New Roman" w:eastAsia="Times New Roman" w:cs="Times New Roman"/>
+        </w:rPr>
+        <w:t xml:space="preserve"> </w:t>
+      </w:r>
+      <w:r>
+        <w:rPr>
+          <w:rFonts w:ascii="Times New Roman" w:hAnsi="Times New Roman" w:eastAsia="Times New Roman" w:cs="Times New Roman"/>
+        </w:rPr>
+        <w:t xml:space="preserve">- D.</w:t>
       </w:r>
       <w:r>
         <w:rPr>
@@ -1382,6 +1765,7 @@
     <w:p>
       <w:pPr>
         <w:pStyle w:val="BodyText"/>
+        <w:ind w:firstLine="420"/>
       </w:pPr>
       <w:r>
         <w:rPr>
@@ -1401,6 +1785,7 @@
     <w:p>
       <w:pPr>
         <w:pStyle w:val="BodyText"/>
+        <w:ind w:firstLine="420"/>
       </w:pPr>
       <w:r>
         <w:rPr>
@@ -1417,6 +1802,16 @@
           <w:bCs/>
         </w:rPr>
         <w:t>：D</w:t>
+      </w:r>
+    </w:p>
+    <w:p>
+      <w:pPr>
+        <w:spacing w:before="160" w:after="80"/>
+      </w:pPr>
+      <w:r>
+        <w:pict>
+          <v:rect style="width:0;height:1.5pt" o:hralign="center" o:hrstd="t" o:hr="t"/>
+        </w:pict>
       </w:r>
     </w:p>
     <w:p>
@@ -1458,6 +1853,7 @@
     <w:p>
       <w:pPr>
         <w:pStyle w:val="BlockText"/>
+        <w:ind w:firstLine="420"/>
       </w:pPr>
       <w:r>
         <w:rPr>
@@ -1505,6 +1901,7 @@
     <w:p>
       <w:pPr>
         <w:pStyle w:val="FirstParagraph"/>
+        <w:ind w:firstLine="420"/>
       </w:pPr>
       <w:r>
         <w:rPr>
@@ -2115,6 +2512,7 @@
     <w:p>
       <w:pPr>
         <w:pStyle w:val="FirstParagraph"/>
+        <w:ind w:firstLine="420"/>
       </w:pPr>
       <w:r>
         <w:rPr>
@@ -2336,14 +2734,12 @@
     </w:p>
     <w:p>
       <w:pPr>
-        <w:pStyle w:val="BodyText"/>
+        <w:numPr>
+          <w:ilvl w:val="0"/>
+          <w:numId w:val="1001"/>
+        </w:numPr>
+        <w:ind w:firstLine="420"/>
       </w:pPr>
-      <w:r>
-        <w:rPr>
-          <w:rFonts w:ascii="Times New Roman" w:hAnsi="Times New Roman" w:eastAsia="Times New Roman" w:cs="Times New Roman"/>
-        </w:rPr>
-        <w:t xml:space="preserve">1-1 </w:t>
-      </w:r>
       <w:r>
         <w:rPr>
           <w:rFonts w:hint="eastAsia" w:ascii="Times New Roman" w:hAnsi="Times New Roman" w:eastAsia="FangSong" w:cs="Times New Roman"/>
@@ -2616,14 +3012,12 @@
     </w:p>
     <w:p>
       <w:pPr>
-        <w:pStyle w:val="BodyText"/>
+        <w:numPr>
+          <w:ilvl w:val="0"/>
+          <w:numId w:val="1001"/>
+        </w:numPr>
+        <w:ind w:firstLine="420"/>
       </w:pPr>
-      <w:r>
-        <w:rPr>
-          <w:rFonts w:ascii="Times New Roman" w:hAnsi="Times New Roman" w:eastAsia="Times New Roman" w:cs="Times New Roman"/>
-        </w:rPr>
-        <w:t xml:space="preserve">1-2 </w:t>
-      </w:r>
       <w:r>
         <w:rPr>
           <w:rFonts w:hint="eastAsia" w:ascii="Times New Roman" w:hAnsi="Times New Roman" w:eastAsia="FangSong" w:cs="Times New Roman"/>
@@ -2663,7 +3057,7 @@
     </w:p>
     <w:p>
       <w:pPr>
-        <w:pStyle w:val="BodyText"/>
+        <w:pStyle w:val="FirstParagraph"/>
       </w:pPr>
       <m:oMathPara>
         <m:oMathParaPr>
@@ -3145,6 +3539,7 @@
     <w:p>
       <w:pPr>
         <w:pStyle w:val="FirstParagraph"/>
+        <w:ind w:firstLine="420"/>
       </w:pPr>
       <w:r>
         <w:rPr>
@@ -3164,6 +3559,7 @@
     <w:p>
       <w:pPr>
         <w:pStyle w:val="BodyText"/>
+        <w:ind w:firstLine="420"/>
       </w:pPr>
       <w:r>
         <w:rPr>
@@ -3775,6 +4171,7 @@
     <w:p>
       <w:pPr>
         <w:pStyle w:val="BodyText"/>
+        <w:ind w:firstLine="420"/>
       </w:pPr>
       <w:r>
         <w:rPr>
@@ -3804,6 +4201,7 @@
     <w:p>
       <w:pPr>
         <w:pStyle w:val="BodyText"/>
+        <w:ind w:firstLine="420"/>
       </w:pPr>
       <w:r>
         <w:rPr>
@@ -4269,6 +4667,7 @@
     <w:p>
       <w:pPr>
         <w:pStyle w:val="BodyText"/>
+        <w:ind w:firstLine="420"/>
       </w:pPr>
       <m:oMath>
         <m:sSub>
@@ -4938,6 +5337,7 @@
     <w:p>
       <w:pPr>
         <w:pStyle w:val="BodyText"/>
+        <w:ind w:firstLine="420"/>
       </w:pPr>
       <w:r>
         <w:rPr>
@@ -5146,6 +5546,7 @@
     <w:p>
       <w:pPr>
         <w:pStyle w:val="BodyText"/>
+        <w:ind w:firstLine="420"/>
       </w:pPr>
       <w:r>
         <w:rPr>
@@ -5451,6 +5852,7 @@
     <w:p>
       <w:pPr>
         <w:pStyle w:val="BodyText"/>
+        <w:ind w:firstLine="420"/>
       </w:pPr>
       <w:r>
         <w:rPr>
@@ -5669,6 +6071,7 @@
     <w:p>
       <w:pPr>
         <w:pStyle w:val="BodyText"/>
+        <w:ind w:firstLine="420"/>
       </w:pPr>
       <w:r>
         <w:rPr>
@@ -5698,6 +6101,7 @@
     <w:p>
       <w:pPr>
         <w:pStyle w:val="BodyText"/>
+        <w:ind w:firstLine="420"/>
       </w:pPr>
       <w:r>
         <w:rPr>
@@ -5969,6 +6373,7 @@
     <w:p>
       <w:pPr>
         <w:pStyle w:val="FirstParagraph"/>
+        <w:ind w:firstLine="420"/>
       </w:pPr>
       <w:r>
         <w:rPr>
@@ -6139,6 +6544,7 @@
     <w:p>
       <w:pPr>
         <w:pStyle w:val="FirstParagraph"/>
+        <w:ind w:firstLine="420"/>
       </w:pPr>
       <w:r>
         <w:rPr>
@@ -6259,6 +6665,7 @@
     <w:p>
       <w:pPr>
         <w:pStyle w:val="FirstParagraph"/>
+        <w:ind w:firstLine="420"/>
       </w:pPr>
       <w:r>
         <w:rPr>
@@ -6575,6 +6982,7 @@
     <w:p>
       <w:pPr>
         <w:pStyle w:val="BodyText"/>
+        <w:ind w:firstLine="420"/>
       </w:pPr>
       <w:r>
         <w:rPr>
@@ -6604,6 +7012,7 @@
     <w:p>
       <w:pPr>
         <w:pStyle w:val="BodyText"/>
+        <w:ind w:firstLine="420"/>
       </w:pPr>
       <w:r>
         <w:rPr>
@@ -6770,6 +7179,7 @@
     <w:p>
       <w:pPr>
         <w:pStyle w:val="BodyText"/>
+        <w:ind w:firstLine="420"/>
       </w:pPr>
       <w:r>
         <w:rPr>
@@ -6973,6 +7383,7 @@
     <w:p>
       <w:pPr>
         <w:pStyle w:val="FirstParagraph"/>
+        <w:ind w:firstLine="420"/>
       </w:pPr>
       <w:r>
         <w:rPr>
@@ -7510,6 +7921,16 @@
         </w:pict>
       </w:r>
     </w:p>
+    <w:p>
+      <w:pPr>
+        <w:spacing w:before="160" w:after="80"/>
+      </w:pPr>
+      <w:r>
+        <w:pict>
+          <v:rect style="width:0;height:1.5pt" o:hralign="center" o:hrstd="t" o:hr="t"/>
+        </w:pict>
+      </w:r>
+    </w:p>
     <w:bookmarkEnd w:id="14"/>
     <w:bookmarkStart w:id="15" w:name="第6题"/>
     <w:p>
@@ -7539,6 +7960,7 @@
     <w:p>
       <w:pPr>
         <w:pStyle w:val="BlockText"/>
+        <w:ind w:firstLine="420"/>
       </w:pPr>
       <w:r>
         <w:rPr>
@@ -7562,6 +7984,7 @@
     <w:p>
       <w:pPr>
         <w:pStyle w:val="FirstParagraph"/>
+        <w:ind w:firstLine="420"/>
       </w:pPr>
       <w:r>
         <w:rPr>
@@ -7783,12 +8206,49 @@
         <w:rPr>
           <w:rFonts w:ascii="Times New Roman" w:hAnsi="Times New Roman" w:eastAsia="Times New Roman" w:cs="Times New Roman"/>
         </w:rPr>
-        <w:t xml:space="preserve">A. m-n B. m-3n C. n-m D. 3n-m</w:t>
+        <w:t xml:space="preserve">- A. m-n</w:t>
+      </w:r>
+      <w:r>
+        <w:rPr>
+          <w:rFonts w:ascii="Times New Roman" w:hAnsi="Times New Roman" w:eastAsia="Times New Roman" w:cs="Times New Roman"/>
+        </w:rPr>
+        <w:t xml:space="preserve"> </w:t>
+      </w:r>
+      <w:r>
+        <w:rPr>
+          <w:rFonts w:ascii="Times New Roman" w:hAnsi="Times New Roman" w:eastAsia="Times New Roman" w:cs="Times New Roman"/>
+        </w:rPr>
+        <w:t xml:space="preserve">- B. m-3n</w:t>
+      </w:r>
+      <w:r>
+        <w:rPr>
+          <w:rFonts w:ascii="Times New Roman" w:hAnsi="Times New Roman" w:eastAsia="Times New Roman" w:cs="Times New Roman"/>
+        </w:rPr>
+        <w:t xml:space="preserve"> </w:t>
+      </w:r>
+      <w:r>
+        <w:rPr>
+          <w:rFonts w:ascii="Times New Roman" w:hAnsi="Times New Roman" w:eastAsia="Times New Roman" w:cs="Times New Roman"/>
+        </w:rPr>
+        <w:t xml:space="preserve">- C. n-m</w:t>
+      </w:r>
+      <w:r>
+        <w:rPr>
+          <w:rFonts w:ascii="Times New Roman" w:hAnsi="Times New Roman" w:eastAsia="Times New Roman" w:cs="Times New Roman"/>
+        </w:rPr>
+        <w:t xml:space="preserve"> </w:t>
+      </w:r>
+      <w:r>
+        <w:rPr>
+          <w:rFonts w:ascii="Times New Roman" w:hAnsi="Times New Roman" w:eastAsia="Times New Roman" w:cs="Times New Roman"/>
+        </w:rPr>
+        <w:t xml:space="preserve">- D. 3n-m</w:t>
       </w:r>
     </w:p>
     <w:p>
       <w:pPr>
         <w:pStyle w:val="BodyText"/>
+        <w:ind w:firstLine="420"/>
       </w:pPr>
       <w:r>
         <w:rPr>
@@ -7808,6 +8268,7 @@
     <w:p>
       <w:pPr>
         <w:pStyle w:val="BodyText"/>
+        <w:ind w:firstLine="420"/>
       </w:pPr>
       <w:r>
         <w:rPr>
@@ -7824,6 +8285,16 @@
           <w:bCs/>
         </w:rPr>
         <w:t>：A</w:t>
+      </w:r>
+    </w:p>
+    <w:p>
+      <w:pPr>
+        <w:spacing w:before="160" w:after="80"/>
+      </w:pPr>
+      <w:r>
+        <w:pict>
+          <v:rect style="width:0;height:1.5pt" o:hralign="center" o:hrstd="t" o:hr="t"/>
+        </w:pict>
       </w:r>
     </w:p>
     <w:p>
@@ -7865,6 +8336,7 @@
     <w:p>
       <w:pPr>
         <w:pStyle w:val="BlockText"/>
+        <w:ind w:firstLine="420"/>
       </w:pPr>
       <w:r>
         <w:rPr>
@@ -7918,6 +8390,7 @@
     <w:p>
       <w:pPr>
         <w:pStyle w:val="FirstParagraph"/>
+        <w:ind w:firstLine="420"/>
       </w:pPr>
       <w:r>
         <w:rPr>
@@ -8092,8 +8565,9 @@
         <w:pStyle w:val="Compact"/>
         <w:numPr>
           <w:ilvl w:val="0"/>
-          <w:numId w:val="1001"/>
+          <w:numId w:val="1002"/>
         </w:numPr>
+        <w:ind w:firstLine="420"/>
       </w:pPr>
       <w:r>
         <w:rPr>
@@ -8145,8 +8619,9 @@
         <w:pStyle w:val="Compact"/>
         <w:numPr>
           <w:ilvl w:val="0"/>
-          <w:numId w:val="1001"/>
+          <w:numId w:val="1002"/>
         </w:numPr>
+        <w:ind w:firstLine="420"/>
       </w:pPr>
       <w:r>
         <w:rPr>
@@ -8197,8 +8672,9 @@
         <w:pStyle w:val="Compact"/>
         <w:numPr>
           <w:ilvl w:val="0"/>
-          <w:numId w:val="1001"/>
+          <w:numId w:val="1002"/>
         </w:numPr>
+        <w:ind w:firstLine="420"/>
       </w:pPr>
       <w:r>
         <w:rPr>
@@ -8286,8 +8762,9 @@
         <w:pStyle w:val="Compact"/>
         <w:numPr>
           <w:ilvl w:val="0"/>
-          <w:numId w:val="1001"/>
+          <w:numId w:val="1002"/>
         </w:numPr>
+        <w:ind w:firstLine="420"/>
       </w:pPr>
       <w:r>
         <w:rPr>
@@ -8330,6 +8807,7 @@
     <w:p>
       <w:pPr>
         <w:pStyle w:val="FirstParagraph"/>
+        <w:ind w:firstLine="420"/>
       </w:pPr>
       <w:r>
         <w:rPr>
@@ -8349,6 +8827,7 @@
     <w:p>
       <w:pPr>
         <w:pStyle w:val="BodyText"/>
+        <w:ind w:firstLine="420"/>
       </w:pPr>
       <w:r>
         <w:rPr>
@@ -8365,6 +8844,16 @@
           <w:bCs/>
         </w:rPr>
         <w:t>：BCD</w:t>
+      </w:r>
+    </w:p>
+    <w:p>
+      <w:pPr>
+        <w:spacing w:before="160" w:after="80"/>
+      </w:pPr>
+      <w:r>
+        <w:pict>
+          <v:rect style="width:0;height:1.5pt" o:hralign="center" o:hrstd="t" o:hr="t"/>
+        </w:pict>
       </w:r>
     </w:p>
     <w:p>
@@ -8406,6 +8895,7 @@
     <w:p>
       <w:pPr>
         <w:pStyle w:val="BlockText"/>
+        <w:ind w:firstLine="420"/>
       </w:pPr>
       <w:r>
         <w:rPr>
@@ -8459,6 +8949,7 @@
     <w:p>
       <w:pPr>
         <w:pStyle w:val="FirstParagraph"/>
+        <w:ind w:firstLine="420"/>
       </w:pPr>
       <w:r>
         <w:rPr>
@@ -8551,7 +9042,7 @@
         </w:rPr>
         <w:drawing>
           <wp:inline>
-            <wp:extent cx="3600000" cy="678081"/>
+            <wp:extent cx="3600000" cy="906051"/>
             <wp:effectExtent b="0" l="0" r="0" t="0"/>
             <wp:docPr descr="" title="" id="21" name="Picture"/>
             <a:graphic>
@@ -8572,7 +9063,7 @@
                   <pic:spPr bwMode="auto">
                     <a:xfrm>
                       <a:off x="0" y="0"/>
-                      <a:ext cx="3600000" cy="678081"/>
+                      <a:ext cx="3600000" cy="906051"/>
                     </a:xfrm>
                     <a:prstGeom prst="rect">
                       <a:avLst/>
@@ -8594,6 +9085,7 @@
     <w:p>
       <w:pPr>
         <w:pStyle w:val="FirstParagraph"/>
+        <w:ind w:firstLine="420"/>
       </w:pPr>
       <w:r>
         <w:rPr>
@@ -8613,8 +9105,9 @@
         <w:pStyle w:val="Compact"/>
         <w:numPr>
           <w:ilvl w:val="0"/>
-          <w:numId w:val="1002"/>
+          <w:numId w:val="1003"/>
         </w:numPr>
+        <w:ind w:firstLine="420"/>
       </w:pPr>
       <w:r>
         <w:rPr>
@@ -8660,8 +9153,9 @@
         <w:pStyle w:val="Compact"/>
         <w:numPr>
           <w:ilvl w:val="0"/>
-          <w:numId w:val="1002"/>
+          <w:numId w:val="1003"/>
         </w:numPr>
+        <w:ind w:firstLine="420"/>
       </w:pPr>
       <w:r>
         <w:rPr>
@@ -8707,8 +9201,9 @@
         <w:pStyle w:val="Compact"/>
         <w:numPr>
           <w:ilvl w:val="0"/>
-          <w:numId w:val="1002"/>
+          <w:numId w:val="1003"/>
         </w:numPr>
+        <w:ind w:firstLine="420"/>
       </w:pPr>
       <w:r>
         <w:rPr>
@@ -8728,8 +9223,9 @@
         <w:pStyle w:val="Compact"/>
         <w:numPr>
           <w:ilvl w:val="0"/>
-          <w:numId w:val="1002"/>
+          <w:numId w:val="1003"/>
         </w:numPr>
+        <w:ind w:firstLine="420"/>
       </w:pPr>
       <w:r>
         <w:rPr>
@@ -8753,6 +9249,7 @@
     <w:p>
       <w:pPr>
         <w:pStyle w:val="FirstParagraph"/>
+        <w:ind w:firstLine="420"/>
       </w:pPr>
       <w:r>
         <w:rPr>
@@ -8772,6 +9269,7 @@
     <w:p>
       <w:pPr>
         <w:pStyle w:val="BodyText"/>
+        <w:ind w:firstLine="420"/>
       </w:pPr>
       <w:r>
         <w:rPr>
@@ -8788,6 +9286,16 @@
           <w:bCs/>
         </w:rPr>
         <w:t>：C</w:t>
+      </w:r>
+    </w:p>
+    <w:p>
+      <w:pPr>
+        <w:spacing w:before="160" w:after="80"/>
+      </w:pPr>
+      <w:r>
+        <w:pict>
+          <v:rect style="width:0;height:1.5pt" o:hralign="center" o:hrstd="t" o:hr="t"/>
+        </w:pict>
       </w:r>
     </w:p>
     <w:p>
@@ -8829,6 +9337,7 @@
     <w:p>
       <w:pPr>
         <w:pStyle w:val="BlockText"/>
+        <w:ind w:firstLine="420"/>
       </w:pPr>
       <w:r>
         <w:rPr>
@@ -8876,6 +9385,7 @@
     <w:p>
       <w:pPr>
         <w:pStyle w:val="FirstParagraph"/>
+        <w:ind w:firstLine="420"/>
       </w:pPr>
       <w:r>
         <w:rPr>
@@ -9273,6 +9783,7 @@
     <w:p>
       <w:pPr>
         <w:pStyle w:val="BodyText"/>
+        <w:ind w:firstLine="420"/>
       </w:pPr>
       <w:r>
         <w:rPr>
@@ -9668,6 +10179,7 @@
     <w:p>
       <w:pPr>
         <w:pStyle w:val="BodyText"/>
+        <w:ind w:firstLine="420"/>
       </w:pPr>
       <w:r>
         <w:rPr>
@@ -10376,6 +10888,7 @@
     <w:p>
       <w:pPr>
         <w:pStyle w:val="BodyText"/>
+        <w:ind w:firstLine="420"/>
       </w:pPr>
       <w:r>
         <w:rPr>
@@ -10471,6 +10984,7 @@
     <w:p>
       <w:pPr>
         <w:pStyle w:val="BodyText"/>
+        <w:ind w:firstLine="420"/>
       </w:pPr>
       <w:r>
         <w:rPr>
@@ -10765,6 +11279,7 @@
     <w:p>
       <w:pPr>
         <w:pStyle w:val="BodyText"/>
+        <w:ind w:firstLine="420"/>
       </w:pPr>
       <w:r>
         <w:rPr>
@@ -10784,6 +11299,7 @@
     <w:p>
       <w:pPr>
         <w:pStyle w:val="BodyText"/>
+        <w:ind w:firstLine="420"/>
       </w:pPr>
       <w:r>
         <w:rPr>
@@ -10991,6 +11507,7 @@
     <w:p>
       <w:pPr>
         <w:pStyle w:val="FirstParagraph"/>
+        <w:ind w:firstLine="420"/>
       </w:pPr>
       <w:r>
         <w:rPr>
@@ -11141,6 +11658,7 @@
     <w:p>
       <w:pPr>
         <w:pStyle w:val="FirstParagraph"/>
+        <w:ind w:firstLine="420"/>
       </w:pPr>
       <w:r>
         <w:rPr>
@@ -11382,6 +11900,7 @@
     <w:p>
       <w:pPr>
         <w:pStyle w:val="FirstParagraph"/>
+        <w:ind w:firstLine="420"/>
       </w:pPr>
       <w:r>
         <w:rPr>
@@ -11622,6 +12141,7 @@
     <w:p>
       <w:pPr>
         <w:pStyle w:val="FirstParagraph"/>
+        <w:ind w:firstLine="420"/>
       </w:pPr>
       <w:r>
         <w:rPr>
@@ -11839,6 +12359,7 @@
     <w:p>
       <w:pPr>
         <w:pStyle w:val="FirstParagraph"/>
+        <w:ind w:firstLine="420"/>
       </w:pPr>
       <w:r>
         <w:rPr>
@@ -11993,6 +12514,7 @@
     <w:p>
       <w:pPr>
         <w:pStyle w:val="FirstParagraph"/>
+        <w:ind w:firstLine="420"/>
       </w:pPr>
       <w:r>
         <w:rPr>
@@ -12204,6 +12726,7 @@
     <w:p>
       <w:pPr>
         <w:pStyle w:val="FirstParagraph"/>
+        <w:ind w:firstLine="420"/>
       </w:pPr>
       <w:r>
         <w:rPr>
@@ -12407,6 +12930,7 @@
     <w:p>
       <w:pPr>
         <w:pStyle w:val="FirstParagraph"/>
+        <w:ind w:firstLine="420"/>
       </w:pPr>
       <w:r>
         <w:rPr>
@@ -12582,6 +13106,7 @@
     <w:p>
       <w:pPr>
         <w:pStyle w:val="FirstParagraph"/>
+        <w:ind w:firstLine="420"/>
       </w:pPr>
       <w:r>
         <w:rPr>
@@ -12725,6 +13250,7 @@
     <w:p>
       <w:pPr>
         <w:pStyle w:val="FirstParagraph"/>
+        <w:ind w:firstLine="420"/>
       </w:pPr>
       <w:r>
         <w:rPr>
@@ -13049,6 +13575,7 @@
     <w:p>
       <w:pPr>
         <w:pStyle w:val="FirstParagraph"/>
+        <w:ind w:firstLine="420"/>
       </w:pPr>
       <w:r>
         <w:rPr>
@@ -13150,6 +13677,16 @@
         </w:pict>
       </w:r>
     </w:p>
+    <w:p>
+      <w:pPr>
+        <w:spacing w:before="160" w:after="80"/>
+      </w:pPr>
+      <w:r>
+        <w:pict>
+          <v:rect style="width:0;height:1.5pt" o:hralign="center" o:hrstd="t" o:hr="t"/>
+        </w:pict>
+      </w:r>
+    </w:p>
     <w:bookmarkEnd w:id="24"/>
     <w:bookmarkStart w:id="37" w:name="第10题"/>
     <w:p>
@@ -13179,6 +13716,7 @@
     <w:p>
       <w:pPr>
         <w:pStyle w:val="BlockText"/>
+        <w:ind w:firstLine="420"/>
       </w:pPr>
       <w:r>
         <w:rPr>
@@ -13226,6 +13764,7 @@
     <w:p>
       <w:pPr>
         <w:pStyle w:val="FirstParagraph"/>
+        <w:ind w:firstLine="420"/>
       </w:pPr>
       <w:r>
         <w:rPr>
@@ -13832,14 +14371,12 @@
     </w:p>
     <w:p>
       <w:pPr>
-        <w:pStyle w:val="BodyText"/>
+        <w:numPr>
+          <w:ilvl w:val="0"/>
+          <w:numId w:val="1004"/>
+        </w:numPr>
+        <w:ind w:firstLine="420"/>
       </w:pPr>
-      <w:r>
-        <w:rPr>
-          <w:rFonts w:ascii="Times New Roman" w:hAnsi="Times New Roman" w:eastAsia="Times New Roman" w:cs="Times New Roman"/>
-        </w:rPr>
-        <w:t xml:space="preserve">7-1 </w:t>
-      </w:r>
       <w:r>
         <w:rPr>
           <w:rFonts w:hint="eastAsia" w:ascii="Times New Roman" w:hAnsi="Times New Roman" w:eastAsia="FangSong" w:cs="Times New Roman"/>
@@ -13976,14 +14513,12 @@
     </w:p>
     <w:p>
       <w:pPr>
-        <w:pStyle w:val="BodyText"/>
+        <w:numPr>
+          <w:ilvl w:val="0"/>
+          <w:numId w:val="1004"/>
+        </w:numPr>
+        <w:ind w:firstLine="420"/>
       </w:pPr>
-      <w:r>
-        <w:rPr>
-          <w:rFonts w:ascii="Times New Roman" w:hAnsi="Times New Roman" w:eastAsia="Times New Roman" w:cs="Times New Roman"/>
-        </w:rPr>
-        <w:t xml:space="preserve">7-2 </w:t>
-      </w:r>
       <w:r>
         <w:rPr>
           <w:rFonts w:hint="eastAsia" w:ascii="Times New Roman" w:hAnsi="Times New Roman" w:eastAsia="FangSong" w:cs="Times New Roman"/>
@@ -14178,14 +14713,12 @@
     </w:p>
     <w:p>
       <w:pPr>
-        <w:pStyle w:val="BodyText"/>
+        <w:numPr>
+          <w:ilvl w:val="0"/>
+          <w:numId w:val="1004"/>
+        </w:numPr>
+        <w:ind w:firstLine="420"/>
       </w:pPr>
-      <w:r>
-        <w:rPr>
-          <w:rFonts w:ascii="Times New Roman" w:hAnsi="Times New Roman" w:eastAsia="Times New Roman" w:cs="Times New Roman"/>
-        </w:rPr>
-        <w:t xml:space="preserve">7-3 </w:t>
-      </w:r>
       <w:r>
         <w:rPr>
           <w:rFonts w:hint="eastAsia" w:ascii="Times New Roman" w:hAnsi="Times New Roman" w:eastAsia="FangSong" w:cs="Times New Roman"/>
@@ -14346,20 +14879,12 @@
     </w:p>
     <w:p>
       <w:pPr>
-        <w:pStyle w:val="BodyText"/>
+        <w:numPr>
+          <w:ilvl w:val="0"/>
+          <w:numId w:val="1004"/>
+        </w:numPr>
+        <w:ind w:firstLine="420"/>
       </w:pPr>
-      <w:r>
-        <w:rPr>
-          <w:rFonts w:ascii="Times New Roman" w:hAnsi="Times New Roman" w:eastAsia="Times New Roman" w:cs="Times New Roman"/>
-        </w:rPr>
-        <w:t xml:space="preserve">7-4</w:t>
-      </w:r>
-      <w:r>
-        <w:rPr>
-          <w:rFonts w:ascii="Times New Roman" w:hAnsi="Times New Roman" w:eastAsia="Times New Roman" w:cs="Times New Roman"/>
-        </w:rPr>
-        <w:t xml:space="preserve"> </w:t>
-      </w:r>
       <m:oMath>
         <m:oMathPr>
           <m:ctrlPr>
@@ -14622,7 +15147,8 @@
     </w:p>
     <w:p>
       <w:pPr>
-        <w:pStyle w:val="BodyText"/>
+        <w:pStyle w:val="FirstParagraph"/>
+        <w:ind w:firstLine="420"/>
       </w:pPr>
       <w:r>
         <w:rPr>
@@ -14642,6 +15168,7 @@
     <w:p>
       <w:pPr>
         <w:pStyle w:val="BodyText"/>
+        <w:ind w:firstLine="420"/>
       </w:pPr>
       <w:r>
         <w:rPr>
@@ -14893,6 +15420,7 @@
     <w:p>
       <w:pPr>
         <w:pStyle w:val="BodyText"/>
+        <w:ind w:firstLine="420"/>
       </w:pPr>
       <w:r>
         <w:rPr>
@@ -15022,6 +15550,7 @@
     <w:p>
       <w:pPr>
         <w:pStyle w:val="BodyText"/>
+        <w:ind w:firstLine="420"/>
       </w:pPr>
       <w:r>
         <w:rPr>
@@ -15395,6 +15924,7 @@
     <w:p>
       <w:pPr>
         <w:pStyle w:val="BodyText"/>
+        <w:ind w:firstLine="420"/>
       </w:pPr>
       <w:r>
         <w:rPr>
@@ -15658,6 +16188,7 @@
     <w:p>
       <w:pPr>
         <w:pStyle w:val="BodyText"/>
+        <w:ind w:firstLine="420"/>
       </w:pPr>
       <w:r>
         <w:rPr>
@@ -15787,6 +16318,7 @@
     <w:p>
       <w:pPr>
         <w:pStyle w:val="BodyText"/>
+        <w:ind w:firstLine="420"/>
       </w:pPr>
       <w:r>
         <w:rPr>
@@ -15916,6 +16448,7 @@
     <w:p>
       <w:pPr>
         <w:pStyle w:val="BodyText"/>
+        <w:ind w:firstLine="420"/>
       </w:pPr>
       <w:r>
         <w:rPr>
@@ -16117,6 +16650,7 @@
     <w:p>
       <w:pPr>
         <w:pStyle w:val="BodyText"/>
+        <w:ind w:firstLine="420"/>
       </w:pPr>
       <w:r>
         <w:rPr>
@@ -16170,6 +16704,7 @@
     <w:p>
       <w:pPr>
         <w:pStyle w:val="BodyText"/>
+        <w:ind w:firstLine="420"/>
       </w:pPr>
       <w:r>
         <w:rPr>
@@ -16392,6 +16927,7 @@
     <w:p>
       <w:pPr>
         <w:pStyle w:val="BodyText"/>
+        <w:ind w:firstLine="420"/>
       </w:pPr>
       <w:r>
         <w:rPr>
@@ -16907,6 +17443,7 @@
     <w:p>
       <w:pPr>
         <w:pStyle w:val="FirstParagraph"/>
+        <w:ind w:firstLine="420"/>
       </w:pPr>
       <w:r>
         <w:rPr>
@@ -16948,6 +17485,7 @@
     <w:p>
       <w:pPr>
         <w:pStyle w:val="BodyText"/>
+        <w:ind w:firstLine="420"/>
       </w:pPr>
       <w:r>
         <w:rPr>
@@ -17293,6 +17831,7 @@
     <w:p>
       <w:pPr>
         <w:pStyle w:val="BodyText"/>
+        <w:ind w:firstLine="420"/>
       </w:pPr>
       <w:r>
         <w:rPr>
@@ -17622,6 +18161,7 @@
     <w:p>
       <w:pPr>
         <w:pStyle w:val="BodyText"/>
+        <w:ind w:firstLine="420"/>
       </w:pPr>
       <m:oMath>
         <m:oMathPr>
@@ -18168,6 +18708,16 @@
         </w:pict>
       </w:r>
     </w:p>
+    <w:p>
+      <w:pPr>
+        <w:spacing w:before="160" w:after="80"/>
+      </w:pPr>
+      <w:r>
+        <w:pict>
+          <v:rect style="width:0;height:1.5pt" o:hralign="center" o:hrstd="t" o:hr="t"/>
+        </w:pict>
+      </w:r>
+    </w:p>
     <w:bookmarkEnd w:id="37"/>
     <w:bookmarkStart w:id="44" w:name="第11题"/>
     <w:p>
@@ -18197,6 +18747,7 @@
     <w:p>
       <w:pPr>
         <w:pStyle w:val="BlockText"/>
+        <w:ind w:firstLine="420"/>
       </w:pPr>
       <w:r>
         <w:rPr>
@@ -18244,6 +18795,7 @@
     <w:p>
       <w:pPr>
         <w:pStyle w:val="FirstParagraph"/>
+        <w:ind w:firstLine="420"/>
       </w:pPr>
       <w:r>
         <w:rPr>
@@ -18403,11 +18955,11 @@
     </w:p>
     <w:p>
       <w:pPr>
-        <w:pStyle w:val="Compact"/>
         <w:numPr>
           <w:ilvl w:val="0"/>
-          <w:numId w:val="1003"/>
+          <w:numId w:val="1005"/>
         </w:numPr>
+        <w:ind w:firstLine="420"/>
       </w:pPr>
       <w:r>
         <w:rPr>
@@ -18614,14 +19166,12 @@
     </w:p>
     <w:p>
       <w:pPr>
-        <w:pStyle w:val="FirstParagraph"/>
+        <w:numPr>
+          <w:ilvl w:val="0"/>
+          <w:numId w:val="1005"/>
+        </w:numPr>
+        <w:ind w:firstLine="420"/>
       </w:pPr>
-      <w:r>
-        <w:rPr>
-          <w:rFonts w:ascii="Times New Roman" w:hAnsi="Times New Roman" w:eastAsia="Times New Roman" w:cs="Times New Roman"/>
-        </w:rPr>
-        <w:t xml:space="preserve">5-1 </w:t>
-      </w:r>
       <w:r>
         <w:rPr>
           <w:rFonts w:hint="eastAsia" w:ascii="Times New Roman" w:hAnsi="Times New Roman" w:eastAsia="FangSong" w:cs="Times New Roman"/>
@@ -18649,11 +19199,11 @@
     </w:p>
     <w:p>
       <w:pPr>
-        <w:pStyle w:val="Compact"/>
         <w:numPr>
           <w:ilvl w:val="0"/>
-          <w:numId w:val="1004"/>
+          <w:numId w:val="1005"/>
         </w:numPr>
+        <w:ind w:firstLine="420"/>
       </w:pPr>
       <w:r>
         <w:rPr>
@@ -18720,259 +19270,257 @@
           <w:rFonts w:hint="eastAsia" w:ascii="Times New Roman" w:hAnsi="Times New Roman" w:eastAsia="Times New Roman" w:cs="Times New Roman"/>
         </w:rPr>
         <w:t>）。</w:t>
+      </w:r>
+    </w:p>
+    <w:p>
+      <w:pPr>
+        <w:numPr>
+          <w:ilvl w:val="0"/>
+          <w:numId w:val="1005"/>
+        </w:numPr>
+        <w:ind w:firstLine="420"/>
+      </w:pPr>
+      <w:r>
+        <w:rPr>
+          <w:rFonts w:hint="eastAsia" w:ascii="Times New Roman" w:hAnsi="Times New Roman" w:eastAsia="FangSong" w:cs="Times New Roman"/>
+        </w:rPr>
+        <w:t>通过计算</w:t>
+      </w:r>
+      <w:r>
+        <w:rPr>
+          <w:rFonts w:hint="eastAsia" w:ascii="Times New Roman" w:hAnsi="Times New Roman" w:eastAsia="Times New Roman" w:cs="Times New Roman"/>
+        </w:rPr>
+        <w:t>，</w:t>
+      </w:r>
+      <w:r>
+        <w:rPr>
+          <w:rFonts w:hint="eastAsia" w:ascii="Times New Roman" w:hAnsi="Times New Roman" w:eastAsia="FangSong" w:cs="Times New Roman"/>
+        </w:rPr>
+        <w:t>推出</w:t>
+      </w:r>
+      <w:r>
+        <w:rPr>
+          <w:rFonts w:ascii="Times New Roman" w:hAnsi="Times New Roman" w:eastAsia="Times New Roman" w:cs="Times New Roman"/>
+        </w:rPr>
+        <w:t xml:space="preserve"> A </w:t>
+      </w:r>
+      <w:r>
+        <w:rPr>
+          <w:rFonts w:hint="eastAsia" w:ascii="Times New Roman" w:hAnsi="Times New Roman" w:eastAsia="FangSong" w:cs="Times New Roman"/>
+        </w:rPr>
+        <w:t>的化学式</w:t>
+      </w:r>
+      <w:r>
+        <w:rPr>
+          <w:rFonts w:hint="eastAsia" w:ascii="Times New Roman" w:hAnsi="Times New Roman" w:eastAsia="Times New Roman" w:cs="Times New Roman"/>
+        </w:rPr>
+        <w:t>。</w:t>
+      </w:r>
+    </w:p>
+    <w:p>
+      <w:pPr>
+        <w:numPr>
+          <w:ilvl w:val="0"/>
+          <w:numId w:val="1005"/>
+        </w:numPr>
+        <w:ind w:firstLine="420"/>
+      </w:pPr>
+      <w:r>
+        <w:rPr>
+          <w:rFonts w:hint="eastAsia" w:ascii="Times New Roman" w:hAnsi="Times New Roman" w:eastAsia="FangSong" w:cs="Times New Roman"/>
+        </w:rPr>
+        <w:t xml:space="preserve">单晶</w:t>
+      </w:r>
+      <w:r>
+        <w:rPr>
+          <w:rFonts w:ascii="Times New Roman" w:hAnsi="Times New Roman" w:eastAsia="Times New Roman" w:cs="Times New Roman"/>
+        </w:rPr>
+        <w:t xml:space="preserve"> X </w:t>
+      </w:r>
+      <w:r>
+        <w:rPr>
+          <w:rFonts w:hint="eastAsia" w:ascii="Times New Roman" w:hAnsi="Times New Roman" w:eastAsia="FangSong" w:cs="Times New Roman"/>
+        </w:rPr>
+        <w:t>射线衍射分析显示</w:t>
+      </w:r>
+      <w:r>
+        <w:rPr>
+          <w:rFonts w:hint="eastAsia" w:ascii="Times New Roman" w:hAnsi="Times New Roman" w:eastAsia="Times New Roman" w:cs="Times New Roman"/>
+        </w:rPr>
+        <w:t>，A</w:t>
+      </w:r>
+      <w:r>
+        <w:rPr>
+          <w:rFonts w:ascii="Times New Roman" w:hAnsi="Times New Roman" w:eastAsia="Times New Roman" w:cs="Times New Roman"/>
+        </w:rPr>
+        <w:t xml:space="preserve"> </w:t>
+      </w:r>
+      <w:r>
+        <w:rPr>
+          <w:rFonts w:hint="eastAsia" w:ascii="Times New Roman" w:hAnsi="Times New Roman" w:eastAsia="FangSong" w:cs="Times New Roman"/>
+        </w:rPr>
+        <w:t>的结构中</w:t>
+      </w:r>
+      <w:r>
+        <w:rPr>
+          <w:rFonts w:hint="eastAsia" w:ascii="Times New Roman" w:hAnsi="Times New Roman" w:eastAsia="Times New Roman" w:cs="Times New Roman"/>
+        </w:rPr>
+        <w:t>：</w:t>
+      </w:r>
+      <w:r>
+        <w:rPr>
+          <w:rFonts w:hint="eastAsia" w:ascii="Times New Roman" w:hAnsi="Times New Roman" w:eastAsia="FangSong" w:cs="Times New Roman"/>
+        </w:rPr>
+        <w:t>氯仅有一种环境</w:t>
+      </w:r>
+      <w:r>
+        <w:rPr>
+          <w:rFonts w:hint="eastAsia" w:ascii="Times New Roman" w:hAnsi="Times New Roman" w:eastAsia="Times New Roman" w:cs="Times New Roman"/>
+        </w:rPr>
+        <w:t>；</w:t>
+      </w:r>
+      <w:r>
+        <w:rPr>
+          <w:rFonts w:hint="eastAsia" w:ascii="Times New Roman" w:hAnsi="Times New Roman" w:eastAsia="FangSong" w:cs="Times New Roman"/>
+        </w:rPr>
+        <w:t>稀土离子所处环境完全等同</w:t>
+      </w:r>
+      <w:r>
+        <w:rPr>
+          <w:rFonts w:hint="eastAsia" w:ascii="Times New Roman" w:hAnsi="Times New Roman" w:eastAsia="Times New Roman" w:cs="Times New Roman"/>
+        </w:rPr>
+        <w:t>，</w:t>
+      </w:r>
+      <w:r>
+        <w:rPr>
+          <w:rFonts w:hint="eastAsia" w:ascii="Times New Roman" w:hAnsi="Times New Roman" w:eastAsia="FangSong" w:cs="Times New Roman"/>
+        </w:rPr>
+        <w:t>它与配体结合形成多聚团簇</w:t>
+      </w:r>
+      <w:r>
+        <w:rPr>
+          <w:rFonts w:hint="eastAsia" w:ascii="Times New Roman" w:hAnsi="Times New Roman" w:eastAsia="Times New Roman" w:cs="Times New Roman"/>
+        </w:rPr>
+        <w:t>，</w:t>
+      </w:r>
+      <w:r>
+        <w:rPr>
+          <w:rFonts w:hint="eastAsia" w:ascii="Times New Roman" w:hAnsi="Times New Roman" w:eastAsia="FangSong" w:cs="Times New Roman"/>
+        </w:rPr>
+        <w:t>每个离子周围有</w:t>
+      </w:r>
+      <w:r>
+        <w:rPr>
+          <w:rFonts w:ascii="Times New Roman" w:hAnsi="Times New Roman" w:eastAsia="Times New Roman" w:cs="Times New Roman"/>
+        </w:rPr>
+        <w:t xml:space="preserve"> 5 </w:t>
+      </w:r>
+      <w:r>
+        <w:rPr>
+          <w:rFonts w:hint="eastAsia" w:ascii="Times New Roman" w:hAnsi="Times New Roman" w:eastAsia="FangSong" w:cs="Times New Roman"/>
+        </w:rPr>
+        <w:t>个氧原子</w:t>
+      </w:r>
+      <w:r>
+        <w:rPr>
+          <w:rFonts w:hint="eastAsia" w:ascii="Times New Roman" w:hAnsi="Times New Roman" w:eastAsia="Times New Roman" w:cs="Times New Roman"/>
+        </w:rPr>
+        <w:t>；</w:t>
+      </w:r>
+      <w:r>
+        <w:rPr>
+          <w:rFonts w:hint="eastAsia" w:ascii="Times New Roman" w:hAnsi="Times New Roman" w:eastAsia="FangSong" w:cs="Times New Roman"/>
+        </w:rPr>
+        <w:t>氧原子均参与配位且有三种类型</w:t>
+      </w:r>
+      <w:r>
+        <w:rPr>
+          <w:rFonts w:hint="eastAsia" w:ascii="Times New Roman" w:hAnsi="Times New Roman" w:eastAsia="Times New Roman" w:cs="Times New Roman"/>
+        </w:rPr>
+        <w:t>（</w:t>
+      </w:r>
+      <w:r>
+        <w:rPr>
+          <w:rFonts w:hint="eastAsia" w:ascii="Times New Roman" w:hAnsi="Times New Roman" w:eastAsia="FangSong" w:cs="Times New Roman"/>
+        </w:rPr>
+        <w:t>端基</w:t>
+      </w:r>
+      <w:r>
+        <w:rPr>
+          <w:rFonts w:hint="eastAsia" w:ascii="Times New Roman" w:hAnsi="Times New Roman" w:eastAsia="Times New Roman" w:cs="Times New Roman"/>
+        </w:rPr>
+        <w:t>、</w:t>
+      </w:r>
+      <w:r>
+        <w:rPr>
+          <w:rFonts w:hint="eastAsia" w:ascii="Times New Roman" w:hAnsi="Times New Roman" w:eastAsia="FangSong" w:cs="Times New Roman"/>
+        </w:rPr>
+        <w:t>边桥基和面桥基</w:t>
+      </w:r>
+      <w:r>
+        <w:rPr>
+          <w:rFonts w:hint="eastAsia" w:ascii="Times New Roman" w:hAnsi="Times New Roman" w:eastAsia="Times New Roman" w:cs="Times New Roman"/>
+        </w:rPr>
+        <w:t>）。</w:t>
+      </w:r>
+    </w:p>
+    <w:p>
+      <w:pPr>
+        <w:numPr>
+          <w:ilvl w:val="0"/>
+          <w:numId w:val="1005"/>
+        </w:numPr>
+        <w:ind w:firstLine="420"/>
+      </w:pPr>
+      <w:r>
+        <w:rPr>
+          <w:rFonts w:hint="eastAsia" w:ascii="Times New Roman" w:hAnsi="Times New Roman" w:eastAsia="FangSong" w:cs="Times New Roman"/>
+        </w:rPr>
+        <w:t>写出配合物结构中端基氧</w:t>
+      </w:r>
+      <w:r>
+        <w:rPr>
+          <w:rFonts w:hint="eastAsia" w:ascii="Times New Roman" w:hAnsi="Times New Roman" w:eastAsia="Times New Roman" w:cs="Times New Roman"/>
+        </w:rPr>
+        <w:t>、</w:t>
+      </w:r>
+      <w:r>
+        <w:rPr>
+          <w:rFonts w:hint="eastAsia" w:ascii="Times New Roman" w:hAnsi="Times New Roman" w:eastAsia="FangSong" w:cs="Times New Roman"/>
+        </w:rPr>
+        <w:t>边桥基氧和面桥基氧的数目</w:t>
+      </w:r>
+      <w:r>
+        <w:rPr>
+          <w:rFonts w:hint="eastAsia" w:ascii="Times New Roman" w:hAnsi="Times New Roman" w:eastAsia="Times New Roman" w:cs="Times New Roman"/>
+        </w:rPr>
+        <w:t>。</w:t>
       </w:r>
     </w:p>
     <w:p>
       <w:pPr>
         <w:pStyle w:val="FirstParagraph"/>
+        <w:ind w:firstLine="420"/>
       </w:pPr>
       <w:r>
         <w:rPr>
-          <w:rFonts w:ascii="Times New Roman" w:hAnsi="Times New Roman" w:eastAsia="Times New Roman" w:cs="Times New Roman"/>
-        </w:rPr>
-        <w:t xml:space="preserve">5-2 </w:t>
-      </w:r>
-      <w:r>
-        <w:rPr>
-          <w:rFonts w:hint="eastAsia" w:ascii="Times New Roman" w:hAnsi="Times New Roman" w:eastAsia="FangSong" w:cs="Times New Roman"/>
-        </w:rPr>
-        <w:t>通过计算</w:t>
-      </w:r>
-      <w:r>
-        <w:rPr>
-          <w:rFonts w:hint="eastAsia" w:ascii="Times New Roman" w:hAnsi="Times New Roman" w:eastAsia="Times New Roman" w:cs="Times New Roman"/>
-        </w:rPr>
-        <w:t>，</w:t>
-      </w:r>
-      <w:r>
-        <w:rPr>
-          <w:rFonts w:hint="eastAsia" w:ascii="Times New Roman" w:hAnsi="Times New Roman" w:eastAsia="FangSong" w:cs="Times New Roman"/>
-        </w:rPr>
-        <w:t>推出</w:t>
-      </w:r>
-      <w:r>
-        <w:rPr>
-          <w:rFonts w:ascii="Times New Roman" w:hAnsi="Times New Roman" w:eastAsia="Times New Roman" w:cs="Times New Roman"/>
-        </w:rPr>
-        <w:t xml:space="preserve"> A </w:t>
-      </w:r>
-      <w:r>
-        <w:rPr>
-          <w:rFonts w:hint="eastAsia" w:ascii="Times New Roman" w:hAnsi="Times New Roman" w:eastAsia="FangSong" w:cs="Times New Roman"/>
-        </w:rPr>
-        <w:t>的化学式</w:t>
-      </w:r>
-      <w:r>
-        <w:rPr>
-          <w:rFonts w:hint="eastAsia" w:ascii="Times New Roman" w:hAnsi="Times New Roman" w:eastAsia="Times New Roman" w:cs="Times New Roman"/>
-        </w:rPr>
-        <w:t>。</w:t>
-      </w:r>
-    </w:p>
-    <w:p>
-      <w:pPr>
-        <w:pStyle w:val="Compact"/>
-        <w:numPr>
-          <w:ilvl w:val="0"/>
-          <w:numId w:val="1005"/>
-        </w:numPr>
-      </w:pPr>
-      <w:r>
-        <w:rPr>
-          <w:rFonts w:hint="eastAsia" w:ascii="Times New Roman" w:hAnsi="Times New Roman" w:eastAsia="FangSong" w:cs="Times New Roman"/>
-        </w:rPr>
-        <w:t xml:space="preserve">单晶</w:t>
-      </w:r>
-      <w:r>
-        <w:rPr>
-          <w:rFonts w:ascii="Times New Roman" w:hAnsi="Times New Roman" w:eastAsia="Times New Roman" w:cs="Times New Roman"/>
-        </w:rPr>
-        <w:t xml:space="preserve"> X </w:t>
-      </w:r>
-      <w:r>
-        <w:rPr>
-          <w:rFonts w:hint="eastAsia" w:ascii="Times New Roman" w:hAnsi="Times New Roman" w:eastAsia="FangSong" w:cs="Times New Roman"/>
-        </w:rPr>
-        <w:t>射线衍射分析显示</w:t>
-      </w:r>
-      <w:r>
-        <w:rPr>
-          <w:rFonts w:hint="eastAsia" w:ascii="Times New Roman" w:hAnsi="Times New Roman" w:eastAsia="Times New Roman" w:cs="Times New Roman"/>
-        </w:rPr>
-        <w:t>，A</w:t>
-      </w:r>
-      <w:r>
-        <w:rPr>
-          <w:rFonts w:ascii="Times New Roman" w:hAnsi="Times New Roman" w:eastAsia="Times New Roman" w:cs="Times New Roman"/>
-        </w:rPr>
-        <w:t xml:space="preserve"> </w:t>
-      </w:r>
-      <w:r>
-        <w:rPr>
-          <w:rFonts w:hint="eastAsia" w:ascii="Times New Roman" w:hAnsi="Times New Roman" w:eastAsia="FangSong" w:cs="Times New Roman"/>
-        </w:rPr>
-        <w:t>的结构中</w:t>
-      </w:r>
-      <w:r>
-        <w:rPr>
-          <w:rFonts w:hint="eastAsia" w:ascii="Times New Roman" w:hAnsi="Times New Roman" w:eastAsia="Times New Roman" w:cs="Times New Roman"/>
-        </w:rPr>
-        <w:t>：</w:t>
-      </w:r>
-      <w:r>
-        <w:rPr>
-          <w:rFonts w:hint="eastAsia" w:ascii="Times New Roman" w:hAnsi="Times New Roman" w:eastAsia="FangSong" w:cs="Times New Roman"/>
-        </w:rPr>
-        <w:t>氯仅有一种环境</w:t>
-      </w:r>
-      <w:r>
-        <w:rPr>
-          <w:rFonts w:hint="eastAsia" w:ascii="Times New Roman" w:hAnsi="Times New Roman" w:eastAsia="Times New Roman" w:cs="Times New Roman"/>
-        </w:rPr>
-        <w:t>；</w:t>
-      </w:r>
-      <w:r>
-        <w:rPr>
-          <w:rFonts w:hint="eastAsia" w:ascii="Times New Roman" w:hAnsi="Times New Roman" w:eastAsia="FangSong" w:cs="Times New Roman"/>
-        </w:rPr>
-        <w:t>稀土离子所处环境完全等同</w:t>
-      </w:r>
-      <w:r>
-        <w:rPr>
-          <w:rFonts w:hint="eastAsia" w:ascii="Times New Roman" w:hAnsi="Times New Roman" w:eastAsia="Times New Roman" w:cs="Times New Roman"/>
-        </w:rPr>
-        <w:t>，</w:t>
-      </w:r>
-      <w:r>
-        <w:rPr>
-          <w:rFonts w:hint="eastAsia" w:ascii="Times New Roman" w:hAnsi="Times New Roman" w:eastAsia="FangSong" w:cs="Times New Roman"/>
-        </w:rPr>
-        <w:t>它与配体结合形成多聚团簇</w:t>
-      </w:r>
-      <w:r>
-        <w:rPr>
-          <w:rFonts w:hint="eastAsia" w:ascii="Times New Roman" w:hAnsi="Times New Roman" w:eastAsia="Times New Roman" w:cs="Times New Roman"/>
-        </w:rPr>
-        <w:t>，</w:t>
-      </w:r>
-      <w:r>
-        <w:rPr>
-          <w:rFonts w:hint="eastAsia" w:ascii="Times New Roman" w:hAnsi="Times New Roman" w:eastAsia="FangSong" w:cs="Times New Roman"/>
-        </w:rPr>
-        <w:t>每个离子周围有</w:t>
-      </w:r>
-      <w:r>
-        <w:rPr>
-          <w:rFonts w:ascii="Times New Roman" w:hAnsi="Times New Roman" w:eastAsia="Times New Roman" w:cs="Times New Roman"/>
-        </w:rPr>
-        <w:t xml:space="preserve"> 5 </w:t>
-      </w:r>
-      <w:r>
-        <w:rPr>
-          <w:rFonts w:hint="eastAsia" w:ascii="Times New Roman" w:hAnsi="Times New Roman" w:eastAsia="FangSong" w:cs="Times New Roman"/>
-        </w:rPr>
-        <w:t>个氧原子</w:t>
-      </w:r>
-      <w:r>
-        <w:rPr>
-          <w:rFonts w:hint="eastAsia" w:ascii="Times New Roman" w:hAnsi="Times New Roman" w:eastAsia="Times New Roman" w:cs="Times New Roman"/>
-        </w:rPr>
-        <w:t>；</w:t>
-      </w:r>
-      <w:r>
-        <w:rPr>
-          <w:rFonts w:hint="eastAsia" w:ascii="Times New Roman" w:hAnsi="Times New Roman" w:eastAsia="FangSong" w:cs="Times New Roman"/>
-        </w:rPr>
-        <w:t>氧原子均参与配位且有三种类型</w:t>
-      </w:r>
-      <w:r>
-        <w:rPr>
-          <w:rFonts w:hint="eastAsia" w:ascii="Times New Roman" w:hAnsi="Times New Roman" w:eastAsia="Times New Roman" w:cs="Times New Roman"/>
-        </w:rPr>
-        <w:t>（</w:t>
-      </w:r>
-      <w:r>
-        <w:rPr>
-          <w:rFonts w:hint="eastAsia" w:ascii="Times New Roman" w:hAnsi="Times New Roman" w:eastAsia="FangSong" w:cs="Times New Roman"/>
-        </w:rPr>
-        <w:t>端基</w:t>
-      </w:r>
-      <w:r>
-        <w:rPr>
-          <w:rFonts w:hint="eastAsia" w:ascii="Times New Roman" w:hAnsi="Times New Roman" w:eastAsia="Times New Roman" w:cs="Times New Roman"/>
-        </w:rPr>
-        <w:t>、</w:t>
-      </w:r>
-      <w:r>
-        <w:rPr>
-          <w:rFonts w:hint="eastAsia" w:ascii="Times New Roman" w:hAnsi="Times New Roman" w:eastAsia="FangSong" w:cs="Times New Roman"/>
-        </w:rPr>
-        <w:t>边桥基和面桥基</w:t>
-      </w:r>
-      <w:r>
-        <w:rPr>
-          <w:rFonts w:hint="eastAsia" w:ascii="Times New Roman" w:hAnsi="Times New Roman" w:eastAsia="Times New Roman" w:cs="Times New Roman"/>
-        </w:rPr>
-        <w:t>）。</w:t>
-      </w:r>
-    </w:p>
-    <w:p>
-      <w:pPr>
-        <w:pStyle w:val="FirstParagraph"/>
-      </w:pPr>
-      <w:r>
-        <w:rPr>
-          <w:rFonts w:ascii="Times New Roman" w:hAnsi="Times New Roman" w:eastAsia="Times New Roman" w:cs="Times New Roman"/>
-        </w:rPr>
-        <w:t xml:space="preserve">5-3 </w:t>
-      </w:r>
-      <w:r>
-        <w:rPr>
-          <w:rFonts w:hint="eastAsia" w:ascii="Times New Roman" w:hAnsi="Times New Roman" w:eastAsia="FangSong" w:cs="Times New Roman"/>
-        </w:rPr>
-        <w:t>写出配合物结构中端基氧</w:t>
-      </w:r>
-      <w:r>
-        <w:rPr>
-          <w:rFonts w:hint="eastAsia" w:ascii="Times New Roman" w:hAnsi="Times New Roman" w:eastAsia="Times New Roman" w:cs="Times New Roman"/>
-        </w:rPr>
-        <w:t>、</w:t>
-      </w:r>
-      <w:r>
-        <w:rPr>
-          <w:rFonts w:hint="eastAsia" w:ascii="Times New Roman" w:hAnsi="Times New Roman" w:eastAsia="FangSong" w:cs="Times New Roman"/>
-        </w:rPr>
-        <w:t>边桥基氧和面桥基氧的数目</w:t>
-      </w:r>
-      <w:r>
-        <w:rPr>
-          <w:rFonts w:hint="eastAsia" w:ascii="Times New Roman" w:hAnsi="Times New Roman" w:eastAsia="Times New Roman" w:cs="Times New Roman"/>
-        </w:rPr>
-        <w:t>。</w:t>
+          <w:rFonts w:hint="eastAsia" w:ascii="Times New Roman" w:hAnsi="Times New Roman" w:eastAsia="FangSong" w:cs="Times New Roman"/>
+          <w:b/>
+          <w:bCs/>
+        </w:rPr>
+        <w:t xml:space="preserve">参考答案</w:t>
+      </w:r>
+      <w:r>
+        <w:rPr>
+          <w:rFonts w:hint="eastAsia" w:ascii="Times New Roman" w:hAnsi="Times New Roman" w:eastAsia="Times New Roman" w:cs="Times New Roman"/>
+        </w:rPr>
+        <w:t xml:space="preserve">：</w:t>
       </w:r>
     </w:p>
     <w:p>
       <w:pPr>
         <w:pStyle w:val="BodyText"/>
-      </w:pPr>
-      <w:r>
-        <w:rPr>
-          <w:rFonts w:hint="eastAsia" w:ascii="Times New Roman" w:hAnsi="Times New Roman" w:eastAsia="FangSong" w:cs="Times New Roman"/>
-          <w:b/>
-          <w:bCs/>
-        </w:rPr>
-        <w:t xml:space="preserve">参考答案</w:t>
-      </w:r>
-      <w:r>
-        <w:rPr>
-          <w:rFonts w:hint="eastAsia" w:ascii="Times New Roman" w:hAnsi="Times New Roman" w:eastAsia="Times New Roman" w:cs="Times New Roman"/>
-        </w:rPr>
-        <w:t xml:space="preserve">：</w:t>
-      </w:r>
-    </w:p>
-    <w:p>
-      <w:pPr>
-        <w:pStyle w:val="BodyText"/>
+        <w:ind w:firstLine="420"/>
       </w:pPr>
       <w:r>
         <w:rPr>
@@ -19234,6 +19782,7 @@
     <w:p>
       <w:pPr>
         <w:pStyle w:val="BodyText"/>
+        <w:ind w:firstLine="420"/>
       </w:pPr>
       <w:r>
         <w:rPr>
@@ -19329,6 +19878,7 @@
     <w:p>
       <w:pPr>
         <w:pStyle w:val="BodyText"/>
+        <w:ind w:firstLine="420"/>
       </w:pPr>
       <w:r>
         <w:rPr>
@@ -19529,6 +20079,7 @@
     <w:p>
       <w:pPr>
         <w:pStyle w:val="FirstParagraph"/>
+        <w:ind w:firstLine="420"/>
       </w:pPr>
       <w:r>
         <w:rPr>
@@ -19801,6 +20352,7 @@
     <w:p>
       <w:pPr>
         <w:pStyle w:val="FirstParagraph"/>
+        <w:ind w:firstLine="420"/>
       </w:pPr>
       <w:r>
         <w:rPr>
@@ -20118,6 +20670,7 @@
     <w:p>
       <w:pPr>
         <w:pStyle w:val="BodyText"/>
+        <w:ind w:firstLine="420"/>
       </w:pPr>
       <w:r>
         <w:rPr>
@@ -20499,6 +21052,7 @@
     <w:p>
       <w:pPr>
         <w:pStyle w:val="FirstParagraph"/>
+        <w:ind w:firstLine="420"/>
       </w:pPr>
       <m:oMath>
         <m:oMathPr>
@@ -20767,6 +21321,7 @@
     <w:p>
       <w:pPr>
         <w:pStyle w:val="BodyText"/>
+        <w:ind w:firstLine="420"/>
       </w:pPr>
       <w:r>
         <w:rPr>
@@ -20913,6 +21468,7 @@
     <w:p>
       <w:pPr>
         <w:pStyle w:val="FirstParagraph"/>
+        <w:ind w:firstLine="420"/>
       </w:pPr>
       <w:r>
         <w:rPr>
@@ -21146,6 +21702,7 @@
     <w:p>
       <w:pPr>
         <w:pStyle w:val="BodyText"/>
+        <w:ind w:firstLine="420"/>
       </w:pPr>
       <w:r>
         <w:rPr>
@@ -21295,6 +21852,7 @@
     <w:p>
       <w:pPr>
         <w:pStyle w:val="FirstParagraph"/>
+        <w:ind w:firstLine="420"/>
       </w:pPr>
       <w:r>
         <w:rPr>
@@ -21532,6 +22090,7 @@
     <w:p>
       <w:pPr>
         <w:pStyle w:val="BodyText"/>
+        <w:ind w:firstLine="420"/>
       </w:pPr>
       <w:r>
         <w:rPr>
@@ -21853,6 +22412,7 @@
     <w:p>
       <w:pPr>
         <w:pStyle w:val="FirstParagraph"/>
+        <w:ind w:firstLine="420"/>
       </w:pPr>
       <w:r>
         <w:rPr>
@@ -22019,6 +22579,7 @@
     <w:p>
       <w:pPr>
         <w:pStyle w:val="FirstParagraph"/>
+        <w:ind w:firstLine="420"/>
       </w:pPr>
       <w:r>
         <w:rPr>
@@ -22126,6 +22687,7 @@
     <w:p>
       <w:pPr>
         <w:pStyle w:val="BodyText"/>
+        <w:ind w:firstLine="420"/>
       </w:pPr>
       <w:r>
         <w:rPr>
@@ -22575,6 +23137,16 @@
         </w:pict>
       </w:r>
     </w:p>
+    <w:p>
+      <w:pPr>
+        <w:spacing w:before="160" w:after="80"/>
+      </w:pPr>
+      <w:r>
+        <w:pict>
+          <v:rect style="width:0;height:1.5pt" o:hralign="center" o:hrstd="t" o:hr="t"/>
+        </w:pict>
+      </w:r>
+    </w:p>
     <w:bookmarkEnd w:id="44"/>
     <w:bookmarkStart w:id="45" w:name="第12题"/>
     <w:p>
@@ -22604,6 +23176,7 @@
     <w:p>
       <w:pPr>
         <w:pStyle w:val="BlockText"/>
+        <w:ind w:firstLine="420"/>
       </w:pPr>
       <w:r>
         <w:rPr>
@@ -22627,6 +23200,7 @@
     <w:p>
       <w:pPr>
         <w:pStyle w:val="FirstParagraph"/>
+        <w:ind w:firstLine="420"/>
       </w:pPr>
       <w:r>
         <w:rPr>
@@ -22740,6 +23314,7 @@
     <w:p>
       <w:pPr>
         <w:pStyle w:val="BodyText"/>
+        <w:ind w:firstLine="420"/>
       </w:pPr>
       <w:r>
         <w:rPr>
@@ -22900,6 +23475,16 @@
         </w:pict>
       </w:r>
     </w:p>
+    <w:p>
+      <w:pPr>
+        <w:spacing w:before="160" w:after="80"/>
+      </w:pPr>
+      <w:r>
+        <w:pict>
+          <v:rect style="width:0;height:1.5pt" o:hralign="center" o:hrstd="t" o:hr="t"/>
+        </w:pict>
+      </w:r>
+    </w:p>
     <w:bookmarkEnd w:id="45"/>
     <w:bookmarkStart w:id="46" w:name="第13题"/>
     <w:p>
@@ -22929,6 +23514,7 @@
     <w:p>
       <w:pPr>
         <w:pStyle w:val="BlockText"/>
+        <w:ind w:firstLine="420"/>
       </w:pPr>
       <w:r>
         <w:rPr>
@@ -22952,6 +23538,7 @@
     <w:p>
       <w:pPr>
         <w:pStyle w:val="FirstParagraph"/>
+        <w:ind w:firstLine="420"/>
       </w:pPr>
       <w:r>
         <w:rPr>
@@ -23267,6 +23854,7 @@
           <w:ilvl w:val="0"/>
           <w:numId w:val="1006"/>
         </w:numPr>
+        <w:ind w:firstLine="420"/>
       </w:pPr>
       <w:r>
         <w:rPr>
@@ -23306,6 +23894,7 @@
           <w:ilvl w:val="0"/>
           <w:numId w:val="1006"/>
         </w:numPr>
+        <w:ind w:firstLine="420"/>
       </w:pPr>
       <w:r>
         <w:rPr>
@@ -23335,6 +23924,7 @@
     <w:p>
       <w:pPr>
         <w:pStyle w:val="FirstParagraph"/>
+        <w:ind w:firstLine="420"/>
       </w:pPr>
       <w:r>
         <w:rPr>
@@ -23610,6 +24200,7 @@
           <w:ilvl w:val="0"/>
           <w:numId w:val="1007"/>
         </w:numPr>
+        <w:ind w:firstLine="420"/>
       </w:pPr>
       <w:r>
         <w:rPr>
@@ -23645,6 +24236,7 @@
     <w:p>
       <w:pPr>
         <w:pStyle w:val="FirstParagraph"/>
+        <w:ind w:firstLine="420"/>
       </w:pPr>
       <w:r>
         <w:rPr>
@@ -23874,6 +24466,7 @@
           <w:ilvl w:val="0"/>
           <w:numId w:val="1008"/>
         </w:numPr>
+        <w:ind w:firstLine="420"/>
       </w:pPr>
       <w:r>
         <w:rPr>
@@ -23906,6 +24499,7 @@
           <w:ilvl w:val="0"/>
           <w:numId w:val="1008"/>
         </w:numPr>
+        <w:ind w:firstLine="420"/>
       </w:pPr>
       <w:r>
         <w:rPr>
@@ -23994,6 +24588,7 @@
     <w:p>
       <w:pPr>
         <w:pStyle w:val="FirstParagraph"/>
+        <w:ind w:firstLine="420"/>
       </w:pPr>
       <w:r>
         <w:rPr>
@@ -24147,6 +24742,7 @@
           <w:ilvl w:val="0"/>
           <w:numId w:val="1009"/>
         </w:numPr>
+        <w:ind w:firstLine="420"/>
       </w:pPr>
       <w:r>
         <w:rPr>
@@ -24171,6 +24767,33 @@
           <w:rFonts w:hint="eastAsia" w:ascii="Times New Roman" w:hAnsi="Times New Roman" w:eastAsia="FangSong" w:cs="Times New Roman"/>
         </w:rPr>
         <w:t>月</w:t>
+      </w:r>
+      <w:r>
+        <w:rPr>
+          <w:rFonts w:hint="eastAsia" w:ascii="Times New Roman" w:hAnsi="Times New Roman" w:eastAsia="Times New Roman" w:cs="Times New Roman"/>
+        </w:rPr>
+        <w:t>。</w:t>
+      </w:r>
+    </w:p>
+    <w:p>
+      <w:pPr>
+        <w:numPr>
+          <w:ilvl w:val="0"/>
+          <w:numId w:val="1009"/>
+        </w:numPr>
+        <w:ind w:firstLine="420"/>
+      </w:pPr>
+      <w:r>
+        <w:rPr>
+          <w:rFonts w:ascii="Times New Roman" w:hAnsi="Times New Roman" w:eastAsia="Times New Roman" w:cs="Times New Roman"/>
+        </w:rPr>
+        <w:t xml:space="preserve">Po, </w:t>
+      </w:r>
+      <w:r>
+        <w:rPr>
+          <w:rFonts w:hint="eastAsia" w:ascii="Times New Roman" w:hAnsi="Times New Roman" w:eastAsia="FangSong" w:cs="Times New Roman"/>
+        </w:rPr>
+        <w:t>针</w:t>
       </w:r>
       <w:r>
         <w:rPr>
@@ -24190,33 +24813,17 @@
         <w:rPr>
           <w:rFonts w:ascii="Times New Roman" w:hAnsi="Times New Roman" w:eastAsia="Times New Roman" w:cs="Times New Roman"/>
         </w:rPr>
-        <w:t xml:space="preserve">Po, </w:t>
-      </w:r>
-      <w:r>
-        <w:rPr>
-          <w:rFonts w:hint="eastAsia" w:ascii="Times New Roman" w:hAnsi="Times New Roman" w:eastAsia="FangSong" w:cs="Times New Roman"/>
-        </w:rPr>
-        <w:t>针</w:t>
-      </w:r>
-      <w:r>
-        <w:rPr>
-          <w:rFonts w:hint="eastAsia" w:ascii="Times New Roman" w:hAnsi="Times New Roman" w:eastAsia="Times New Roman" w:cs="Times New Roman"/>
-        </w:rPr>
-        <w:t>。</w:t>
+        <w:t xml:space="preserve">4.95MeV。</w:t>
       </w:r>
     </w:p>
     <w:p>
       <w:pPr>
-        <w:numPr>
-          <w:ilvl w:val="0"/>
-          <w:numId w:val="1009"/>
-        </w:numPr>
+        <w:spacing w:before="160" w:after="80"/>
       </w:pPr>
       <w:r>
-        <w:rPr>
-          <w:rFonts w:ascii="Times New Roman" w:hAnsi="Times New Roman" w:eastAsia="Times New Roman" w:cs="Times New Roman"/>
-        </w:rPr>
-        <w:t xml:space="preserve">4.95MeV。</w:t>
+        <w:pict>
+          <v:rect style="width:0;height:1.5pt" o:hralign="center" o:hrstd="t" o:hr="t"/>
+        </w:pict>
       </w:r>
     </w:p>
     <w:p>
@@ -24258,6 +24865,7 @@
     <w:p>
       <w:pPr>
         <w:pStyle w:val="BlockText"/>
+        <w:ind w:firstLine="420"/>
       </w:pPr>
       <w:r>
         <w:rPr>
@@ -24281,6 +24889,7 @@
     <w:p>
       <w:pPr>
         <w:pStyle w:val="FirstParagraph"/>
+        <w:ind w:firstLine="420"/>
       </w:pPr>
       <w:r>
         <w:rPr>
@@ -24457,38 +25066,38 @@
     </w:p>
     <w:p>
       <w:pPr>
-        <w:pStyle w:val="BodyText"/>
+        <w:numPr>
+          <w:ilvl w:val="0"/>
+          <w:numId w:val="1010"/>
+        </w:numPr>
+        <w:ind w:firstLine="420"/>
       </w:pPr>
       <w:r>
         <w:rPr>
           <w:rFonts w:hint="eastAsia" w:ascii="Times New Roman" w:hAnsi="Times New Roman" w:eastAsia="FangSong" w:cs="Times New Roman"/>
-          <w:b/>
-          <w:bCs/>
-        </w:rPr>
-        <w:t xml:space="preserve">参考答案</w:t>
-      </w:r>
-      <w:r>
-        <w:rPr>
-          <w:rFonts w:hint="eastAsia" w:ascii="Times New Roman" w:hAnsi="Times New Roman" w:eastAsia="Times New Roman" w:cs="Times New Roman"/>
-        </w:rPr>
-        <w:t xml:space="preserve">：</w:t>
+        </w:rPr>
+        <w:t>写出晶胞中锆原子和钨原子的数目</w:t>
+      </w:r>
+      <w:r>
+        <w:rPr>
+          <w:rFonts w:hint="eastAsia" w:ascii="Times New Roman" w:hAnsi="Times New Roman" w:eastAsia="Times New Roman" w:cs="Times New Roman"/>
+        </w:rPr>
+        <w:t>。</w:t>
       </w:r>
     </w:p>
     <w:p>
       <w:pPr>
-        <w:pStyle w:val="BodyText"/>
+        <w:numPr>
+          <w:ilvl w:val="0"/>
+          <w:numId w:val="1010"/>
+        </w:numPr>
+        <w:ind w:firstLine="420"/>
       </w:pPr>
       <w:r>
         <w:rPr>
-          <w:rFonts w:ascii="Times New Roman" w:hAnsi="Times New Roman" w:eastAsia="Times New Roman" w:cs="Times New Roman"/>
-        </w:rPr>
-        <w:t xml:space="preserve">67-1 </w:t>
-      </w:r>
-      <w:r>
-        <w:rPr>
-          <w:rFonts w:hint="eastAsia" w:ascii="Times New Roman" w:hAnsi="Times New Roman" w:eastAsia="FangSong" w:cs="Times New Roman"/>
-        </w:rPr>
-        <w:t>写出晶胞中锆原子和钨原子的数目</w:t>
+          <w:rFonts w:hint="eastAsia" w:ascii="Times New Roman" w:hAnsi="Times New Roman" w:eastAsia="FangSong" w:cs="Times New Roman"/>
+        </w:rPr>
+        <w:t>写出这种复合氧化物的化学式</w:t>
       </w:r>
       <w:r>
         <w:rPr>
@@ -24499,262 +25108,74 @@
     </w:p>
     <w:p>
       <w:pPr>
-        <w:pStyle w:val="BodyText"/>
+        <w:numPr>
+          <w:ilvl w:val="0"/>
+          <w:numId w:val="1010"/>
+        </w:numPr>
+        <w:ind w:firstLine="420"/>
       </w:pPr>
       <w:r>
         <w:rPr>
-          <w:rFonts w:ascii="Times New Roman" w:hAnsi="Times New Roman" w:eastAsia="Times New Roman" w:cs="Times New Roman"/>
-        </w:rPr>
-        <w:t xml:space="preserve">67-3 </w:t>
-      </w:r>
-      <w:r>
-        <w:rPr>
-          <w:rFonts w:hint="eastAsia" w:ascii="Times New Roman" w:hAnsi="Times New Roman" w:eastAsia="FangSong" w:cs="Times New Roman"/>
-        </w:rPr>
-        <w:t>写出这种复合氧化物的化学式</w:t>
-      </w:r>
-      <w:r>
-        <w:rPr>
-          <w:rFonts w:hint="eastAsia" w:ascii="Times New Roman" w:hAnsi="Times New Roman" w:eastAsia="Times New Roman" w:cs="Times New Roman"/>
-        </w:rPr>
-        <w:t>。</w:t>
+          <w:rFonts w:hint="eastAsia" w:ascii="Times New Roman" w:hAnsi="Times New Roman" w:eastAsia="FangSong" w:cs="Times New Roman"/>
+        </w:rPr>
+        <w:t>晶体中</w:t>
+      </w:r>
+      <w:r>
+        <w:rPr>
+          <w:rFonts w:hint="eastAsia" w:ascii="Times New Roman" w:hAnsi="Times New Roman" w:eastAsia="Times New Roman" w:cs="Times New Roman"/>
+        </w:rPr>
+        <w:t>，</w:t>
+      </w:r>
+      <w:r>
+        <w:rPr>
+          <w:rFonts w:hint="eastAsia" w:ascii="Times New Roman" w:hAnsi="Times New Roman" w:eastAsia="FangSong" w:cs="Times New Roman"/>
+        </w:rPr>
+        <w:t>氧原子的化学环境有几种</w:t>
+      </w:r>
+      <w:r>
+        <w:rPr>
+          <w:rFonts w:hint="eastAsia" w:ascii="Times New Roman" w:hAnsi="Times New Roman" w:eastAsia="Times New Roman" w:cs="Times New Roman"/>
+        </w:rPr>
+        <w:t>？</w:t>
+      </w:r>
+      <w:r>
+        <w:rPr>
+          <w:rFonts w:hint="eastAsia" w:ascii="Times New Roman" w:hAnsi="Times New Roman" w:eastAsia="FangSong" w:cs="Times New Roman"/>
+        </w:rPr>
+        <w:t>各是什么类型</w:t>
+      </w:r>
+      <w:r>
+        <w:rPr>
+          <w:rFonts w:hint="eastAsia" w:ascii="Times New Roman" w:hAnsi="Times New Roman" w:eastAsia="Times New Roman" w:cs="Times New Roman"/>
+        </w:rPr>
+        <w:t>？</w:t>
+      </w:r>
+      <w:r>
+        <w:rPr>
+          <w:rFonts w:hint="eastAsia" w:ascii="Times New Roman" w:hAnsi="Times New Roman" w:eastAsia="FangSong" w:cs="Times New Roman"/>
+        </w:rPr>
+        <w:t>在一个晶胞中有多少</w:t>
+      </w:r>
+      <w:r>
+        <w:rPr>
+          <w:rFonts w:hint="eastAsia" w:ascii="Times New Roman" w:hAnsi="Times New Roman" w:eastAsia="Times New Roman" w:cs="Times New Roman"/>
+        </w:rPr>
+        <w:t>？</w:t>
       </w:r>
     </w:p>
     <w:p>
       <w:pPr>
-        <w:pStyle w:val="BodyText"/>
+        <w:numPr>
+          <w:ilvl w:val="0"/>
+          <w:numId w:val="1010"/>
+        </w:numPr>
+        <w:ind w:firstLine="420"/>
       </w:pPr>
       <w:r>
         <w:rPr>
-          <w:rFonts w:ascii="Times New Roman" w:hAnsi="Times New Roman" w:eastAsia="Times New Roman" w:cs="Times New Roman"/>
-        </w:rPr>
-        <w:t xml:space="preserve">67-4 </w:t>
-      </w:r>
-      <w:r>
-        <w:rPr>
-          <w:rFonts w:hint="eastAsia" w:ascii="Times New Roman" w:hAnsi="Times New Roman" w:eastAsia="FangSong" w:cs="Times New Roman"/>
-        </w:rPr>
-        <w:t>晶体中</w:t>
-      </w:r>
-      <w:r>
-        <w:rPr>
-          <w:rFonts w:hint="eastAsia" w:ascii="Times New Roman" w:hAnsi="Times New Roman" w:eastAsia="Times New Roman" w:cs="Times New Roman"/>
-        </w:rPr>
-        <w:t>，</w:t>
-      </w:r>
-      <w:r>
-        <w:rPr>
-          <w:rFonts w:hint="eastAsia" w:ascii="Times New Roman" w:hAnsi="Times New Roman" w:eastAsia="FangSong" w:cs="Times New Roman"/>
-        </w:rPr>
-        <w:t>氧原子的化学环境有几种</w:t>
-      </w:r>
-      <w:r>
-        <w:rPr>
-          <w:rFonts w:hint="eastAsia" w:ascii="Times New Roman" w:hAnsi="Times New Roman" w:eastAsia="Times New Roman" w:cs="Times New Roman"/>
-        </w:rPr>
-        <w:t>？</w:t>
-      </w:r>
-      <w:r>
-        <w:rPr>
-          <w:rFonts w:hint="eastAsia" w:ascii="Times New Roman" w:hAnsi="Times New Roman" w:eastAsia="FangSong" w:cs="Times New Roman"/>
-        </w:rPr>
-        <w:t>各是什么类型</w:t>
-      </w:r>
-      <w:r>
-        <w:rPr>
-          <w:rFonts w:hint="eastAsia" w:ascii="Times New Roman" w:hAnsi="Times New Roman" w:eastAsia="Times New Roman" w:cs="Times New Roman"/>
-        </w:rPr>
-        <w:t>？</w:t>
-      </w:r>
-      <w:r>
-        <w:rPr>
-          <w:rFonts w:hint="eastAsia" w:ascii="Times New Roman" w:hAnsi="Times New Roman" w:eastAsia="FangSong" w:cs="Times New Roman"/>
-        </w:rPr>
-        <w:t>在一个晶胞中有多少</w:t>
-      </w:r>
-      <w:r>
-        <w:rPr>
-          <w:rFonts w:hint="eastAsia" w:ascii="Times New Roman" w:hAnsi="Times New Roman" w:eastAsia="Times New Roman" w:cs="Times New Roman"/>
-        </w:rPr>
-        <w:t>？</w:t>
-      </w:r>
-    </w:p>
-    <w:p>
-      <w:pPr>
-        <w:pStyle w:val="BodyText"/>
-      </w:pPr>
-      <w:r>
-        <w:rPr>
-          <w:rFonts w:ascii="Times New Roman" w:hAnsi="Times New Roman" w:eastAsia="Times New Roman" w:cs="Times New Roman"/>
-        </w:rPr>
-        <w:t xml:space="preserve">67-5 </w:t>
-      </w:r>
-      <w:r>
-        <w:rPr>
           <w:rFonts w:hint="eastAsia" w:ascii="Times New Roman" w:hAnsi="Times New Roman" w:eastAsia="FangSong" w:cs="Times New Roman"/>
         </w:rPr>
         <w:t xml:space="preserve">已知晶胞参数</w:t>
-      </w:r>
-      <w:r>
-        <w:rPr>
-          <w:rFonts w:ascii="Times New Roman" w:hAnsi="Times New Roman" w:eastAsia="Times New Roman" w:cs="Times New Roman"/>
-        </w:rPr>
-        <w:t xml:space="preserve"> </w:t>
-      </w:r>
-      <w:r>
-        <w:rPr>
-          <w:rFonts w:hint="eastAsia" w:ascii="Times New Roman" w:hAnsi="Times New Roman" w:eastAsia="Times New Roman" w:cs="Times New Roman"/>
-        </w:rPr>
-        <w:t>a=0.916nm，</w:t>
-      </w:r>
-      <w:r>
-        <w:rPr>
-          <w:rFonts w:hint="eastAsia" w:ascii="Times New Roman" w:hAnsi="Times New Roman" w:eastAsia="FangSong" w:cs="Times New Roman"/>
-        </w:rPr>
-        <w:t>计算该晶体的密度</w:t>
-      </w:r>
-      <w:r>
-        <w:rPr>
-          <w:rFonts w:hint="eastAsia" w:ascii="Times New Roman" w:hAnsi="Times New Roman" w:eastAsia="Times New Roman" w:cs="Times New Roman"/>
-        </w:rPr>
-        <w:t>。</w:t>
-      </w:r>
-    </w:p>
-    <w:p>
-      <w:pPr>
-        <w:pStyle w:val="BodyText"/>
-      </w:pPr>
-      <w:r>
-        <w:rPr>
-          <w:rFonts w:hint="eastAsia" w:ascii="Times New Roman" w:hAnsi="Times New Roman" w:eastAsia="FangSong" w:cs="Times New Roman"/>
-        </w:rPr>
-        <w:t xml:space="preserve">易知</w:t>
-      </w:r>
-      <w:r>
-        <w:rPr>
-          <w:rFonts w:ascii="Times New Roman" w:hAnsi="Times New Roman" w:eastAsia="Times New Roman" w:cs="Times New Roman"/>
-        </w:rPr>
-        <w:t xml:space="preserve"> Zr </w:t>
-      </w:r>
-      <w:r>
-        <w:rPr>
-          <w:rFonts w:hint="eastAsia" w:ascii="Times New Roman" w:hAnsi="Times New Roman" w:eastAsia="FangSong" w:cs="Times New Roman"/>
-        </w:rPr>
-        <w:t>在顶角和面心</w:t>
-      </w:r>
-      <w:r>
-        <w:rPr>
-          <w:rFonts w:hint="eastAsia" w:ascii="Times New Roman" w:hAnsi="Times New Roman" w:eastAsia="Times New Roman" w:cs="Times New Roman"/>
-        </w:rPr>
-        <w:t>，</w:t>
-      </w:r>
-      <w:r>
-        <w:rPr>
-          <w:rFonts w:hint="eastAsia" w:ascii="Times New Roman" w:hAnsi="Times New Roman" w:eastAsia="FangSong" w:cs="Times New Roman"/>
-        </w:rPr>
-        <w:t>共有</w:t>
-      </w:r>
-      <w:r>
-        <w:rPr>
-          <w:rFonts w:ascii="Times New Roman" w:hAnsi="Times New Roman" w:eastAsia="Times New Roman" w:cs="Times New Roman"/>
-        </w:rPr>
-        <w:t xml:space="preserve"> 4 </w:t>
-      </w:r>
-      <w:r>
-        <w:rPr>
-          <w:rFonts w:hint="eastAsia" w:ascii="Times New Roman" w:hAnsi="Times New Roman" w:eastAsia="FangSong" w:cs="Times New Roman"/>
-        </w:rPr>
-        <w:t>个</w:t>
-      </w:r>
-      <w:r>
-        <w:rPr>
-          <w:rFonts w:hint="eastAsia" w:ascii="Times New Roman" w:hAnsi="Times New Roman" w:eastAsia="Times New Roman" w:cs="Times New Roman"/>
-        </w:rPr>
-        <w:t>；W</w:t>
-      </w:r>
-      <w:r>
-        <w:rPr>
-          <w:rFonts w:ascii="Times New Roman" w:hAnsi="Times New Roman" w:eastAsia="Times New Roman" w:cs="Times New Roman"/>
-        </w:rPr>
-        <w:t xml:space="preserve"> </w:t>
-      </w:r>
-      <w:r>
-        <w:rPr>
-          <w:rFonts w:hint="eastAsia" w:ascii="Times New Roman" w:hAnsi="Times New Roman" w:eastAsia="FangSong" w:cs="Times New Roman"/>
-        </w:rPr>
-        <w:t xml:space="preserve">在</w:t>
-      </w:r>
-      <w:r>
-        <w:rPr>
-          <w:rFonts w:ascii="Times New Roman" w:hAnsi="Times New Roman" w:eastAsia="Times New Roman" w:cs="Times New Roman"/>
-        </w:rPr>
-        <w:t xml:space="preserve"> 8 </w:t>
-      </w:r>
-      <w:r>
-        <w:rPr>
-          <w:rFonts w:hint="eastAsia" w:ascii="Times New Roman" w:hAnsi="Times New Roman" w:eastAsia="FangSong" w:cs="Times New Roman"/>
-        </w:rPr>
-        <w:t>个小四面体的中心</w:t>
-      </w:r>
-      <w:r>
-        <w:rPr>
-          <w:rFonts w:hint="eastAsia" w:ascii="Times New Roman" w:hAnsi="Times New Roman" w:eastAsia="Times New Roman" w:cs="Times New Roman"/>
-        </w:rPr>
-        <w:t>；W</w:t>
-      </w:r>
-      <w:r>
-        <w:rPr>
-          <w:rFonts w:ascii="Times New Roman" w:hAnsi="Times New Roman" w:eastAsia="Times New Roman" w:cs="Times New Roman"/>
-        </w:rPr>
-        <w:t xml:space="preserve"> </w:t>
-      </w:r>
-      <w:r>
-        <w:rPr>
-          <w:rFonts w:hint="eastAsia" w:ascii="Times New Roman" w:hAnsi="Times New Roman" w:eastAsia="FangSong" w:cs="Times New Roman"/>
-        </w:rPr>
-        <w:t xml:space="preserve">的氧化数为</w:t>
-      </w:r>
-      <w:r>
-        <w:rPr>
-          <w:rFonts w:ascii="Times New Roman" w:hAnsi="Times New Roman" w:eastAsia="Times New Roman" w:cs="Times New Roman"/>
-        </w:rPr>
-        <w:t xml:space="preserve"> </w:t>
-      </w:r>
-      <w:r>
-        <w:rPr>
-          <w:rFonts w:hint="eastAsia" w:ascii="Times New Roman" w:hAnsi="Times New Roman" w:eastAsia="Times New Roman" w:cs="Times New Roman"/>
-        </w:rPr>
-        <w:t xml:space="preserve">+6，Zr</w:t>
-      </w:r>
-      <w:r>
-        <w:rPr>
-          <w:rFonts w:ascii="Times New Roman" w:hAnsi="Times New Roman" w:eastAsia="Times New Roman" w:cs="Times New Roman"/>
-        </w:rPr>
-        <w:t xml:space="preserve"> </w:t>
-      </w:r>
-      <w:r>
-        <w:rPr>
-          <w:rFonts w:hint="eastAsia" w:ascii="Times New Roman" w:hAnsi="Times New Roman" w:eastAsia="FangSong" w:cs="Times New Roman"/>
-        </w:rPr>
-        <w:t xml:space="preserve">的氧化数为</w:t>
-      </w:r>
-      <w:r>
-        <w:rPr>
-          <w:rFonts w:ascii="Times New Roman" w:hAnsi="Times New Roman" w:eastAsia="Times New Roman" w:cs="Times New Roman"/>
-        </w:rPr>
-        <w:t xml:space="preserve"> </w:t>
-      </w:r>
-      <w:r>
-        <w:rPr>
-          <w:rFonts w:hint="eastAsia" w:ascii="Times New Roman" w:hAnsi="Times New Roman" w:eastAsia="Times New Roman" w:cs="Times New Roman"/>
-        </w:rPr>
-        <w:t>+4，</w:t>
-      </w:r>
-      <w:r>
-        <w:rPr>
-          <w:rFonts w:hint="eastAsia" w:ascii="Times New Roman" w:hAnsi="Times New Roman" w:eastAsia="FangSong" w:cs="Times New Roman"/>
-        </w:rPr>
-        <w:t>故化学式为</w:t>
       </w:r>
       <w:r>
         <w:rPr>
@@ -24772,58 +25193,174 @@
           </m:ctrlPr>
         </m:oMathPr>
         <m:r>
-          <m:t>Z</m:t>
-        </m:r>
-        <m:r>
-          <m:t>r</m:t>
-        </m:r>
-        <m:sSub>
-          <m:e>
-            <m:r>
-              <m:t>W</m:t>
-            </m:r>
-          </m:e>
-          <m:sub>
-            <m:r>
-              <m:t>2</m:t>
-            </m:r>
-          </m:sub>
-        </m:sSub>
-        <m:sSub>
-          <m:e>
-            <m:r>
-              <m:t>O</m:t>
-            </m:r>
-          </m:e>
-          <m:sub>
-            <m:r>
-              <m:t>8</m:t>
-            </m:r>
-          </m:sub>
-        </m:sSub>
+          <m:t>a</m:t>
+        </m:r>
+        <m:r>
+          <m:rPr>
+            <m:sty m:val="p"/>
+          </m:rPr>
+          <m:t>=</m:t>
+        </m:r>
+        <m:r>
+          <m:t>0.916</m:t>
+        </m:r>
+        <m:r>
+          <m:t> </m:t>
+        </m:r>
+        <m:r>
+          <m:rPr>
+            <m:sty m:val="p"/>
+          </m:rPr>
+          <m:t>n</m:t>
+        </m:r>
+        <m:r>
+          <m:rPr>
+            <m:sty m:val="p"/>
+          </m:rPr>
+          <m:t>m</m:t>
+        </m:r>
       </m:oMath>
       <w:r>
         <w:rPr>
-          <w:rFonts w:ascii="Times New Roman" w:hAnsi="Times New Roman" w:eastAsia="Times New Roman" w:cs="Times New Roman"/>
-        </w:rPr>
-        <w:t xml:space="preserve"> </w:t>
-      </w:r>
-      <w:r>
-        <w:rPr>
-          <w:rFonts w:ascii="Times New Roman" w:hAnsi="Times New Roman" w:eastAsia="Times New Roman" w:cs="Times New Roman"/>
-        </w:rPr>
-        <w:t xml:space="preserve">。</w:t>
+          <w:rFonts w:hint="eastAsia" w:ascii="Times New Roman" w:hAnsi="Times New Roman" w:eastAsia="Times New Roman" w:cs="Times New Roman"/>
+        </w:rPr>
+        <w:t>，</w:t>
+      </w:r>
+      <w:r>
+        <w:rPr>
+          <w:rFonts w:hint="eastAsia" w:ascii="Times New Roman" w:hAnsi="Times New Roman" w:eastAsia="FangSong" w:cs="Times New Roman"/>
+        </w:rPr>
+        <w:t>计算该晶体的密度</w:t>
+      </w:r>
+      <w:r>
+        <w:rPr>
+          <w:rFonts w:hint="eastAsia" w:ascii="Times New Roman" w:hAnsi="Times New Roman" w:eastAsia="Times New Roman" w:cs="Times New Roman"/>
+        </w:rPr>
+        <w:t>。</w:t>
       </w:r>
     </w:p>
     <w:p>
       <w:pPr>
-        <w:pStyle w:val="BodyText"/>
+        <w:pStyle w:val="FirstParagraph"/>
+        <w:ind w:firstLine="420"/>
       </w:pPr>
       <w:r>
         <w:rPr>
           <w:rFonts w:hint="eastAsia" w:ascii="Times New Roman" w:hAnsi="Times New Roman" w:eastAsia="FangSong" w:cs="Times New Roman"/>
-        </w:rPr>
-        <w:t>本题比较关键的是化学环境的观察</w:t>
+          <w:b/>
+          <w:bCs/>
+        </w:rPr>
+        <w:t xml:space="preserve">参考答案</w:t>
+      </w:r>
+      <w:r>
+        <w:rPr>
+          <w:rFonts w:hint="eastAsia" w:ascii="Times New Roman" w:hAnsi="Times New Roman" w:eastAsia="Times New Roman" w:cs="Times New Roman"/>
+        </w:rPr>
+        <w:t xml:space="preserve">：</w:t>
+      </w:r>
+    </w:p>
+    <w:p>
+      <w:pPr>
+        <w:pStyle w:val="BlockText"/>
+        <w:ind w:firstLine="420"/>
+      </w:pPr>
+      <w:r>
+        <w:rPr>
+          <w:rFonts w:hint="eastAsia" w:ascii="Times New Roman" w:hAnsi="Times New Roman" w:eastAsia="FangSong" w:cs="Times New Roman"/>
+          <w:b/>
+          <w:bCs/>
+        </w:rPr>
+        <w:t xml:space="preserve">校勘注</w:t>
+      </w:r>
+      <w:r>
+        <w:rPr>
+          <w:rFonts w:hint="eastAsia" w:ascii="Times New Roman" w:hAnsi="Times New Roman" w:eastAsia="Times New Roman" w:cs="Times New Roman"/>
+        </w:rPr>
+        <w:t>：</w:t>
+      </w:r>
+      <w:r>
+        <w:rPr>
+          <w:rFonts w:hint="eastAsia" w:ascii="Times New Roman" w:hAnsi="Times New Roman" w:eastAsia="FangSong" w:cs="Times New Roman"/>
+        </w:rPr>
+        <w:t>本题源卡把设问整体写进了答案区开头</w:t>
+      </w:r>
+      <w:r>
+        <w:rPr>
+          <w:rFonts w:hint="eastAsia" w:ascii="Times New Roman" w:hAnsi="Times New Roman" w:eastAsia="Times New Roman" w:cs="Times New Roman"/>
+        </w:rPr>
+        <w:t>（</w:t>
+      </w:r>
+      <w:r>
+        <w:rPr>
+          <w:rFonts w:hint="eastAsia" w:ascii="Times New Roman" w:hAnsi="Times New Roman" w:eastAsia="FangSong" w:cs="Times New Roman"/>
+        </w:rPr>
+        <w:t>且原书编号跳过</w:t>
+      </w:r>
+      <w:r>
+        <w:rPr>
+          <w:rFonts w:ascii="Times New Roman" w:hAnsi="Times New Roman" w:eastAsia="Times New Roman" w:cs="Times New Roman"/>
+        </w:rPr>
+        <w:t xml:space="preserve"> </w:t>
+      </w:r>
+      <w:r>
+        <w:rPr>
+          <w:rFonts w:hint="eastAsia" w:ascii="Times New Roman" w:hAnsi="Times New Roman" w:eastAsia="Times New Roman" w:cs="Times New Roman"/>
+        </w:rPr>
+        <w:t>67-2），</w:t>
+      </w:r>
+      <w:r>
+        <w:rPr>
+          <w:rFonts w:hint="eastAsia" w:ascii="Times New Roman" w:hAnsi="Times New Roman" w:eastAsia="FangSong" w:cs="Times New Roman"/>
+        </w:rPr>
+        <w:t>此处按可辨认顺序回迁题面为</w:t>
+      </w:r>
+      <w:r>
+        <w:rPr>
+          <w:rFonts w:ascii="Times New Roman" w:hAnsi="Times New Roman" w:eastAsia="Times New Roman" w:cs="Times New Roman"/>
+        </w:rPr>
+        <w:t xml:space="preserve"> </w:t>
+      </w:r>
+      <w:r>
+        <w:rPr>
+          <w:rFonts w:hint="eastAsia" w:ascii="Times New Roman" w:hAnsi="Times New Roman" w:eastAsia="Times New Roman" w:cs="Times New Roman"/>
+        </w:rPr>
+        <w:t>(1)~(4)，</w:t>
+      </w:r>
+      <w:r>
+        <w:rPr>
+          <w:rFonts w:hint="eastAsia" w:ascii="Times New Roman" w:hAnsi="Times New Roman" w:eastAsia="FangSong" w:cs="Times New Roman"/>
+        </w:rPr>
+        <w:t>并统一编号</w:t>
+      </w:r>
+      <w:r>
+        <w:rPr>
+          <w:rFonts w:hint="eastAsia" w:ascii="Times New Roman" w:hAnsi="Times New Roman" w:eastAsia="Times New Roman" w:cs="Times New Roman"/>
+        </w:rPr>
+        <w:t>。</w:t>
+      </w:r>
+    </w:p>
+    <w:p>
+      <w:pPr>
+        <w:pStyle w:val="FirstParagraph"/>
+        <w:ind w:firstLine="420"/>
+      </w:pPr>
+      <w:r>
+        <w:rPr>
+          <w:rFonts w:hint="eastAsia" w:ascii="Times New Roman" w:hAnsi="Times New Roman" w:eastAsia="FangSong" w:cs="Times New Roman"/>
+        </w:rPr>
+        <w:t xml:space="preserve">易知</w:t>
+      </w:r>
+      <w:r>
+        <w:rPr>
+          <w:rFonts w:ascii="Times New Roman" w:hAnsi="Times New Roman" w:eastAsia="Times New Roman" w:cs="Times New Roman"/>
+        </w:rPr>
+        <w:t xml:space="preserve"> Zr </w:t>
+      </w:r>
+      <w:r>
+        <w:rPr>
+          <w:rFonts w:hint="eastAsia" w:ascii="Times New Roman" w:hAnsi="Times New Roman" w:eastAsia="FangSong" w:cs="Times New Roman"/>
+        </w:rPr>
+        <w:t>在顶角和面心</w:t>
       </w:r>
       <w:r>
         <w:rPr>
@@ -24835,91 +25372,109 @@
         <w:rPr>
           <w:rFonts w:hint="eastAsia" w:ascii="Times New Roman" w:hAnsi="Times New Roman" w:eastAsia="FangSong" w:cs="Times New Roman"/>
         </w:rPr>
-        <w:t>化学环境相同不要求周围原子的几何取向相同</w:t>
-      </w:r>
-      <w:r>
-        <w:rPr>
-          <w:rFonts w:hint="eastAsia" w:ascii="Times New Roman" w:hAnsi="Times New Roman" w:eastAsia="Times New Roman" w:cs="Times New Roman"/>
-        </w:rPr>
-        <w:t>，</w:t>
-      </w:r>
-      <w:r>
-        <w:rPr>
-          <w:rFonts w:hint="eastAsia" w:ascii="Times New Roman" w:hAnsi="Times New Roman" w:eastAsia="FangSong" w:cs="Times New Roman"/>
-        </w:rPr>
-        <w:t>故而我们只需要关心这些氧原子被哪些多面体共用</w:t>
-      </w:r>
-      <w:r>
-        <w:rPr>
-          <w:rFonts w:hint="eastAsia" w:ascii="Times New Roman" w:hAnsi="Times New Roman" w:eastAsia="Times New Roman" w:cs="Times New Roman"/>
-        </w:rPr>
-        <w:t>，</w:t>
-      </w:r>
-      <w:r>
-        <w:rPr>
-          <w:rFonts w:hint="eastAsia" w:ascii="Times New Roman" w:hAnsi="Times New Roman" w:eastAsia="FangSong" w:cs="Times New Roman"/>
-        </w:rPr>
-        <w:t>或者被一个多面体单独占有</w:t>
-      </w:r>
-      <w:r>
-        <w:rPr>
-          <w:rFonts w:hint="eastAsia" w:ascii="Times New Roman" w:hAnsi="Times New Roman" w:eastAsia="Times New Roman" w:cs="Times New Roman"/>
-        </w:rPr>
-        <w:t>。</w:t>
-      </w:r>
-      <w:r>
-        <w:rPr>
-          <w:rFonts w:hint="eastAsia" w:ascii="Times New Roman" w:hAnsi="Times New Roman" w:eastAsia="FangSong" w:cs="Times New Roman"/>
-        </w:rPr>
-        <w:t>特别注意图中的四面体</w:t>
-      </w:r>
-      <w:r>
-        <w:rPr>
-          <w:rFonts w:hint="eastAsia" w:ascii="Times New Roman" w:hAnsi="Times New Roman" w:eastAsia="Times New Roman" w:cs="Times New Roman"/>
-        </w:rPr>
-        <w:t>，</w:t>
-      </w:r>
-      <w:r>
-        <w:rPr>
-          <w:rFonts w:hint="eastAsia" w:ascii="Times New Roman" w:hAnsi="Times New Roman" w:eastAsia="FangSong" w:cs="Times New Roman"/>
-        </w:rPr>
-        <w:t>每个四面体的四个氧原子都完全属于晶胞</w:t>
-      </w:r>
-      <w:r>
-        <w:rPr>
-          <w:rFonts w:hint="eastAsia" w:ascii="Times New Roman" w:hAnsi="Times New Roman" w:eastAsia="Times New Roman" w:cs="Times New Roman"/>
-        </w:rPr>
-        <w:t>，</w:t>
-      </w:r>
-      <w:r>
-        <w:rPr>
-          <w:rFonts w:hint="eastAsia" w:ascii="Times New Roman" w:hAnsi="Times New Roman" w:eastAsia="FangSong" w:cs="Times New Roman"/>
-        </w:rPr>
-        <w:t>且每个四面体都单独拥有</w:t>
-      </w:r>
-      <w:r>
-        <w:rPr>
-          <w:rFonts w:hint="eastAsia" w:ascii="Times New Roman" w:hAnsi="Times New Roman" w:eastAsia="Times New Roman" w:cs="Times New Roman"/>
-        </w:rPr>
-        <w:t>4</w:t>
-      </w:r>
-      <w:r>
-        <w:rPr>
-          <w:rFonts w:hint="eastAsia" w:ascii="Times New Roman" w:hAnsi="Times New Roman" w:eastAsia="FangSong" w:cs="Times New Roman"/>
-        </w:rPr>
-        <w:t>个氧原子</w:t>
-      </w:r>
-      <w:r>
-        <w:rPr>
-          <w:rFonts w:hint="eastAsia" w:ascii="Times New Roman" w:hAnsi="Times New Roman" w:eastAsia="Times New Roman" w:cs="Times New Roman"/>
-        </w:rPr>
-        <w:t>，</w:t>
-      </w:r>
-      <w:r>
-        <w:rPr>
-          <w:rFonts w:hint="eastAsia" w:ascii="Times New Roman" w:hAnsi="Times New Roman" w:eastAsia="FangSong" w:cs="Times New Roman"/>
-        </w:rPr>
         <w:t>共有</w:t>
+      </w:r>
+      <w:r>
+        <w:rPr>
+          <w:rFonts w:ascii="Times New Roman" w:hAnsi="Times New Roman" w:eastAsia="Times New Roman" w:cs="Times New Roman"/>
+        </w:rPr>
+        <w:t xml:space="preserve"> 4 </w:t>
+      </w:r>
+      <w:r>
+        <w:rPr>
+          <w:rFonts w:hint="eastAsia" w:ascii="Times New Roman" w:hAnsi="Times New Roman" w:eastAsia="FangSong" w:cs="Times New Roman"/>
+        </w:rPr>
+        <w:t>个</w:t>
+      </w:r>
+      <w:r>
+        <w:rPr>
+          <w:rFonts w:hint="eastAsia" w:ascii="Times New Roman" w:hAnsi="Times New Roman" w:eastAsia="Times New Roman" w:cs="Times New Roman"/>
+        </w:rPr>
+        <w:t>；W</w:t>
+      </w:r>
+      <w:r>
+        <w:rPr>
+          <w:rFonts w:ascii="Times New Roman" w:hAnsi="Times New Roman" w:eastAsia="Times New Roman" w:cs="Times New Roman"/>
+        </w:rPr>
+        <w:t xml:space="preserve"> </w:t>
+      </w:r>
+      <w:r>
+        <w:rPr>
+          <w:rFonts w:hint="eastAsia" w:ascii="Times New Roman" w:hAnsi="Times New Roman" w:eastAsia="FangSong" w:cs="Times New Roman"/>
+        </w:rPr>
+        <w:t xml:space="preserve">在</w:t>
+      </w:r>
+      <w:r>
+        <w:rPr>
+          <w:rFonts w:ascii="Times New Roman" w:hAnsi="Times New Roman" w:eastAsia="Times New Roman" w:cs="Times New Roman"/>
+        </w:rPr>
+        <w:t xml:space="preserve"> 8 </w:t>
+      </w:r>
+      <w:r>
+        <w:rPr>
+          <w:rFonts w:hint="eastAsia" w:ascii="Times New Roman" w:hAnsi="Times New Roman" w:eastAsia="FangSong" w:cs="Times New Roman"/>
+        </w:rPr>
+        <w:t>个小四面体的中心</w:t>
+      </w:r>
+      <w:r>
+        <w:rPr>
+          <w:rFonts w:hint="eastAsia" w:ascii="Times New Roman" w:hAnsi="Times New Roman" w:eastAsia="Times New Roman" w:cs="Times New Roman"/>
+        </w:rPr>
+        <w:t>；W</w:t>
+      </w:r>
+      <w:r>
+        <w:rPr>
+          <w:rFonts w:ascii="Times New Roman" w:hAnsi="Times New Roman" w:eastAsia="Times New Roman" w:cs="Times New Roman"/>
+        </w:rPr>
+        <w:t xml:space="preserve"> </w:t>
+      </w:r>
+      <w:r>
+        <w:rPr>
+          <w:rFonts w:hint="eastAsia" w:ascii="Times New Roman" w:hAnsi="Times New Roman" w:eastAsia="FangSong" w:cs="Times New Roman"/>
+        </w:rPr>
+        <w:t xml:space="preserve">的氧化数为</w:t>
+      </w:r>
+      <w:r>
+        <w:rPr>
+          <w:rFonts w:ascii="Times New Roman" w:hAnsi="Times New Roman" w:eastAsia="Times New Roman" w:cs="Times New Roman"/>
+        </w:rPr>
+        <w:t xml:space="preserve"> </w:t>
+      </w:r>
+      <w:r>
+        <w:rPr>
+          <w:rFonts w:hint="eastAsia" w:ascii="Times New Roman" w:hAnsi="Times New Roman" w:eastAsia="Times New Roman" w:cs="Times New Roman"/>
+        </w:rPr>
+        <w:t xml:space="preserve">+6，Zr</w:t>
+      </w:r>
+      <w:r>
+        <w:rPr>
+          <w:rFonts w:ascii="Times New Roman" w:hAnsi="Times New Roman" w:eastAsia="Times New Roman" w:cs="Times New Roman"/>
+        </w:rPr>
+        <w:t xml:space="preserve"> </w:t>
+      </w:r>
+      <w:r>
+        <w:rPr>
+          <w:rFonts w:hint="eastAsia" w:ascii="Times New Roman" w:hAnsi="Times New Roman" w:eastAsia="FangSong" w:cs="Times New Roman"/>
+        </w:rPr>
+        <w:t xml:space="preserve">的氧化数为</w:t>
+      </w:r>
+      <w:r>
+        <w:rPr>
+          <w:rFonts w:ascii="Times New Roman" w:hAnsi="Times New Roman" w:eastAsia="Times New Roman" w:cs="Times New Roman"/>
+        </w:rPr>
+        <w:t xml:space="preserve"> </w:t>
+      </w:r>
+      <w:r>
+        <w:rPr>
+          <w:rFonts w:hint="eastAsia" w:ascii="Times New Roman" w:hAnsi="Times New Roman" w:eastAsia="Times New Roman" w:cs="Times New Roman"/>
+        </w:rPr>
+        <w:t>+4，</w:t>
+      </w:r>
+      <w:r>
+        <w:rPr>
+          <w:rFonts w:hint="eastAsia" w:ascii="Times New Roman" w:hAnsi="Times New Roman" w:eastAsia="FangSong" w:cs="Times New Roman"/>
+        </w:rPr>
+        <w:t>故化学式为</w:t>
       </w:r>
       <w:r>
         <w:rPr>
@@ -24937,6 +25492,172 @@
           </m:ctrlPr>
         </m:oMathPr>
         <m:r>
+          <m:t>Z</m:t>
+        </m:r>
+        <m:r>
+          <m:t>r</m:t>
+        </m:r>
+        <m:sSub>
+          <m:e>
+            <m:r>
+              <m:t>W</m:t>
+            </m:r>
+          </m:e>
+          <m:sub>
+            <m:r>
+              <m:t>2</m:t>
+            </m:r>
+          </m:sub>
+        </m:sSub>
+        <m:sSub>
+          <m:e>
+            <m:r>
+              <m:t>O</m:t>
+            </m:r>
+          </m:e>
+          <m:sub>
+            <m:r>
+              <m:t>8</m:t>
+            </m:r>
+          </m:sub>
+        </m:sSub>
+      </m:oMath>
+      <w:r>
+        <w:rPr>
+          <w:rFonts w:ascii="Times New Roman" w:hAnsi="Times New Roman" w:eastAsia="Times New Roman" w:cs="Times New Roman"/>
+        </w:rPr>
+        <w:t xml:space="preserve"> </w:t>
+      </w:r>
+      <w:r>
+        <w:rPr>
+          <w:rFonts w:ascii="Times New Roman" w:hAnsi="Times New Roman" w:eastAsia="Times New Roman" w:cs="Times New Roman"/>
+        </w:rPr>
+        <w:t xml:space="preserve">。</w:t>
+      </w:r>
+    </w:p>
+    <w:p>
+      <w:pPr>
+        <w:pStyle w:val="BodyText"/>
+        <w:ind w:firstLine="420"/>
+      </w:pPr>
+      <w:r>
+        <w:rPr>
+          <w:rFonts w:hint="eastAsia" w:ascii="Times New Roman" w:hAnsi="Times New Roman" w:eastAsia="FangSong" w:cs="Times New Roman"/>
+        </w:rPr>
+        <w:t>本题比较关键的是化学环境的观察</w:t>
+      </w:r>
+      <w:r>
+        <w:rPr>
+          <w:rFonts w:hint="eastAsia" w:ascii="Times New Roman" w:hAnsi="Times New Roman" w:eastAsia="Times New Roman" w:cs="Times New Roman"/>
+        </w:rPr>
+        <w:t>，</w:t>
+      </w:r>
+      <w:r>
+        <w:rPr>
+          <w:rFonts w:hint="eastAsia" w:ascii="Times New Roman" w:hAnsi="Times New Roman" w:eastAsia="FangSong" w:cs="Times New Roman"/>
+        </w:rPr>
+        <w:t>化学环境相同不要求周围原子的几何取向相同</w:t>
+      </w:r>
+      <w:r>
+        <w:rPr>
+          <w:rFonts w:hint="eastAsia" w:ascii="Times New Roman" w:hAnsi="Times New Roman" w:eastAsia="Times New Roman" w:cs="Times New Roman"/>
+        </w:rPr>
+        <w:t>，</w:t>
+      </w:r>
+      <w:r>
+        <w:rPr>
+          <w:rFonts w:hint="eastAsia" w:ascii="Times New Roman" w:hAnsi="Times New Roman" w:eastAsia="FangSong" w:cs="Times New Roman"/>
+        </w:rPr>
+        <w:t>故而我们只需要关心这些氧原子被哪些多面体共用</w:t>
+      </w:r>
+      <w:r>
+        <w:rPr>
+          <w:rFonts w:hint="eastAsia" w:ascii="Times New Roman" w:hAnsi="Times New Roman" w:eastAsia="Times New Roman" w:cs="Times New Roman"/>
+        </w:rPr>
+        <w:t>，</w:t>
+      </w:r>
+      <w:r>
+        <w:rPr>
+          <w:rFonts w:hint="eastAsia" w:ascii="Times New Roman" w:hAnsi="Times New Roman" w:eastAsia="FangSong" w:cs="Times New Roman"/>
+        </w:rPr>
+        <w:t>或者被一个多面体单独占有</w:t>
+      </w:r>
+      <w:r>
+        <w:rPr>
+          <w:rFonts w:hint="eastAsia" w:ascii="Times New Roman" w:hAnsi="Times New Roman" w:eastAsia="Times New Roman" w:cs="Times New Roman"/>
+        </w:rPr>
+        <w:t>。</w:t>
+      </w:r>
+      <w:r>
+        <w:rPr>
+          <w:rFonts w:hint="eastAsia" w:ascii="Times New Roman" w:hAnsi="Times New Roman" w:eastAsia="FangSong" w:cs="Times New Roman"/>
+        </w:rPr>
+        <w:t>特别注意图中的四面体</w:t>
+      </w:r>
+      <w:r>
+        <w:rPr>
+          <w:rFonts w:hint="eastAsia" w:ascii="Times New Roman" w:hAnsi="Times New Roman" w:eastAsia="Times New Roman" w:cs="Times New Roman"/>
+        </w:rPr>
+        <w:t>，</w:t>
+      </w:r>
+      <w:r>
+        <w:rPr>
+          <w:rFonts w:hint="eastAsia" w:ascii="Times New Roman" w:hAnsi="Times New Roman" w:eastAsia="FangSong" w:cs="Times New Roman"/>
+        </w:rPr>
+        <w:t>每个四面体的四个氧原子都完全属于晶胞</w:t>
+      </w:r>
+      <w:r>
+        <w:rPr>
+          <w:rFonts w:hint="eastAsia" w:ascii="Times New Roman" w:hAnsi="Times New Roman" w:eastAsia="Times New Roman" w:cs="Times New Roman"/>
+        </w:rPr>
+        <w:t>，</w:t>
+      </w:r>
+      <w:r>
+        <w:rPr>
+          <w:rFonts w:hint="eastAsia" w:ascii="Times New Roman" w:hAnsi="Times New Roman" w:eastAsia="FangSong" w:cs="Times New Roman"/>
+        </w:rPr>
+        <w:t>且每个四面体都单独拥有</w:t>
+      </w:r>
+      <w:r>
+        <w:rPr>
+          <w:rFonts w:hint="eastAsia" w:ascii="Times New Roman" w:hAnsi="Times New Roman" w:eastAsia="Times New Roman" w:cs="Times New Roman"/>
+        </w:rPr>
+        <w:t>4</w:t>
+      </w:r>
+      <w:r>
+        <w:rPr>
+          <w:rFonts w:hint="eastAsia" w:ascii="Times New Roman" w:hAnsi="Times New Roman" w:eastAsia="FangSong" w:cs="Times New Roman"/>
+        </w:rPr>
+        <w:t>个氧原子</w:t>
+      </w:r>
+      <w:r>
+        <w:rPr>
+          <w:rFonts w:hint="eastAsia" w:ascii="Times New Roman" w:hAnsi="Times New Roman" w:eastAsia="Times New Roman" w:cs="Times New Roman"/>
+        </w:rPr>
+        <w:t>，</w:t>
+      </w:r>
+      <w:r>
+        <w:rPr>
+          <w:rFonts w:hint="eastAsia" w:ascii="Times New Roman" w:hAnsi="Times New Roman" w:eastAsia="FangSong" w:cs="Times New Roman"/>
+        </w:rPr>
+        <w:t>共有</w:t>
+      </w:r>
+      <w:r>
+        <w:rPr>
+          <w:rFonts w:ascii="Times New Roman" w:hAnsi="Times New Roman" w:eastAsia="Times New Roman" w:cs="Times New Roman"/>
+        </w:rPr>
+        <w:t xml:space="preserve"> </w:t>
+      </w:r>
+      <m:oMath>
+        <m:oMathPr>
+          <m:ctrlPr>
+            <w:rPr>
+              <w:sz w:val="28"/>
+              <w:szCs w:val="28"/>
+            </w:rPr>
+          </m:ctrlPr>
+        </m:oMathPr>
+        <m:r>
           <m:t>4</m:t>
         </m:r>
         <m:r>
@@ -25059,6 +25780,16 @@
           <w:rFonts w:hint="eastAsia" w:ascii="Times New Roman" w:hAnsi="Times New Roman" w:eastAsia="Times New Roman" w:cs="Times New Roman"/>
         </w:rPr>
         <w:t>。</w:t>
+      </w:r>
+    </w:p>
+    <w:p>
+      <w:pPr>
+        <w:spacing w:before="160" w:after="80"/>
+      </w:pPr>
+      <w:r>
+        <w:pict>
+          <v:rect style="width:0;height:1.5pt" o:hralign="center" o:hrstd="t" o:hr="t"/>
+        </w:pict>
       </w:r>
     </w:p>
     <w:p>
@@ -25100,6 +25831,7 @@
     <w:p>
       <w:pPr>
         <w:pStyle w:val="BlockText"/>
+        <w:ind w:firstLine="420"/>
       </w:pPr>
       <w:r>
         <w:rPr>
@@ -25123,6 +25855,7 @@
     <w:p>
       <w:pPr>
         <w:pStyle w:val="FirstParagraph"/>
+        <w:ind w:firstLine="420"/>
       </w:pPr>
       <w:r>
         <w:rPr>
@@ -25398,7 +26131,131 @@
     </w:p>
     <w:p>
       <w:pPr>
-        <w:pStyle w:val="BodyText"/>
+        <w:numPr>
+          <w:ilvl w:val="0"/>
+          <w:numId w:val="1011"/>
+        </w:numPr>
+        <w:ind w:firstLine="420"/>
+      </w:pPr>
+      <w:r>
+        <w:rPr>
+          <w:rFonts w:hint="eastAsia" w:ascii="Times New Roman" w:hAnsi="Times New Roman" w:eastAsia="FangSong" w:cs="Times New Roman"/>
+        </w:rPr>
+        <w:t>解释群青晶体常有比较浓烈颜色的原因</w:t>
+      </w:r>
+      <w:r>
+        <w:rPr>
+          <w:rFonts w:hint="eastAsia" w:ascii="Times New Roman" w:hAnsi="Times New Roman" w:eastAsia="Times New Roman" w:cs="Times New Roman"/>
+        </w:rPr>
+        <w:t>。</w:t>
+      </w:r>
+    </w:p>
+    <w:p>
+      <w:pPr>
+        <w:numPr>
+          <w:ilvl w:val="0"/>
+          <w:numId w:val="1011"/>
+        </w:numPr>
+        <w:ind w:firstLine="420"/>
+      </w:pPr>
+      <w:r>
+        <w:rPr>
+          <w:rFonts w:hint="eastAsia" w:ascii="Times New Roman" w:hAnsi="Times New Roman" w:eastAsia="FangSong" w:cs="Times New Roman"/>
+        </w:rPr>
+        <w:t>给出该群青晶体的化学式</w:t>
+      </w:r>
+      <w:r>
+        <w:rPr>
+          <w:rFonts w:hint="eastAsia" w:ascii="Times New Roman" w:hAnsi="Times New Roman" w:eastAsia="Times New Roman" w:cs="Times New Roman"/>
+        </w:rPr>
+        <w:t>，</w:t>
+      </w:r>
+      <w:r>
+        <w:rPr>
+          <w:rFonts w:hint="eastAsia" w:ascii="Times New Roman" w:hAnsi="Times New Roman" w:eastAsia="FangSong" w:cs="Times New Roman"/>
+        </w:rPr>
+        <w:t>并计算该晶体的密度</w:t>
+      </w:r>
+      <w:r>
+        <w:rPr>
+          <w:rFonts w:hint="eastAsia" w:ascii="Times New Roman" w:hAnsi="Times New Roman" w:eastAsia="Times New Roman" w:cs="Times New Roman"/>
+        </w:rPr>
+        <w:t>。</w:t>
+      </w:r>
+    </w:p>
+    <w:p>
+      <w:pPr>
+        <w:numPr>
+          <w:ilvl w:val="0"/>
+          <w:numId w:val="1011"/>
+        </w:numPr>
+        <w:ind w:firstLine="420"/>
+      </w:pPr>
+      <w:r>
+        <w:rPr>
+          <w:rFonts w:hint="eastAsia" w:ascii="Times New Roman" w:hAnsi="Times New Roman" w:eastAsia="FangSong" w:cs="Times New Roman"/>
+        </w:rPr>
+        <w:t xml:space="preserve">假设</w:t>
+      </w:r>
+      <w:r>
+        <w:rPr>
+          <w:rFonts w:ascii="Times New Roman" w:hAnsi="Times New Roman" w:eastAsia="Times New Roman" w:cs="Times New Roman"/>
+        </w:rPr>
+        <w:t xml:space="preserve"> Al </w:t>
+      </w:r>
+      <w:r>
+        <w:rPr>
+          <w:rFonts w:hint="eastAsia" w:ascii="Times New Roman" w:hAnsi="Times New Roman" w:eastAsia="FangSong" w:cs="Times New Roman"/>
+        </w:rPr>
+        <w:t xml:space="preserve">和</w:t>
+      </w:r>
+      <w:r>
+        <w:rPr>
+          <w:rFonts w:ascii="Times New Roman" w:hAnsi="Times New Roman" w:eastAsia="Times New Roman" w:cs="Times New Roman"/>
+        </w:rPr>
+        <w:t xml:space="preserve"> Si </w:t>
+      </w:r>
+      <w:r>
+        <w:rPr>
+          <w:rFonts w:hint="eastAsia" w:ascii="Times New Roman" w:hAnsi="Times New Roman" w:eastAsia="FangSong" w:cs="Times New Roman"/>
+        </w:rPr>
+        <w:t>的呈现混同的原子</w:t>
+      </w:r>
+      <w:r>
+        <w:rPr>
+          <w:rFonts w:hint="eastAsia" w:ascii="Times New Roman" w:hAnsi="Times New Roman" w:eastAsia="Times New Roman" w:cs="Times New Roman"/>
+        </w:rPr>
+        <w:t>，</w:t>
+      </w:r>
+      <w:r>
+        <w:rPr>
+          <w:rFonts w:hint="eastAsia" w:ascii="Times New Roman" w:hAnsi="Times New Roman" w:eastAsia="FangSong" w:cs="Times New Roman"/>
+        </w:rPr>
+        <w:t>指出一个晶胞中所有对称轴的种类</w:t>
+      </w:r>
+      <w:r>
+        <w:rPr>
+          <w:rFonts w:hint="eastAsia" w:ascii="Times New Roman" w:hAnsi="Times New Roman" w:eastAsia="Times New Roman" w:cs="Times New Roman"/>
+        </w:rPr>
+        <w:t>、</w:t>
+      </w:r>
+      <w:r>
+        <w:rPr>
+          <w:rFonts w:hint="eastAsia" w:ascii="Times New Roman" w:hAnsi="Times New Roman" w:eastAsia="FangSong" w:cs="Times New Roman"/>
+        </w:rPr>
+        <w:t>数量</w:t>
+      </w:r>
+      <w:r>
+        <w:rPr>
+          <w:rFonts w:hint="eastAsia" w:ascii="Times New Roman" w:hAnsi="Times New Roman" w:eastAsia="Times New Roman" w:cs="Times New Roman"/>
+        </w:rPr>
+        <w:t>。</w:t>
+      </w:r>
+    </w:p>
+    <w:p>
+      <w:pPr>
+        <w:pStyle w:val="FirstParagraph"/>
+        <w:ind w:firstLine="420"/>
       </w:pPr>
       <w:r>
         <w:rPr>
@@ -25413,181 +26270,54 @@
           <w:rFonts w:hint="eastAsia" w:ascii="Times New Roman" w:hAnsi="Times New Roman" w:eastAsia="Times New Roman" w:cs="Times New Roman"/>
         </w:rPr>
         <w:t xml:space="preserve">：</w:t>
+      </w:r>
+      <w:r>
+        <w:rPr>
+          <w:rFonts w:ascii="Times New Roman" w:hAnsi="Times New Roman" w:eastAsia="Times New Roman" w:cs="Times New Roman"/>
+        </w:rPr>
+        <w:t xml:space="preserve"> </w:t>
+      </w:r>
+      <w:r>
+        <w:rPr>
+          <w:rFonts w:hint="eastAsia" w:ascii="Times New Roman" w:hAnsi="Times New Roman" w:eastAsia="FangSong" w:cs="Times New Roman"/>
+        </w:rPr>
+        <w:t>显然</w:t>
+      </w:r>
+      <w:r>
+        <w:rPr>
+          <w:rFonts w:hint="eastAsia" w:ascii="Times New Roman" w:hAnsi="Times New Roman" w:eastAsia="Times New Roman" w:cs="Times New Roman"/>
+        </w:rPr>
+        <w:t>，</w:t>
+      </w:r>
+      <w:r>
+        <w:rPr>
+          <w:rFonts w:hint="eastAsia" w:ascii="Times New Roman" w:hAnsi="Times New Roman" w:eastAsia="FangSong" w:cs="Times New Roman"/>
+        </w:rPr>
+        <w:t>颜色是相同于多硫离子和自由基中的单电子</w:t>
+      </w:r>
+      <w:r>
+        <w:rPr>
+          <w:rFonts w:hint="eastAsia" w:ascii="Times New Roman" w:hAnsi="Times New Roman" w:eastAsia="Times New Roman" w:cs="Times New Roman"/>
+        </w:rPr>
+        <w:t>，</w:t>
+      </w:r>
+      <w:r>
+        <w:rPr>
+          <w:rFonts w:hint="eastAsia" w:ascii="Times New Roman" w:hAnsi="Times New Roman" w:eastAsia="FangSong" w:cs="Times New Roman"/>
+        </w:rPr>
+        <w:t>它们容易被激发</w:t>
+      </w:r>
+      <w:r>
+        <w:rPr>
+          <w:rFonts w:hint="eastAsia" w:ascii="Times New Roman" w:hAnsi="Times New Roman" w:eastAsia="Times New Roman" w:cs="Times New Roman"/>
+        </w:rPr>
+        <w:t>。</w:t>
       </w:r>
     </w:p>
     <w:p>
       <w:pPr>
         <w:pStyle w:val="BodyText"/>
-      </w:pPr>
-      <w:r>
-        <w:rPr>
-          <w:rFonts w:ascii="Times New Roman" w:hAnsi="Times New Roman" w:eastAsia="Times New Roman" w:cs="Times New Roman"/>
-        </w:rPr>
-        <w:t xml:space="preserve">68-1 </w:t>
-      </w:r>
-      <w:r>
-        <w:rPr>
-          <w:rFonts w:hint="eastAsia" w:ascii="Times New Roman" w:hAnsi="Times New Roman" w:eastAsia="FangSong" w:cs="Times New Roman"/>
-        </w:rPr>
-        <w:t>解释群青晶体常有比较浓烈颜色的原因</w:t>
-      </w:r>
-      <w:r>
-        <w:rPr>
-          <w:rFonts w:hint="eastAsia" w:ascii="Times New Roman" w:hAnsi="Times New Roman" w:eastAsia="Times New Roman" w:cs="Times New Roman"/>
-        </w:rPr>
-        <w:t>。</w:t>
-      </w:r>
-    </w:p>
-    <w:p>
-      <w:pPr>
-        <w:pStyle w:val="BodyText"/>
-      </w:pPr>
-      <w:r>
-        <w:rPr>
-          <w:rFonts w:ascii="Times New Roman" w:hAnsi="Times New Roman" w:eastAsia="Times New Roman" w:cs="Times New Roman"/>
-        </w:rPr>
-        <w:t xml:space="preserve">68-2 </w:t>
-      </w:r>
-      <w:r>
-        <w:rPr>
-          <w:rFonts w:hint="eastAsia" w:ascii="Times New Roman" w:hAnsi="Times New Roman" w:eastAsia="FangSong" w:cs="Times New Roman"/>
-        </w:rPr>
-        <w:t>给出该群青晶体的化学式</w:t>
-      </w:r>
-      <w:r>
-        <w:rPr>
-          <w:rFonts w:hint="eastAsia" w:ascii="Times New Roman" w:hAnsi="Times New Roman" w:eastAsia="Times New Roman" w:cs="Times New Roman"/>
-        </w:rPr>
-        <w:t>，</w:t>
-      </w:r>
-      <w:r>
-        <w:rPr>
-          <w:rFonts w:hint="eastAsia" w:ascii="Times New Roman" w:hAnsi="Times New Roman" w:eastAsia="FangSong" w:cs="Times New Roman"/>
-        </w:rPr>
-        <w:t>并计算该晶体的密度</w:t>
-      </w:r>
-      <w:r>
-        <w:rPr>
-          <w:rFonts w:hint="eastAsia" w:ascii="Times New Roman" w:hAnsi="Times New Roman" w:eastAsia="Times New Roman" w:cs="Times New Roman"/>
-        </w:rPr>
-        <w:t>。</w:t>
-      </w:r>
-    </w:p>
-    <w:p>
-      <w:pPr>
-        <w:pStyle w:val="BodyText"/>
-      </w:pPr>
-      <w:r>
-        <w:rPr>
-          <w:rFonts w:ascii="Times New Roman" w:hAnsi="Times New Roman" w:eastAsia="Times New Roman" w:cs="Times New Roman"/>
-        </w:rPr>
-        <w:t xml:space="preserve">68-3 </w:t>
-      </w:r>
-      <w:r>
-        <w:rPr>
-          <w:rFonts w:hint="eastAsia" w:ascii="Times New Roman" w:hAnsi="Times New Roman" w:eastAsia="FangSong" w:cs="Times New Roman"/>
-        </w:rPr>
-        <w:t xml:space="preserve">假设</w:t>
-      </w:r>
-      <w:r>
-        <w:rPr>
-          <w:rFonts w:ascii="Times New Roman" w:hAnsi="Times New Roman" w:eastAsia="Times New Roman" w:cs="Times New Roman"/>
-        </w:rPr>
-        <w:t xml:space="preserve"> Al </w:t>
-      </w:r>
-      <w:r>
-        <w:rPr>
-          <w:rFonts w:hint="eastAsia" w:ascii="Times New Roman" w:hAnsi="Times New Roman" w:eastAsia="FangSong" w:cs="Times New Roman"/>
-        </w:rPr>
-        <w:t xml:space="preserve">和</w:t>
-      </w:r>
-      <w:r>
-        <w:rPr>
-          <w:rFonts w:ascii="Times New Roman" w:hAnsi="Times New Roman" w:eastAsia="Times New Roman" w:cs="Times New Roman"/>
-        </w:rPr>
-        <w:t xml:space="preserve"> Si </w:t>
-      </w:r>
-      <w:r>
-        <w:rPr>
-          <w:rFonts w:hint="eastAsia" w:ascii="Times New Roman" w:hAnsi="Times New Roman" w:eastAsia="FangSong" w:cs="Times New Roman"/>
-        </w:rPr>
-        <w:t>的呈现混同的原子</w:t>
-      </w:r>
-      <w:r>
-        <w:rPr>
-          <w:rFonts w:hint="eastAsia" w:ascii="Times New Roman" w:hAnsi="Times New Roman" w:eastAsia="Times New Roman" w:cs="Times New Roman"/>
-        </w:rPr>
-        <w:t>，</w:t>
-      </w:r>
-      <w:r>
-        <w:rPr>
-          <w:rFonts w:hint="eastAsia" w:ascii="Times New Roman" w:hAnsi="Times New Roman" w:eastAsia="FangSong" w:cs="Times New Roman"/>
-        </w:rPr>
-        <w:t>指出一个晶胞中所有对称轴的种类</w:t>
-      </w:r>
-      <w:r>
-        <w:rPr>
-          <w:rFonts w:hint="eastAsia" w:ascii="Times New Roman" w:hAnsi="Times New Roman" w:eastAsia="Times New Roman" w:cs="Times New Roman"/>
-        </w:rPr>
-        <w:t>、</w:t>
-      </w:r>
-      <w:r>
-        <w:rPr>
-          <w:rFonts w:hint="eastAsia" w:ascii="Times New Roman" w:hAnsi="Times New Roman" w:eastAsia="FangSong" w:cs="Times New Roman"/>
-        </w:rPr>
-        <w:t>数量</w:t>
-      </w:r>
-      <w:r>
-        <w:rPr>
-          <w:rFonts w:hint="eastAsia" w:ascii="Times New Roman" w:hAnsi="Times New Roman" w:eastAsia="Times New Roman" w:cs="Times New Roman"/>
-        </w:rPr>
-        <w:t>。</w:t>
-      </w:r>
-    </w:p>
-    <w:p>
-      <w:pPr>
-        <w:pStyle w:val="BodyText"/>
-      </w:pPr>
-      <w:r>
-        <w:rPr>
-          <w:rFonts w:hint="eastAsia" w:ascii="Times New Roman" w:hAnsi="Times New Roman" w:eastAsia="FangSong" w:cs="Times New Roman"/>
-        </w:rPr>
-        <w:t>显然</w:t>
-      </w:r>
-      <w:r>
-        <w:rPr>
-          <w:rFonts w:hint="eastAsia" w:ascii="Times New Roman" w:hAnsi="Times New Roman" w:eastAsia="Times New Roman" w:cs="Times New Roman"/>
-        </w:rPr>
-        <w:t>，</w:t>
-      </w:r>
-      <w:r>
-        <w:rPr>
-          <w:rFonts w:hint="eastAsia" w:ascii="Times New Roman" w:hAnsi="Times New Roman" w:eastAsia="FangSong" w:cs="Times New Roman"/>
-        </w:rPr>
-        <w:t>颜色是相同于多硫离子和自由基中的单电子</w:t>
-      </w:r>
-      <w:r>
-        <w:rPr>
-          <w:rFonts w:hint="eastAsia" w:ascii="Times New Roman" w:hAnsi="Times New Roman" w:eastAsia="Times New Roman" w:cs="Times New Roman"/>
-        </w:rPr>
-        <w:t>，</w:t>
-      </w:r>
-      <w:r>
-        <w:rPr>
-          <w:rFonts w:hint="eastAsia" w:ascii="Times New Roman" w:hAnsi="Times New Roman" w:eastAsia="FangSong" w:cs="Times New Roman"/>
-        </w:rPr>
-        <w:t>它们容易被激发</w:t>
-      </w:r>
-      <w:r>
-        <w:rPr>
-          <w:rFonts w:hint="eastAsia" w:ascii="Times New Roman" w:hAnsi="Times New Roman" w:eastAsia="Times New Roman" w:cs="Times New Roman"/>
-        </w:rPr>
-        <w:t>。</w:t>
-      </w:r>
-    </w:p>
-    <w:p>
-      <w:pPr>
-        <w:pStyle w:val="BodyText"/>
+        <w:ind w:firstLine="420"/>
       </w:pPr>
       <w:r>
         <w:rPr>
@@ -26216,6 +26946,7 @@
     <w:p>
       <w:pPr>
         <w:pStyle w:val="BodyText"/>
+        <w:ind w:firstLine="420"/>
       </w:pPr>
       <w:r>
         <w:rPr>
@@ -26341,6 +27072,7 @@
     <w:p>
       <w:pPr>
         <w:pStyle w:val="BodyText"/>
+        <w:ind w:firstLine="420"/>
       </w:pPr>
       <w:r>
         <w:rPr>
@@ -26428,6 +27160,7 @@
     <w:p>
       <w:pPr>
         <w:pStyle w:val="BodyText"/>
+        <w:ind w:firstLine="420"/>
       </w:pPr>
       <w:r>
         <w:rPr>
@@ -26524,6 +27257,16 @@
           <w:rFonts w:hint="eastAsia" w:ascii="Times New Roman" w:hAnsi="Times New Roman" w:eastAsia="Times New Roman" w:cs="Times New Roman"/>
         </w:rPr>
         <w:t>。</w:t>
+      </w:r>
+    </w:p>
+    <w:p>
+      <w:pPr>
+        <w:spacing w:before="160" w:after="80"/>
+      </w:pPr>
+      <w:r>
+        <w:pict>
+          <v:rect style="width:0;height:1.5pt" o:hralign="center" o:hrstd="t" o:hr="t"/>
+        </w:pict>
       </w:r>
     </w:p>
     <w:p>
@@ -26565,6 +27308,7 @@
     <w:p>
       <w:pPr>
         <w:pStyle w:val="BlockText"/>
+        <w:ind w:firstLine="420"/>
       </w:pPr>
       <w:r>
         <w:rPr>
@@ -26588,6 +27332,7 @@
     <w:p>
       <w:pPr>
         <w:pStyle w:val="FirstParagraph"/>
+        <w:ind w:firstLine="420"/>
       </w:pPr>
       <w:r>
         <w:rPr>
@@ -26756,6 +27501,7 @@
     <w:p>
       <w:pPr>
         <w:pStyle w:val="BodyText"/>
+        <w:ind w:firstLine="420"/>
       </w:pPr>
       <w:r>
         <w:rPr>
@@ -26775,6 +27521,7 @@
     <w:p>
       <w:pPr>
         <w:pStyle w:val="BodyText"/>
+        <w:ind w:firstLine="420"/>
       </w:pPr>
       <w:r>
         <w:rPr>
@@ -27059,6 +27806,7 @@
     <w:p>
       <w:pPr>
         <w:pStyle w:val="BodyText"/>
+        <w:ind w:firstLine="420"/>
       </w:pPr>
       <w:r>
         <w:rPr>
@@ -27202,7 +27950,7 @@
         </w:rPr>
         <w:drawing>
           <wp:inline>
-            <wp:extent cx="3600000" cy="2426086"/>
+            <wp:extent cx="3600000" cy="2308332"/>
             <wp:effectExtent b="0" l="0" r="0" t="0"/>
             <wp:docPr descr="" title="" id="56" name="Picture"/>
             <a:graphic>
@@ -27223,7 +27971,7 @@
                   <pic:spPr bwMode="auto">
                     <a:xfrm>
                       <a:off x="0" y="0"/>
-                      <a:ext cx="3600000" cy="2426086"/>
+                      <a:ext cx="3600000" cy="2308332"/>
                     </a:xfrm>
                     <a:prstGeom prst="rect">
                       <a:avLst/>
@@ -27252,6 +28000,16 @@
         </w:pict>
       </w:r>
     </w:p>
+    <w:p>
+      <w:pPr>
+        <w:spacing w:before="160" w:after="80"/>
+      </w:pPr>
+      <w:r>
+        <w:pict>
+          <v:rect style="width:0;height:1.5pt" o:hralign="center" o:hrstd="t" o:hr="t"/>
+        </w:pict>
+      </w:r>
+    </w:p>
     <w:bookmarkEnd w:id="58"/>
     <w:bookmarkStart w:id="59" w:name="第17题"/>
     <w:p>
@@ -27281,6 +28039,7 @@
     <w:p>
       <w:pPr>
         <w:pStyle w:val="BlockText"/>
+        <w:ind w:firstLine="420"/>
       </w:pPr>
       <w:r>
         <w:rPr>
@@ -27304,6 +28063,7 @@
     <w:p>
       <w:pPr>
         <w:pStyle w:val="FirstParagraph"/>
+        <w:ind w:firstLine="420"/>
       </w:pPr>
       <w:r>
         <w:rPr>
@@ -27959,6 +28719,7 @@
     <w:p>
       <w:pPr>
         <w:pStyle w:val="BodyText"/>
+        <w:ind w:firstLine="420"/>
       </w:pPr>
       <w:r>
         <w:rPr>
@@ -28024,6 +28785,7 @@
     <w:p>
       <w:pPr>
         <w:pStyle w:val="BodyText"/>
+        <w:ind w:firstLine="420"/>
       </w:pPr>
       <w:r>
         <w:rPr>
@@ -28591,6 +29353,7 @@
     <w:p>
       <w:pPr>
         <w:pStyle w:val="BodyText"/>
+        <w:ind w:firstLine="420"/>
       </w:pPr>
       <w:r>
         <w:rPr>
@@ -28644,6 +29407,7 @@
     <w:p>
       <w:pPr>
         <w:pStyle w:val="BodyText"/>
+        <w:ind w:firstLine="420"/>
       </w:pPr>
       <w:r>
         <w:rPr>
@@ -29349,6 +30113,7 @@
     <w:p>
       <w:pPr>
         <w:pStyle w:val="FirstParagraph"/>
+        <w:ind w:firstLine="420"/>
       </w:pPr>
       <w:r>
         <w:rPr>
@@ -29360,6 +30125,7 @@
     <w:p>
       <w:pPr>
         <w:pStyle w:val="BodyText"/>
+        <w:ind w:firstLine="420"/>
       </w:pPr>
       <w:r>
         <w:rPr>
@@ -29739,6 +30505,7 @@
     <w:p>
       <w:pPr>
         <w:pStyle w:val="FirstParagraph"/>
+        <w:ind w:firstLine="420"/>
       </w:pPr>
       <w:r>
         <w:rPr>
@@ -29850,6 +30617,7 @@
     <w:p>
       <w:pPr>
         <w:pStyle w:val="BodyText"/>
+        <w:ind w:firstLine="420"/>
       </w:pPr>
       <w:r>
         <w:rPr>
@@ -29939,6 +30707,7 @@
     <w:p>
       <w:pPr>
         <w:pStyle w:val="BodyText"/>
+        <w:ind w:firstLine="420"/>
       </w:pPr>
       <w:r>
         <w:rPr>
@@ -30283,6 +31052,7 @@
     <w:p>
       <w:pPr>
         <w:pStyle w:val="BodyText"/>
+        <w:ind w:firstLine="420"/>
       </w:pPr>
       <w:r>
         <w:rPr>
@@ -30516,6 +31286,7 @@
     <w:p>
       <w:pPr>
         <w:pStyle w:val="FirstParagraph"/>
+        <w:ind w:firstLine="420"/>
       </w:pPr>
       <w:r>
         <w:rPr>
@@ -30994,6 +31765,7 @@
     <w:p>
       <w:pPr>
         <w:pStyle w:val="FirstParagraph"/>
+        <w:ind w:firstLine="420"/>
       </w:pPr>
       <w:r>
         <w:rPr>
@@ -31037,6 +31809,7 @@
     <w:p>
       <w:pPr>
         <w:pStyle w:val="BodyText"/>
+        <w:ind w:firstLine="420"/>
       </w:pPr>
       <w:r>
         <w:rPr>
@@ -31395,6 +32168,7 @@
     <w:p>
       <w:pPr>
         <w:pStyle w:val="BodyText"/>
+        <w:ind w:firstLine="420"/>
       </w:pPr>
       <w:r>
         <w:rPr>
@@ -31841,6 +32615,16 @@
         </w:pict>
       </w:r>
     </w:p>
+    <w:p>
+      <w:pPr>
+        <w:spacing w:before="160" w:after="80"/>
+      </w:pPr>
+      <w:r>
+        <w:pict>
+          <v:rect style="width:0;height:1.5pt" o:hralign="center" o:hrstd="t" o:hr="t"/>
+        </w:pict>
+      </w:r>
+    </w:p>
     <w:bookmarkEnd w:id="59"/>
     <w:bookmarkStart w:id="60" w:name="第18题"/>
     <w:p>
@@ -31870,6 +32654,7 @@
     <w:p>
       <w:pPr>
         <w:pStyle w:val="BlockText"/>
+        <w:ind w:firstLine="420"/>
       </w:pPr>
       <w:r>
         <w:rPr>
@@ -31893,6 +32678,7 @@
     <w:p>
       <w:pPr>
         <w:pStyle w:val="FirstParagraph"/>
+        <w:ind w:firstLine="420"/>
       </w:pPr>
       <w:r>
         <w:rPr>
@@ -32078,8 +32864,9 @@
       <w:pPr>
         <w:numPr>
           <w:ilvl w:val="0"/>
-          <w:numId w:val="1010"/>
+          <w:numId w:val="1012"/>
         </w:numPr>
+        <w:ind w:firstLine="420"/>
       </w:pPr>
       <w:r>
         <w:rPr>
@@ -32300,8 +33087,9 @@
       <w:pPr>
         <w:numPr>
           <w:ilvl w:val="0"/>
-          <w:numId w:val="1010"/>
+          <w:numId w:val="1012"/>
         </w:numPr>
+        <w:ind w:firstLine="420"/>
       </w:pPr>
       <w:r>
         <w:rPr>
@@ -32487,6 +33275,7 @@
     <w:p>
       <w:pPr>
         <w:pStyle w:val="FirstParagraph"/>
+        <w:ind w:firstLine="420"/>
       </w:pPr>
       <w:r>
         <w:rPr>
@@ -32508,7 +33297,169 @@
         <w:pStyle w:val="Compact"/>
         <w:numPr>
           <w:ilvl w:val="0"/>
-          <w:numId w:val="1011"/>
+          <w:numId w:val="1013"/>
+        </w:numPr>
+        <w:ind w:firstLine="420"/>
+      </w:pPr>
+      <m:oMath>
+        <m:oMathPr>
+          <m:ctrlPr>
+            <w:rPr>
+              <w:sz w:val="28"/>
+              <w:szCs w:val="28"/>
+            </w:rPr>
+          </m:ctrlPr>
+        </m:oMathPr>
+        <m:r>
+          <m:t>3.1</m:t>
+        </m:r>
+        <m:r>
+          <m:rPr>
+            <m:sty m:val="p"/>
+          </m:rPr>
+          <m:t>×</m:t>
+        </m:r>
+        <m:sSup>
+          <m:e>
+            <m:r>
+              <m:t>10</m:t>
+            </m:r>
+          </m:e>
+          <m:sup>
+            <m:r>
+              <m:t>4</m:t>
+            </m:r>
+          </m:sup>
+        </m:sSup>
+      </m:oMath>
+      <w:r>
+        <w:rPr>
+          <w:rFonts w:ascii="Times New Roman" w:hAnsi="Times New Roman" w:eastAsia="Times New Roman" w:cs="Times New Roman"/>
+        </w:rPr>
+        <w:t xml:space="preserve"> </w:t>
+      </w:r>
+      <w:r>
+        <w:rPr>
+          <w:rFonts w:hint="eastAsia" w:ascii="Times New Roman" w:hAnsi="Times New Roman" w:eastAsia="FangSong" w:cs="Times New Roman"/>
+        </w:rPr>
+        <w:t>个</w:t>
+      </w:r>
+      <w:r>
+        <w:rPr>
+          <w:rFonts w:hint="eastAsia" w:ascii="Times New Roman" w:hAnsi="Times New Roman" w:eastAsia="Times New Roman" w:cs="Times New Roman"/>
+        </w:rPr>
+        <w:t>；</w:t>
+      </w:r>
+      <m:oMath>
+        <m:oMathPr>
+          <m:ctrlPr>
+            <w:rPr>
+              <w:sz w:val="28"/>
+              <w:szCs w:val="28"/>
+            </w:rPr>
+          </m:ctrlPr>
+        </m:oMathPr>
+        <m:r>
+          <m:t>2.37</m:t>
+        </m:r>
+        <m:r>
+          <m:rPr>
+            <m:sty m:val="p"/>
+          </m:rPr>
+          <m:t>×</m:t>
+        </m:r>
+        <m:sSup>
+          <m:e>
+            <m:r>
+              <m:t>10</m:t>
+            </m:r>
+          </m:e>
+          <m:sup>
+            <m:r>
+              <m:t>7</m:t>
+            </m:r>
+          </m:sup>
+        </m:sSup>
+        <m:r>
+          <m:rPr>
+            <m:sty m:val="p"/>
+          </m:rPr>
+          <m:t> </m:t>
+        </m:r>
+        <m:r>
+          <m:rPr>
+            <m:sty m:val="p"/>
+          </m:rPr>
+          <m:t>L</m:t>
+        </m:r>
+        <m:r>
+          <m:rPr>
+            <m:sty m:val="p"/>
+          </m:rPr>
+          <m:t>/</m:t>
+        </m:r>
+        <m:r>
+          <m:rPr>
+            <m:sty m:val="p"/>
+          </m:rPr>
+          <m:t>(</m:t>
+        </m:r>
+        <m:r>
+          <m:rPr>
+            <m:sty m:val="p"/>
+          </m:rPr>
+          <m:t>m</m:t>
+        </m:r>
+        <m:r>
+          <m:rPr>
+            <m:sty m:val="p"/>
+          </m:rPr>
+          <m:t>o</m:t>
+        </m:r>
+        <m:r>
+          <m:rPr>
+            <m:sty m:val="p"/>
+          </m:rPr>
+          <m:t>l</m:t>
+        </m:r>
+        <m:r>
+          <m:rPr>
+            <m:sty m:val="p"/>
+          </m:rPr>
+          <m:t>⋅</m:t>
+        </m:r>
+        <m:r>
+          <m:rPr>
+            <m:sty m:val="p"/>
+          </m:rPr>
+          <m:t>c</m:t>
+        </m:r>
+        <m:r>
+          <m:rPr>
+            <m:sty m:val="p"/>
+          </m:rPr>
+          <m:t>m</m:t>
+        </m:r>
+        <m:r>
+          <m:rPr>
+            <m:sty m:val="p"/>
+          </m:rPr>
+          <m:t>)</m:t>
+        </m:r>
+      </m:oMath>
+      <w:r>
+        <w:rPr>
+          <w:rFonts w:ascii="Times New Roman" w:hAnsi="Times New Roman" w:eastAsia="Times New Roman" w:cs="Times New Roman"/>
+        </w:rPr>
+        <w:t xml:space="preserve">。</w:t>
+      </w:r>
+    </w:p>
+    <w:p>
+      <w:pPr>
+        <w:pStyle w:val="Compact"/>
+        <w:numPr>
+          <w:ilvl w:val="0"/>
+          <w:numId w:val="1013"/>
         </w:numPr>
       </w:pPr>
       <m:oMath>
@@ -32521,140 +33472,34 @@
           </m:ctrlPr>
         </m:oMathPr>
         <m:r>
-          <m:t>3.1</m:t>
-        </m:r>
-        <m:r>
-          <m:rPr>
-            <m:sty m:val="p"/>
-          </m:rPr>
-          <m:t>×</m:t>
-        </m:r>
-        <m:sSup>
-          <m:e>
-            <m:r>
-              <m:t>10</m:t>
-            </m:r>
-          </m:e>
-          <m:sup>
-            <m:r>
-              <m:t>4</m:t>
-            </m:r>
-          </m:sup>
-        </m:sSup>
-      </m:oMath>
-      <w:r>
-        <w:rPr>
-          <w:rFonts w:ascii="Times New Roman" w:hAnsi="Times New Roman" w:eastAsia="Times New Roman" w:cs="Times New Roman"/>
-        </w:rPr>
-        <w:t xml:space="preserve"> </w:t>
-      </w:r>
-      <w:r>
-        <w:rPr>
-          <w:rFonts w:hint="eastAsia" w:ascii="Times New Roman" w:hAnsi="Times New Roman" w:eastAsia="FangSong" w:cs="Times New Roman"/>
-        </w:rPr>
-        <w:t>个</w:t>
-      </w:r>
-      <w:r>
-        <w:rPr>
-          <w:rFonts w:hint="eastAsia" w:ascii="Times New Roman" w:hAnsi="Times New Roman" w:eastAsia="Times New Roman" w:cs="Times New Roman"/>
-        </w:rPr>
-        <w:t>；</w:t>
-      </w:r>
-      <m:oMath>
-        <m:oMathPr>
-          <m:ctrlPr>
-            <w:rPr>
-              <w:sz w:val="28"/>
-              <w:szCs w:val="28"/>
-            </w:rPr>
-          </m:ctrlPr>
-        </m:oMathPr>
-        <m:r>
-          <m:t>2.37</m:t>
-        </m:r>
-        <m:r>
-          <m:rPr>
-            <m:sty m:val="p"/>
-          </m:rPr>
-          <m:t>×</m:t>
-        </m:r>
-        <m:sSup>
-          <m:e>
-            <m:r>
-              <m:t>10</m:t>
-            </m:r>
-          </m:e>
-          <m:sup>
-            <m:r>
-              <m:t>7</m:t>
-            </m:r>
-          </m:sup>
-        </m:sSup>
-        <m:r>
-          <m:rPr>
-            <m:sty m:val="p"/>
-          </m:rPr>
-          <m:t> </m:t>
+          <m:t>2.1</m:t>
+        </m:r>
+        <m:r>
+          <m:t>μ</m:t>
+        </m:r>
+        <m:r>
+          <m:rPr>
+            <m:sty m:val="p"/>
+          </m:rPr>
+          <m:t>g</m:t>
+        </m:r>
+        <m:r>
+          <m:rPr>
+            <m:sty m:val="p"/>
+          </m:rPr>
+          <m:t>/</m:t>
+        </m:r>
+        <m:r>
+          <m:rPr>
+            <m:sty m:val="p"/>
+          </m:rPr>
+          <m:t>m</m:t>
         </m:r>
         <m:r>
           <m:rPr>
             <m:sty m:val="p"/>
           </m:rPr>
           <m:t>L</m:t>
-        </m:r>
-        <m:r>
-          <m:rPr>
-            <m:sty m:val="p"/>
-          </m:rPr>
-          <m:t>/</m:t>
-        </m:r>
-        <m:r>
-          <m:rPr>
-            <m:sty m:val="p"/>
-          </m:rPr>
-          <m:t>(</m:t>
-        </m:r>
-        <m:r>
-          <m:rPr>
-            <m:sty m:val="p"/>
-          </m:rPr>
-          <m:t>m</m:t>
-        </m:r>
-        <m:r>
-          <m:rPr>
-            <m:sty m:val="p"/>
-          </m:rPr>
-          <m:t>o</m:t>
-        </m:r>
-        <m:r>
-          <m:rPr>
-            <m:sty m:val="p"/>
-          </m:rPr>
-          <m:t>l</m:t>
-        </m:r>
-        <m:r>
-          <m:rPr>
-            <m:sty m:val="p"/>
-          </m:rPr>
-          <m:t>⋅</m:t>
-        </m:r>
-        <m:r>
-          <m:rPr>
-            <m:sty m:val="p"/>
-          </m:rPr>
-          <m:t>c</m:t>
-        </m:r>
-        <m:r>
-          <m:rPr>
-            <m:sty m:val="p"/>
-          </m:rPr>
-          <m:t>m</m:t>
-        </m:r>
-        <m:r>
-          <m:rPr>
-            <m:sty m:val="p"/>
-          </m:rPr>
-          <m:t>)</m:t>
         </m:r>
       </m:oMath>
       <w:r>
@@ -32666,57 +33511,12 @@
     </w:p>
     <w:p>
       <w:pPr>
-        <w:pStyle w:val="Compact"/>
-        <w:numPr>
-          <w:ilvl w:val="0"/>
-          <w:numId w:val="1011"/>
-        </w:numPr>
+        <w:spacing w:before="160" w:after="80"/>
       </w:pPr>
-      <m:oMath>
-        <m:oMathPr>
-          <m:ctrlPr>
-            <w:rPr>
-              <w:sz w:val="28"/>
-              <w:szCs w:val="28"/>
-            </w:rPr>
-          </m:ctrlPr>
-        </m:oMathPr>
-        <m:r>
-          <m:t>2.1</m:t>
-        </m:r>
-        <m:r>
-          <m:t>μ</m:t>
-        </m:r>
-        <m:r>
-          <m:rPr>
-            <m:sty m:val="p"/>
-          </m:rPr>
-          <m:t>g</m:t>
-        </m:r>
-        <m:r>
-          <m:rPr>
-            <m:sty m:val="p"/>
-          </m:rPr>
-          <m:t>/</m:t>
-        </m:r>
-        <m:r>
-          <m:rPr>
-            <m:sty m:val="p"/>
-          </m:rPr>
-          <m:t>m</m:t>
-        </m:r>
-        <m:r>
-          <m:rPr>
-            <m:sty m:val="p"/>
-          </m:rPr>
-          <m:t>L</m:t>
-        </m:r>
-      </m:oMath>
-      <w:r>
-        <w:rPr>
-          <w:rFonts w:ascii="Times New Roman" w:hAnsi="Times New Roman" w:eastAsia="Times New Roman" w:cs="Times New Roman"/>
-        </w:rPr>
-        <w:t xml:space="preserve">。</w:t>
+      <w:r>
+        <w:pict>
+          <v:rect style="width:0;height:1.5pt" o:hralign="center" o:hrstd="t" o:hr="t"/>
+        </w:pict>
       </w:r>
     </w:p>
     <w:p>
@@ -32768,6 +33568,7 @@
     <w:p>
       <w:pPr>
         <w:pStyle w:val="BlockText"/>
+        <w:ind w:firstLine="420"/>
       </w:pPr>
       <w:r>
         <w:rPr>
@@ -32791,6 +33592,7 @@
     <w:p>
       <w:pPr>
         <w:pStyle w:val="FirstParagraph"/>
+        <w:ind w:firstLine="420"/>
       </w:pPr>
       <w:r>
         <w:rPr>
@@ -32832,6 +33634,7 @@
     <w:p>
       <w:pPr>
         <w:pStyle w:val="BodyText"/>
+        <w:ind w:firstLine="420"/>
       </w:pPr>
       <w:r>
         <w:rPr>
@@ -33112,6 +33915,16 @@
         </w:pict>
       </w:r>
     </w:p>
+    <w:p>
+      <w:pPr>
+        <w:spacing w:before="160" w:after="80"/>
+      </w:pPr>
+      <w:r>
+        <w:pict>
+          <v:rect style="width:0;height:1.5pt" o:hralign="center" o:hrstd="t" o:hr="t"/>
+        </w:pict>
+      </w:r>
+    </w:p>
     <w:bookmarkEnd w:id="61"/>
     <w:bookmarkStart w:id="62" w:name="第20题"/>
     <w:p>
@@ -33141,6 +33954,7 @@
     <w:p>
       <w:pPr>
         <w:pStyle w:val="BlockText"/>
+        <w:ind w:firstLine="420"/>
       </w:pPr>
       <w:r>
         <w:rPr>
@@ -33164,6 +33978,7 @@
     <w:p>
       <w:pPr>
         <w:pStyle w:val="FirstParagraph"/>
+        <w:ind w:firstLine="420"/>
       </w:pPr>
       <w:r>
         <w:rPr>
@@ -33409,6 +34224,7 @@
     <w:p>
       <w:pPr>
         <w:pStyle w:val="BodyText"/>
+        <w:ind w:firstLine="420"/>
       </w:pPr>
       <w:r>
         <w:rPr>
@@ -33428,6 +34244,7 @@
     <w:p>
       <w:pPr>
         <w:pStyle w:val="BodyText"/>
+        <w:ind w:firstLine="420"/>
       </w:pPr>
       <w:r>
         <w:rPr>
@@ -33565,6 +34382,7 @@
     <w:p>
       <w:pPr>
         <w:pStyle w:val="FirstParagraph"/>
+        <w:ind w:firstLine="420"/>
       </w:pPr>
       <w:r>
         <w:rPr>
@@ -33814,6 +34632,16 @@
         </w:pict>
       </w:r>
     </w:p>
+    <w:p>
+      <w:pPr>
+        <w:spacing w:before="160" w:after="80"/>
+      </w:pPr>
+      <w:r>
+        <w:pict>
+          <v:rect style="width:0;height:1.5pt" o:hralign="center" o:hrstd="t" o:hr="t"/>
+        </w:pict>
+      </w:r>
+    </w:p>
     <w:bookmarkEnd w:id="62"/>
     <w:bookmarkStart w:id="63" w:name="第21题"/>
     <w:p>
@@ -33843,6 +34671,7 @@
     <w:p>
       <w:pPr>
         <w:pStyle w:val="BlockText"/>
+        <w:ind w:firstLine="420"/>
       </w:pPr>
       <w:r>
         <w:rPr>
@@ -33878,6 +34707,7 @@
     <w:p>
       <w:pPr>
         <w:pStyle w:val="FirstParagraph"/>
+        <w:ind w:firstLine="420"/>
       </w:pPr>
       <w:r>
         <w:rPr>
@@ -33908,7 +34738,7 @@
       <w:pPr>
         <w:numPr>
           <w:ilvl w:val="0"/>
-          <w:numId w:val="1012"/>
+          <w:numId w:val="1014"/>
         </w:numPr>
       </w:pPr>
       <m:oMath>
@@ -34211,7 +35041,7 @@
       <w:pPr>
         <w:numPr>
           <w:ilvl w:val="0"/>
-          <w:numId w:val="1012"/>
+          <w:numId w:val="1014"/>
         </w:numPr>
       </w:pPr>
       <m:oMath>
@@ -34354,6 +35184,7 @@
     <w:p>
       <w:pPr>
         <w:pStyle w:val="FirstParagraph"/>
+        <w:ind w:firstLine="420"/>
       </w:pPr>
       <w:r>
         <w:rPr>
@@ -34373,6 +35204,7 @@
     <w:p>
       <w:pPr>
         <w:pStyle w:val="BodyText"/>
+        <w:ind w:firstLine="420"/>
       </w:pPr>
       <w:r>
         <w:rPr>
@@ -34410,6 +35242,7 @@
     <w:p>
       <w:pPr>
         <w:pStyle w:val="BodyText"/>
+        <w:ind w:firstLine="420"/>
       </w:pPr>
       <w:r>
         <w:rPr>
@@ -34475,6 +35308,7 @@
     <w:p>
       <w:pPr>
         <w:pStyle w:val="BodyText"/>
+        <w:ind w:firstLine="420"/>
       </w:pPr>
       <w:r>
         <w:rPr>
@@ -34514,8 +35348,9 @@
         <w:pStyle w:val="Compact"/>
         <w:numPr>
           <w:ilvl w:val="0"/>
-          <w:numId w:val="1013"/>
+          <w:numId w:val="1015"/>
         </w:numPr>
+        <w:ind w:firstLine="420"/>
       </w:pPr>
       <w:r>
         <w:rPr>
@@ -34633,6 +35468,7 @@
     <w:p>
       <w:pPr>
         <w:pStyle w:val="FirstParagraph"/>
+        <w:ind w:firstLine="420"/>
       </w:pPr>
       <w:r>
         <w:rPr>
@@ -34818,6 +35654,7 @@
     <w:p>
       <w:pPr>
         <w:pStyle w:val="BodyText"/>
+        <w:ind w:firstLine="420"/>
       </w:pPr>
       <w:r>
         <w:rPr>
@@ -34967,8 +35804,9 @@
         <w:pStyle w:val="Compact"/>
         <w:numPr>
           <w:ilvl w:val="0"/>
-          <w:numId w:val="1014"/>
+          <w:numId w:val="1016"/>
         </w:numPr>
+        <w:ind w:firstLine="420"/>
       </w:pPr>
       <w:r>
         <w:rPr>
@@ -35068,6 +35906,7 @@
     <w:p>
       <w:pPr>
         <w:pStyle w:val="FirstParagraph"/>
+        <w:ind w:firstLine="420"/>
       </w:pPr>
       <w:r>
         <w:rPr>
@@ -35224,6 +36063,7 @@
     <w:p>
       <w:pPr>
         <w:pStyle w:val="BodyText"/>
+        <w:ind w:firstLine="420"/>
       </w:pPr>
       <w:r>
         <w:rPr>
@@ -35333,6 +36173,16 @@
           <w:rFonts w:ascii="Times New Roman" w:hAnsi="Times New Roman" w:eastAsia="Times New Roman" w:cs="Times New Roman"/>
         </w:rPr>
         <w:t xml:space="preserve"> | Hg (+)</w:t>
+      </w:r>
+    </w:p>
+    <w:p>
+      <w:pPr>
+        <w:spacing w:before="160" w:after="80"/>
+      </w:pPr>
+      <w:r>
+        <w:pict>
+          <v:rect style="width:0;height:1.5pt" o:hralign="center" o:hrstd="t" o:hr="t"/>
+        </w:pict>
       </w:r>
     </w:p>
     <w:p>
@@ -35374,6 +36224,7 @@
     <w:p>
       <w:pPr>
         <w:pStyle w:val="BlockText"/>
+        <w:ind w:firstLine="420"/>
       </w:pPr>
       <w:r>
         <w:rPr>
@@ -35397,6 +36248,7 @@
     <w:p>
       <w:pPr>
         <w:pStyle w:val="FirstParagraph"/>
+        <w:ind w:firstLine="420"/>
       </w:pPr>
       <w:r>
         <w:rPr>
@@ -35588,6 +36440,7 @@
     <w:p>
       <w:pPr>
         <w:pStyle w:val="BodyText"/>
+        <w:ind w:firstLine="420"/>
       </w:pPr>
       <w:r>
         <w:rPr>
@@ -35607,6 +36460,7 @@
     <w:p>
       <w:pPr>
         <w:pStyle w:val="BodyText"/>
+        <w:ind w:firstLine="420"/>
       </w:pPr>
       <w:r>
         <w:rPr>
@@ -35623,6 +36477,16 @@
           <w:bCs/>
         </w:rPr>
         <w:t>：C</w:t>
+      </w:r>
+    </w:p>
+    <w:p>
+      <w:pPr>
+        <w:spacing w:before="160" w:after="80"/>
+      </w:pPr>
+      <w:r>
+        <w:pict>
+          <v:rect style="width:0;height:1.5pt" o:hralign="center" o:hrstd="t" o:hr="t"/>
+        </w:pict>
       </w:r>
     </w:p>
     <w:p>
@@ -35664,6 +36528,7 @@
     <w:p>
       <w:pPr>
         <w:pStyle w:val="BlockText"/>
+        <w:ind w:firstLine="420"/>
       </w:pPr>
       <w:r>
         <w:rPr>
@@ -35687,6 +36552,7 @@
     <w:p>
       <w:pPr>
         <w:pStyle w:val="FirstParagraph"/>
+        <w:ind w:firstLine="420"/>
       </w:pPr>
       <w:r>
         <w:rPr>
@@ -35715,14 +36581,12 @@
     </w:p>
     <w:p>
       <w:pPr>
-        <w:pStyle w:val="BodyText"/>
+        <w:numPr>
+          <w:ilvl w:val="0"/>
+          <w:numId w:val="1017"/>
+        </w:numPr>
+        <w:ind w:firstLine="420"/>
       </w:pPr>
-      <w:r>
-        <w:rPr>
-          <w:rFonts w:ascii="Times New Roman" w:hAnsi="Times New Roman" w:eastAsia="Times New Roman" w:cs="Times New Roman"/>
-        </w:rPr>
-        <w:t xml:space="preserve">4-1 </w:t>
-      </w:r>
       <w:r>
         <w:rPr>
           <w:rFonts w:hint="eastAsia" w:ascii="Times New Roman" w:hAnsi="Times New Roman" w:eastAsia="FangSong" w:cs="Times New Roman"/>
@@ -35848,14 +36712,12 @@
     </w:p>
     <w:p>
       <w:pPr>
-        <w:pStyle w:val="BodyText"/>
+        <w:numPr>
+          <w:ilvl w:val="0"/>
+          <w:numId w:val="1017"/>
+        </w:numPr>
+        <w:ind w:firstLine="420"/>
       </w:pPr>
-      <w:r>
-        <w:rPr>
-          <w:rFonts w:ascii="Times New Roman" w:hAnsi="Times New Roman" w:eastAsia="Times New Roman" w:cs="Times New Roman"/>
-        </w:rPr>
-        <w:t xml:space="preserve">4-2 </w:t>
-      </w:r>
       <w:r>
         <w:rPr>
           <w:rFonts w:hint="eastAsia" w:ascii="Times New Roman" w:hAnsi="Times New Roman" w:eastAsia="FangSong" w:cs="Times New Roman"/>
@@ -35968,14 +36830,12 @@
     </w:p>
     <w:p>
       <w:pPr>
-        <w:pStyle w:val="BodyText"/>
+        <w:numPr>
+          <w:ilvl w:val="0"/>
+          <w:numId w:val="1017"/>
+        </w:numPr>
+        <w:ind w:firstLine="420"/>
       </w:pPr>
-      <w:r>
-        <w:rPr>
-          <w:rFonts w:ascii="Times New Roman" w:hAnsi="Times New Roman" w:eastAsia="Times New Roman" w:cs="Times New Roman"/>
-        </w:rPr>
-        <w:t xml:space="preserve">4-3 </w:t>
-      </w:r>
       <w:r>
         <w:rPr>
           <w:rFonts w:hint="eastAsia" w:ascii="Times New Roman" w:hAnsi="Times New Roman" w:eastAsia="FangSong" w:cs="Times New Roman"/>
@@ -36174,14 +37034,12 @@
     </w:p>
     <w:p>
       <w:pPr>
-        <w:pStyle w:val="BodyText"/>
+        <w:numPr>
+          <w:ilvl w:val="0"/>
+          <w:numId w:val="1017"/>
+        </w:numPr>
+        <w:ind w:firstLine="420"/>
       </w:pPr>
-      <w:r>
-        <w:rPr>
-          <w:rFonts w:ascii="Times New Roman" w:hAnsi="Times New Roman" w:eastAsia="Times New Roman" w:cs="Times New Roman"/>
-        </w:rPr>
-        <w:t xml:space="preserve">4-4 </w:t>
-      </w:r>
       <w:r>
         <w:rPr>
           <w:rFonts w:hint="eastAsia" w:ascii="Times New Roman" w:hAnsi="Times New Roman" w:eastAsia="FangSong" w:cs="Times New Roman"/>
@@ -36301,14 +37159,12 @@
     </w:p>
     <w:p>
       <w:pPr>
-        <w:pStyle w:val="BodyText"/>
+        <w:numPr>
+          <w:ilvl w:val="0"/>
+          <w:numId w:val="1017"/>
+        </w:numPr>
+        <w:ind w:firstLine="420"/>
       </w:pPr>
-      <w:r>
-        <w:rPr>
-          <w:rFonts w:ascii="Times New Roman" w:hAnsi="Times New Roman" w:eastAsia="Times New Roman" w:cs="Times New Roman"/>
-        </w:rPr>
-        <w:t xml:space="preserve">4-5 </w:t>
-      </w:r>
       <w:r>
         <w:rPr>
           <w:rFonts w:hint="eastAsia" w:ascii="Times New Roman" w:hAnsi="Times New Roman" w:eastAsia="FangSong" w:cs="Times New Roman"/>
@@ -36360,7 +37216,8 @@
     </w:p>
     <w:p>
       <w:pPr>
-        <w:pStyle w:val="BodyText"/>
+        <w:pStyle w:val="FirstParagraph"/>
+        <w:ind w:firstLine="420"/>
       </w:pPr>
       <w:r>
         <w:rPr>
@@ -36379,20 +37236,12 @@
     </w:p>
     <w:p>
       <w:pPr>
-        <w:pStyle w:val="BodyText"/>
+        <w:numPr>
+          <w:ilvl w:val="0"/>
+          <w:numId w:val="1018"/>
+        </w:numPr>
+        <w:ind w:firstLine="420"/>
       </w:pPr>
-      <w:r>
-        <w:rPr>
-          <w:rFonts w:ascii="Times New Roman" w:hAnsi="Times New Roman" w:eastAsia="Times New Roman" w:cs="Times New Roman"/>
-        </w:rPr>
-        <w:t xml:space="preserve">4-1</w:t>
-      </w:r>
-      <w:r>
-        <w:rPr>
-          <w:rFonts w:ascii="Times New Roman" w:hAnsi="Times New Roman" w:eastAsia="Times New Roman" w:cs="Times New Roman"/>
-        </w:rPr>
-        <w:t xml:space="preserve"> </w:t>
-      </w:r>
       <m:oMath>
         <m:oMathPr>
           <m:ctrlPr>
@@ -36704,20 +37553,12 @@
     </w:p>
     <w:p>
       <w:pPr>
-        <w:pStyle w:val="BodyText"/>
+        <w:numPr>
+          <w:ilvl w:val="0"/>
+          <w:numId w:val="1018"/>
+        </w:numPr>
+        <w:ind w:firstLine="420"/>
       </w:pPr>
-      <w:r>
-        <w:rPr>
-          <w:rFonts w:ascii="Times New Roman" w:hAnsi="Times New Roman" w:eastAsia="Times New Roman" w:cs="Times New Roman"/>
-        </w:rPr>
-        <w:t xml:space="preserve">4-2</w:t>
-      </w:r>
-      <w:r>
-        <w:rPr>
-          <w:rFonts w:ascii="Times New Roman" w:hAnsi="Times New Roman" w:eastAsia="Times New Roman" w:cs="Times New Roman"/>
-        </w:rPr>
-        <w:t xml:space="preserve"> </w:t>
-      </w:r>
       <m:oMath>
         <m:oMathPr>
           <m:ctrlPr>
@@ -37012,7 +37853,7 @@
     </w:p>
     <w:p>
       <w:pPr>
-        <w:pStyle w:val="BodyText"/>
+        <w:pStyle w:val="FirstParagraph"/>
         <w:spacing w:before="160" w:after="80"/>
         <w:jc w:val="center"/>
       </w:pPr>
@@ -37064,20 +37905,11 @@
     </w:p>
     <w:p>
       <w:pPr>
-        <w:pStyle w:val="BodyText"/>
+        <w:numPr>
+          <w:ilvl w:val="0"/>
+          <w:numId w:val="1019"/>
+        </w:numPr>
       </w:pPr>
-      <w:r>
-        <w:rPr>
-          <w:rFonts w:ascii="Times New Roman" w:hAnsi="Times New Roman" w:eastAsia="Times New Roman" w:cs="Times New Roman"/>
-        </w:rPr>
-        <w:t xml:space="preserve">4-3</w:t>
-      </w:r>
-      <w:r>
-        <w:rPr>
-          <w:rFonts w:ascii="Times New Roman" w:hAnsi="Times New Roman" w:eastAsia="Times New Roman" w:cs="Times New Roman"/>
-        </w:rPr>
-        <w:t xml:space="preserve"> </w:t>
-      </w:r>
       <m:oMath>
         <m:oMathPr>
           <m:ctrlPr>
@@ -37226,23 +38058,20 @@
           <m:t>O</m:t>
         </m:r>
       </m:oMath>
+      <w:r>
+        <w:rPr>
+          <w:rFonts w:ascii="Times New Roman" w:hAnsi="Times New Roman" w:eastAsia="Times New Roman" w:cs="Times New Roman"/>
+        </w:rPr>
+        <w:t xml:space="preserve">​</w:t>
+      </w:r>
     </w:p>
     <w:p>
       <w:pPr>
-        <w:pStyle w:val="BodyText"/>
+        <w:numPr>
+          <w:ilvl w:val="0"/>
+          <w:numId w:val="1019"/>
+        </w:numPr>
       </w:pPr>
-      <w:r>
-        <w:rPr>
-          <w:rFonts w:ascii="Times New Roman" w:hAnsi="Times New Roman" w:eastAsia="Times New Roman" w:cs="Times New Roman"/>
-        </w:rPr>
-        <w:t xml:space="preserve">4-4</w:t>
-      </w:r>
-      <w:r>
-        <w:rPr>
-          <w:rFonts w:ascii="Times New Roman" w:hAnsi="Times New Roman" w:eastAsia="Times New Roman" w:cs="Times New Roman"/>
-        </w:rPr>
-        <w:t xml:space="preserve"> </w:t>
-      </w:r>
       <m:oMath>
         <m:oMathPr>
           <m:ctrlPr>
@@ -37433,23 +38262,21 @@
           <m:t>l</m:t>
         </m:r>
       </m:oMath>
+      <w:r>
+        <w:rPr>
+          <w:rFonts w:ascii="Times New Roman" w:hAnsi="Times New Roman" w:eastAsia="Times New Roman" w:cs="Times New Roman"/>
+        </w:rPr>
+        <w:t xml:space="preserve">​</w:t>
+      </w:r>
     </w:p>
     <w:p>
       <w:pPr>
-        <w:pStyle w:val="BodyText"/>
+        <w:numPr>
+          <w:ilvl w:val="0"/>
+          <w:numId w:val="1019"/>
+        </w:numPr>
+        <w:ind w:firstLine="420"/>
       </w:pPr>
-      <w:r>
-        <w:rPr>
-          <w:rFonts w:ascii="Times New Roman" w:hAnsi="Times New Roman" w:eastAsia="Times New Roman" w:cs="Times New Roman"/>
-        </w:rPr>
-        <w:t xml:space="preserve">4-5</w:t>
-      </w:r>
-      <w:r>
-        <w:rPr>
-          <w:rFonts w:ascii="Times New Roman" w:hAnsi="Times New Roman" w:eastAsia="Times New Roman" w:cs="Times New Roman"/>
-        </w:rPr>
-        <w:t xml:space="preserve"> </w:t>
-      </w:r>
       <m:oMath>
         <m:oMathPr>
           <m:ctrlPr>
@@ -37887,20 +38714,12 @@
     </w:p>
     <w:p>
       <w:pPr>
-        <w:pStyle w:val="BodyText"/>
+        <w:numPr>
+          <w:ilvl w:val="0"/>
+          <w:numId w:val="1019"/>
+        </w:numPr>
+        <w:ind w:firstLine="420"/>
       </w:pPr>
-      <w:r>
-        <w:rPr>
-          <w:rFonts w:ascii="Times New Roman" w:hAnsi="Times New Roman" w:eastAsia="Times New Roman" w:cs="Times New Roman"/>
-        </w:rPr>
-        <w:t xml:space="preserve">4-1</w:t>
-      </w:r>
-      <w:r>
-        <w:rPr>
-          <w:rFonts w:ascii="Times New Roman" w:hAnsi="Times New Roman" w:eastAsia="Times New Roman" w:cs="Times New Roman"/>
-        </w:rPr>
-        <w:t xml:space="preserve"> </w:t>
-      </w:r>
       <m:oMath>
         <m:oMathPr>
           <m:ctrlPr>
@@ -38227,7 +39046,7 @@
     </w:p>
     <w:p>
       <w:pPr>
-        <w:pStyle w:val="BodyText"/>
+        <w:pStyle w:val="FirstParagraph"/>
         <w:spacing w:before="160" w:after="80"/>
         <w:jc w:val="center"/>
       </w:pPr>
@@ -38279,20 +39098,11 @@
     </w:p>
     <w:p>
       <w:pPr>
-        <w:pStyle w:val="BodyText"/>
+        <w:numPr>
+          <w:ilvl w:val="0"/>
+          <w:numId w:val="1020"/>
+        </w:numPr>
       </w:pPr>
-      <w:r>
-        <w:rPr>
-          <w:rFonts w:ascii="Times New Roman" w:hAnsi="Times New Roman" w:eastAsia="Times New Roman" w:cs="Times New Roman"/>
-        </w:rPr>
-        <w:t xml:space="preserve">4-3</w:t>
-      </w:r>
-      <w:r>
-        <w:rPr>
-          <w:rFonts w:ascii="Times New Roman" w:hAnsi="Times New Roman" w:eastAsia="Times New Roman" w:cs="Times New Roman"/>
-        </w:rPr>
-        <w:t xml:space="preserve"> </w:t>
-      </w:r>
       <m:oMath>
         <m:oMathPr>
           <m:ctrlPr>
@@ -38441,23 +39251,20 @@
           <m:t>O</m:t>
         </m:r>
       </m:oMath>
+      <w:r>
+        <w:rPr>
+          <w:rFonts w:ascii="Times New Roman" w:hAnsi="Times New Roman" w:eastAsia="Times New Roman" w:cs="Times New Roman"/>
+        </w:rPr>
+        <w:t xml:space="preserve">​</w:t>
+      </w:r>
     </w:p>
     <w:p>
       <w:pPr>
-        <w:pStyle w:val="BodyText"/>
+        <w:numPr>
+          <w:ilvl w:val="0"/>
+          <w:numId w:val="1020"/>
+        </w:numPr>
       </w:pPr>
-      <w:r>
-        <w:rPr>
-          <w:rFonts w:ascii="Times New Roman" w:hAnsi="Times New Roman" w:eastAsia="Times New Roman" w:cs="Times New Roman"/>
-        </w:rPr>
-        <w:t xml:space="preserve">4-4</w:t>
-      </w:r>
-      <w:r>
-        <w:rPr>
-          <w:rFonts w:ascii="Times New Roman" w:hAnsi="Times New Roman" w:eastAsia="Times New Roman" w:cs="Times New Roman"/>
-        </w:rPr>
-        <w:t xml:space="preserve"> </w:t>
-      </w:r>
       <m:oMath>
         <m:oMathPr>
           <m:ctrlPr>
@@ -38648,23 +39455,21 @@
           <m:t>l</m:t>
         </m:r>
       </m:oMath>
+      <w:r>
+        <w:rPr>
+          <w:rFonts w:ascii="Times New Roman" w:hAnsi="Times New Roman" w:eastAsia="Times New Roman" w:cs="Times New Roman"/>
+        </w:rPr>
+        <w:t xml:space="preserve">​</w:t>
+      </w:r>
     </w:p>
     <w:p>
       <w:pPr>
-        <w:pStyle w:val="BodyText"/>
+        <w:numPr>
+          <w:ilvl w:val="0"/>
+          <w:numId w:val="1020"/>
+        </w:numPr>
+        <w:ind w:firstLine="420"/>
       </w:pPr>
-      <w:r>
-        <w:rPr>
-          <w:rFonts w:ascii="Times New Roman" w:hAnsi="Times New Roman" w:eastAsia="Times New Roman" w:cs="Times New Roman"/>
-        </w:rPr>
-        <w:t xml:space="preserve">4-5</w:t>
-      </w:r>
-      <w:r>
-        <w:rPr>
-          <w:rFonts w:ascii="Times New Roman" w:hAnsi="Times New Roman" w:eastAsia="Times New Roman" w:cs="Times New Roman"/>
-        </w:rPr>
-        <w:t xml:space="preserve"> </w:t>
-      </w:r>
       <m:oMath>
         <m:oMathPr>
           <m:ctrlPr>
@@ -39110,6 +39915,16 @@
         </w:pict>
       </w:r>
     </w:p>
+    <w:p>
+      <w:pPr>
+        <w:spacing w:before="160" w:after="80"/>
+      </w:pPr>
+      <w:r>
+        <w:pict>
+          <v:rect style="width:0;height:1.5pt" o:hralign="center" o:hrstd="t" o:hr="t"/>
+        </w:pict>
+      </w:r>
+    </w:p>
     <w:bookmarkEnd w:id="70"/>
     <w:bookmarkStart w:id="74" w:name="第24题"/>
     <w:p>
@@ -39139,6 +39954,7 @@
     <w:p>
       <w:pPr>
         <w:pStyle w:val="BlockText"/>
+        <w:ind w:firstLine="420"/>
       </w:pPr>
       <w:r>
         <w:rPr>
@@ -39162,6 +39978,7 @@
     <w:p>
       <w:pPr>
         <w:pStyle w:val="FirstParagraph"/>
+        <w:ind w:firstLine="420"/>
       </w:pPr>
       <w:r>
         <w:rPr>
@@ -39545,6 +40362,7 @@
     <w:p>
       <w:pPr>
         <w:pStyle w:val="FirstParagraph"/>
+        <w:ind w:firstLine="420"/>
       </w:pPr>
       <w:r>
         <w:rPr>
@@ -39552,7 +40370,7 @@
           <w:b/>
           <w:bCs/>
         </w:rPr>
-        <w:t xml:space="preserve">4-1</w:t>
+        <w:t xml:space="preserve">(1)</w:t>
       </w:r>
       <w:r>
         <w:rPr>
@@ -39633,6 +40451,7 @@
     <w:p>
       <w:pPr>
         <w:pStyle w:val="BodyText"/>
+        <w:ind w:firstLine="420"/>
       </w:pPr>
       <w:r>
         <w:rPr>
@@ -39640,7 +40459,7 @@
           <w:b/>
           <w:bCs/>
         </w:rPr>
-        <w:t xml:space="preserve">4-2</w:t>
+        <w:t xml:space="preserve">(2)</w:t>
       </w:r>
       <w:r>
         <w:rPr>
@@ -39789,6 +40608,7 @@
     <w:p>
       <w:pPr>
         <w:pStyle w:val="BodyText"/>
+        <w:ind w:firstLine="420"/>
       </w:pPr>
       <w:r>
         <w:rPr>
@@ -39796,7 +40616,7 @@
           <w:b/>
           <w:bCs/>
         </w:rPr>
-        <w:t xml:space="preserve">4-3</w:t>
+        <w:t xml:space="preserve">(3)</w:t>
       </w:r>
       <w:r>
         <w:rPr>
@@ -39962,6 +40782,7 @@
     <w:p>
       <w:pPr>
         <w:pStyle w:val="BodyText"/>
+        <w:ind w:firstLine="420"/>
       </w:pPr>
       <w:r>
         <w:rPr>
@@ -39981,6 +40802,7 @@
     <w:p>
       <w:pPr>
         <w:pStyle w:val="BodyText"/>
+        <w:ind w:firstLine="420"/>
       </w:pPr>
       <w:r>
         <w:rPr>
@@ -39988,7 +40810,7 @@
           <w:b/>
           <w:bCs/>
         </w:rPr>
-        <w:t xml:space="preserve">4-1</w:t>
+        <w:t xml:space="preserve">(1)</w:t>
       </w:r>
       <w:r>
         <w:rPr>
@@ -40409,7 +41231,7 @@
           <w:b/>
           <w:bCs/>
         </w:rPr>
-        <w:t xml:space="preserve">4-2</w:t>
+        <w:t xml:space="preserve">(2)</w:t>
       </w:r>
     </w:p>
     <w:p>
@@ -40611,7 +41433,7 @@
           <w:b/>
           <w:bCs/>
         </w:rPr>
-        <w:t xml:space="preserve">4-3</w:t>
+        <w:t xml:space="preserve">(3)</w:t>
       </w:r>
     </w:p>
     <w:p>
@@ -40859,6 +41681,7 @@
     <w:p>
       <w:pPr>
         <w:pStyle w:val="FirstParagraph"/>
+        <w:ind w:firstLine="420"/>
       </w:pPr>
       <w:r>
         <w:rPr>
@@ -41287,6 +42110,16 @@
         </w:pict>
       </w:r>
     </w:p>
+    <w:p>
+      <w:pPr>
+        <w:spacing w:before="160" w:after="80"/>
+      </w:pPr>
+      <w:r>
+        <w:pict>
+          <v:rect style="width:0;height:1.5pt" o:hralign="center" o:hrstd="t" o:hr="t"/>
+        </w:pict>
+      </w:r>
+    </w:p>
     <w:bookmarkEnd w:id="74"/>
     <w:bookmarkStart w:id="78" w:name="第25题"/>
     <w:p>
@@ -41316,6 +42149,7 @@
     <w:p>
       <w:pPr>
         <w:pStyle w:val="BlockText"/>
+        <w:ind w:firstLine="420"/>
       </w:pPr>
       <w:r>
         <w:rPr>
@@ -41339,6 +42173,7 @@
     <w:p>
       <w:pPr>
         <w:pStyle w:val="FirstParagraph"/>
+        <w:ind w:firstLine="420"/>
       </w:pPr>
       <w:r>
         <w:rPr>
@@ -41409,6 +42244,7 @@
       <w:pPr>
         <w:pStyle w:val="BodyText"/>
         <w:spacing w:after="80"/>
+        <w:ind w:firstLine="420"/>
       </w:pPr>
       <w:r>
         <w:rPr>
@@ -41434,6 +42270,15 @@
         <w:tblStyle w:val="Table"/>
         <w:tblW w:type="auto" w:w="0"/>
         <w:tblLook w:firstRow="1" w:lastRow="0" w:firstColumn="0" w:lastColumn="0" w:noHBand="0" w:noVBand="0" w:val="0020"/>
+        <w:jc w:val="center"/>
+        <w:tblBorders>
+          <w:top w:val="single" w:sz="12" w:space="0" w:color="333333"/>
+          <w:bottom w:val="single" w:sz="12" w:space="0" w:color="333333"/>
+          <w:left w:val="none"/>
+          <w:right w:val="none"/>
+          <w:insideH w:val="none"/>
+          <w:insideV w:val="none"/>
+        </w:tblBorders>
       </w:tblPr>
       <w:tblGrid>
         <w:gridCol w:w="1980"/>
@@ -41446,7 +42291,11 @@
           <w:tblHeader w:val="on"/>
         </w:trPr>
         <w:tc>
-          <w:tcPr/>
+          <w:tcPr>
+            <w:tcBorders>
+              <w:bottom w:val="single" w:sz="6" w:space="0" w:color="333333"/>
+            </w:tcBorders>
+          </w:tcPr>
           <w:p>
             <w:pPr>
               <w:pStyle w:val="Compact"/>
@@ -41462,7 +42311,11 @@
           </w:p>
         </w:tc>
         <w:tc>
-          <w:tcPr/>
+          <w:tcPr>
+            <w:tcBorders>
+              <w:bottom w:val="single" w:sz="6" w:space="0" w:color="333333"/>
+            </w:tcBorders>
+          </w:tcPr>
           <w:p>
             <w:pPr>
               <w:pStyle w:val="Compact"/>
@@ -41478,7 +42331,11 @@
           </w:p>
         </w:tc>
         <w:tc>
-          <w:tcPr/>
+          <w:tcPr>
+            <w:tcBorders>
+              <w:bottom w:val="single" w:sz="6" w:space="0" w:color="333333"/>
+            </w:tcBorders>
+          </w:tcPr>
           <w:p>
             <w:pPr>
               <w:pStyle w:val="Compact"/>
@@ -41494,7 +42351,11 @@
           </w:p>
         </w:tc>
         <w:tc>
-          <w:tcPr/>
+          <w:tcPr>
+            <w:tcBorders>
+              <w:bottom w:val="single" w:sz="6" w:space="0" w:color="333333"/>
+            </w:tcBorders>
+          </w:tcPr>
           <w:p>
             <w:pPr>
               <w:pStyle w:val="Compact"/>
@@ -41689,6 +42550,7 @@
       <w:pPr>
         <w:pStyle w:val="BodyText"/>
         <w:spacing w:before="120"/>
+        <w:ind w:firstLine="420"/>
       </w:pPr>
       <w:r>
         <w:rPr>
@@ -41743,6 +42605,312 @@
           <w:rFonts w:hint="eastAsia" w:ascii="Times New Roman" w:hAnsi="Times New Roman" w:eastAsia="Times New Roman" w:cs="Times New Roman"/>
         </w:rPr>
         <w:t>。</w:t>
+      </w:r>
+    </w:p>
+    <w:p>
+      <w:pPr>
+        <w:pStyle w:val="BodyText"/>
+        <w:ind w:firstLine="420"/>
+      </w:pPr>
+      <w:r>
+        <w:rPr>
+          <w:rFonts w:ascii="Times New Roman" w:hAnsi="Times New Roman" w:eastAsia="Times New Roman" w:cs="Times New Roman"/>
+          <w:b/>
+          <w:bCs/>
+        </w:rPr>
+        <w:t xml:space="preserve">(1)</w:t>
+      </w:r>
+      <w:r>
+        <w:rPr>
+          <w:rFonts w:ascii="Times New Roman" w:hAnsi="Times New Roman" w:eastAsia="Times New Roman" w:cs="Times New Roman"/>
+        </w:rPr>
+        <w:t xml:space="preserve"> </w:t>
+      </w:r>
+      <w:r>
+        <w:rPr>
+          <w:rFonts w:hint="eastAsia" w:ascii="Times New Roman" w:hAnsi="Times New Roman" w:eastAsia="FangSong" w:cs="Times New Roman"/>
+        </w:rPr>
+        <w:t xml:space="preserve">写一个表示</w:t>
+      </w:r>
+      <w:r>
+        <w:rPr>
+          <w:rFonts w:ascii="Times New Roman" w:hAnsi="Times New Roman" w:eastAsia="Times New Roman" w:cs="Times New Roman"/>
+        </w:rPr>
+        <w:t xml:space="preserve"> δ_obs </w:t>
+      </w:r>
+      <w:r>
+        <w:rPr>
+          <w:rFonts w:hint="eastAsia" w:ascii="Times New Roman" w:hAnsi="Times New Roman" w:eastAsia="FangSong" w:cs="Times New Roman"/>
+        </w:rPr>
+        <w:t>的表达式</w:t>
+      </w:r>
+      <w:r>
+        <w:rPr>
+          <w:rFonts w:hint="eastAsia" w:ascii="Times New Roman" w:hAnsi="Times New Roman" w:eastAsia="Times New Roman" w:cs="Times New Roman"/>
+        </w:rPr>
+        <w:t>。</w:t>
+      </w:r>
+    </w:p>
+    <w:p>
+      <w:pPr>
+        <w:pStyle w:val="BodyText"/>
+        <w:ind w:firstLine="420"/>
+      </w:pPr>
+      <w:r>
+        <w:rPr>
+          <w:rFonts w:ascii="Times New Roman" w:hAnsi="Times New Roman" w:eastAsia="Times New Roman" w:cs="Times New Roman"/>
+          <w:b/>
+          <w:bCs/>
+        </w:rPr>
+        <w:t xml:space="preserve">(2)</w:t>
+      </w:r>
+      <w:r>
+        <w:rPr>
+          <w:rFonts w:ascii="Times New Roman" w:hAnsi="Times New Roman" w:eastAsia="Times New Roman" w:cs="Times New Roman"/>
+        </w:rPr>
+        <w:t xml:space="preserve"> </w:t>
+      </w:r>
+      <w:r>
+        <w:rPr>
+          <w:rFonts w:hint="eastAsia" w:ascii="Times New Roman" w:hAnsi="Times New Roman" w:eastAsia="FangSong" w:cs="Times New Roman"/>
+        </w:rPr>
+        <w:t xml:space="preserve">写一个用</w:t>
+      </w:r>
+      <w:r>
+        <w:rPr>
+          <w:rFonts w:ascii="Times New Roman" w:hAnsi="Times New Roman" w:eastAsia="Times New Roman" w:cs="Times New Roman"/>
+        </w:rPr>
+        <w:t xml:space="preserve"> δ_obs、δ_h、δ_f </w:t>
+      </w:r>
+      <w:r>
+        <w:rPr>
+          <w:rFonts w:hint="eastAsia" w:ascii="Times New Roman" w:hAnsi="Times New Roman" w:eastAsia="FangSong" w:cs="Times New Roman"/>
+        </w:rPr>
+        <w:t xml:space="preserve">表示反应</w:t>
+      </w:r>
+      <w:r>
+        <w:rPr>
+          <w:rFonts w:ascii="Times New Roman" w:hAnsi="Times New Roman" w:eastAsia="Times New Roman" w:cs="Times New Roman"/>
+        </w:rPr>
+        <w:t xml:space="preserve"> A⇌B </w:t>
+      </w:r>
+      <w:r>
+        <w:rPr>
+          <w:rFonts w:hint="eastAsia" w:ascii="Times New Roman" w:hAnsi="Times New Roman" w:eastAsia="FangSong" w:cs="Times New Roman"/>
+        </w:rPr>
+        <w:t xml:space="preserve">平衡常数</w:t>
+      </w:r>
+      <w:r>
+        <w:rPr>
+          <w:rFonts w:ascii="Times New Roman" w:hAnsi="Times New Roman" w:eastAsia="Times New Roman" w:cs="Times New Roman"/>
+        </w:rPr>
+        <w:t xml:space="preserve"> K </w:t>
+      </w:r>
+      <w:r>
+        <w:rPr>
+          <w:rFonts w:hint="eastAsia" w:ascii="Times New Roman" w:hAnsi="Times New Roman" w:eastAsia="FangSong" w:cs="Times New Roman"/>
+        </w:rPr>
+        <w:t>的表达式</w:t>
+      </w:r>
+      <w:r>
+        <w:rPr>
+          <w:rFonts w:hint="eastAsia" w:ascii="Times New Roman" w:hAnsi="Times New Roman" w:eastAsia="Times New Roman" w:cs="Times New Roman"/>
+        </w:rPr>
+        <w:t>。</w:t>
+      </w:r>
+    </w:p>
+    <w:p>
+      <w:pPr>
+        <w:pStyle w:val="BodyText"/>
+        <w:ind w:firstLine="420"/>
+      </w:pPr>
+      <w:r>
+        <w:rPr>
+          <w:rFonts w:ascii="Times New Roman" w:hAnsi="Times New Roman" w:eastAsia="Times New Roman" w:cs="Times New Roman"/>
+          <w:b/>
+          <w:bCs/>
+        </w:rPr>
+        <w:t xml:space="preserve">(3)</w:t>
+      </w:r>
+      <w:r>
+        <w:rPr>
+          <w:rFonts w:ascii="Times New Roman" w:hAnsi="Times New Roman" w:eastAsia="Times New Roman" w:cs="Times New Roman"/>
+        </w:rPr>
+        <w:t xml:space="preserve"> </w:t>
+      </w:r>
+      <w:r>
+        <w:rPr>
+          <w:rFonts w:hint="eastAsia" w:ascii="Times New Roman" w:hAnsi="Times New Roman" w:eastAsia="FangSong" w:cs="Times New Roman"/>
+        </w:rPr>
+        <w:t xml:space="preserve">已知</w:t>
+      </w:r>
+      <w:r>
+        <w:rPr>
+          <w:rFonts w:ascii="Times New Roman" w:hAnsi="Times New Roman" w:eastAsia="Times New Roman" w:cs="Times New Roman"/>
+        </w:rPr>
+        <w:t xml:space="preserve"> δ_h=8.4 </w:t>
+      </w:r>
+      <w:r>
+        <w:rPr>
+          <w:rFonts w:hint="eastAsia" w:ascii="Times New Roman" w:hAnsi="Times New Roman" w:eastAsia="Times New Roman" w:cs="Times New Roman"/>
+        </w:rPr>
+        <w:t xml:space="preserve">ppm，δ_f=5.7</w:t>
+      </w:r>
+      <w:r>
+        <w:rPr>
+          <w:rFonts w:ascii="Times New Roman" w:hAnsi="Times New Roman" w:eastAsia="Times New Roman" w:cs="Times New Roman"/>
+        </w:rPr>
+        <w:t xml:space="preserve"> </w:t>
+      </w:r>
+      <w:r>
+        <w:rPr>
+          <w:rFonts w:hint="eastAsia" w:ascii="Times New Roman" w:hAnsi="Times New Roman" w:eastAsia="Times New Roman" w:cs="Times New Roman"/>
+        </w:rPr>
+        <w:t>ppm，</w:t>
+      </w:r>
+      <w:r>
+        <w:rPr>
+          <w:rFonts w:hint="eastAsia" w:ascii="Times New Roman" w:hAnsi="Times New Roman" w:eastAsia="FangSong" w:cs="Times New Roman"/>
+        </w:rPr>
+        <w:t>计算各温度下的</w:t>
+      </w:r>
+      <w:r>
+        <w:rPr>
+          <w:rFonts w:ascii="Times New Roman" w:hAnsi="Times New Roman" w:eastAsia="Times New Roman" w:cs="Times New Roman"/>
+        </w:rPr>
+        <w:t xml:space="preserve"> K。</w:t>
+      </w:r>
+    </w:p>
+    <w:p>
+      <w:pPr>
+        <w:pStyle w:val="BodyText"/>
+        <w:ind w:firstLine="420"/>
+      </w:pPr>
+      <w:r>
+        <w:rPr>
+          <w:rFonts w:ascii="Times New Roman" w:hAnsi="Times New Roman" w:eastAsia="Times New Roman" w:cs="Times New Roman"/>
+          <w:b/>
+          <w:bCs/>
+        </w:rPr>
+        <w:t xml:space="preserve">(4)</w:t>
+      </w:r>
+      <w:r>
+        <w:rPr>
+          <w:rFonts w:ascii="Times New Roman" w:hAnsi="Times New Roman" w:eastAsia="Times New Roman" w:cs="Times New Roman"/>
+        </w:rPr>
+        <w:t xml:space="preserve"> </w:t>
+      </w:r>
+      <w:r>
+        <w:rPr>
+          <w:rFonts w:hint="eastAsia" w:ascii="Times New Roman" w:hAnsi="Times New Roman" w:eastAsia="FangSong" w:cs="Times New Roman"/>
+        </w:rPr>
+        <w:t>通过画适当函数图像</w:t>
+      </w:r>
+      <w:r>
+        <w:rPr>
+          <w:rFonts w:hint="eastAsia" w:ascii="Times New Roman" w:hAnsi="Times New Roman" w:eastAsia="Times New Roman" w:cs="Times New Roman"/>
+        </w:rPr>
+        <w:t>，</w:t>
+      </w:r>
+      <w:r>
+        <w:rPr>
+          <w:rFonts w:hint="eastAsia" w:ascii="Times New Roman" w:hAnsi="Times New Roman" w:eastAsia="FangSong" w:cs="Times New Roman"/>
+        </w:rPr>
+        <w:t>计算</w:t>
+      </w:r>
+      <w:r>
+        <w:rPr>
+          <w:rFonts w:ascii="Times New Roman" w:hAnsi="Times New Roman" w:eastAsia="Times New Roman" w:cs="Times New Roman"/>
+        </w:rPr>
+        <w:t xml:space="preserve"> 300 K </w:t>
+      </w:r>
+      <w:r>
+        <w:rPr>
+          <w:rFonts w:hint="eastAsia" w:ascii="Times New Roman" w:hAnsi="Times New Roman" w:eastAsia="FangSong" w:cs="Times New Roman"/>
+        </w:rPr>
+        <w:t xml:space="preserve">下</w:t>
+      </w:r>
+      <w:r>
+        <w:rPr>
+          <w:rFonts w:ascii="Times New Roman" w:hAnsi="Times New Roman" w:eastAsia="Times New Roman" w:cs="Times New Roman"/>
+        </w:rPr>
+        <w:t xml:space="preserve"> A→B </w:t>
+      </w:r>
+      <w:r>
+        <w:rPr>
+          <w:rFonts w:hint="eastAsia" w:ascii="Times New Roman" w:hAnsi="Times New Roman" w:eastAsia="FangSong" w:cs="Times New Roman"/>
+        </w:rPr>
+        <w:t>的标准焓变和熵变</w:t>
+      </w:r>
+      <w:r>
+        <w:rPr>
+          <w:rFonts w:hint="eastAsia" w:ascii="Times New Roman" w:hAnsi="Times New Roman" w:eastAsia="Times New Roman" w:cs="Times New Roman"/>
+        </w:rPr>
+        <w:t>。</w:t>
+      </w:r>
+    </w:p>
+    <w:p>
+      <w:pPr>
+        <w:pStyle w:val="BodyText"/>
+        <w:ind w:firstLine="420"/>
+      </w:pPr>
+      <w:r>
+        <w:rPr>
+          <w:rFonts w:ascii="Times New Roman" w:hAnsi="Times New Roman" w:eastAsia="Times New Roman" w:cs="Times New Roman"/>
+          <w:b/>
+          <w:bCs/>
+        </w:rPr>
+        <w:t xml:space="preserve">(5)</w:t>
+      </w:r>
+      <w:r>
+        <w:rPr>
+          <w:rFonts w:ascii="Times New Roman" w:hAnsi="Times New Roman" w:eastAsia="Times New Roman" w:cs="Times New Roman"/>
+        </w:rPr>
+        <w:t xml:space="preserve"> </w:t>
+      </w:r>
+      <w:r>
+        <w:rPr>
+          <w:rFonts w:hint="eastAsia" w:ascii="Times New Roman" w:hAnsi="Times New Roman" w:eastAsia="FangSong" w:cs="Times New Roman"/>
+        </w:rPr>
+        <w:t xml:space="preserve">讨论第</w:t>
+      </w:r>
+      <w:r>
+        <w:rPr>
+          <w:rFonts w:ascii="Times New Roman" w:hAnsi="Times New Roman" w:eastAsia="Times New Roman" w:cs="Times New Roman"/>
+        </w:rPr>
+        <w:t xml:space="preserve"> 2 </w:t>
+      </w:r>
+      <w:r>
+        <w:rPr>
+          <w:rFonts w:hint="eastAsia" w:ascii="Times New Roman" w:hAnsi="Times New Roman" w:eastAsia="FangSong" w:cs="Times New Roman"/>
+        </w:rPr>
+        <w:t>问的重要意义</w:t>
+      </w:r>
+      <w:r>
+        <w:rPr>
+          <w:rFonts w:hint="eastAsia" w:ascii="Times New Roman" w:hAnsi="Times New Roman" w:eastAsia="Times New Roman" w:cs="Times New Roman"/>
+        </w:rPr>
+        <w:t>。</w:t>
+      </w:r>
+    </w:p>
+    <w:p>
+      <w:pPr>
+        <w:pStyle w:val="BodyText"/>
+        <w:ind w:firstLine="420"/>
+      </w:pPr>
+      <w:r>
+        <w:rPr>
+          <w:rFonts w:hint="eastAsia" w:ascii="Times New Roman" w:hAnsi="Times New Roman" w:eastAsia="FangSong" w:cs="Times New Roman"/>
+          <w:b/>
+          <w:bCs/>
+        </w:rPr>
+        <w:t xml:space="preserve">参考答案</w:t>
+      </w:r>
+      <w:r>
+        <w:rPr>
+          <w:rFonts w:hint="eastAsia" w:ascii="Times New Roman" w:hAnsi="Times New Roman" w:eastAsia="Times New Roman" w:cs="Times New Roman"/>
+        </w:rPr>
+        <w:t xml:space="preserve">：</w:t>
       </w:r>
     </w:p>
     <w:p>
@@ -41755,307 +42923,7 @@
           <w:b/>
           <w:bCs/>
         </w:rPr>
-        <w:t xml:space="preserve">6-1</w:t>
-      </w:r>
-      <w:r>
-        <w:rPr>
-          <w:rFonts w:ascii="Times New Roman" w:hAnsi="Times New Roman" w:eastAsia="Times New Roman" w:cs="Times New Roman"/>
-        </w:rPr>
-        <w:t xml:space="preserve"> </w:t>
-      </w:r>
-      <w:r>
-        <w:rPr>
-          <w:rFonts w:hint="eastAsia" w:ascii="Times New Roman" w:hAnsi="Times New Roman" w:eastAsia="FangSong" w:cs="Times New Roman"/>
-        </w:rPr>
-        <w:t xml:space="preserve">写一个表示</w:t>
-      </w:r>
-      <w:r>
-        <w:rPr>
-          <w:rFonts w:ascii="Times New Roman" w:hAnsi="Times New Roman" w:eastAsia="Times New Roman" w:cs="Times New Roman"/>
-        </w:rPr>
-        <w:t xml:space="preserve"> δ_obs </w:t>
-      </w:r>
-      <w:r>
-        <w:rPr>
-          <w:rFonts w:hint="eastAsia" w:ascii="Times New Roman" w:hAnsi="Times New Roman" w:eastAsia="FangSong" w:cs="Times New Roman"/>
-        </w:rPr>
-        <w:t>的表达式</w:t>
-      </w:r>
-      <w:r>
-        <w:rPr>
-          <w:rFonts w:hint="eastAsia" w:ascii="Times New Roman" w:hAnsi="Times New Roman" w:eastAsia="Times New Roman" w:cs="Times New Roman"/>
-        </w:rPr>
-        <w:t>。</w:t>
-      </w:r>
-    </w:p>
-    <w:p>
-      <w:pPr>
-        <w:pStyle w:val="BodyText"/>
-      </w:pPr>
-      <w:r>
-        <w:rPr>
-          <w:rFonts w:ascii="Times New Roman" w:hAnsi="Times New Roman" w:eastAsia="Times New Roman" w:cs="Times New Roman"/>
-          <w:b/>
-          <w:bCs/>
-        </w:rPr>
-        <w:t xml:space="preserve">6-2</w:t>
-      </w:r>
-      <w:r>
-        <w:rPr>
-          <w:rFonts w:ascii="Times New Roman" w:hAnsi="Times New Roman" w:eastAsia="Times New Roman" w:cs="Times New Roman"/>
-        </w:rPr>
-        <w:t xml:space="preserve"> </w:t>
-      </w:r>
-      <w:r>
-        <w:rPr>
-          <w:rFonts w:hint="eastAsia" w:ascii="Times New Roman" w:hAnsi="Times New Roman" w:eastAsia="FangSong" w:cs="Times New Roman"/>
-        </w:rPr>
-        <w:t xml:space="preserve">写一个用</w:t>
-      </w:r>
-      <w:r>
-        <w:rPr>
-          <w:rFonts w:ascii="Times New Roman" w:hAnsi="Times New Roman" w:eastAsia="Times New Roman" w:cs="Times New Roman"/>
-        </w:rPr>
-        <w:t xml:space="preserve"> δ_obs、δ_h、δ_f </w:t>
-      </w:r>
-      <w:r>
-        <w:rPr>
-          <w:rFonts w:hint="eastAsia" w:ascii="Times New Roman" w:hAnsi="Times New Roman" w:eastAsia="FangSong" w:cs="Times New Roman"/>
-        </w:rPr>
-        <w:t xml:space="preserve">表示反应</w:t>
-      </w:r>
-      <w:r>
-        <w:rPr>
-          <w:rFonts w:ascii="Times New Roman" w:hAnsi="Times New Roman" w:eastAsia="Times New Roman" w:cs="Times New Roman"/>
-        </w:rPr>
-        <w:t xml:space="preserve"> A⇌B </w:t>
-      </w:r>
-      <w:r>
-        <w:rPr>
-          <w:rFonts w:hint="eastAsia" w:ascii="Times New Roman" w:hAnsi="Times New Roman" w:eastAsia="FangSong" w:cs="Times New Roman"/>
-        </w:rPr>
-        <w:t xml:space="preserve">平衡常数</w:t>
-      </w:r>
-      <w:r>
-        <w:rPr>
-          <w:rFonts w:ascii="Times New Roman" w:hAnsi="Times New Roman" w:eastAsia="Times New Roman" w:cs="Times New Roman"/>
-        </w:rPr>
-        <w:t xml:space="preserve"> K </w:t>
-      </w:r>
-      <w:r>
-        <w:rPr>
-          <w:rFonts w:hint="eastAsia" w:ascii="Times New Roman" w:hAnsi="Times New Roman" w:eastAsia="FangSong" w:cs="Times New Roman"/>
-        </w:rPr>
-        <w:t>的表达式</w:t>
-      </w:r>
-      <w:r>
-        <w:rPr>
-          <w:rFonts w:hint="eastAsia" w:ascii="Times New Roman" w:hAnsi="Times New Roman" w:eastAsia="Times New Roman" w:cs="Times New Roman"/>
-        </w:rPr>
-        <w:t>。</w:t>
-      </w:r>
-    </w:p>
-    <w:p>
-      <w:pPr>
-        <w:pStyle w:val="BodyText"/>
-      </w:pPr>
-      <w:r>
-        <w:rPr>
-          <w:rFonts w:ascii="Times New Roman" w:hAnsi="Times New Roman" w:eastAsia="Times New Roman" w:cs="Times New Roman"/>
-          <w:b/>
-          <w:bCs/>
-        </w:rPr>
-        <w:t xml:space="preserve">6-3</w:t>
-      </w:r>
-      <w:r>
-        <w:rPr>
-          <w:rFonts w:ascii="Times New Roman" w:hAnsi="Times New Roman" w:eastAsia="Times New Roman" w:cs="Times New Roman"/>
-        </w:rPr>
-        <w:t xml:space="preserve"> </w:t>
-      </w:r>
-      <w:r>
-        <w:rPr>
-          <w:rFonts w:hint="eastAsia" w:ascii="Times New Roman" w:hAnsi="Times New Roman" w:eastAsia="FangSong" w:cs="Times New Roman"/>
-        </w:rPr>
-        <w:t xml:space="preserve">已知</w:t>
-      </w:r>
-      <w:r>
-        <w:rPr>
-          <w:rFonts w:ascii="Times New Roman" w:hAnsi="Times New Roman" w:eastAsia="Times New Roman" w:cs="Times New Roman"/>
-        </w:rPr>
-        <w:t xml:space="preserve"> δ_h=8.4 </w:t>
-      </w:r>
-      <w:r>
-        <w:rPr>
-          <w:rFonts w:hint="eastAsia" w:ascii="Times New Roman" w:hAnsi="Times New Roman" w:eastAsia="Times New Roman" w:cs="Times New Roman"/>
-        </w:rPr>
-        <w:t xml:space="preserve">ppm，δ_f=5.7</w:t>
-      </w:r>
-      <w:r>
-        <w:rPr>
-          <w:rFonts w:ascii="Times New Roman" w:hAnsi="Times New Roman" w:eastAsia="Times New Roman" w:cs="Times New Roman"/>
-        </w:rPr>
-        <w:t xml:space="preserve"> </w:t>
-      </w:r>
-      <w:r>
-        <w:rPr>
-          <w:rFonts w:hint="eastAsia" w:ascii="Times New Roman" w:hAnsi="Times New Roman" w:eastAsia="Times New Roman" w:cs="Times New Roman"/>
-        </w:rPr>
-        <w:t>ppm，</w:t>
-      </w:r>
-      <w:r>
-        <w:rPr>
-          <w:rFonts w:hint="eastAsia" w:ascii="Times New Roman" w:hAnsi="Times New Roman" w:eastAsia="FangSong" w:cs="Times New Roman"/>
-        </w:rPr>
-        <w:t>计算各温度下的</w:t>
-      </w:r>
-      <w:r>
-        <w:rPr>
-          <w:rFonts w:ascii="Times New Roman" w:hAnsi="Times New Roman" w:eastAsia="Times New Roman" w:cs="Times New Roman"/>
-        </w:rPr>
-        <w:t xml:space="preserve"> K。</w:t>
-      </w:r>
-    </w:p>
-    <w:p>
-      <w:pPr>
-        <w:pStyle w:val="BodyText"/>
-      </w:pPr>
-      <w:r>
-        <w:rPr>
-          <w:rFonts w:ascii="Times New Roman" w:hAnsi="Times New Roman" w:eastAsia="Times New Roman" w:cs="Times New Roman"/>
-          <w:b/>
-          <w:bCs/>
-        </w:rPr>
-        <w:t xml:space="preserve">6-4</w:t>
-      </w:r>
-      <w:r>
-        <w:rPr>
-          <w:rFonts w:ascii="Times New Roman" w:hAnsi="Times New Roman" w:eastAsia="Times New Roman" w:cs="Times New Roman"/>
-        </w:rPr>
-        <w:t xml:space="preserve"> </w:t>
-      </w:r>
-      <w:r>
-        <w:rPr>
-          <w:rFonts w:hint="eastAsia" w:ascii="Times New Roman" w:hAnsi="Times New Roman" w:eastAsia="FangSong" w:cs="Times New Roman"/>
-        </w:rPr>
-        <w:t>通过画适当函数图像</w:t>
-      </w:r>
-      <w:r>
-        <w:rPr>
-          <w:rFonts w:hint="eastAsia" w:ascii="Times New Roman" w:hAnsi="Times New Roman" w:eastAsia="Times New Roman" w:cs="Times New Roman"/>
-        </w:rPr>
-        <w:t>，</w:t>
-      </w:r>
-      <w:r>
-        <w:rPr>
-          <w:rFonts w:hint="eastAsia" w:ascii="Times New Roman" w:hAnsi="Times New Roman" w:eastAsia="FangSong" w:cs="Times New Roman"/>
-        </w:rPr>
-        <w:t>计算</w:t>
-      </w:r>
-      <w:r>
-        <w:rPr>
-          <w:rFonts w:ascii="Times New Roman" w:hAnsi="Times New Roman" w:eastAsia="Times New Roman" w:cs="Times New Roman"/>
-        </w:rPr>
-        <w:t xml:space="preserve"> 300 K </w:t>
-      </w:r>
-      <w:r>
-        <w:rPr>
-          <w:rFonts w:hint="eastAsia" w:ascii="Times New Roman" w:hAnsi="Times New Roman" w:eastAsia="FangSong" w:cs="Times New Roman"/>
-        </w:rPr>
-        <w:t xml:space="preserve">下</w:t>
-      </w:r>
-      <w:r>
-        <w:rPr>
-          <w:rFonts w:ascii="Times New Roman" w:hAnsi="Times New Roman" w:eastAsia="Times New Roman" w:cs="Times New Roman"/>
-        </w:rPr>
-        <w:t xml:space="preserve"> A→B </w:t>
-      </w:r>
-      <w:r>
-        <w:rPr>
-          <w:rFonts w:hint="eastAsia" w:ascii="Times New Roman" w:hAnsi="Times New Roman" w:eastAsia="FangSong" w:cs="Times New Roman"/>
-        </w:rPr>
-        <w:t>的标准焓变和熵变</w:t>
-      </w:r>
-      <w:r>
-        <w:rPr>
-          <w:rFonts w:hint="eastAsia" w:ascii="Times New Roman" w:hAnsi="Times New Roman" w:eastAsia="Times New Roman" w:cs="Times New Roman"/>
-        </w:rPr>
-        <w:t>。</w:t>
-      </w:r>
-    </w:p>
-    <w:p>
-      <w:pPr>
-        <w:pStyle w:val="BodyText"/>
-      </w:pPr>
-      <w:r>
-        <w:rPr>
-          <w:rFonts w:ascii="Times New Roman" w:hAnsi="Times New Roman" w:eastAsia="Times New Roman" w:cs="Times New Roman"/>
-          <w:b/>
-          <w:bCs/>
-        </w:rPr>
-        <w:t xml:space="preserve">6-5</w:t>
-      </w:r>
-      <w:r>
-        <w:rPr>
-          <w:rFonts w:ascii="Times New Roman" w:hAnsi="Times New Roman" w:eastAsia="Times New Roman" w:cs="Times New Roman"/>
-        </w:rPr>
-        <w:t xml:space="preserve"> </w:t>
-      </w:r>
-      <w:r>
-        <w:rPr>
-          <w:rFonts w:hint="eastAsia" w:ascii="Times New Roman" w:hAnsi="Times New Roman" w:eastAsia="FangSong" w:cs="Times New Roman"/>
-        </w:rPr>
-        <w:t xml:space="preserve">讨论第</w:t>
-      </w:r>
-      <w:r>
-        <w:rPr>
-          <w:rFonts w:ascii="Times New Roman" w:hAnsi="Times New Roman" w:eastAsia="Times New Roman" w:cs="Times New Roman"/>
-        </w:rPr>
-        <w:t xml:space="preserve"> 2 </w:t>
-      </w:r>
-      <w:r>
-        <w:rPr>
-          <w:rFonts w:hint="eastAsia" w:ascii="Times New Roman" w:hAnsi="Times New Roman" w:eastAsia="FangSong" w:cs="Times New Roman"/>
-        </w:rPr>
-        <w:t>问的重要意义</w:t>
-      </w:r>
-      <w:r>
-        <w:rPr>
-          <w:rFonts w:hint="eastAsia" w:ascii="Times New Roman" w:hAnsi="Times New Roman" w:eastAsia="Times New Roman" w:cs="Times New Roman"/>
-        </w:rPr>
-        <w:t>。</w:t>
-      </w:r>
-    </w:p>
-    <w:p>
-      <w:pPr>
-        <w:pStyle w:val="BodyText"/>
-      </w:pPr>
-      <w:r>
-        <w:rPr>
-          <w:rFonts w:hint="eastAsia" w:ascii="Times New Roman" w:hAnsi="Times New Roman" w:eastAsia="FangSong" w:cs="Times New Roman"/>
-          <w:b/>
-          <w:bCs/>
-        </w:rPr>
-        <w:t xml:space="preserve">参考答案</w:t>
-      </w:r>
-      <w:r>
-        <w:rPr>
-          <w:rFonts w:hint="eastAsia" w:ascii="Times New Roman" w:hAnsi="Times New Roman" w:eastAsia="Times New Roman" w:cs="Times New Roman"/>
-        </w:rPr>
-        <w:t xml:space="preserve">：</w:t>
-      </w:r>
-    </w:p>
-    <w:p>
-      <w:pPr>
-        <w:pStyle w:val="BodyText"/>
-      </w:pPr>
-      <w:r>
-        <w:rPr>
-          <w:rFonts w:ascii="Times New Roman" w:hAnsi="Times New Roman" w:eastAsia="Times New Roman" w:cs="Times New Roman"/>
-          <w:b/>
-          <w:bCs/>
-        </w:rPr>
-        <w:t xml:space="preserve">6-1</w:t>
+        <w:t xml:space="preserve">(1)</w:t>
       </w:r>
     </w:p>
     <w:p>
@@ -42239,7 +43107,7 @@
           <w:b/>
           <w:bCs/>
         </w:rPr>
-        <w:t xml:space="preserve">6-2</w:t>
+        <w:t xml:space="preserve">(2)</w:t>
       </w:r>
     </w:p>
     <w:p>
@@ -42691,7 +43559,7 @@
           <w:b/>
           <w:bCs/>
         </w:rPr>
-        <w:t xml:space="preserve">6-3</w:t>
+        <w:t xml:space="preserve">(3)</w:t>
       </w:r>
     </w:p>
     <w:tbl>
@@ -42699,6 +43567,15 @@
         <w:tblStyle w:val="Table"/>
         <w:tblW w:type="auto" w:w="0"/>
         <w:tblLook w:firstRow="1" w:lastRow="0" w:firstColumn="0" w:lastColumn="0" w:noHBand="0" w:noVBand="0" w:val="0020"/>
+        <w:jc w:val="center"/>
+        <w:tblBorders>
+          <w:top w:val="single" w:sz="12" w:space="0" w:color="333333"/>
+          <w:bottom w:val="single" w:sz="12" w:space="0" w:color="333333"/>
+          <w:left w:val="none"/>
+          <w:right w:val="none"/>
+          <w:insideH w:val="none"/>
+          <w:insideV w:val="none"/>
+        </w:tblBorders>
       </w:tblPr>
       <w:tblGrid>
         <w:gridCol w:w="2640"/>
@@ -42710,7 +43587,11 @@
           <w:tblHeader w:val="on"/>
         </w:trPr>
         <w:tc>
-          <w:tcPr/>
+          <w:tcPr>
+            <w:tcBorders>
+              <w:bottom w:val="single" w:sz="6" w:space="0" w:color="333333"/>
+            </w:tcBorders>
+          </w:tcPr>
           <w:p>
             <w:pPr>
               <w:pStyle w:val="Compact"/>
@@ -42726,7 +43607,11 @@
           </w:p>
         </w:tc>
         <w:tc>
-          <w:tcPr/>
+          <w:tcPr>
+            <w:tcBorders>
+              <w:bottom w:val="single" w:sz="6" w:space="0" w:color="333333"/>
+            </w:tcBorders>
+          </w:tcPr>
           <w:p>
             <w:pPr>
               <w:pStyle w:val="Compact"/>
@@ -42742,7 +43627,11 @@
           </w:p>
         </w:tc>
         <w:tc>
-          <w:tcPr/>
+          <w:tcPr>
+            <w:tcBorders>
+              <w:bottom w:val="single" w:sz="6" w:space="0" w:color="333333"/>
+            </w:tcBorders>
+          </w:tcPr>
           <w:p>
             <w:pPr>
               <w:pStyle w:val="Compact"/>
@@ -42998,6 +43887,7 @@
       <w:pPr>
         <w:pStyle w:val="BodyText"/>
         <w:spacing w:before="120"/>
+        <w:ind w:firstLine="420"/>
       </w:pPr>
       <w:r>
         <w:rPr>
@@ -43005,7 +43895,7 @@
           <w:b/>
           <w:bCs/>
         </w:rPr>
-        <w:t xml:space="preserve">6-4</w:t>
+        <w:t xml:space="preserve">(4)</w:t>
       </w:r>
       <w:r>
         <w:rPr>
@@ -43629,6 +44519,7 @@
     <w:p>
       <w:pPr>
         <w:pStyle w:val="BodyText"/>
+        <w:ind w:firstLine="420"/>
       </w:pPr>
       <w:r>
         <w:rPr>
@@ -43636,7 +44527,7 @@
           <w:b/>
           <w:bCs/>
         </w:rPr>
-        <w:t xml:space="preserve">6-5</w:t>
+        <w:t xml:space="preserve">(5)</w:t>
       </w:r>
       <w:r>
         <w:rPr>
@@ -43779,6 +44670,16 @@
           <w:rFonts w:hint="eastAsia" w:ascii="Times New Roman" w:hAnsi="Times New Roman" w:eastAsia="Times New Roman" w:cs="Times New Roman"/>
         </w:rPr>
         <w:t>。</w:t>
+      </w:r>
+    </w:p>
+    <w:p>
+      <w:pPr>
+        <w:spacing w:before="160" w:after="80"/>
+      </w:pPr>
+      <w:r>
+        <w:pict>
+          <v:rect style="width:0;height:1.5pt" o:hralign="center" o:hrstd="t" o:hr="t"/>
+        </w:pict>
       </w:r>
     </w:p>
     <w:p>
@@ -43820,6 +44721,7 @@
     <w:p>
       <w:pPr>
         <w:pStyle w:val="BlockText"/>
+        <w:ind w:firstLine="420"/>
       </w:pPr>
       <w:r>
         <w:rPr>
@@ -43843,6 +44745,7 @@
     <w:p>
       <w:pPr>
         <w:pStyle w:val="FirstParagraph"/>
+        <w:ind w:firstLine="420"/>
       </w:pPr>
       <w:r>
         <w:rPr>
@@ -44024,6 +44927,7 @@
     <w:p>
       <w:pPr>
         <w:pStyle w:val="BodyText"/>
+        <w:ind w:firstLine="420"/>
       </w:pPr>
       <w:r>
         <w:rPr>
@@ -44390,6 +45294,7 @@
     <w:p>
       <w:pPr>
         <w:pStyle w:val="BodyText"/>
+        <w:ind w:firstLine="420"/>
       </w:pPr>
       <w:r>
         <w:rPr>
@@ -44724,6 +45629,7 @@
     <w:p>
       <w:pPr>
         <w:pStyle w:val="BodyText"/>
+        <w:ind w:firstLine="420"/>
       </w:pPr>
       <w:r>
         <w:rPr>
@@ -45099,6 +46005,7 @@
     <w:p>
       <w:pPr>
         <w:pStyle w:val="BodyText"/>
+        <w:ind w:firstLine="420"/>
       </w:pPr>
       <w:r>
         <w:rPr>
@@ -45587,6 +46494,7 @@
     <w:p>
       <w:pPr>
         <w:pStyle w:val="BodyText"/>
+        <w:ind w:firstLine="420"/>
       </w:pPr>
       <w:r>
         <w:rPr>
@@ -45606,6 +46514,7 @@
     <w:p>
       <w:pPr>
         <w:pStyle w:val="BodyText"/>
+        <w:ind w:firstLine="420"/>
       </w:pPr>
       <w:r>
         <w:rPr>
@@ -45774,6 +46683,16 @@
           <w:rFonts w:hint="eastAsia" w:ascii="Times New Roman" w:hAnsi="Times New Roman" w:eastAsia="Times New Roman" w:cs="Times New Roman"/>
         </w:rPr>
         <w:t>。</w:t>
+      </w:r>
+    </w:p>
+    <w:p>
+      <w:pPr>
+        <w:spacing w:before="160" w:after="80"/>
+      </w:pPr>
+      <w:r>
+        <w:pict>
+          <v:rect style="width:0;height:1.5pt" o:hralign="center" o:hrstd="t" o:hr="t"/>
+        </w:pict>
       </w:r>
     </w:p>
     <w:p>
@@ -45931,6 +46850,91 @@
     <w:lvl w:ilvl="8">
       <w:numFmt w:val="bullet"/>
       <w:lvlText w:val=" "/>
+      <w:lvlJc w:val="left"/>
+      <w:pPr>
+        <w:ind w:left="6480" w:hanging="360"/>
+      </w:pPr>
+    </w:lvl>
+  </w:abstractNum>
+  <w:abstractNum w:abstractNumId="99431">
+    <w:nsid w:val="00A99431"/>
+    <w:multiLevelType w:val="multilevel"/>
+    <w:lvl w:ilvl="0">
+      <w:start w:val="1"/>
+      <w:numFmt w:val="decimal"/>
+      <w:lvlText w:val="(%1)"/>
+      <w:lvlJc w:val="left"/>
+      <w:pPr>
+        <w:ind w:left="720" w:hanging="360"/>
+      </w:pPr>
+    </w:lvl>
+    <w:lvl w:ilvl="1">
+      <w:start w:val="1"/>
+      <w:numFmt w:val="decimal"/>
+      <w:lvlText w:val="(%2)"/>
+      <w:lvlJc w:val="left"/>
+      <w:pPr>
+        <w:ind w:left="1440" w:hanging="360"/>
+      </w:pPr>
+    </w:lvl>
+    <w:lvl w:ilvl="2">
+      <w:start w:val="1"/>
+      <w:numFmt w:val="decimal"/>
+      <w:lvlText w:val="(%3)"/>
+      <w:lvlJc w:val="left"/>
+      <w:pPr>
+        <w:ind w:left="2160" w:hanging="360"/>
+      </w:pPr>
+    </w:lvl>
+    <w:lvl w:ilvl="3">
+      <w:start w:val="1"/>
+      <w:numFmt w:val="decimal"/>
+      <w:lvlText w:val="(%4)"/>
+      <w:lvlJc w:val="left"/>
+      <w:pPr>
+        <w:ind w:left="2880" w:hanging="360"/>
+      </w:pPr>
+    </w:lvl>
+    <w:lvl w:ilvl="4">
+      <w:start w:val="1"/>
+      <w:numFmt w:val="decimal"/>
+      <w:lvlText w:val="(%5)"/>
+      <w:lvlJc w:val="left"/>
+      <w:pPr>
+        <w:ind w:left="3600" w:hanging="360"/>
+      </w:pPr>
+    </w:lvl>
+    <w:lvl w:ilvl="5">
+      <w:start w:val="1"/>
+      <w:numFmt w:val="decimal"/>
+      <w:lvlText w:val="(%6)"/>
+      <w:lvlJc w:val="left"/>
+      <w:pPr>
+        <w:ind w:left="4320" w:hanging="360"/>
+      </w:pPr>
+    </w:lvl>
+    <w:lvl w:ilvl="6">
+      <w:start w:val="1"/>
+      <w:numFmt w:val="decimal"/>
+      <w:lvlText w:val="(%7)"/>
+      <w:lvlJc w:val="left"/>
+      <w:pPr>
+        <w:ind w:left="5040" w:hanging="360"/>
+      </w:pPr>
+    </w:lvl>
+    <w:lvl w:ilvl="7">
+      <w:start w:val="1"/>
+      <w:numFmt w:val="decimal"/>
+      <w:lvlText w:val="(%8)"/>
+      <w:lvlJc w:val="left"/>
+      <w:pPr>
+        <w:ind w:left="5760" w:hanging="360"/>
+      </w:pPr>
+    </w:lvl>
+    <w:lvl w:ilvl="8">
+      <w:start w:val="1"/>
+      <w:numFmt w:val="decimal"/>
+      <w:lvlText w:val="(%9)"/>
       <w:lvlJc w:val="left"/>
       <w:pPr>
         <w:ind w:left="6480" w:hanging="360"/>
@@ -46038,261 +47042,6 @@
       <w:rPr>
         <w:rFonts w:ascii="Wingdings" w:hAnsi="Wingdings" w:cs="Wingdings" w:hint="default"/>
       </w:rPr>
-    </w:lvl>
-  </w:abstractNum>
-  <w:abstractNum w:abstractNumId="99431">
-    <w:nsid w:val="00A99431"/>
-    <w:multiLevelType w:val="multilevel"/>
-    <w:lvl w:ilvl="0">
-      <w:start w:val="1"/>
-      <w:numFmt w:val="decimal"/>
-      <w:lvlText w:val="(%1)"/>
-      <w:lvlJc w:val="left"/>
-      <w:pPr>
-        <w:ind w:left="720" w:hanging="360"/>
-      </w:pPr>
-    </w:lvl>
-    <w:lvl w:ilvl="1">
-      <w:start w:val="1"/>
-      <w:numFmt w:val="decimal"/>
-      <w:lvlText w:val="(%2)"/>
-      <w:lvlJc w:val="left"/>
-      <w:pPr>
-        <w:ind w:left="1440" w:hanging="360"/>
-      </w:pPr>
-    </w:lvl>
-    <w:lvl w:ilvl="2">
-      <w:start w:val="1"/>
-      <w:numFmt w:val="decimal"/>
-      <w:lvlText w:val="(%3)"/>
-      <w:lvlJc w:val="left"/>
-      <w:pPr>
-        <w:ind w:left="2160" w:hanging="360"/>
-      </w:pPr>
-    </w:lvl>
-    <w:lvl w:ilvl="3">
-      <w:start w:val="1"/>
-      <w:numFmt w:val="decimal"/>
-      <w:lvlText w:val="(%4)"/>
-      <w:lvlJc w:val="left"/>
-      <w:pPr>
-        <w:ind w:left="2880" w:hanging="360"/>
-      </w:pPr>
-    </w:lvl>
-    <w:lvl w:ilvl="4">
-      <w:start w:val="1"/>
-      <w:numFmt w:val="decimal"/>
-      <w:lvlText w:val="(%5)"/>
-      <w:lvlJc w:val="left"/>
-      <w:pPr>
-        <w:ind w:left="3600" w:hanging="360"/>
-      </w:pPr>
-    </w:lvl>
-    <w:lvl w:ilvl="5">
-      <w:start w:val="1"/>
-      <w:numFmt w:val="decimal"/>
-      <w:lvlText w:val="(%6)"/>
-      <w:lvlJc w:val="left"/>
-      <w:pPr>
-        <w:ind w:left="4320" w:hanging="360"/>
-      </w:pPr>
-    </w:lvl>
-    <w:lvl w:ilvl="6">
-      <w:start w:val="1"/>
-      <w:numFmt w:val="decimal"/>
-      <w:lvlText w:val="(%7)"/>
-      <w:lvlJc w:val="left"/>
-      <w:pPr>
-        <w:ind w:left="5040" w:hanging="360"/>
-      </w:pPr>
-    </w:lvl>
-    <w:lvl w:ilvl="7">
-      <w:start w:val="1"/>
-      <w:numFmt w:val="decimal"/>
-      <w:lvlText w:val="(%8)"/>
-      <w:lvlJc w:val="left"/>
-      <w:pPr>
-        <w:ind w:left="5760" w:hanging="360"/>
-      </w:pPr>
-    </w:lvl>
-    <w:lvl w:ilvl="8">
-      <w:start w:val="1"/>
-      <w:numFmt w:val="decimal"/>
-      <w:lvlText w:val="(%9)"/>
-      <w:lvlJc w:val="left"/>
-      <w:pPr>
-        <w:ind w:left="6480" w:hanging="360"/>
-      </w:pPr>
-    </w:lvl>
-  </w:abstractNum>
-  <w:abstractNum w:abstractNumId="99432">
-    <w:nsid w:val="00A99432"/>
-    <w:multiLevelType w:val="multilevel"/>
-    <w:lvl w:ilvl="0">
-      <w:start w:val="2"/>
-      <w:numFmt w:val="decimal"/>
-      <w:lvlText w:val="(%1)"/>
-      <w:lvlJc w:val="left"/>
-      <w:pPr>
-        <w:ind w:left="720" w:hanging="360"/>
-      </w:pPr>
-    </w:lvl>
-    <w:lvl w:ilvl="1">
-      <w:start w:val="2"/>
-      <w:numFmt w:val="decimal"/>
-      <w:lvlText w:val="(%2)"/>
-      <w:lvlJc w:val="left"/>
-      <w:pPr>
-        <w:ind w:left="1440" w:hanging="360"/>
-      </w:pPr>
-    </w:lvl>
-    <w:lvl w:ilvl="2">
-      <w:start w:val="2"/>
-      <w:numFmt w:val="decimal"/>
-      <w:lvlText w:val="(%3)"/>
-      <w:lvlJc w:val="left"/>
-      <w:pPr>
-        <w:ind w:left="2160" w:hanging="360"/>
-      </w:pPr>
-    </w:lvl>
-    <w:lvl w:ilvl="3">
-      <w:start w:val="2"/>
-      <w:numFmt w:val="decimal"/>
-      <w:lvlText w:val="(%4)"/>
-      <w:lvlJc w:val="left"/>
-      <w:pPr>
-        <w:ind w:left="2880" w:hanging="360"/>
-      </w:pPr>
-    </w:lvl>
-    <w:lvl w:ilvl="4">
-      <w:start w:val="2"/>
-      <w:numFmt w:val="decimal"/>
-      <w:lvlText w:val="(%5)"/>
-      <w:lvlJc w:val="left"/>
-      <w:pPr>
-        <w:ind w:left="3600" w:hanging="360"/>
-      </w:pPr>
-    </w:lvl>
-    <w:lvl w:ilvl="5">
-      <w:start w:val="2"/>
-      <w:numFmt w:val="decimal"/>
-      <w:lvlText w:val="(%6)"/>
-      <w:lvlJc w:val="left"/>
-      <w:pPr>
-        <w:ind w:left="4320" w:hanging="360"/>
-      </w:pPr>
-    </w:lvl>
-    <w:lvl w:ilvl="6">
-      <w:start w:val="2"/>
-      <w:numFmt w:val="decimal"/>
-      <w:lvlText w:val="(%7)"/>
-      <w:lvlJc w:val="left"/>
-      <w:pPr>
-        <w:ind w:left="5040" w:hanging="360"/>
-      </w:pPr>
-    </w:lvl>
-    <w:lvl w:ilvl="7">
-      <w:start w:val="2"/>
-      <w:numFmt w:val="decimal"/>
-      <w:lvlText w:val="(%8)"/>
-      <w:lvlJc w:val="left"/>
-      <w:pPr>
-        <w:ind w:left="5760" w:hanging="360"/>
-      </w:pPr>
-    </w:lvl>
-    <w:lvl w:ilvl="8">
-      <w:start w:val="2"/>
-      <w:numFmt w:val="decimal"/>
-      <w:lvlText w:val="(%9)"/>
-      <w:lvlJc w:val="left"/>
-      <w:pPr>
-        <w:ind w:left="6480" w:hanging="360"/>
-      </w:pPr>
-    </w:lvl>
-  </w:abstractNum>
-  <w:abstractNum w:abstractNumId="99433">
-    <w:nsid w:val="00A99433"/>
-    <w:multiLevelType w:val="multilevel"/>
-    <w:lvl w:ilvl="0">
-      <w:start w:val="3"/>
-      <w:numFmt w:val="decimal"/>
-      <w:lvlText w:val="(%1)"/>
-      <w:lvlJc w:val="left"/>
-      <w:pPr>
-        <w:ind w:left="720" w:hanging="360"/>
-      </w:pPr>
-    </w:lvl>
-    <w:lvl w:ilvl="1">
-      <w:start w:val="3"/>
-      <w:numFmt w:val="decimal"/>
-      <w:lvlText w:val="(%2)"/>
-      <w:lvlJc w:val="left"/>
-      <w:pPr>
-        <w:ind w:left="1440" w:hanging="360"/>
-      </w:pPr>
-    </w:lvl>
-    <w:lvl w:ilvl="2">
-      <w:start w:val="3"/>
-      <w:numFmt w:val="decimal"/>
-      <w:lvlText w:val="(%3)"/>
-      <w:lvlJc w:val="left"/>
-      <w:pPr>
-        <w:ind w:left="2160" w:hanging="360"/>
-      </w:pPr>
-    </w:lvl>
-    <w:lvl w:ilvl="3">
-      <w:start w:val="3"/>
-      <w:numFmt w:val="decimal"/>
-      <w:lvlText w:val="(%4)"/>
-      <w:lvlJc w:val="left"/>
-      <w:pPr>
-        <w:ind w:left="2880" w:hanging="360"/>
-      </w:pPr>
-    </w:lvl>
-    <w:lvl w:ilvl="4">
-      <w:start w:val="3"/>
-      <w:numFmt w:val="decimal"/>
-      <w:lvlText w:val="(%5)"/>
-      <w:lvlJc w:val="left"/>
-      <w:pPr>
-        <w:ind w:left="3600" w:hanging="360"/>
-      </w:pPr>
-    </w:lvl>
-    <w:lvl w:ilvl="5">
-      <w:start w:val="3"/>
-      <w:numFmt w:val="decimal"/>
-      <w:lvlText w:val="(%6)"/>
-      <w:lvlJc w:val="left"/>
-      <w:pPr>
-        <w:ind w:left="4320" w:hanging="360"/>
-      </w:pPr>
-    </w:lvl>
-    <w:lvl w:ilvl="6">
-      <w:start w:val="3"/>
-      <w:numFmt w:val="decimal"/>
-      <w:lvlText w:val="(%7)"/>
-      <w:lvlJc w:val="left"/>
-      <w:pPr>
-        <w:ind w:left="5040" w:hanging="360"/>
-      </w:pPr>
-    </w:lvl>
-    <w:lvl w:ilvl="7">
-      <w:start w:val="3"/>
-      <w:numFmt w:val="decimal"/>
-      <w:lvlText w:val="(%8)"/>
-      <w:lvlJc w:val="left"/>
-      <w:pPr>
-        <w:ind w:left="5760" w:hanging="360"/>
-      </w:pPr>
-    </w:lvl>
-    <w:lvl w:ilvl="8">
-      <w:start w:val="3"/>
-      <w:numFmt w:val="decimal"/>
-      <w:lvlText w:val="(%9)"/>
-      <w:lvlJc w:val="left"/>
-      <w:pPr>
-        <w:ind w:left="6480" w:hanging="360"/>
-      </w:pPr>
     </w:lvl>
   </w:abstractNum>
   <w:abstractNum w:abstractNumId="99411">
@@ -46550,16 +47299,180 @@
       </w:pPr>
     </w:lvl>
   </w:abstractNum>
+  <w:abstractNum w:abstractNumId="99432">
+    <w:nsid w:val="00A99432"/>
+    <w:multiLevelType w:val="multilevel"/>
+    <w:lvl w:ilvl="0">
+      <w:start w:val="2"/>
+      <w:numFmt w:val="decimal"/>
+      <w:lvlText w:val="(%1)"/>
+      <w:lvlJc w:val="left"/>
+      <w:pPr>
+        <w:ind w:left="720" w:hanging="360"/>
+      </w:pPr>
+    </w:lvl>
+    <w:lvl w:ilvl="1">
+      <w:start w:val="2"/>
+      <w:numFmt w:val="decimal"/>
+      <w:lvlText w:val="(%2)"/>
+      <w:lvlJc w:val="left"/>
+      <w:pPr>
+        <w:ind w:left="1440" w:hanging="360"/>
+      </w:pPr>
+    </w:lvl>
+    <w:lvl w:ilvl="2">
+      <w:start w:val="2"/>
+      <w:numFmt w:val="decimal"/>
+      <w:lvlText w:val="(%3)"/>
+      <w:lvlJc w:val="left"/>
+      <w:pPr>
+        <w:ind w:left="2160" w:hanging="360"/>
+      </w:pPr>
+    </w:lvl>
+    <w:lvl w:ilvl="3">
+      <w:start w:val="2"/>
+      <w:numFmt w:val="decimal"/>
+      <w:lvlText w:val="(%4)"/>
+      <w:lvlJc w:val="left"/>
+      <w:pPr>
+        <w:ind w:left="2880" w:hanging="360"/>
+      </w:pPr>
+    </w:lvl>
+    <w:lvl w:ilvl="4">
+      <w:start w:val="2"/>
+      <w:numFmt w:val="decimal"/>
+      <w:lvlText w:val="(%5)"/>
+      <w:lvlJc w:val="left"/>
+      <w:pPr>
+        <w:ind w:left="3600" w:hanging="360"/>
+      </w:pPr>
+    </w:lvl>
+    <w:lvl w:ilvl="5">
+      <w:start w:val="2"/>
+      <w:numFmt w:val="decimal"/>
+      <w:lvlText w:val="(%6)"/>
+      <w:lvlJc w:val="left"/>
+      <w:pPr>
+        <w:ind w:left="4320" w:hanging="360"/>
+      </w:pPr>
+    </w:lvl>
+    <w:lvl w:ilvl="6">
+      <w:start w:val="2"/>
+      <w:numFmt w:val="decimal"/>
+      <w:lvlText w:val="(%7)"/>
+      <w:lvlJc w:val="left"/>
+      <w:pPr>
+        <w:ind w:left="5040" w:hanging="360"/>
+      </w:pPr>
+    </w:lvl>
+    <w:lvl w:ilvl="7">
+      <w:start w:val="2"/>
+      <w:numFmt w:val="decimal"/>
+      <w:lvlText w:val="(%8)"/>
+      <w:lvlJc w:val="left"/>
+      <w:pPr>
+        <w:ind w:left="5760" w:hanging="360"/>
+      </w:pPr>
+    </w:lvl>
+    <w:lvl w:ilvl="8">
+      <w:start w:val="2"/>
+      <w:numFmt w:val="decimal"/>
+      <w:lvlText w:val="(%9)"/>
+      <w:lvlJc w:val="left"/>
+      <w:pPr>
+        <w:ind w:left="6480" w:hanging="360"/>
+      </w:pPr>
+    </w:lvl>
+  </w:abstractNum>
+  <w:abstractNum w:abstractNumId="99433">
+    <w:nsid w:val="00A99433"/>
+    <w:multiLevelType w:val="multilevel"/>
+    <w:lvl w:ilvl="0">
+      <w:start w:val="3"/>
+      <w:numFmt w:val="decimal"/>
+      <w:lvlText w:val="(%1)"/>
+      <w:lvlJc w:val="left"/>
+      <w:pPr>
+        <w:ind w:left="720" w:hanging="360"/>
+      </w:pPr>
+    </w:lvl>
+    <w:lvl w:ilvl="1">
+      <w:start w:val="3"/>
+      <w:numFmt w:val="decimal"/>
+      <w:lvlText w:val="(%2)"/>
+      <w:lvlJc w:val="left"/>
+      <w:pPr>
+        <w:ind w:left="1440" w:hanging="360"/>
+      </w:pPr>
+    </w:lvl>
+    <w:lvl w:ilvl="2">
+      <w:start w:val="3"/>
+      <w:numFmt w:val="decimal"/>
+      <w:lvlText w:val="(%3)"/>
+      <w:lvlJc w:val="left"/>
+      <w:pPr>
+        <w:ind w:left="2160" w:hanging="360"/>
+      </w:pPr>
+    </w:lvl>
+    <w:lvl w:ilvl="3">
+      <w:start w:val="3"/>
+      <w:numFmt w:val="decimal"/>
+      <w:lvlText w:val="(%4)"/>
+      <w:lvlJc w:val="left"/>
+      <w:pPr>
+        <w:ind w:left="2880" w:hanging="360"/>
+      </w:pPr>
+    </w:lvl>
+    <w:lvl w:ilvl="4">
+      <w:start w:val="3"/>
+      <w:numFmt w:val="decimal"/>
+      <w:lvlText w:val="(%5)"/>
+      <w:lvlJc w:val="left"/>
+      <w:pPr>
+        <w:ind w:left="3600" w:hanging="360"/>
+      </w:pPr>
+    </w:lvl>
+    <w:lvl w:ilvl="5">
+      <w:start w:val="3"/>
+      <w:numFmt w:val="decimal"/>
+      <w:lvlText w:val="(%6)"/>
+      <w:lvlJc w:val="left"/>
+      <w:pPr>
+        <w:ind w:left="4320" w:hanging="360"/>
+      </w:pPr>
+    </w:lvl>
+    <w:lvl w:ilvl="6">
+      <w:start w:val="3"/>
+      <w:numFmt w:val="decimal"/>
+      <w:lvlText w:val="(%7)"/>
+      <w:lvlJc w:val="left"/>
+      <w:pPr>
+        <w:ind w:left="5040" w:hanging="360"/>
+      </w:pPr>
+    </w:lvl>
+    <w:lvl w:ilvl="7">
+      <w:start w:val="3"/>
+      <w:numFmt w:val="decimal"/>
+      <w:lvlText w:val="(%8)"/>
+      <w:lvlJc w:val="left"/>
+      <w:pPr>
+        <w:ind w:left="5760" w:hanging="360"/>
+      </w:pPr>
+    </w:lvl>
+    <w:lvl w:ilvl="8">
+      <w:start w:val="3"/>
+      <w:numFmt w:val="decimal"/>
+      <w:lvlText w:val="(%9)"/>
+      <w:lvlJc w:val="left"/>
+      <w:pPr>
+        <w:ind w:left="6480" w:hanging="360"/>
+      </w:pPr>
+    </w:lvl>
+  </w:abstractNum>
   <w:num w:numId="1000">
     <w:abstractNumId w:val="990"/>
   </w:num>
   <w:num w:numId="1001">
-    <w:abstractNumId w:val="991"/>
-  </w:num>
-  <w:num w:numId="1002">
-    <w:abstractNumId w:val="991"/>
-  </w:num>
-  <w:num w:numId="1003">
     <w:abstractNumId w:val="99431"/>
     <w:lvlOverride w:ilvl="0">
       <w:startOverride w:val="1"/>
@@ -46589,64 +47502,70 @@
       <w:startOverride w:val="1"/>
     </w:lvlOverride>
   </w:num>
+  <w:num w:numId="1002">
+    <w:abstractNumId w:val="991"/>
+  </w:num>
+  <w:num w:numId="1003">
+    <w:abstractNumId w:val="991"/>
+  </w:num>
   <w:num w:numId="1004">
-    <w:abstractNumId w:val="99432"/>
+    <w:abstractNumId w:val="99431"/>
     <w:lvlOverride w:ilvl="0">
-      <w:startOverride w:val="2"/>
+      <w:startOverride w:val="1"/>
     </w:lvlOverride>
     <w:lvlOverride w:ilvl="1">
-      <w:startOverride w:val="2"/>
+      <w:startOverride w:val="1"/>
     </w:lvlOverride>
     <w:lvlOverride w:ilvl="2">
-      <w:startOverride w:val="2"/>
+      <w:startOverride w:val="1"/>
     </w:lvlOverride>
     <w:lvlOverride w:ilvl="3">
-      <w:startOverride w:val="2"/>
+      <w:startOverride w:val="1"/>
     </w:lvlOverride>
     <w:lvlOverride w:ilvl="4">
-      <w:startOverride w:val="2"/>
+      <w:startOverride w:val="1"/>
     </w:lvlOverride>
     <w:lvlOverride w:ilvl="5">
-      <w:startOverride w:val="2"/>
+      <w:startOverride w:val="1"/>
     </w:lvlOverride>
     <w:lvlOverride w:ilvl="6">
-      <w:startOverride w:val="2"/>
+      <w:startOverride w:val="1"/>
     </w:lvlOverride>
     <w:lvlOverride w:ilvl="7">
-      <w:startOverride w:val="2"/>
+      <w:startOverride w:val="1"/>
     </w:lvlOverride>
     <w:lvlOverride w:ilvl="8">
-      <w:startOverride w:val="2"/>
+      <w:startOverride w:val="1"/>
     </w:lvlOverride>
   </w:num>
   <w:num w:numId="1005">
-    <w:abstractNumId w:val="99433"/>
+    <w:abstractNumId w:val="99431"/>
     <w:lvlOverride w:ilvl="0">
-      <w:startOverride w:val="3"/>
+      <w:startOverride w:val="1"/>
     </w:lvlOverride>
     <w:lvlOverride w:ilvl="1">
-      <w:startOverride w:val="3"/>
+      <w:startOverride w:val="1"/>
     </w:lvlOverride>
     <w:lvlOverride w:ilvl="2">
-      <w:startOverride w:val="3"/>
+      <w:startOverride w:val="1"/>
     </w:lvlOverride>
     <w:lvlOverride w:ilvl="3">
-      <w:startOverride w:val="3"/>
+      <w:startOverride w:val="1"/>
     </w:lvlOverride>
     <w:lvlOverride w:ilvl="4">
-      <w:startOverride w:val="3"/>
+      <w:startOverride w:val="1"/>
     </w:lvlOverride>
     <w:lvlOverride w:ilvl="5">
-      <w:startOverride w:val="3"/>
+      <w:startOverride w:val="1"/>
     </w:lvlOverride>
     <w:lvlOverride w:ilvl="6">
-      <w:startOverride w:val="3"/>
+      <w:startOverride w:val="1"/>
     </w:lvlOverride>
     <w:lvlOverride w:ilvl="7">
-      <w:startOverride w:val="3"/>
+      <w:startOverride w:val="1"/>
     </w:lvlOverride>
     <w:lvlOverride w:ilvl="8">
-      <w:startOverride w:val="3"/>
+      <w:startOverride w:val="1"/>
     </w:lvlOverride>
   </w:num>
   <w:num w:numId="1006">
@@ -46770,6 +47689,66 @@
     </w:lvlOverride>
   </w:num>
   <w:num w:numId="1010">
+    <w:abstractNumId w:val="99431"/>
+    <w:lvlOverride w:ilvl="0">
+      <w:startOverride w:val="1"/>
+    </w:lvlOverride>
+    <w:lvlOverride w:ilvl="1">
+      <w:startOverride w:val="1"/>
+    </w:lvlOverride>
+    <w:lvlOverride w:ilvl="2">
+      <w:startOverride w:val="1"/>
+    </w:lvlOverride>
+    <w:lvlOverride w:ilvl="3">
+      <w:startOverride w:val="1"/>
+    </w:lvlOverride>
+    <w:lvlOverride w:ilvl="4">
+      <w:startOverride w:val="1"/>
+    </w:lvlOverride>
+    <w:lvlOverride w:ilvl="5">
+      <w:startOverride w:val="1"/>
+    </w:lvlOverride>
+    <w:lvlOverride w:ilvl="6">
+      <w:startOverride w:val="1"/>
+    </w:lvlOverride>
+    <w:lvlOverride w:ilvl="7">
+      <w:startOverride w:val="1"/>
+    </w:lvlOverride>
+    <w:lvlOverride w:ilvl="8">
+      <w:startOverride w:val="1"/>
+    </w:lvlOverride>
+  </w:num>
+  <w:num w:numId="1011">
+    <w:abstractNumId w:val="99431"/>
+    <w:lvlOverride w:ilvl="0">
+      <w:startOverride w:val="1"/>
+    </w:lvlOverride>
+    <w:lvlOverride w:ilvl="1">
+      <w:startOverride w:val="1"/>
+    </w:lvlOverride>
+    <w:lvlOverride w:ilvl="2">
+      <w:startOverride w:val="1"/>
+    </w:lvlOverride>
+    <w:lvlOverride w:ilvl="3">
+      <w:startOverride w:val="1"/>
+    </w:lvlOverride>
+    <w:lvlOverride w:ilvl="4">
+      <w:startOverride w:val="1"/>
+    </w:lvlOverride>
+    <w:lvlOverride w:ilvl="5">
+      <w:startOverride w:val="1"/>
+    </w:lvlOverride>
+    <w:lvlOverride w:ilvl="6">
+      <w:startOverride w:val="1"/>
+    </w:lvlOverride>
+    <w:lvlOverride w:ilvl="7">
+      <w:startOverride w:val="1"/>
+    </w:lvlOverride>
+    <w:lvlOverride w:ilvl="8">
+      <w:startOverride w:val="1"/>
+    </w:lvlOverride>
+  </w:num>
+  <w:num w:numId="1012">
     <w:abstractNumId w:val="99411"/>
     <w:lvlOverride w:ilvl="0">
       <w:startOverride w:val="1"/>
@@ -46799,7 +47778,7 @@
       <w:startOverride w:val="1"/>
     </w:lvlOverride>
   </w:num>
-  <w:num w:numId="1011">
+  <w:num w:numId="1013">
     <w:abstractNumId w:val="99411"/>
     <w:lvlOverride w:ilvl="0">
       <w:startOverride w:val="1"/>
@@ -46829,7 +47808,7 @@
       <w:startOverride w:val="1"/>
     </w:lvlOverride>
   </w:num>
-  <w:num w:numId="1012">
+  <w:num w:numId="1014">
     <w:abstractNumId w:val="99431"/>
     <w:lvlOverride w:ilvl="0">
       <w:startOverride w:val="1"/>
@@ -46859,7 +47838,7 @@
       <w:startOverride w:val="1"/>
     </w:lvlOverride>
   </w:num>
-  <w:num w:numId="1013">
+  <w:num w:numId="1015">
     <w:abstractNumId w:val="99431"/>
     <w:lvlOverride w:ilvl="0">
       <w:startOverride w:val="1"/>
@@ -46889,7 +47868,7 @@
       <w:startOverride w:val="1"/>
     </w:lvlOverride>
   </w:num>
-  <w:num w:numId="1014">
+  <w:num w:numId="1016">
     <w:abstractNumId w:val="99432"/>
     <w:lvlOverride w:ilvl="0">
       <w:startOverride w:val="2"/>
@@ -46917,6 +47896,126 @@
     </w:lvlOverride>
     <w:lvlOverride w:ilvl="8">
       <w:startOverride w:val="2"/>
+    </w:lvlOverride>
+  </w:num>
+  <w:num w:numId="1017">
+    <w:abstractNumId w:val="99431"/>
+    <w:lvlOverride w:ilvl="0">
+      <w:startOverride w:val="1"/>
+    </w:lvlOverride>
+    <w:lvlOverride w:ilvl="1">
+      <w:startOverride w:val="1"/>
+    </w:lvlOverride>
+    <w:lvlOverride w:ilvl="2">
+      <w:startOverride w:val="1"/>
+    </w:lvlOverride>
+    <w:lvlOverride w:ilvl="3">
+      <w:startOverride w:val="1"/>
+    </w:lvlOverride>
+    <w:lvlOverride w:ilvl="4">
+      <w:startOverride w:val="1"/>
+    </w:lvlOverride>
+    <w:lvlOverride w:ilvl="5">
+      <w:startOverride w:val="1"/>
+    </w:lvlOverride>
+    <w:lvlOverride w:ilvl="6">
+      <w:startOverride w:val="1"/>
+    </w:lvlOverride>
+    <w:lvlOverride w:ilvl="7">
+      <w:startOverride w:val="1"/>
+    </w:lvlOverride>
+    <w:lvlOverride w:ilvl="8">
+      <w:startOverride w:val="1"/>
+    </w:lvlOverride>
+  </w:num>
+  <w:num w:numId="1018">
+    <w:abstractNumId w:val="99431"/>
+    <w:lvlOverride w:ilvl="0">
+      <w:startOverride w:val="1"/>
+    </w:lvlOverride>
+    <w:lvlOverride w:ilvl="1">
+      <w:startOverride w:val="1"/>
+    </w:lvlOverride>
+    <w:lvlOverride w:ilvl="2">
+      <w:startOverride w:val="1"/>
+    </w:lvlOverride>
+    <w:lvlOverride w:ilvl="3">
+      <w:startOverride w:val="1"/>
+    </w:lvlOverride>
+    <w:lvlOverride w:ilvl="4">
+      <w:startOverride w:val="1"/>
+    </w:lvlOverride>
+    <w:lvlOverride w:ilvl="5">
+      <w:startOverride w:val="1"/>
+    </w:lvlOverride>
+    <w:lvlOverride w:ilvl="6">
+      <w:startOverride w:val="1"/>
+    </w:lvlOverride>
+    <w:lvlOverride w:ilvl="7">
+      <w:startOverride w:val="1"/>
+    </w:lvlOverride>
+    <w:lvlOverride w:ilvl="8">
+      <w:startOverride w:val="1"/>
+    </w:lvlOverride>
+  </w:num>
+  <w:num w:numId="1019">
+    <w:abstractNumId w:val="99433"/>
+    <w:lvlOverride w:ilvl="0">
+      <w:startOverride w:val="3"/>
+    </w:lvlOverride>
+    <w:lvlOverride w:ilvl="1">
+      <w:startOverride w:val="3"/>
+    </w:lvlOverride>
+    <w:lvlOverride w:ilvl="2">
+      <w:startOverride w:val="3"/>
+    </w:lvlOverride>
+    <w:lvlOverride w:ilvl="3">
+      <w:startOverride w:val="3"/>
+    </w:lvlOverride>
+    <w:lvlOverride w:ilvl="4">
+      <w:startOverride w:val="3"/>
+    </w:lvlOverride>
+    <w:lvlOverride w:ilvl="5">
+      <w:startOverride w:val="3"/>
+    </w:lvlOverride>
+    <w:lvlOverride w:ilvl="6">
+      <w:startOverride w:val="3"/>
+    </w:lvlOverride>
+    <w:lvlOverride w:ilvl="7">
+      <w:startOverride w:val="3"/>
+    </w:lvlOverride>
+    <w:lvlOverride w:ilvl="8">
+      <w:startOverride w:val="3"/>
+    </w:lvlOverride>
+  </w:num>
+  <w:num w:numId="1020">
+    <w:abstractNumId w:val="99433"/>
+    <w:lvlOverride w:ilvl="0">
+      <w:startOverride w:val="3"/>
+    </w:lvlOverride>
+    <w:lvlOverride w:ilvl="1">
+      <w:startOverride w:val="3"/>
+    </w:lvlOverride>
+    <w:lvlOverride w:ilvl="2">
+      <w:startOverride w:val="3"/>
+    </w:lvlOverride>
+    <w:lvlOverride w:ilvl="3">
+      <w:startOverride w:val="3"/>
+    </w:lvlOverride>
+    <w:lvlOverride w:ilvl="4">
+      <w:startOverride w:val="3"/>
+    </w:lvlOverride>
+    <w:lvlOverride w:ilvl="5">
+      <w:startOverride w:val="3"/>
+    </w:lvlOverride>
+    <w:lvlOverride w:ilvl="6">
+      <w:startOverride w:val="3"/>
+    </w:lvlOverride>
+    <w:lvlOverride w:ilvl="7">
+      <w:startOverride w:val="3"/>
+    </w:lvlOverride>
+    <w:lvlOverride w:ilvl="8">
+      <w:startOverride w:val="3"/>
     </w:lvlOverride>
   </w:num>
 </w:numbering>

--- a/00-首页/题组Word/第一轮·综合套卷/第一轮综合卷06（教师版）.docx
+++ b/00-首页/题组Word/第一轮·综合套卷/第一轮综合卷06（教师版）.docx
@@ -11307,15 +11307,7 @@
           <w:b/>
           <w:bCs/>
         </w:rPr>
-        <w:t xml:space="preserve">4-1 </w:t>
-      </w:r>
-      <w:r>
-        <w:rPr>
-          <w:rFonts w:hint="eastAsia" w:ascii="Times New Roman" w:hAnsi="Times New Roman" w:eastAsia="FangSong" w:cs="Times New Roman"/>
-          <w:b/>
-          <w:bCs/>
-        </w:rPr>
-        <w:t xml:space="preserve">答案</w:t>
+        <w:t xml:space="preserve">(1)</w:t>
       </w:r>
       <w:r>
         <w:rPr>
@@ -11666,15 +11658,7 @@
           <w:b/>
           <w:bCs/>
         </w:rPr>
-        <w:t xml:space="preserve">4-2 </w:t>
-      </w:r>
-      <w:r>
-        <w:rPr>
-          <w:rFonts w:hint="eastAsia" w:ascii="Times New Roman" w:hAnsi="Times New Roman" w:eastAsia="FangSong" w:cs="Times New Roman"/>
-          <w:b/>
-          <w:bCs/>
-        </w:rPr>
-        <w:t xml:space="preserve">答案</w:t>
+        <w:t xml:space="preserve">(2)</w:t>
       </w:r>
       <w:r>
         <w:rPr>
@@ -12522,15 +12506,7 @@
           <w:b/>
           <w:bCs/>
         </w:rPr>
-        <w:t xml:space="preserve">4-3 </w:t>
-      </w:r>
-      <w:r>
-        <w:rPr>
-          <w:rFonts w:hint="eastAsia" w:ascii="Times New Roman" w:hAnsi="Times New Roman" w:eastAsia="FangSong" w:cs="Times New Roman"/>
-          <w:b/>
-          <w:bCs/>
-        </w:rPr>
-        <w:t xml:space="preserve">答案</w:t>
+        <w:t xml:space="preserve">(3)</w:t>
       </w:r>
       <w:r>
         <w:rPr>
@@ -13114,15 +13090,7 @@
           <w:b/>
           <w:bCs/>
         </w:rPr>
-        <w:t xml:space="preserve">4-4 </w:t>
-      </w:r>
-      <w:r>
-        <w:rPr>
-          <w:rFonts w:hint="eastAsia" w:ascii="Times New Roman" w:hAnsi="Times New Roman" w:eastAsia="FangSong" w:cs="Times New Roman"/>
-          <w:b/>
-          <w:bCs/>
-        </w:rPr>
-        <w:t xml:space="preserve">答案</w:t>
+        <w:t xml:space="preserve">(4)</w:t>
       </w:r>
       <w:r>
         <w:rPr>

--- a/00-首页/题组Word/第一轮·综合套卷/第一轮综合卷06（教师版）.docx
+++ b/00-首页/题组Word/第一轮·综合套卷/第一轮综合卷06（教师版）.docx
@@ -1091,16 +1091,6 @@
         </w:pict>
       </w:r>
     </w:p>
-    <w:p>
-      <w:pPr>
-        <w:spacing w:before="160" w:after="80"/>
-      </w:pPr>
-      <w:r>
-        <w:pict>
-          <v:rect style="width:0;height:1.5pt" o:hralign="center" o:hrstd="t" o:hr="t"/>
-        </w:pict>
-      </w:r>
-    </w:p>
     <w:bookmarkEnd w:id="10"/>
     <w:bookmarkStart w:id="11" w:name="第2题"/>
     <w:p>
@@ -1299,16 +1289,6 @@
           <w:bCs/>
         </w:rPr>
         <w:t>：D</w:t>
-      </w:r>
-    </w:p>
-    <w:p>
-      <w:pPr>
-        <w:spacing w:before="160" w:after="80"/>
-      </w:pPr>
-      <w:r>
-        <w:pict>
-          <v:rect style="width:0;height:1.5pt" o:hralign="center" o:hrstd="t" o:hr="t"/>
-        </w:pict>
       </w:r>
     </w:p>
     <w:p>
@@ -1557,16 +1537,6 @@
           <w:bCs/>
         </w:rPr>
         <w:t>：D</w:t>
-      </w:r>
-    </w:p>
-    <w:p>
-      <w:pPr>
-        <w:spacing w:before="160" w:after="80"/>
-      </w:pPr>
-      <w:r>
-        <w:pict>
-          <v:rect style="width:0;height:1.5pt" o:hralign="center" o:hrstd="t" o:hr="t"/>
-        </w:pict>
       </w:r>
     </w:p>
     <w:p>
@@ -1802,16 +1772,6 @@
           <w:bCs/>
         </w:rPr>
         <w:t>：D</w:t>
-      </w:r>
-    </w:p>
-    <w:p>
-      <w:pPr>
-        <w:spacing w:before="160" w:after="80"/>
-      </w:pPr>
-      <w:r>
-        <w:pict>
-          <v:rect style="width:0;height:1.5pt" o:hralign="center" o:hrstd="t" o:hr="t"/>
-        </w:pict>
       </w:r>
     </w:p>
     <w:p>
@@ -7921,16 +7881,6 @@
         </w:pict>
       </w:r>
     </w:p>
-    <w:p>
-      <w:pPr>
-        <w:spacing w:before="160" w:after="80"/>
-      </w:pPr>
-      <w:r>
-        <w:pict>
-          <v:rect style="width:0;height:1.5pt" o:hralign="center" o:hrstd="t" o:hr="t"/>
-        </w:pict>
-      </w:r>
-    </w:p>
     <w:bookmarkEnd w:id="14"/>
     <w:bookmarkStart w:id="15" w:name="第6题"/>
     <w:p>
@@ -8285,16 +8235,6 @@
           <w:bCs/>
         </w:rPr>
         <w:t>：A</w:t>
-      </w:r>
-    </w:p>
-    <w:p>
-      <w:pPr>
-        <w:spacing w:before="160" w:after="80"/>
-      </w:pPr>
-      <w:r>
-        <w:pict>
-          <v:rect style="width:0;height:1.5pt" o:hralign="center" o:hrstd="t" o:hr="t"/>
-        </w:pict>
       </w:r>
     </w:p>
     <w:p>
@@ -8856,16 +8796,6 @@
         </w:pict>
       </w:r>
     </w:p>
-    <w:p>
-      <w:pPr>
-        <w:spacing w:before="160" w:after="80"/>
-      </w:pPr>
-      <w:r>
-        <w:pict>
-          <v:rect style="width:0;height:1.5pt" o:hralign="center" o:hrstd="t" o:hr="t"/>
-        </w:pict>
-      </w:r>
-    </w:p>
     <w:bookmarkEnd w:id="19"/>
     <w:bookmarkStart w:id="23" w:name="第8题"/>
     <w:p>
@@ -9298,16 +9228,6 @@
         </w:pict>
       </w:r>
     </w:p>
-    <w:p>
-      <w:pPr>
-        <w:spacing w:before="160" w:after="80"/>
-      </w:pPr>
-      <w:r>
-        <w:pict>
-          <v:rect style="width:0;height:1.5pt" o:hralign="center" o:hrstd="t" o:hr="t"/>
-        </w:pict>
-      </w:r>
-    </w:p>
     <w:bookmarkEnd w:id="23"/>
     <w:bookmarkStart w:id="24" w:name="第9题"/>
     <w:p>
@@ -9787,49 +9707,33 @@
       </w:pPr>
       <w:r>
         <w:rPr>
-          <w:rFonts w:hint="eastAsia" w:ascii="Times New Roman" w:hAnsi="Times New Roman" w:eastAsia="FangSong" w:cs="Times New Roman"/>
+          <w:rFonts w:ascii="Times New Roman" w:hAnsi="Times New Roman" w:eastAsia="Times New Roman" w:cs="Times New Roman"/>
           <w:b/>
           <w:bCs/>
         </w:rPr>
-        <w:t xml:space="preserve">小问</w:t>
-      </w:r>
-      <w:r>
-        <w:rPr>
-          <w:rFonts w:ascii="Times New Roman" w:hAnsi="Times New Roman" w:eastAsia="Times New Roman" w:cs="Times New Roman"/>
-          <w:b/>
-          <w:bCs/>
-        </w:rPr>
-        <w:t xml:space="preserve"> </w:t>
-      </w:r>
-      <w:r>
-        <w:rPr>
-          <w:rFonts w:hint="eastAsia" w:ascii="Times New Roman" w:hAnsi="Times New Roman" w:eastAsia="Times New Roman" w:cs="Times New Roman"/>
-          <w:b/>
-          <w:bCs/>
-        </w:rPr>
-        <w:t xml:space="preserve">4-1（3</w:t>
-      </w:r>
-      <w:r>
-        <w:rPr>
-          <w:rFonts w:ascii="Times New Roman" w:hAnsi="Times New Roman" w:eastAsia="Times New Roman" w:cs="Times New Roman"/>
-          <w:b/>
-          <w:bCs/>
-        </w:rPr>
-        <w:t xml:space="preserve"> </w:t>
-      </w:r>
-      <w:r>
-        <w:rPr>
-          <w:rFonts w:hint="eastAsia" w:ascii="Times New Roman" w:hAnsi="Times New Roman" w:eastAsia="FangSong" w:cs="Times New Roman"/>
-          <w:b/>
-          <w:bCs/>
+        <w:t xml:space="preserve">(1)</w:t>
+      </w:r>
+      <w:r>
+        <w:rPr>
+          <w:rFonts w:hint="eastAsia" w:ascii="Times New Roman" w:hAnsi="Times New Roman" w:eastAsia="Times New Roman" w:cs="Times New Roman"/>
+        </w:rPr>
+        <w:t xml:space="preserve">（3</w:t>
+      </w:r>
+      <w:r>
+        <w:rPr>
+          <w:rFonts w:ascii="Times New Roman" w:hAnsi="Times New Roman" w:eastAsia="Times New Roman" w:cs="Times New Roman"/>
+        </w:rPr>
+        <w:t xml:space="preserve"> </w:t>
+      </w:r>
+      <w:r>
+        <w:rPr>
+          <w:rFonts w:hint="eastAsia" w:ascii="Times New Roman" w:hAnsi="Times New Roman" w:eastAsia="FangSong" w:cs="Times New Roman"/>
         </w:rPr>
         <w:t>分</w:t>
       </w:r>
       <w:r>
         <w:rPr>
           <w:rFonts w:hint="eastAsia" w:ascii="Times New Roman" w:hAnsi="Times New Roman" w:eastAsia="Times New Roman" w:cs="Times New Roman"/>
-          <w:b/>
-          <w:bCs/>
         </w:rPr>
         <w:t>）</w:t>
       </w:r>
@@ -10183,49 +10087,33 @@
       </w:pPr>
       <w:r>
         <w:rPr>
-          <w:rFonts w:hint="eastAsia" w:ascii="Times New Roman" w:hAnsi="Times New Roman" w:eastAsia="FangSong" w:cs="Times New Roman"/>
+          <w:rFonts w:ascii="Times New Roman" w:hAnsi="Times New Roman" w:eastAsia="Times New Roman" w:cs="Times New Roman"/>
           <w:b/>
           <w:bCs/>
         </w:rPr>
-        <w:t xml:space="preserve">小问</w:t>
-      </w:r>
-      <w:r>
-        <w:rPr>
-          <w:rFonts w:ascii="Times New Roman" w:hAnsi="Times New Roman" w:eastAsia="Times New Roman" w:cs="Times New Roman"/>
-          <w:b/>
-          <w:bCs/>
-        </w:rPr>
-        <w:t xml:space="preserve"> </w:t>
-      </w:r>
-      <w:r>
-        <w:rPr>
-          <w:rFonts w:hint="eastAsia" w:ascii="Times New Roman" w:hAnsi="Times New Roman" w:eastAsia="Times New Roman" w:cs="Times New Roman"/>
-          <w:b/>
-          <w:bCs/>
-        </w:rPr>
-        <w:t xml:space="preserve">4-2（2</w:t>
-      </w:r>
-      <w:r>
-        <w:rPr>
-          <w:rFonts w:ascii="Times New Roman" w:hAnsi="Times New Roman" w:eastAsia="Times New Roman" w:cs="Times New Roman"/>
-          <w:b/>
-          <w:bCs/>
-        </w:rPr>
-        <w:t xml:space="preserve"> </w:t>
-      </w:r>
-      <w:r>
-        <w:rPr>
-          <w:rFonts w:hint="eastAsia" w:ascii="Times New Roman" w:hAnsi="Times New Roman" w:eastAsia="FangSong" w:cs="Times New Roman"/>
-          <w:b/>
-          <w:bCs/>
+        <w:t xml:space="preserve">(2)</w:t>
+      </w:r>
+      <w:r>
+        <w:rPr>
+          <w:rFonts w:hint="eastAsia" w:ascii="Times New Roman" w:hAnsi="Times New Roman" w:eastAsia="Times New Roman" w:cs="Times New Roman"/>
+        </w:rPr>
+        <w:t xml:space="preserve">（2</w:t>
+      </w:r>
+      <w:r>
+        <w:rPr>
+          <w:rFonts w:ascii="Times New Roman" w:hAnsi="Times New Roman" w:eastAsia="Times New Roman" w:cs="Times New Roman"/>
+        </w:rPr>
+        <w:t xml:space="preserve"> </w:t>
+      </w:r>
+      <w:r>
+        <w:rPr>
+          <w:rFonts w:hint="eastAsia" w:ascii="Times New Roman" w:hAnsi="Times New Roman" w:eastAsia="FangSong" w:cs="Times New Roman"/>
         </w:rPr>
         <w:t>分</w:t>
       </w:r>
       <w:r>
         <w:rPr>
           <w:rFonts w:hint="eastAsia" w:ascii="Times New Roman" w:hAnsi="Times New Roman" w:eastAsia="Times New Roman" w:cs="Times New Roman"/>
-          <w:b/>
-          <w:bCs/>
         </w:rPr>
         <w:t>）</w:t>
       </w:r>
@@ -10852,25 +10740,25 @@
         <w:rPr>
           <w:rFonts w:hint="eastAsia" w:ascii="Times New Roman" w:hAnsi="Times New Roman" w:eastAsia="FangSong" w:cs="Times New Roman"/>
         </w:rPr>
-        <w:t>计算</w:t>
-      </w:r>
-      <w:r>
-        <w:rPr>
-          <w:rFonts w:hint="eastAsia" w:ascii="Times New Roman" w:hAnsi="Times New Roman" w:eastAsia="Times New Roman" w:cs="Times New Roman"/>
-        </w:rPr>
-        <w:t>4-1</w:t>
-      </w:r>
-      <w:r>
-        <w:rPr>
-          <w:rFonts w:hint="eastAsia" w:ascii="Times New Roman" w:hAnsi="Times New Roman" w:eastAsia="FangSong" w:cs="Times New Roman"/>
-        </w:rPr>
-        <w:t>中</w:t>
-      </w:r>
-      <w:r>
-        <w:rPr>
-          <w:rFonts w:hint="eastAsia" w:ascii="Times New Roman" w:hAnsi="Times New Roman" w:eastAsia="Times New Roman" w:cs="Times New Roman"/>
-        </w:rPr>
-        <w:t>EDTA</w:t>
+        <w:t>计算第</w:t>
+      </w:r>
+      <w:r>
+        <w:rPr>
+          <w:rFonts w:ascii="Times New Roman" w:hAnsi="Times New Roman" w:eastAsia="Times New Roman" w:cs="Times New Roman"/>
+        </w:rPr>
+        <w:t xml:space="preserve"> (1) </w:t>
+      </w:r>
+      <w:r>
+        <w:rPr>
+          <w:rFonts w:hint="eastAsia" w:ascii="Times New Roman" w:hAnsi="Times New Roman" w:eastAsia="FangSong" w:cs="Times New Roman"/>
+        </w:rPr>
+        <w:t xml:space="preserve">问中</w:t>
+      </w:r>
+      <w:r>
+        <w:rPr>
+          <w:rFonts w:ascii="Times New Roman" w:hAnsi="Times New Roman" w:eastAsia="Times New Roman" w:cs="Times New Roman"/>
+        </w:rPr>
+        <w:t xml:space="preserve"> EDTA </w:t>
       </w:r>
       <w:r>
         <w:rPr>
@@ -10892,49 +10780,33 @@
       </w:pPr>
       <w:r>
         <w:rPr>
-          <w:rFonts w:hint="eastAsia" w:ascii="Times New Roman" w:hAnsi="Times New Roman" w:eastAsia="FangSong" w:cs="Times New Roman"/>
+          <w:rFonts w:ascii="Times New Roman" w:hAnsi="Times New Roman" w:eastAsia="Times New Roman" w:cs="Times New Roman"/>
           <w:b/>
           <w:bCs/>
         </w:rPr>
-        <w:t xml:space="preserve">小问</w:t>
-      </w:r>
-      <w:r>
-        <w:rPr>
-          <w:rFonts w:ascii="Times New Roman" w:hAnsi="Times New Roman" w:eastAsia="Times New Roman" w:cs="Times New Roman"/>
-          <w:b/>
-          <w:bCs/>
-        </w:rPr>
-        <w:t xml:space="preserve"> </w:t>
-      </w:r>
-      <w:r>
-        <w:rPr>
-          <w:rFonts w:hint="eastAsia" w:ascii="Times New Roman" w:hAnsi="Times New Roman" w:eastAsia="Times New Roman" w:cs="Times New Roman"/>
-          <w:b/>
-          <w:bCs/>
-        </w:rPr>
-        <w:t xml:space="preserve">4-3（2</w:t>
-      </w:r>
-      <w:r>
-        <w:rPr>
-          <w:rFonts w:ascii="Times New Roman" w:hAnsi="Times New Roman" w:eastAsia="Times New Roman" w:cs="Times New Roman"/>
-          <w:b/>
-          <w:bCs/>
-        </w:rPr>
-        <w:t xml:space="preserve"> </w:t>
-      </w:r>
-      <w:r>
-        <w:rPr>
-          <w:rFonts w:hint="eastAsia" w:ascii="Times New Roman" w:hAnsi="Times New Roman" w:eastAsia="FangSong" w:cs="Times New Roman"/>
-          <w:b/>
-          <w:bCs/>
+        <w:t xml:space="preserve">(3)</w:t>
+      </w:r>
+      <w:r>
+        <w:rPr>
+          <w:rFonts w:hint="eastAsia" w:ascii="Times New Roman" w:hAnsi="Times New Roman" w:eastAsia="Times New Roman" w:cs="Times New Roman"/>
+        </w:rPr>
+        <w:t xml:space="preserve">（2</w:t>
+      </w:r>
+      <w:r>
+        <w:rPr>
+          <w:rFonts w:ascii="Times New Roman" w:hAnsi="Times New Roman" w:eastAsia="Times New Roman" w:cs="Times New Roman"/>
+        </w:rPr>
+        <w:t xml:space="preserve"> </w:t>
+      </w:r>
+      <w:r>
+        <w:rPr>
+          <w:rFonts w:hint="eastAsia" w:ascii="Times New Roman" w:hAnsi="Times New Roman" w:eastAsia="FangSong" w:cs="Times New Roman"/>
         </w:rPr>
         <w:t>分</w:t>
       </w:r>
       <w:r>
         <w:rPr>
           <w:rFonts w:hint="eastAsia" w:ascii="Times New Roman" w:hAnsi="Times New Roman" w:eastAsia="Times New Roman" w:cs="Times New Roman"/>
-          <w:b/>
-          <w:bCs/>
         </w:rPr>
         <w:t>）</w:t>
       </w:r>
@@ -10988,49 +10860,33 @@
       </w:pPr>
       <w:r>
         <w:rPr>
-          <w:rFonts w:hint="eastAsia" w:ascii="Times New Roman" w:hAnsi="Times New Roman" w:eastAsia="FangSong" w:cs="Times New Roman"/>
+          <w:rFonts w:ascii="Times New Roman" w:hAnsi="Times New Roman" w:eastAsia="Times New Roman" w:cs="Times New Roman"/>
           <w:b/>
           <w:bCs/>
         </w:rPr>
-        <w:t xml:space="preserve">小问</w:t>
-      </w:r>
-      <w:r>
-        <w:rPr>
-          <w:rFonts w:ascii="Times New Roman" w:hAnsi="Times New Roman" w:eastAsia="Times New Roman" w:cs="Times New Roman"/>
-          <w:b/>
-          <w:bCs/>
-        </w:rPr>
-        <w:t xml:space="preserve"> </w:t>
-      </w:r>
-      <w:r>
-        <w:rPr>
-          <w:rFonts w:hint="eastAsia" w:ascii="Times New Roman" w:hAnsi="Times New Roman" w:eastAsia="Times New Roman" w:cs="Times New Roman"/>
-          <w:b/>
-          <w:bCs/>
-        </w:rPr>
-        <w:t xml:space="preserve">4-4（1</w:t>
-      </w:r>
-      <w:r>
-        <w:rPr>
-          <w:rFonts w:ascii="Times New Roman" w:hAnsi="Times New Roman" w:eastAsia="Times New Roman" w:cs="Times New Roman"/>
-          <w:b/>
-          <w:bCs/>
-        </w:rPr>
-        <w:t xml:space="preserve"> </w:t>
-      </w:r>
-      <w:r>
-        <w:rPr>
-          <w:rFonts w:hint="eastAsia" w:ascii="Times New Roman" w:hAnsi="Times New Roman" w:eastAsia="FangSong" w:cs="Times New Roman"/>
-          <w:b/>
-          <w:bCs/>
+        <w:t xml:space="preserve">(4)</w:t>
+      </w:r>
+      <w:r>
+        <w:rPr>
+          <w:rFonts w:hint="eastAsia" w:ascii="Times New Roman" w:hAnsi="Times New Roman" w:eastAsia="Times New Roman" w:cs="Times New Roman"/>
+        </w:rPr>
+        <w:t xml:space="preserve">（1</w:t>
+      </w:r>
+      <w:r>
+        <w:rPr>
+          <w:rFonts w:ascii="Times New Roman" w:hAnsi="Times New Roman" w:eastAsia="Times New Roman" w:cs="Times New Roman"/>
+        </w:rPr>
+        <w:t xml:space="preserve"> </w:t>
+      </w:r>
+      <w:r>
+        <w:rPr>
+          <w:rFonts w:hint="eastAsia" w:ascii="Times New Roman" w:hAnsi="Times New Roman" w:eastAsia="FangSong" w:cs="Times New Roman"/>
         </w:rPr>
         <w:t>分</w:t>
       </w:r>
       <w:r>
         <w:rPr>
           <w:rFonts w:hint="eastAsia" w:ascii="Times New Roman" w:hAnsi="Times New Roman" w:eastAsia="Times New Roman" w:cs="Times New Roman"/>
-          <w:b/>
-          <w:bCs/>
         </w:rPr>
         <w:t>）</w:t>
       </w:r>
@@ -13645,16 +13501,6 @@
         </w:pict>
       </w:r>
     </w:p>
-    <w:p>
-      <w:pPr>
-        <w:spacing w:before="160" w:after="80"/>
-      </w:pPr>
-      <w:r>
-        <w:pict>
-          <v:rect style="width:0;height:1.5pt" o:hralign="center" o:hrstd="t" o:hr="t"/>
-        </w:pict>
-      </w:r>
-    </w:p>
     <w:bookmarkEnd w:id="24"/>
     <w:bookmarkStart w:id="37" w:name="第10题"/>
     <w:p>
@@ -18665,16 +18511,6 @@
           </m:sSup>
         </m:oMath>
       </m:oMathPara>
-    </w:p>
-    <w:p>
-      <w:pPr>
-        <w:spacing w:before="160" w:after="80"/>
-      </w:pPr>
-      <w:r>
-        <w:pict>
-          <v:rect style="width:0;height:1.5pt" o:hralign="center" o:hrstd="t" o:hr="t"/>
-        </w:pict>
-      </w:r>
     </w:p>
     <w:p>
       <w:pPr>
@@ -23105,16 +22941,6 @@
         </w:pict>
       </w:r>
     </w:p>
-    <w:p>
-      <w:pPr>
-        <w:spacing w:before="160" w:after="80"/>
-      </w:pPr>
-      <w:r>
-        <w:pict>
-          <v:rect style="width:0;height:1.5pt" o:hralign="center" o:hrstd="t" o:hr="t"/>
-        </w:pict>
-      </w:r>
-    </w:p>
     <w:bookmarkEnd w:id="44"/>
     <w:bookmarkStart w:id="45" w:name="第12题"/>
     <w:p>
@@ -23431,16 +23257,6 @@
           <w:rFonts w:ascii="Times New Roman" w:hAnsi="Times New Roman" w:eastAsia="Times New Roman" w:cs="Times New Roman"/>
         </w:rPr>
         <w:t xml:space="preserve">​</w:t>
-      </w:r>
-    </w:p>
-    <w:p>
-      <w:pPr>
-        <w:spacing w:before="160" w:after="80"/>
-      </w:pPr>
-      <w:r>
-        <w:pict>
-          <v:rect style="width:0;height:1.5pt" o:hralign="center" o:hrstd="t" o:hr="t"/>
-        </w:pict>
       </w:r>
     </w:p>
     <w:p>
@@ -24782,16 +24598,6 @@
           <w:rFonts w:ascii="Times New Roman" w:hAnsi="Times New Roman" w:eastAsia="Times New Roman" w:cs="Times New Roman"/>
         </w:rPr>
         <w:t xml:space="preserve">4.95MeV。</w:t>
-      </w:r>
-    </w:p>
-    <w:p>
-      <w:pPr>
-        <w:spacing w:before="160" w:after="80"/>
-      </w:pPr>
-      <w:r>
-        <w:pict>
-          <v:rect style="width:0;height:1.5pt" o:hralign="center" o:hrstd="t" o:hr="t"/>
-        </w:pict>
       </w:r>
     </w:p>
     <w:p>
@@ -25760,16 +25566,6 @@
         </w:pict>
       </w:r>
     </w:p>
-    <w:p>
-      <w:pPr>
-        <w:spacing w:before="160" w:after="80"/>
-      </w:pPr>
-      <w:r>
-        <w:pict>
-          <v:rect style="width:0;height:1.5pt" o:hralign="center" o:hrstd="t" o:hr="t"/>
-        </w:pict>
-      </w:r>
-    </w:p>
     <w:bookmarkEnd w:id="50"/>
     <w:bookmarkStart w:id="54" w:name="第15题"/>
     <w:p>
@@ -27225,16 +27021,6 @@
           <w:rFonts w:hint="eastAsia" w:ascii="Times New Roman" w:hAnsi="Times New Roman" w:eastAsia="Times New Roman" w:cs="Times New Roman"/>
         </w:rPr>
         <w:t>。</w:t>
-      </w:r>
-    </w:p>
-    <w:p>
-      <w:pPr>
-        <w:spacing w:before="160" w:after="80"/>
-      </w:pPr>
-      <w:r>
-        <w:pict>
-          <v:rect style="width:0;height:1.5pt" o:hralign="center" o:hrstd="t" o:hr="t"/>
-        </w:pict>
       </w:r>
     </w:p>
     <w:p>
@@ -27956,16 +27742,6 @@
             </a:graphic>
           </wp:inline>
         </w:drawing>
-      </w:r>
-    </w:p>
-    <w:p>
-      <w:pPr>
-        <w:spacing w:before="160" w:after="80"/>
-      </w:pPr>
-      <w:r>
-        <w:pict>
-          <v:rect style="width:0;height:1.5pt" o:hralign="center" o:hrstd="t" o:hr="t"/>
-        </w:pict>
       </w:r>
     </w:p>
     <w:p>
@@ -32583,16 +32359,6 @@
         </w:pict>
       </w:r>
     </w:p>
-    <w:p>
-      <w:pPr>
-        <w:spacing w:before="160" w:after="80"/>
-      </w:pPr>
-      <w:r>
-        <w:pict>
-          <v:rect style="width:0;height:1.5pt" o:hralign="center" o:hrstd="t" o:hr="t"/>
-        </w:pict>
-      </w:r>
-    </w:p>
     <w:bookmarkEnd w:id="59"/>
     <w:bookmarkStart w:id="60" w:name="第18题"/>
     <w:p>
@@ -33475,16 +33241,6 @@
           <w:rFonts w:ascii="Times New Roman" w:hAnsi="Times New Roman" w:eastAsia="Times New Roman" w:cs="Times New Roman"/>
         </w:rPr>
         <w:t xml:space="preserve">。</w:t>
-      </w:r>
-    </w:p>
-    <w:p>
-      <w:pPr>
-        <w:spacing w:before="160" w:after="80"/>
-      </w:pPr>
-      <w:r>
-        <w:pict>
-          <v:rect style="width:0;height:1.5pt" o:hralign="center" o:hrstd="t" o:hr="t"/>
-        </w:pict>
       </w:r>
     </w:p>
     <w:p>
@@ -33883,16 +33639,6 @@
         </w:pict>
       </w:r>
     </w:p>
-    <w:p>
-      <w:pPr>
-        <w:spacing w:before="160" w:after="80"/>
-      </w:pPr>
-      <w:r>
-        <w:pict>
-          <v:rect style="width:0;height:1.5pt" o:hralign="center" o:hrstd="t" o:hr="t"/>
-        </w:pict>
-      </w:r>
-    </w:p>
     <w:bookmarkEnd w:id="61"/>
     <w:bookmarkStart w:id="62" w:name="第20题"/>
     <w:p>
@@ -34600,16 +34346,6 @@
         </w:pict>
       </w:r>
     </w:p>
-    <w:p>
-      <w:pPr>
-        <w:spacing w:before="160" w:after="80"/>
-      </w:pPr>
-      <w:r>
-        <w:pict>
-          <v:rect style="width:0;height:1.5pt" o:hralign="center" o:hrstd="t" o:hr="t"/>
-        </w:pict>
-      </w:r>
-    </w:p>
     <w:bookmarkEnd w:id="62"/>
     <w:bookmarkStart w:id="63" w:name="第21题"/>
     <w:p>
@@ -36153,16 +35889,6 @@
         </w:pict>
       </w:r>
     </w:p>
-    <w:p>
-      <w:pPr>
-        <w:spacing w:before="160" w:after="80"/>
-      </w:pPr>
-      <w:r>
-        <w:pict>
-          <v:rect style="width:0;height:1.5pt" o:hralign="center" o:hrstd="t" o:hr="t"/>
-        </w:pict>
-      </w:r>
-    </w:p>
     <w:bookmarkEnd w:id="63"/>
     <w:bookmarkStart w:id="64" w:name="第22题"/>
     <w:p>
@@ -36445,16 +36171,6 @@
           <w:bCs/>
         </w:rPr>
         <w:t>：C</w:t>
-      </w:r>
-    </w:p>
-    <w:p>
-      <w:pPr>
-        <w:spacing w:before="160" w:after="80"/>
-      </w:pPr>
-      <w:r>
-        <w:pict>
-          <v:rect style="width:0;height:1.5pt" o:hralign="center" o:hrstd="t" o:hr="t"/>
-        </w:pict>
       </w:r>
     </w:p>
     <w:p>
@@ -39872,16 +39588,6 @@
           <m:t>↓</m:t>
         </m:r>
       </m:oMath>
-    </w:p>
-    <w:p>
-      <w:pPr>
-        <w:spacing w:before="160" w:after="80"/>
-      </w:pPr>
-      <w:r>
-        <w:pict>
-          <v:rect style="width:0;height:1.5pt" o:hralign="center" o:hrstd="t" o:hr="t"/>
-        </w:pict>
-      </w:r>
     </w:p>
     <w:p>
       <w:pPr>
@@ -42067,16 +41773,6 @@
           </m:sSup>
         </m:oMath>
       </m:oMathPara>
-    </w:p>
-    <w:p>
-      <w:pPr>
-        <w:spacing w:before="160" w:after="80"/>
-      </w:pPr>
-      <w:r>
-        <w:pict>
-          <v:rect style="width:0;height:1.5pt" o:hralign="center" o:hrstd="t" o:hr="t"/>
-        </w:pict>
-      </w:r>
     </w:p>
     <w:p>
       <w:pPr>
@@ -44650,16 +44346,6 @@
         </w:pict>
       </w:r>
     </w:p>
-    <w:p>
-      <w:pPr>
-        <w:spacing w:before="160" w:after="80"/>
-      </w:pPr>
-      <w:r>
-        <w:pict>
-          <v:rect style="width:0;height:1.5pt" o:hralign="center" o:hrstd="t" o:hr="t"/>
-        </w:pict>
-      </w:r>
-    </w:p>
     <w:bookmarkEnd w:id="78"/>
     <w:bookmarkStart w:id="79" w:name="第26题"/>
     <w:p>
@@ -46651,16 +46337,6 @@
           <w:rFonts w:hint="eastAsia" w:ascii="Times New Roman" w:hAnsi="Times New Roman" w:eastAsia="Times New Roman" w:cs="Times New Roman"/>
         </w:rPr>
         <w:t>。</w:t>
-      </w:r>
-    </w:p>
-    <w:p>
-      <w:pPr>
-        <w:spacing w:before="160" w:after="80"/>
-      </w:pPr>
-      <w:r>
-        <w:pict>
-          <v:rect style="width:0;height:1.5pt" o:hralign="center" o:hrstd="t" o:hr="t"/>
-        </w:pict>
       </w:r>
     </w:p>
     <w:p>

--- a/00-首页/题组Word/第一轮·综合套卷/第一轮综合卷06（教师版）.docx
+++ b/00-首页/题组Word/第一轮·综合套卷/第一轮综合卷06（教师版）.docx
@@ -2,7 +2,7 @@
 <file path=word/document.xml><?xml version="1.0" encoding="utf-8"?>
 <w:document xmlns:w="http://schemas.openxmlformats.org/wordprocessingml/2006/main" xmlns:m="http://schemas.openxmlformats.org/officeDocument/2006/math" xmlns:r="http://schemas.openxmlformats.org/officeDocument/2006/relationships" xmlns:o="urn:schemas-microsoft-com:office:office" xmlns:v="urn:schemas-microsoft-com:vml" xmlns:w10="urn:schemas-microsoft-com:office:word" xmlns:a="http://schemas.openxmlformats.org/drawingml/2006/main" xmlns:pic="http://schemas.openxmlformats.org/drawingml/2006/picture" xmlns:wp="http://schemas.openxmlformats.org/drawingml/2006/wordprocessingDrawing">
   <w:body>
-    <w:bookmarkStart w:id="81" w:name="第一轮综合练习-第06卷"/>
+    <w:bookmarkStart w:id="78" w:name="第一轮综合练习-第06卷"/>
     <w:p>
       <w:pPr>
         <w:pStyle w:val="Heading1"/>
@@ -567,7 +567,7 @@
       </w:r>
     </w:p>
     <w:bookmarkEnd w:id="9"/>
-    <w:bookmarkStart w:id="80" w:name="题目"/>
+    <w:bookmarkStart w:id="77" w:name="题目"/>
     <w:p>
       <w:pPr>
         <w:pStyle w:val="Heading2"/>
@@ -27034,7 +27034,7 @@
       </w:r>
     </w:p>
     <w:bookmarkEnd w:id="54"/>
-    <w:bookmarkStart w:id="58" w:name="第16题"/>
+    <w:bookmarkStart w:id="55" w:name="第16题"/>
     <w:p>
       <w:pPr>
         <w:pStyle w:val="Heading3"/>
@@ -27694,58 +27694,6 @@
     </w:p>
     <w:p>
       <w:pPr>
-        <w:pStyle w:val="BodyText"/>
-        <w:spacing w:before="160" w:after="80"/>
-        <w:jc w:val="center"/>
-      </w:pPr>
-      <w:r>
-        <w:rPr>
-          <w:rFonts w:ascii="Times New Roman" w:hAnsi="Times New Roman" w:eastAsia="Times New Roman" w:cs="Times New Roman"/>
-        </w:rPr>
-        <w:drawing>
-          <wp:inline>
-            <wp:extent cx="3600000" cy="2308332"/>
-            <wp:effectExtent b="0" l="0" r="0" t="0"/>
-            <wp:docPr descr="" title="" id="56" name="Picture"/>
-            <a:graphic>
-              <a:graphicData uri="http://schemas.openxmlformats.org/drawingml/2006/picture">
-                <pic:pic>
-                  <pic:nvPicPr>
-                    <pic:cNvPr descr="7937fa3a4ad6d5d9124ba067bca2710abd9c4ab591c0e70741f298f0452bda78.png" id="57" name="Picture"/>
-                    <pic:cNvPicPr>
-                      <a:picLocks noChangeArrowheads="1" noChangeAspect="1"/>
-                    </pic:cNvPicPr>
-                  </pic:nvPicPr>
-                  <pic:blipFill>
-                    <a:blip r:embed="rId55"/>
-                    <a:stretch>
-                      <a:fillRect/>
-                    </a:stretch>
-                  </pic:blipFill>
-                  <pic:spPr bwMode="auto">
-                    <a:xfrm>
-                      <a:off x="0" y="0"/>
-                      <a:ext cx="3600000" cy="2308332"/>
-                    </a:xfrm>
-                    <a:prstGeom prst="rect">
-                      <a:avLst/>
-                    </a:prstGeom>
-                    <a:noFill/>
-                    <a:ln w="9525">
-                      <a:noFill/>
-                      <a:headEnd/>
-                      <a:tailEnd/>
-                    </a:ln>
-                  </pic:spPr>
-                </pic:pic>
-              </a:graphicData>
-            </a:graphic>
-          </wp:inline>
-        </w:drawing>
-      </w:r>
-    </w:p>
-    <w:p>
-      <w:pPr>
         <w:spacing w:before="160" w:after="80"/>
       </w:pPr>
       <w:r>
@@ -27754,8 +27702,8 @@
         </w:pict>
       </w:r>
     </w:p>
-    <w:bookmarkEnd w:id="58"/>
-    <w:bookmarkStart w:id="59" w:name="第17题"/>
+    <w:bookmarkEnd w:id="55"/>
+    <w:bookmarkStart w:id="56" w:name="第17题"/>
     <w:p>
       <w:pPr>
         <w:pStyle w:val="Heading3"/>
@@ -32359,8 +32307,8 @@
         </w:pict>
       </w:r>
     </w:p>
-    <w:bookmarkEnd w:id="59"/>
-    <w:bookmarkStart w:id="60" w:name="第18题"/>
+    <w:bookmarkEnd w:id="56"/>
+    <w:bookmarkStart w:id="57" w:name="第18题"/>
     <w:p>
       <w:pPr>
         <w:pStyle w:val="Heading3"/>
@@ -33263,8 +33211,8 @@
         </w:pict>
       </w:r>
     </w:p>
-    <w:bookmarkEnd w:id="60"/>
-    <w:bookmarkStart w:id="61" w:name="第19题"/>
+    <w:bookmarkEnd w:id="57"/>
+    <w:bookmarkStart w:id="58" w:name="第19题"/>
     <w:p>
       <w:pPr>
         <w:pStyle w:val="Heading3"/>
@@ -33639,8 +33587,8 @@
         </w:pict>
       </w:r>
     </w:p>
-    <w:bookmarkEnd w:id="61"/>
-    <w:bookmarkStart w:id="62" w:name="第20题"/>
+    <w:bookmarkEnd w:id="58"/>
+    <w:bookmarkStart w:id="59" w:name="第20题"/>
     <w:p>
       <w:pPr>
         <w:pStyle w:val="Heading3"/>
@@ -34346,8 +34294,8 @@
         </w:pict>
       </w:r>
     </w:p>
-    <w:bookmarkEnd w:id="62"/>
-    <w:bookmarkStart w:id="63" w:name="第21题"/>
+    <w:bookmarkEnd w:id="59"/>
+    <w:bookmarkStart w:id="60" w:name="第21题"/>
     <w:p>
       <w:pPr>
         <w:pStyle w:val="Heading3"/>
@@ -35889,8 +35837,8 @@
         </w:pict>
       </w:r>
     </w:p>
-    <w:bookmarkEnd w:id="63"/>
-    <w:bookmarkStart w:id="64" w:name="第22题"/>
+    <w:bookmarkEnd w:id="60"/>
+    <w:bookmarkStart w:id="61" w:name="第22题"/>
     <w:p>
       <w:pPr>
         <w:pStyle w:val="Heading3"/>
@@ -36183,8 +36131,8 @@
         </w:pict>
       </w:r>
     </w:p>
-    <w:bookmarkEnd w:id="64"/>
-    <w:bookmarkStart w:id="70" w:name="第23题"/>
+    <w:bookmarkEnd w:id="61"/>
+    <w:bookmarkStart w:id="67" w:name="第23题"/>
     <w:p>
       <w:pPr>
         <w:pStyle w:val="Heading3"/>
@@ -37549,18 +37497,18 @@
           <wp:inline>
             <wp:extent cx="3048000" cy="2222500"/>
             <wp:effectExtent b="0" l="0" r="0" t="0"/>
-            <wp:docPr descr="" title="" id="66" name="Picture"/>
+            <wp:docPr descr="" title="" id="63" name="Picture"/>
             <a:graphic>
               <a:graphicData uri="http://schemas.openxmlformats.org/drawingml/2006/picture">
                 <pic:pic>
                   <pic:nvPicPr>
-                    <pic:cNvPr descr="e37a7ead842596bdacba44f64f5d49a0372b547ac249d1b69977aeb2c48215e6.jpg" id="67" name="Picture"/>
+                    <pic:cNvPr descr="e37a7ead842596bdacba44f64f5d49a0372b547ac249d1b69977aeb2c48215e6.jpg" id="64" name="Picture"/>
                     <pic:cNvPicPr>
                       <a:picLocks noChangeArrowheads="1" noChangeAspect="1"/>
                     </pic:cNvPicPr>
                   </pic:nvPicPr>
                   <pic:blipFill>
-                    <a:blip r:embed="rId65"/>
+                    <a:blip r:embed="rId62"/>
                     <a:stretch>
                       <a:fillRect/>
                     </a:stretch>
@@ -38742,18 +38690,18 @@
           <wp:inline>
             <wp:extent cx="3048000" cy="2222500"/>
             <wp:effectExtent b="0" l="0" r="0" t="0"/>
-            <wp:docPr descr="" title="" id="68" name="Picture"/>
+            <wp:docPr descr="" title="" id="65" name="Picture"/>
             <a:graphic>
               <a:graphicData uri="http://schemas.openxmlformats.org/drawingml/2006/picture">
                 <pic:pic>
                   <pic:nvPicPr>
-                    <pic:cNvPr descr="e37a7ead842596bdacba44f64f5d49a0372b547ac249d1b69977aeb2c48215e6.jpg" id="69" name="Picture"/>
+                    <pic:cNvPr descr="e37a7ead842596bdacba44f64f5d49a0372b547ac249d1b69977aeb2c48215e6.jpg" id="66" name="Picture"/>
                     <pic:cNvPicPr>
                       <a:picLocks noChangeArrowheads="1" noChangeAspect="1"/>
                     </pic:cNvPicPr>
                   </pic:nvPicPr>
                   <pic:blipFill>
-                    <a:blip r:embed="rId65"/>
+                    <a:blip r:embed="rId62"/>
                     <a:stretch>
                       <a:fillRect/>
                     </a:stretch>
@@ -39599,8 +39547,8 @@
         </w:pict>
       </w:r>
     </w:p>
-    <w:bookmarkEnd w:id="70"/>
-    <w:bookmarkStart w:id="74" w:name="第24题"/>
+    <w:bookmarkEnd w:id="67"/>
+    <w:bookmarkStart w:id="71" w:name="第24题"/>
     <w:p>
       <w:pPr>
         <w:pStyle w:val="Heading3"/>
@@ -39875,18 +39823,18 @@
           <wp:inline>
             <wp:extent cx="3600000" cy="1238008"/>
             <wp:effectExtent b="0" l="0" r="0" t="0"/>
-            <wp:docPr descr="" title="" id="72" name="Picture"/>
+            <wp:docPr descr="" title="" id="69" name="Picture"/>
             <a:graphic>
               <a:graphicData uri="http://schemas.openxmlformats.org/drawingml/2006/picture">
                 <pic:pic>
                   <pic:nvPicPr>
-                    <pic:cNvPr descr="b3fbdba570fe43b0d9f50be564e6cab2c23138bb8d9a35f2641869aeed4fb30e.jpg" id="73" name="Picture"/>
+                    <pic:cNvPr descr="b3fbdba570fe43b0d9f50be564e6cab2c23138bb8d9a35f2641869aeed4fb30e.jpg" id="70" name="Picture"/>
                     <pic:cNvPicPr>
                       <a:picLocks noChangeArrowheads="1" noChangeAspect="1"/>
                     </pic:cNvPicPr>
                   </pic:nvPicPr>
                   <pic:blipFill>
-                    <a:blip r:embed="rId71"/>
+                    <a:blip r:embed="rId68"/>
                     <a:stretch>
                       <a:fillRect/>
                     </a:stretch>
@@ -41784,8 +41732,8 @@
         </w:pict>
       </w:r>
     </w:p>
-    <w:bookmarkEnd w:id="74"/>
-    <w:bookmarkStart w:id="78" w:name="第25题"/>
+    <w:bookmarkEnd w:id="71"/>
+    <w:bookmarkStart w:id="75" w:name="第25题"/>
     <w:p>
       <w:pPr>
         <w:pStyle w:val="Heading3"/>
@@ -41866,18 +41814,18 @@
           <wp:inline>
             <wp:extent cx="3600000" cy="865295"/>
             <wp:effectExtent b="0" l="0" r="0" t="0"/>
-            <wp:docPr descr="" title="" id="76" name="Picture"/>
+            <wp:docPr descr="" title="" id="73" name="Picture"/>
             <a:graphic>
               <a:graphicData uri="http://schemas.openxmlformats.org/drawingml/2006/picture">
                 <pic:pic>
                   <pic:nvPicPr>
-                    <pic:cNvPr descr="18ec2c19874a22efaa1b08b27ab4980fe2ac52b32f1c42a0ab3545cf748a4c2b.jpg" id="77" name="Picture"/>
+                    <pic:cNvPr descr="18ec2c19874a22efaa1b08b27ab4980fe2ac52b32f1c42a0ab3545cf748a4c2b.jpg" id="74" name="Picture"/>
                     <pic:cNvPicPr>
                       <a:picLocks noChangeArrowheads="1" noChangeAspect="1"/>
                     </pic:cNvPicPr>
                   </pic:nvPicPr>
                   <pic:blipFill>
-                    <a:blip r:embed="rId75"/>
+                    <a:blip r:embed="rId72"/>
                     <a:stretch>
                       <a:fillRect/>
                     </a:stretch>
@@ -44346,8 +44294,8 @@
         </w:pict>
       </w:r>
     </w:p>
-    <w:bookmarkEnd w:id="78"/>
-    <w:bookmarkStart w:id="79" w:name="第26题"/>
+    <w:bookmarkEnd w:id="75"/>
+    <w:bookmarkStart w:id="76" w:name="第26题"/>
     <w:p>
       <w:pPr>
         <w:pStyle w:val="Heading3"/>
@@ -46349,9 +46297,9 @@
         </w:pict>
       </w:r>
     </w:p>
-    <w:bookmarkEnd w:id="79"/>
-    <w:bookmarkEnd w:id="80"/>
-    <w:bookmarkEnd w:id="81"/>
+    <w:bookmarkEnd w:id="76"/>
+    <w:bookmarkEnd w:id="77"/>
+    <w:bookmarkEnd w:id="78"/>
     <w:sectPr>
       <w:footerReference w:type="default" r:id="rId9"/>
       <w:footnotePr>
